--- a/report/Large_Scale_E_commerce_Behaviour_Analysis_Report.docx
+++ b/report/Large_Scale_E_commerce_Behaviour_Analysis_Report.docx
@@ -194,7 +194,27 @@
           <w:sz w:val="32"/>
           <w:szCs w:val="32"/>
         </w:rPr>
-        <w:t>Large-Scale E-commerce Behaviour Analysis Using Hadoop and Apache Spark</w:t>
+        <w:t xml:space="preserve">Large-Scale E-commerce </w:t>
+      </w:r>
+      <w:proofErr w:type="spellStart"/>
+      <w:r>
+        <w:rPr>
+          <w:b/>
+          <w:color w:val="538135"/>
+          <w:sz w:val="32"/>
+          <w:szCs w:val="32"/>
+        </w:rPr>
+        <w:t>Behaviour</w:t>
+      </w:r>
+      <w:proofErr w:type="spellEnd"/>
+      <w:r>
+        <w:rPr>
+          <w:b/>
+          <w:color w:val="538135"/>
+          <w:sz w:val="32"/>
+          <w:szCs w:val="32"/>
+        </w:rPr>
+        <w:t xml:space="preserve"> Analysis Using Hadoop and Apache Spark</w:t>
       </w:r>
     </w:p>
     <w:p>
@@ -213,6 +233,7 @@
           <w:szCs w:val="32"/>
         </w:rPr>
       </w:pPr>
+      <w:proofErr w:type="spellStart"/>
       <w:r>
         <w:rPr>
           <w:b/>
@@ -222,6 +243,7 @@
         </w:rPr>
         <w:t>Programme</w:t>
       </w:r>
+      <w:proofErr w:type="spellEnd"/>
       <w:r>
         <w:rPr>
           <w:b/>
@@ -647,8 +669,174 @@
         <w:shd w:val="clear" w:color="auto" w:fill="538135"/>
       </w:pPr>
     </w:p>
-    <w:p/>
-    <w:p/>
+    <w:p>
+      <w:r>
+        <w:t xml:space="preserve">The aim of this project is to examine user and customer </w:t>
+      </w:r>
+      <w:r>
+        <w:t>behavior</w:t>
+      </w:r>
+      <w:r>
+        <w:t xml:space="preserve"> in the e-commerce environment by using big data analytics. A large number of transactions, such as product views, adding products to the shopping cart and purchases, take place on e-commerce platforms. </w:t>
+      </w:r>
+      <w:r>
+        <w:t>Analyzing</w:t>
+      </w:r>
+      <w:r>
+        <w:t xml:space="preserve"> these data provides information about customer </w:t>
+      </w:r>
+      <w:r>
+        <w:t>behavior</w:t>
+      </w:r>
+      <w:r>
+        <w:t xml:space="preserve"> and helps to understand consumer </w:t>
+      </w:r>
+      <w:r>
+        <w:t>behavior</w:t>
+      </w:r>
+      <w:r>
+        <w:t xml:space="preserve"> and gain insights into customer experiences </w:t>
+      </w:r>
+      <w:r>
+        <w:rPr>
+          <w:b/>
+          <w:bCs/>
+        </w:rPr>
+        <w:t>(Theodoropoulou et al., 2024).</w:t>
+      </w:r>
+    </w:p>
+    <w:p>
+      <w:pPr>
+        <w:rPr>
+          <w:b/>
+          <w:bCs/>
+        </w:rPr>
+      </w:pPr>
+      <w:r>
+        <w:t xml:space="preserve">In this project, the </w:t>
+      </w:r>
+      <w:r>
+        <w:rPr>
+          <w:b/>
+          <w:bCs/>
+        </w:rPr>
+        <w:t>“eCommerce behavior data from a multi-category store”</w:t>
+      </w:r>
+      <w:r>
+        <w:t xml:space="preserve"> dataset from October 2019 was </w:t>
+      </w:r>
+      <w:r>
+        <w:t>analyzed</w:t>
+      </w:r>
+      <w:r>
+        <w:t xml:space="preserve">. The dataset is approximately </w:t>
+      </w:r>
+      <w:r>
+        <w:rPr>
+          <w:b/>
+          <w:bCs/>
+        </w:rPr>
+        <w:t>5.67 GB in size and contains 42.4 million records</w:t>
+      </w:r>
+      <w:r>
+        <w:t xml:space="preserve">. Due to its large size and variety, the dataset provides an appropriate environment for applying big data technologies, as it contains data such as the number of product views, products added to the shopping cart, and purchases made by users. Big data analytics is used in different fields to obtain meaningful information from large and complex datasets and to perform predictive analysis </w:t>
+      </w:r>
+      <w:r>
+        <w:rPr>
+          <w:b/>
+          <w:bCs/>
+        </w:rPr>
+        <w:t>(</w:t>
+      </w:r>
+      <w:proofErr w:type="spellStart"/>
+      <w:r>
+        <w:rPr>
+          <w:b/>
+          <w:bCs/>
+        </w:rPr>
+        <w:t>Jamarani</w:t>
+      </w:r>
+      <w:proofErr w:type="spellEnd"/>
+      <w:r>
+        <w:rPr>
+          <w:b/>
+          <w:bCs/>
+        </w:rPr>
+        <w:t xml:space="preserve"> et al., 2024).</w:t>
+      </w:r>
+      <w:r>
+        <w:rPr>
+          <w:b/>
+          <w:bCs/>
+        </w:rPr>
+        <w:t xml:space="preserve"> </w:t>
+      </w:r>
+    </w:p>
+    <w:p>
+      <w:pPr>
+        <w:rPr>
+          <w:b/>
+          <w:bCs/>
+        </w:rPr>
+      </w:pPr>
+      <w:r>
+        <w:t xml:space="preserve">Different big data technologies were used in this project to store and process the large amount of data. The dataset was stored on Hadoop HDFS, while Hadoop MapReduce and Apache Spark were used for distributed data processing. In addition, a machine learning model was implemented using Spark to </w:t>
+      </w:r>
+      <w:r>
+        <w:t>analyze</w:t>
+      </w:r>
+      <w:r>
+        <w:t xml:space="preserve"> user </w:t>
+      </w:r>
+      <w:r>
+        <w:t>behavior</w:t>
+      </w:r>
+      <w:r>
+        <w:t xml:space="preserve"> and predict purchase </w:t>
+      </w:r>
+      <w:r>
+        <w:t>behavior</w:t>
+      </w:r>
+      <w:r>
+        <w:t xml:space="preserve">. In the e-commerce field, big data analytics architectures support the storage, processing, and analysis of large amounts of e-commerce data and help to generate useful information for businesses </w:t>
+      </w:r>
+      <w:r>
+        <w:rPr>
+          <w:b/>
+          <w:bCs/>
+        </w:rPr>
+        <w:t>(Applied Sciences, 2023).</w:t>
+      </w:r>
+    </w:p>
+    <w:p>
+      <w:r>
+        <w:t xml:space="preserve">The aim of this project is not only to technically process a large dataset, but also to transform the results obtained from </w:t>
+      </w:r>
+      <w:r>
+        <w:t>analyzing</w:t>
+      </w:r>
+      <w:r>
+        <w:t xml:space="preserve"> user </w:t>
+      </w:r>
+      <w:r>
+        <w:t>behavior</w:t>
+      </w:r>
+      <w:r>
+        <w:t xml:space="preserve">, product and category preferences, daily user activities, and the relationship between adding products to the shopping cart and purchases into meaningful information for e-commerce businesses. In addition, purchase </w:t>
+      </w:r>
+      <w:r>
+        <w:t>behavior</w:t>
+      </w:r>
+      <w:r>
+        <w:t xml:space="preserve"> was evaluated using machine learning. Research findings such as these can contribute to helping e-commerce businesses better understand customer </w:t>
+      </w:r>
+      <w:r>
+        <w:t>behavior</w:t>
+      </w:r>
+      <w:r>
+        <w:t xml:space="preserve"> and develop data-driven decisions.</w:t>
+      </w:r>
+    </w:p>
     <w:p>
       <w:pPr>
         <w:pStyle w:val="Heading1"/>
@@ -808,9 +996,19 @@
           <w:numId w:val="7"/>
         </w:numPr>
       </w:pPr>
-      <w:r>
-        <w:t>NameNode and DataNode</w:t>
-      </w:r>
+      <w:proofErr w:type="spellStart"/>
+      <w:r>
+        <w:t>NameNode</w:t>
+      </w:r>
+      <w:proofErr w:type="spellEnd"/>
+      <w:r>
+        <w:t xml:space="preserve"> and </w:t>
+      </w:r>
+      <w:proofErr w:type="spellStart"/>
+      <w:r>
+        <w:t>DataNode</w:t>
+      </w:r>
+      <w:proofErr w:type="spellEnd"/>
     </w:p>
     <w:p>
       <w:pPr>
@@ -821,8 +1019,29 @@
         </w:numPr>
       </w:pPr>
       <w:r>
-        <w:t>Secondary NameNode, FSImage and EditLog</w:t>
-      </w:r>
+        <w:t xml:space="preserve">Secondary </w:t>
+      </w:r>
+      <w:proofErr w:type="spellStart"/>
+      <w:r>
+        <w:t>NameNode</w:t>
+      </w:r>
+      <w:proofErr w:type="spellEnd"/>
+      <w:r>
+        <w:t xml:space="preserve">, </w:t>
+      </w:r>
+      <w:proofErr w:type="spellStart"/>
+      <w:r>
+        <w:t>FSImage</w:t>
+      </w:r>
+      <w:proofErr w:type="spellEnd"/>
+      <w:r>
+        <w:t xml:space="preserve"> and </w:t>
+      </w:r>
+      <w:proofErr w:type="spellStart"/>
+      <w:r>
+        <w:t>EditLog</w:t>
+      </w:r>
+      <w:proofErr w:type="spellEnd"/>
     </w:p>
     <w:p>
       <w:pPr>

--- a/report/Large_Scale_E_commerce_Behaviour_Analysis_Report.docx
+++ b/report/Large_Scale_E_commerce_Behaviour_Analysis_Report.docx
@@ -695,89 +695,79 @@
         <w:t>behavior</w:t>
       </w:r>
       <w:r>
-        <w:t xml:space="preserve"> and gain insights into customer experiences </w:t>
-      </w:r>
-      <w:r>
+        <w:t xml:space="preserve"> and gain insights into customer </w:t>
+      </w:r>
+      <w:r>
+        <w:t xml:space="preserve">experiences </w:t>
+      </w:r>
+      <w:r>
+        <w:t>(Theodorakopoulos and Theodoropoulou, 2024)</w:t>
+      </w:r>
+      <w:r>
+        <w:t>.</w:t>
+      </w:r>
+    </w:p>
+    <w:p>
+      <w:pPr>
         <w:rPr>
           <w:b/>
           <w:bCs/>
         </w:rPr>
-        <w:t>(Theodoropoulou et al., 2024).</w:t>
-      </w:r>
-    </w:p>
-    <w:p>
-      <w:pPr>
+      </w:pPr>
+      <w:r>
+        <w:t xml:space="preserve">In this project, the </w:t>
+      </w:r>
+      <w:r>
         <w:rPr>
           <w:b/>
           <w:bCs/>
         </w:rPr>
-      </w:pPr>
-      <w:r>
-        <w:t xml:space="preserve">In this project, the </w:t>
+        <w:t>“eCommerce behavior data from a multi-category store”</w:t>
+      </w:r>
+      <w:r>
+        <w:t xml:space="preserve"> dataset from October 2019 was </w:t>
+      </w:r>
+      <w:r>
+        <w:t>analyzed</w:t>
+      </w:r>
+      <w:r>
+        <w:t xml:space="preserve">. The dataset is approximately </w:t>
       </w:r>
       <w:r>
         <w:rPr>
           <w:b/>
           <w:bCs/>
         </w:rPr>
-        <w:t>“eCommerce behavior data from a multi-category store”</w:t>
-      </w:r>
-      <w:r>
-        <w:t xml:space="preserve"> dataset from October 2019 was </w:t>
-      </w:r>
-      <w:r>
-        <w:t>analyzed</w:t>
-      </w:r>
-      <w:r>
-        <w:t xml:space="preserve">. The dataset is approximately </w:t>
+        <w:t>5.67 GB in size and contains 42.4 million records</w:t>
+      </w:r>
+      <w:r>
+        <w:t xml:space="preserve">. Due to its large size and variety, the dataset provides an appropriate environment for applying big data technologies, as it contains data such as the number of product views, products added to the shopping cart, and purchases made by users. Big data analytics is used in different fields to obtain meaningful information from large and complex datasets and to perform predictive analysis </w:t>
+      </w:r>
+      <w:r>
+        <w:t>(</w:t>
+      </w:r>
+      <w:proofErr w:type="spellStart"/>
+      <w:r>
+        <w:t>Jamarani</w:t>
+      </w:r>
+      <w:proofErr w:type="spellEnd"/>
+      <w:r>
+        <w:t xml:space="preserve"> et al., 2024).</w:t>
       </w:r>
       <w:r>
         <w:rPr>
           <w:b/>
           <w:bCs/>
         </w:rPr>
-        <w:t>5.67 GB in size and contains 42.4 million records</w:t>
-      </w:r>
-      <w:r>
-        <w:t xml:space="preserve">. Due to its large size and variety, the dataset provides an appropriate environment for applying big data technologies, as it contains data such as the number of product views, products added to the shopping cart, and purchases made by users. Big data analytics is used in different fields to obtain meaningful information from large and complex datasets and to perform predictive analysis </w:t>
-      </w:r>
-      <w:r>
+        <w:t xml:space="preserve"> </w:t>
+      </w:r>
+    </w:p>
+    <w:p>
+      <w:pPr>
         <w:rPr>
           <w:b/>
           <w:bCs/>
         </w:rPr>
-        <w:t>(</w:t>
-      </w:r>
-      <w:proofErr w:type="spellStart"/>
-      <w:r>
-        <w:rPr>
-          <w:b/>
-          <w:bCs/>
-        </w:rPr>
-        <w:t>Jamarani</w:t>
-      </w:r>
-      <w:proofErr w:type="spellEnd"/>
-      <w:r>
-        <w:rPr>
-          <w:b/>
-          <w:bCs/>
-        </w:rPr>
-        <w:t xml:space="preserve"> et al., 2024).</w:t>
-      </w:r>
-      <w:r>
-        <w:rPr>
-          <w:b/>
-          <w:bCs/>
-        </w:rPr>
-        <w:t xml:space="preserve"> </w:t>
-      </w:r>
-    </w:p>
-    <w:p>
-      <w:pPr>
-        <w:rPr>
-          <w:b/>
-          <w:bCs/>
-        </w:rPr>
       </w:pPr>
       <w:r>
         <w:t xml:space="preserve">Different big data technologies were used in this project to store and process the large amount of data. The dataset was stored on Hadoop HDFS, while Hadoop MapReduce and Apache Spark were used for distributed data processing. In addition, a machine learning model was implemented using Spark to </w:t>
@@ -801,11 +791,10 @@
         <w:t xml:space="preserve">. In the e-commerce field, big data analytics architectures support the storage, processing, and analysis of large amounts of e-commerce data and help to generate useful information for businesses </w:t>
       </w:r>
       <w:r>
-        <w:rPr>
-          <w:b/>
-          <w:bCs/>
-        </w:rPr>
-        <w:t>(Applied Sciences, 2023).</w:t>
+        <w:t>(Munshi et al., 2023)</w:t>
+      </w:r>
+      <w:r>
+        <w:t>.</w:t>
       </w:r>
     </w:p>
     <w:p>
@@ -862,14 +851,27 @@
         <w:pStyle w:val="Heading2"/>
         <w:numPr>
           <w:ilvl w:val="1"/>
-          <w:numId w:val="6"/>
+          <w:numId w:val="8"/>
         </w:numPr>
       </w:pPr>
       <w:r>
-        <w:t xml:space="preserve"> </w:t>
-      </w:r>
-      <w:r>
-        <w:t>Business Problem</w:t>
+        <w:t>Business Problem and Context</w:t>
+      </w:r>
+    </w:p>
+    <w:p>
+      <w:pPr>
+        <w:rPr>
+          <w:sz w:val="24"/>
+          <w:szCs w:val="24"/>
+        </w:rPr>
+      </w:pPr>
+      <w:r>
+        <w:t>A large number of user interactions take place on e-commerce platforms every day. As the amount of data continues to grow, analyzing these behaviors becomes increasingly difficult. E-commerce businesses use different technologies to analyze this large amount of user data. The aim of this project is to analyze user behaviors, such as viewing products, adding products to the shopping cart, and making purchases, by using these technologies and to obtain meaningful information about the purchasing process. In particular, the project examines which products and categories receive more attention, how users’ daily activities change, and how the purchasing behavior of users who add products to their shopping carts differs.</w:t>
+      </w:r>
+    </w:p>
+    <w:p>
+      <w:r>
+        <w:t>These analyses can help businesses better understand their users and develop product, category, and customer strategies based on the data obtained.</w:t>
       </w:r>
     </w:p>
     <w:p>
@@ -877,11 +879,56 @@
         <w:pStyle w:val="Heading2"/>
         <w:numPr>
           <w:ilvl w:val="1"/>
-          <w:numId w:val="6"/>
+          <w:numId w:val="8"/>
         </w:numPr>
       </w:pPr>
       <w:r>
-        <w:t>Business Context and Stakeholders</w:t>
+        <w:t>Why Big Data?</w:t>
+      </w:r>
+    </w:p>
+    <w:p>
+      <w:r>
+        <w:t xml:space="preserve">Big Data technologies were used in this project because the dataset contains a large amount of data and includes different user interactions. The dataset used in this project is approximately </w:t>
+      </w:r>
+      <w:r>
+        <w:rPr>
+          <w:b/>
+          <w:bCs/>
+        </w:rPr>
+        <w:t>5.67 GB in size and contains 42.4 million records</w:t>
+      </w:r>
+      <w:r>
+        <w:t xml:space="preserve">. Storing, processing, and </w:t>
+      </w:r>
+      <w:r>
+        <w:t>analyzing</w:t>
+      </w:r>
+      <w:r>
+        <w:t xml:space="preserve"> data of this size can be very difficult using traditional methods. Therefore, </w:t>
+      </w:r>
+      <w:r>
+        <w:rPr>
+          <w:b/>
+          <w:bCs/>
+        </w:rPr>
+        <w:t>Hadoop HDFS, Hadoop MapReduce, and Apache Spark</w:t>
+      </w:r>
+      <w:r>
+        <w:t xml:space="preserve"> were used to store and process the large amount of data in a distributed way</w:t>
+      </w:r>
+      <w:r>
+        <w:t xml:space="preserve"> </w:t>
+      </w:r>
+      <w:r>
+        <w:t>(</w:t>
+      </w:r>
+      <w:proofErr w:type="spellStart"/>
+      <w:r>
+        <w:t>Jamarani</w:t>
+      </w:r>
+      <w:proofErr w:type="spellEnd"/>
+      <w:r>
+        <w:t xml:space="preserve"> et al., 2024).</w:t>
       </w:r>
     </w:p>
     <w:p>
@@ -889,11 +936,142 @@
         <w:pStyle w:val="Heading2"/>
         <w:numPr>
           <w:ilvl w:val="1"/>
-          <w:numId w:val="6"/>
+          <w:numId w:val="8"/>
         </w:numPr>
       </w:pPr>
       <w:r>
-        <w:t>Why Big Data?</w:t>
+        <w:t>Five Vs of Big Data</w:t>
+      </w:r>
+    </w:p>
+    <w:p>
+      <w:pPr>
+        <w:rPr>
+          <w:sz w:val="24"/>
+          <w:szCs w:val="24"/>
+        </w:rPr>
+      </w:pPr>
+      <w:r>
+        <w:rPr>
+          <w:rStyle w:val="Strong"/>
+        </w:rPr>
+        <w:t>Volume:</w:t>
+      </w:r>
+      <w:r>
+        <w:br/>
+        <w:t xml:space="preserve">The dataset has a large volume of data. The October 2019 dataset is approximately </w:t>
+      </w:r>
+      <w:r>
+        <w:rPr>
+          <w:rStyle w:val="Strong"/>
+        </w:rPr>
+        <w:t>5.67 GB in size and contains 42.4 million records</w:t>
+      </w:r>
+      <w:r>
+        <w:t>. Therefore, data volume is an important Big Data characteristic of this project.</w:t>
+      </w:r>
+    </w:p>
+    <w:p>
+      <w:r>
+        <w:rPr>
+          <w:rStyle w:val="Strong"/>
+        </w:rPr>
+        <w:t>Velocity:</w:t>
+      </w:r>
+      <w:r>
+        <w:br/>
+        <w:t>User interactions on e-commerce platforms occur continuously. Activities such as product views, adding products to the shopping cart, and purchases can generate a large number of events within a short period of time.</w:t>
+      </w:r>
+    </w:p>
+    <w:p>
+      <w:r>
+        <w:rPr>
+          <w:rStyle w:val="Strong"/>
+        </w:rPr>
+        <w:t>Variety:</w:t>
+      </w:r>
+      <w:r>
+        <w:br/>
+        <w:t>The dataset contains different types of information. Along with user activities, it includes variables such as products, categories, brands, prices, and user sessions.</w:t>
+      </w:r>
+    </w:p>
+    <w:p>
+      <w:r>
+        <w:rPr>
+          <w:rStyle w:val="Strong"/>
+        </w:rPr>
+        <w:t>Veracity:</w:t>
+      </w:r>
+      <w:r>
+        <w:br/>
+        <w:t xml:space="preserve">The dataset contains some missing values. In particular, missing values are present in the </w:t>
+      </w:r>
+      <w:proofErr w:type="spellStart"/>
+      <w:r>
+        <w:rPr>
+          <w:rStyle w:val="Strong"/>
+        </w:rPr>
+        <w:t>category_code</w:t>
+      </w:r>
+      <w:proofErr w:type="spellEnd"/>
+      <w:r>
+        <w:t xml:space="preserve"> and </w:t>
+      </w:r>
+      <w:r>
+        <w:rPr>
+          <w:rStyle w:val="Strong"/>
+        </w:rPr>
+        <w:t>brand</w:t>
+      </w:r>
+      <w:r>
+        <w:t xml:space="preserve"> fields, making it necessary to check data quality before analysis.</w:t>
+      </w:r>
+    </w:p>
+    <w:p>
+      <w:r>
+        <w:rPr>
+          <w:rStyle w:val="Strong"/>
+        </w:rPr>
+        <w:lastRenderedPageBreak/>
+        <w:t>Value:</w:t>
+      </w:r>
+      <w:r>
+        <w:br/>
+      </w:r>
+      <w:proofErr w:type="spellStart"/>
+      <w:r>
+        <w:t>Analysing</w:t>
+      </w:r>
+      <w:proofErr w:type="spellEnd"/>
+      <w:r>
+        <w:t xml:space="preserve"> the dataset can provide useful information about users' product and category preferences, purchasing </w:t>
+      </w:r>
+      <w:proofErr w:type="spellStart"/>
+      <w:r>
+        <w:t>behaviour</w:t>
+      </w:r>
+      <w:proofErr w:type="spellEnd"/>
+      <w:r>
+        <w:t xml:space="preserve">, and shopping cart activities. These insights can support data-driven decision-making in e-commerce businesses </w:t>
+      </w:r>
+      <w:r>
+        <w:rPr>
+          <w:rStyle w:val="Strong"/>
+        </w:rPr>
+        <w:t>(</w:t>
+      </w:r>
+      <w:proofErr w:type="spellStart"/>
+      <w:r>
+        <w:rPr>
+          <w:rStyle w:val="Strong"/>
+        </w:rPr>
+        <w:t>Jamarani</w:t>
+      </w:r>
+      <w:proofErr w:type="spellEnd"/>
+      <w:r>
+        <w:rPr>
+          <w:rStyle w:val="Strong"/>
+        </w:rPr>
+        <w:t xml:space="preserve"> et al., 2024).</w:t>
       </w:r>
     </w:p>
     <w:p>
@@ -901,11 +1079,565 @@
         <w:pStyle w:val="Heading2"/>
         <w:numPr>
           <w:ilvl w:val="1"/>
-          <w:numId w:val="6"/>
+          <w:numId w:val="8"/>
         </w:numPr>
       </w:pPr>
       <w:r>
-        <w:t>Five Vs of Big Data</w:t>
+        <w:t>Dataset Selection and Characteristics</w:t>
+      </w:r>
+    </w:p>
+    <w:p>
+      <w:pPr>
+        <w:rPr>
+          <w:rFonts w:asciiTheme="minorHAnsi" w:hAnsiTheme="minorHAnsi" w:cstheme="minorHAnsi"/>
+        </w:rPr>
+      </w:pPr>
+      <w:r>
+        <w:rPr>
+          <w:rFonts w:asciiTheme="minorHAnsi" w:hAnsiTheme="minorHAnsi" w:cstheme="minorHAnsi"/>
+        </w:rPr>
+        <w:t xml:space="preserve">In this project, the </w:t>
+      </w:r>
+      <w:r>
+        <w:rPr>
+          <w:rFonts w:asciiTheme="minorHAnsi" w:hAnsiTheme="minorHAnsi" w:cstheme="minorHAnsi"/>
+          <w:b/>
+          <w:bCs/>
+        </w:rPr>
+        <w:t>“eCommerce behavior data from a multi-category store”</w:t>
+      </w:r>
+      <w:r>
+        <w:rPr>
+          <w:rFonts w:asciiTheme="minorHAnsi" w:hAnsiTheme="minorHAnsi" w:cstheme="minorHAnsi"/>
+        </w:rPr>
+        <w:t xml:space="preserve"> dataset was used. The dataset was obtained from Kaggle and contains user activities from a multi-category e-commerce store during October 2019. The size of the dataset and the variety of user interactions make it a suitable dataset for applying big data technologies.</w:t>
+      </w:r>
+      <w:r>
+        <w:rPr>
+          <w:rFonts w:asciiTheme="minorHAnsi" w:hAnsiTheme="minorHAnsi" w:cstheme="minorHAnsi"/>
+          <w:noProof/>
+        </w:rPr>
+        <w:drawing>
+          <wp:inline distT="0" distB="0" distL="0" distR="0" wp14:anchorId="0B25C3AE" wp14:editId="17CD61D4">
+            <wp:extent cx="5943600" cy="2940050"/>
+            <wp:effectExtent l="0" t="0" r="0" b="0"/>
+            <wp:docPr id="266259720" name="Picture 1"/>
+            <wp:cNvGraphicFramePr>
+              <a:graphicFrameLocks xmlns:a="http://schemas.openxmlformats.org/drawingml/2006/main" noChangeAspect="1"/>
+            </wp:cNvGraphicFramePr>
+            <a:graphic xmlns:a="http://schemas.openxmlformats.org/drawingml/2006/main">
+              <a:graphicData uri="http://schemas.openxmlformats.org/drawingml/2006/picture">
+                <pic:pic xmlns:pic="http://schemas.openxmlformats.org/drawingml/2006/picture">
+                  <pic:nvPicPr>
+                    <pic:cNvPr id="0" name="Picture 1"/>
+                    <pic:cNvPicPr>
+                      <a:picLocks noChangeAspect="1" noChangeArrowheads="1"/>
+                    </pic:cNvPicPr>
+                  </pic:nvPicPr>
+                  <pic:blipFill>
+                    <a:blip r:embed="rId9">
+                      <a:extLst>
+                        <a:ext uri="{28A0092B-C50C-407E-A947-70E740481C1C}">
+                          <a14:useLocalDpi xmlns:a14="http://schemas.microsoft.com/office/drawing/2010/main" val="0"/>
+                        </a:ext>
+                      </a:extLst>
+                    </a:blip>
+                    <a:srcRect/>
+                    <a:stretch>
+                      <a:fillRect/>
+                    </a:stretch>
+                  </pic:blipFill>
+                  <pic:spPr bwMode="auto">
+                    <a:xfrm>
+                      <a:off x="0" y="0"/>
+                      <a:ext cx="5943600" cy="2940050"/>
+                    </a:xfrm>
+                    <a:prstGeom prst="rect">
+                      <a:avLst/>
+                    </a:prstGeom>
+                    <a:noFill/>
+                    <a:ln>
+                      <a:noFill/>
+                    </a:ln>
+                  </pic:spPr>
+                </pic:pic>
+              </a:graphicData>
+            </a:graphic>
+          </wp:inline>
+        </w:drawing>
+      </w:r>
+    </w:p>
+    <w:p>
+      <w:pPr>
+        <w:jc w:val="center"/>
+        <w:rPr>
+          <w:rFonts w:asciiTheme="minorHAnsi" w:hAnsiTheme="minorHAnsi" w:cstheme="minorHAnsi"/>
+        </w:rPr>
+      </w:pPr>
+      <w:r>
+        <w:rPr>
+          <w:rFonts w:asciiTheme="minorHAnsi" w:hAnsiTheme="minorHAnsi" w:cstheme="minorHAnsi"/>
+          <w:b/>
+          <w:bCs/>
+        </w:rPr>
+        <w:t>Figure 1.</w:t>
+      </w:r>
+      <w:r>
+        <w:rPr>
+          <w:rFonts w:asciiTheme="minorHAnsi" w:hAnsiTheme="minorHAnsi" w:cstheme="minorHAnsi"/>
+        </w:rPr>
+        <w:t xml:space="preserve"> Dataset file size</w:t>
+      </w:r>
+    </w:p>
+    <w:p>
+      <w:pPr>
+        <w:rPr>
+          <w:rFonts w:asciiTheme="minorHAnsi" w:hAnsiTheme="minorHAnsi" w:cstheme="minorHAnsi"/>
+        </w:rPr>
+      </w:pPr>
+      <w:r>
+        <w:rPr>
+          <w:rFonts w:asciiTheme="minorHAnsi" w:hAnsiTheme="minorHAnsi" w:cstheme="minorHAnsi"/>
+        </w:rPr>
+        <w:t xml:space="preserve">The dataset consists of </w:t>
+      </w:r>
+      <w:r>
+        <w:rPr>
+          <w:rFonts w:asciiTheme="minorHAnsi" w:hAnsiTheme="minorHAnsi" w:cstheme="minorHAnsi"/>
+          <w:b/>
+          <w:bCs/>
+        </w:rPr>
+        <w:t>42,448,764 records and 9 variables</w:t>
+      </w:r>
+      <w:r>
+        <w:rPr>
+          <w:rFonts w:asciiTheme="minorHAnsi" w:hAnsiTheme="minorHAnsi" w:cstheme="minorHAnsi"/>
+        </w:rPr>
+        <w:t xml:space="preserve">. These variables are </w:t>
+      </w:r>
+      <w:proofErr w:type="spellStart"/>
+      <w:r>
+        <w:rPr>
+          <w:rFonts w:asciiTheme="minorHAnsi" w:hAnsiTheme="minorHAnsi" w:cstheme="minorHAnsi"/>
+        </w:rPr>
+        <w:t>event_time</w:t>
+      </w:r>
+      <w:proofErr w:type="spellEnd"/>
+      <w:r>
+        <w:rPr>
+          <w:rFonts w:asciiTheme="minorHAnsi" w:hAnsiTheme="minorHAnsi" w:cstheme="minorHAnsi"/>
+        </w:rPr>
+        <w:t xml:space="preserve">, </w:t>
+      </w:r>
+      <w:proofErr w:type="spellStart"/>
+      <w:r>
+        <w:rPr>
+          <w:rFonts w:asciiTheme="minorHAnsi" w:hAnsiTheme="minorHAnsi" w:cstheme="minorHAnsi"/>
+        </w:rPr>
+        <w:t>event_type</w:t>
+      </w:r>
+      <w:proofErr w:type="spellEnd"/>
+      <w:r>
+        <w:rPr>
+          <w:rFonts w:asciiTheme="minorHAnsi" w:hAnsiTheme="minorHAnsi" w:cstheme="minorHAnsi"/>
+        </w:rPr>
+        <w:t xml:space="preserve">, </w:t>
+      </w:r>
+      <w:proofErr w:type="spellStart"/>
+      <w:r>
+        <w:rPr>
+          <w:rFonts w:asciiTheme="minorHAnsi" w:hAnsiTheme="minorHAnsi" w:cstheme="minorHAnsi"/>
+        </w:rPr>
+        <w:t>product_id</w:t>
+      </w:r>
+      <w:proofErr w:type="spellEnd"/>
+      <w:r>
+        <w:rPr>
+          <w:rFonts w:asciiTheme="minorHAnsi" w:hAnsiTheme="minorHAnsi" w:cstheme="minorHAnsi"/>
+        </w:rPr>
+        <w:t xml:space="preserve">, </w:t>
+      </w:r>
+      <w:proofErr w:type="spellStart"/>
+      <w:r>
+        <w:rPr>
+          <w:rFonts w:asciiTheme="minorHAnsi" w:hAnsiTheme="minorHAnsi" w:cstheme="minorHAnsi"/>
+        </w:rPr>
+        <w:t>category_id</w:t>
+      </w:r>
+      <w:proofErr w:type="spellEnd"/>
+      <w:r>
+        <w:rPr>
+          <w:rFonts w:asciiTheme="minorHAnsi" w:hAnsiTheme="minorHAnsi" w:cstheme="minorHAnsi"/>
+        </w:rPr>
+        <w:t xml:space="preserve">, </w:t>
+      </w:r>
+      <w:proofErr w:type="spellStart"/>
+      <w:r>
+        <w:rPr>
+          <w:rFonts w:asciiTheme="minorHAnsi" w:hAnsiTheme="minorHAnsi" w:cstheme="minorHAnsi"/>
+        </w:rPr>
+        <w:t>category_code</w:t>
+      </w:r>
+      <w:proofErr w:type="spellEnd"/>
+      <w:r>
+        <w:rPr>
+          <w:rFonts w:asciiTheme="minorHAnsi" w:hAnsiTheme="minorHAnsi" w:cstheme="minorHAnsi"/>
+        </w:rPr>
+        <w:t xml:space="preserve">, brand, price, </w:t>
+      </w:r>
+      <w:proofErr w:type="spellStart"/>
+      <w:r>
+        <w:rPr>
+          <w:rFonts w:asciiTheme="minorHAnsi" w:hAnsiTheme="minorHAnsi" w:cstheme="minorHAnsi"/>
+        </w:rPr>
+        <w:t>user_id</w:t>
+      </w:r>
+      <w:proofErr w:type="spellEnd"/>
+      <w:r>
+        <w:rPr>
+          <w:rFonts w:asciiTheme="minorHAnsi" w:hAnsiTheme="minorHAnsi" w:cstheme="minorHAnsi"/>
+        </w:rPr>
+        <w:t xml:space="preserve">, and </w:t>
+      </w:r>
+      <w:proofErr w:type="spellStart"/>
+      <w:r>
+        <w:rPr>
+          <w:rFonts w:asciiTheme="minorHAnsi" w:hAnsiTheme="minorHAnsi" w:cstheme="minorHAnsi"/>
+        </w:rPr>
+        <w:t>user_session</w:t>
+      </w:r>
+      <w:proofErr w:type="spellEnd"/>
+      <w:r>
+        <w:rPr>
+          <w:rFonts w:asciiTheme="minorHAnsi" w:hAnsiTheme="minorHAnsi" w:cstheme="minorHAnsi"/>
+        </w:rPr>
+        <w:t>.</w:t>
+      </w:r>
+    </w:p>
+    <w:p>
+      <w:pPr>
+        <w:rPr>
+          <w:rFonts w:asciiTheme="minorHAnsi" w:hAnsiTheme="minorHAnsi" w:cstheme="minorHAnsi"/>
+        </w:rPr>
+      </w:pPr>
+      <w:r>
+        <w:rPr>
+          <w:rFonts w:asciiTheme="minorHAnsi" w:hAnsiTheme="minorHAnsi" w:cstheme="minorHAnsi"/>
+          <w:noProof/>
+        </w:rPr>
+        <w:lastRenderedPageBreak/>
+        <w:drawing>
+          <wp:inline distT="0" distB="0" distL="0" distR="0" wp14:anchorId="61997574" wp14:editId="573BCBD0">
+            <wp:extent cx="5937250" cy="3702050"/>
+            <wp:effectExtent l="0" t="0" r="6350" b="0"/>
+            <wp:docPr id="682948661" name="Picture 2"/>
+            <wp:cNvGraphicFramePr>
+              <a:graphicFrameLocks xmlns:a="http://schemas.openxmlformats.org/drawingml/2006/main" noChangeAspect="1"/>
+            </wp:cNvGraphicFramePr>
+            <a:graphic xmlns:a="http://schemas.openxmlformats.org/drawingml/2006/main">
+              <a:graphicData uri="http://schemas.openxmlformats.org/drawingml/2006/picture">
+                <pic:pic xmlns:pic="http://schemas.openxmlformats.org/drawingml/2006/picture">
+                  <pic:nvPicPr>
+                    <pic:cNvPr id="0" name="Picture 2"/>
+                    <pic:cNvPicPr>
+                      <a:picLocks noChangeAspect="1" noChangeArrowheads="1"/>
+                    </pic:cNvPicPr>
+                  </pic:nvPicPr>
+                  <pic:blipFill>
+                    <a:blip r:embed="rId10">
+                      <a:extLst>
+                        <a:ext uri="{28A0092B-C50C-407E-A947-70E740481C1C}">
+                          <a14:useLocalDpi xmlns:a14="http://schemas.microsoft.com/office/drawing/2010/main" val="0"/>
+                        </a:ext>
+                      </a:extLst>
+                    </a:blip>
+                    <a:srcRect/>
+                    <a:stretch>
+                      <a:fillRect/>
+                    </a:stretch>
+                  </pic:blipFill>
+                  <pic:spPr bwMode="auto">
+                    <a:xfrm>
+                      <a:off x="0" y="0"/>
+                      <a:ext cx="5937250" cy="3702050"/>
+                    </a:xfrm>
+                    <a:prstGeom prst="rect">
+                      <a:avLst/>
+                    </a:prstGeom>
+                    <a:noFill/>
+                    <a:ln>
+                      <a:noFill/>
+                    </a:ln>
+                  </pic:spPr>
+                </pic:pic>
+              </a:graphicData>
+            </a:graphic>
+          </wp:inline>
+        </w:drawing>
+      </w:r>
+    </w:p>
+    <w:p>
+      <w:pPr>
+        <w:jc w:val="center"/>
+        <w:rPr>
+          <w:rFonts w:asciiTheme="minorHAnsi" w:hAnsiTheme="minorHAnsi" w:cstheme="minorHAnsi"/>
+        </w:rPr>
+      </w:pPr>
+      <w:r>
+        <w:rPr>
+          <w:rFonts w:asciiTheme="minorHAnsi" w:hAnsiTheme="minorHAnsi" w:cstheme="minorHAnsi"/>
+          <w:b/>
+          <w:bCs/>
+        </w:rPr>
+        <w:t xml:space="preserve">Figure 2. </w:t>
+      </w:r>
+      <w:r>
+        <w:rPr>
+          <w:rFonts w:asciiTheme="minorHAnsi" w:hAnsiTheme="minorHAnsi" w:cstheme="minorHAnsi"/>
+        </w:rPr>
+        <w:t>Dataset preview and variables</w:t>
+      </w:r>
+    </w:p>
+    <w:p>
+      <w:pPr>
+        <w:rPr>
+          <w:rFonts w:asciiTheme="minorHAnsi" w:hAnsiTheme="minorHAnsi" w:cstheme="minorHAnsi"/>
+        </w:rPr>
+      </w:pPr>
+      <w:r>
+        <w:rPr>
+          <w:rFonts w:asciiTheme="minorHAnsi" w:hAnsiTheme="minorHAnsi" w:cstheme="minorHAnsi"/>
+        </w:rPr>
+        <w:t xml:space="preserve">The dataset contains </w:t>
+      </w:r>
+      <w:r>
+        <w:rPr>
+          <w:rFonts w:asciiTheme="minorHAnsi" w:hAnsiTheme="minorHAnsi" w:cstheme="minorHAnsi"/>
+          <w:b/>
+          <w:bCs/>
+        </w:rPr>
+        <w:t>42,448,764 records</w:t>
+      </w:r>
+      <w:r>
+        <w:rPr>
+          <w:rFonts w:asciiTheme="minorHAnsi" w:hAnsiTheme="minorHAnsi" w:cstheme="minorHAnsi"/>
+        </w:rPr>
+        <w:t xml:space="preserve">, as confirmed by the record count. The data covers the period from </w:t>
+      </w:r>
+      <w:r>
+        <w:rPr>
+          <w:rFonts w:asciiTheme="minorHAnsi" w:hAnsiTheme="minorHAnsi" w:cstheme="minorHAnsi"/>
+          <w:b/>
+          <w:bCs/>
+        </w:rPr>
+        <w:t>1 October 2019 to 31 October 2019</w:t>
+      </w:r>
+      <w:r>
+        <w:rPr>
+          <w:rFonts w:asciiTheme="minorHAnsi" w:hAnsiTheme="minorHAnsi" w:cstheme="minorHAnsi"/>
+        </w:rPr>
+        <w:t xml:space="preserve"> and includes different user activities such as product views, adding products to the shopping cart, and purchases.</w:t>
+      </w:r>
+    </w:p>
+    <w:p>
+      <w:pPr>
+        <w:jc w:val="center"/>
+        <w:rPr>
+          <w:rFonts w:asciiTheme="minorHAnsi" w:hAnsiTheme="minorHAnsi" w:cstheme="minorHAnsi"/>
+        </w:rPr>
+      </w:pPr>
+      <w:r>
+        <w:rPr>
+          <w:rFonts w:asciiTheme="minorHAnsi" w:hAnsiTheme="minorHAnsi" w:cstheme="minorHAnsi"/>
+          <w:noProof/>
+        </w:rPr>
+        <w:drawing>
+          <wp:inline distT="0" distB="0" distL="0" distR="0" wp14:anchorId="0D56B586" wp14:editId="5B94C624">
+            <wp:extent cx="5937250" cy="552450"/>
+            <wp:effectExtent l="0" t="0" r="6350" b="0"/>
+            <wp:docPr id="2061941085" name="Picture 3"/>
+            <wp:cNvGraphicFramePr>
+              <a:graphicFrameLocks xmlns:a="http://schemas.openxmlformats.org/drawingml/2006/main" noChangeAspect="1"/>
+            </wp:cNvGraphicFramePr>
+            <a:graphic xmlns:a="http://schemas.openxmlformats.org/drawingml/2006/main">
+              <a:graphicData uri="http://schemas.openxmlformats.org/drawingml/2006/picture">
+                <pic:pic xmlns:pic="http://schemas.openxmlformats.org/drawingml/2006/picture">
+                  <pic:nvPicPr>
+                    <pic:cNvPr id="0" name="Picture 3"/>
+                    <pic:cNvPicPr>
+                      <a:picLocks noChangeAspect="1" noChangeArrowheads="1"/>
+                    </pic:cNvPicPr>
+                  </pic:nvPicPr>
+                  <pic:blipFill>
+                    <a:blip r:embed="rId11">
+                      <a:extLst>
+                        <a:ext uri="{28A0092B-C50C-407E-A947-70E740481C1C}">
+                          <a14:useLocalDpi xmlns:a14="http://schemas.microsoft.com/office/drawing/2010/main" val="0"/>
+                        </a:ext>
+                      </a:extLst>
+                    </a:blip>
+                    <a:srcRect/>
+                    <a:stretch>
+                      <a:fillRect/>
+                    </a:stretch>
+                  </pic:blipFill>
+                  <pic:spPr bwMode="auto">
+                    <a:xfrm>
+                      <a:off x="0" y="0"/>
+                      <a:ext cx="5937250" cy="552450"/>
+                    </a:xfrm>
+                    <a:prstGeom prst="rect">
+                      <a:avLst/>
+                    </a:prstGeom>
+                    <a:noFill/>
+                    <a:ln>
+                      <a:noFill/>
+                    </a:ln>
+                  </pic:spPr>
+                </pic:pic>
+              </a:graphicData>
+            </a:graphic>
+          </wp:inline>
+        </w:drawing>
+      </w:r>
+    </w:p>
+    <w:p>
+      <w:pPr>
+        <w:jc w:val="center"/>
+        <w:rPr>
+          <w:rFonts w:asciiTheme="minorHAnsi" w:hAnsiTheme="minorHAnsi" w:cstheme="minorHAnsi"/>
+        </w:rPr>
+      </w:pPr>
+      <w:r>
+        <w:rPr>
+          <w:rFonts w:asciiTheme="minorHAnsi" w:hAnsiTheme="minorHAnsi" w:cstheme="minorHAnsi"/>
+          <w:b/>
+          <w:bCs/>
+        </w:rPr>
+        <w:t>Figure 3.</w:t>
+      </w:r>
+      <w:r>
+        <w:rPr>
+          <w:rFonts w:asciiTheme="minorHAnsi" w:hAnsiTheme="minorHAnsi" w:cstheme="minorHAnsi"/>
+        </w:rPr>
+        <w:t xml:space="preserve"> Total number of dataset records</w:t>
+      </w:r>
+    </w:p>
+    <w:p>
+      <w:pPr>
+        <w:rPr>
+          <w:rFonts w:asciiTheme="minorHAnsi" w:hAnsiTheme="minorHAnsi" w:cstheme="minorHAnsi"/>
+        </w:rPr>
+      </w:pPr>
+      <w:r>
+        <w:rPr>
+          <w:rFonts w:asciiTheme="minorHAnsi" w:hAnsiTheme="minorHAnsi" w:cstheme="minorHAnsi"/>
+        </w:rPr>
+        <w:t xml:space="preserve">The dataset includes three main event types: </w:t>
+      </w:r>
+      <w:r>
+        <w:rPr>
+          <w:rFonts w:asciiTheme="minorHAnsi" w:hAnsiTheme="minorHAnsi" w:cstheme="minorHAnsi"/>
+          <w:b/>
+          <w:bCs/>
+        </w:rPr>
+        <w:t>view, cart, and purchase</w:t>
+      </w:r>
+      <w:r>
+        <w:rPr>
+          <w:rFonts w:asciiTheme="minorHAnsi" w:hAnsiTheme="minorHAnsi" w:cstheme="minorHAnsi"/>
+        </w:rPr>
+        <w:t>. Product views represent the largest proportion of user activities, followed by adding products to the shopping cart and purchases</w:t>
+      </w:r>
+      <w:r>
+        <w:rPr>
+          <w:rFonts w:asciiTheme="minorHAnsi" w:hAnsiTheme="minorHAnsi" w:cstheme="minorHAnsi"/>
+        </w:rPr>
+        <w:t>.</w:t>
+      </w:r>
+    </w:p>
+    <w:p>
+      <w:pPr>
+        <w:jc w:val="center"/>
+        <w:rPr>
+          <w:rFonts w:asciiTheme="minorHAnsi" w:hAnsiTheme="minorHAnsi" w:cstheme="minorHAnsi"/>
+        </w:rPr>
+      </w:pPr>
+      <w:r>
+        <w:rPr>
+          <w:rFonts w:asciiTheme="minorHAnsi" w:hAnsiTheme="minorHAnsi" w:cstheme="minorHAnsi"/>
+          <w:noProof/>
+        </w:rPr>
+        <w:drawing>
+          <wp:inline distT="0" distB="0" distL="0" distR="0" wp14:anchorId="595E6586" wp14:editId="2E95F76F">
+            <wp:extent cx="5943600" cy="603250"/>
+            <wp:effectExtent l="0" t="0" r="0" b="6350"/>
+            <wp:docPr id="1935391846" name="Picture 4"/>
+            <wp:cNvGraphicFramePr>
+              <a:graphicFrameLocks xmlns:a="http://schemas.openxmlformats.org/drawingml/2006/main" noChangeAspect="1"/>
+            </wp:cNvGraphicFramePr>
+            <a:graphic xmlns:a="http://schemas.openxmlformats.org/drawingml/2006/main">
+              <a:graphicData uri="http://schemas.openxmlformats.org/drawingml/2006/picture">
+                <pic:pic xmlns:pic="http://schemas.openxmlformats.org/drawingml/2006/picture">
+                  <pic:nvPicPr>
+                    <pic:cNvPr id="0" name="Picture 4"/>
+                    <pic:cNvPicPr>
+                      <a:picLocks noChangeAspect="1" noChangeArrowheads="1"/>
+                    </pic:cNvPicPr>
+                  </pic:nvPicPr>
+                  <pic:blipFill>
+                    <a:blip r:embed="rId12">
+                      <a:extLst>
+                        <a:ext uri="{28A0092B-C50C-407E-A947-70E740481C1C}">
+                          <a14:useLocalDpi xmlns:a14="http://schemas.microsoft.com/office/drawing/2010/main" val="0"/>
+                        </a:ext>
+                      </a:extLst>
+                    </a:blip>
+                    <a:srcRect/>
+                    <a:stretch>
+                      <a:fillRect/>
+                    </a:stretch>
+                  </pic:blipFill>
+                  <pic:spPr bwMode="auto">
+                    <a:xfrm>
+                      <a:off x="0" y="0"/>
+                      <a:ext cx="5943600" cy="603250"/>
+                    </a:xfrm>
+                    <a:prstGeom prst="rect">
+                      <a:avLst/>
+                    </a:prstGeom>
+                    <a:noFill/>
+                    <a:ln>
+                      <a:noFill/>
+                    </a:ln>
+                  </pic:spPr>
+                </pic:pic>
+              </a:graphicData>
+            </a:graphic>
+          </wp:inline>
+        </w:drawing>
+      </w:r>
+    </w:p>
+    <w:p>
+      <w:pPr>
+        <w:jc w:val="center"/>
+        <w:rPr>
+          <w:rFonts w:asciiTheme="minorHAnsi" w:hAnsiTheme="minorHAnsi" w:cstheme="minorHAnsi"/>
+        </w:rPr>
+      </w:pPr>
+      <w:r>
+        <w:rPr>
+          <w:rFonts w:asciiTheme="minorHAnsi" w:hAnsiTheme="minorHAnsi" w:cstheme="minorHAnsi"/>
+          <w:b/>
+          <w:bCs/>
+        </w:rPr>
+        <w:t>Figure 4.</w:t>
+      </w:r>
+      <w:r>
+        <w:rPr>
+          <w:rFonts w:asciiTheme="minorHAnsi" w:hAnsiTheme="minorHAnsi" w:cstheme="minorHAnsi"/>
+        </w:rPr>
+        <w:t xml:space="preserve"> Distribution of e-commerce event types</w:t>
       </w:r>
     </w:p>
     <w:p>
@@ -913,35 +1645,44 @@
         <w:pStyle w:val="Heading2"/>
         <w:numPr>
           <w:ilvl w:val="1"/>
-          <w:numId w:val="6"/>
+          <w:numId w:val="8"/>
         </w:numPr>
       </w:pPr>
       <w:r>
-        <w:t>Dataset Selection and Source</w:t>
-      </w:r>
-    </w:p>
-    <w:p>
-      <w:pPr>
-        <w:pStyle w:val="Heading2"/>
-        <w:numPr>
-          <w:ilvl w:val="1"/>
-          <w:numId w:val="6"/>
-        </w:numPr>
-      </w:pPr>
-      <w:r>
-        <w:t>Dataset Characteristics and Variables</w:t>
-      </w:r>
-    </w:p>
-    <w:p>
-      <w:pPr>
-        <w:pStyle w:val="Heading2"/>
-        <w:numPr>
-          <w:ilvl w:val="1"/>
-          <w:numId w:val="6"/>
-        </w:numPr>
-      </w:pPr>
-      <w:r>
         <w:t>Ethical and Data Governance Considerations</w:t>
+      </w:r>
+    </w:p>
+    <w:p>
+      <w:r>
+        <w:t xml:space="preserve">As the dataset contains fields related to user </w:t>
+      </w:r>
+      <w:proofErr w:type="spellStart"/>
+      <w:r>
+        <w:t>behaviour</w:t>
+      </w:r>
+      <w:proofErr w:type="spellEnd"/>
+      <w:r>
+        <w:t xml:space="preserve">, such as </w:t>
+      </w:r>
+      <w:proofErr w:type="spellStart"/>
+      <w:r>
+        <w:t>user_id</w:t>
+      </w:r>
+      <w:proofErr w:type="spellEnd"/>
+      <w:r>
+        <w:t xml:space="preserve"> and </w:t>
+      </w:r>
+      <w:proofErr w:type="spellStart"/>
+      <w:r>
+        <w:t>user_session</w:t>
+      </w:r>
+      <w:proofErr w:type="spellEnd"/>
+      <w:r>
+        <w:t xml:space="preserve">, data privacy and ethical considerations were taken into account in this project. The data was used only for analysis, </w:t>
+      </w:r>
+      <w:r>
+        <w:lastRenderedPageBreak/>
+        <w:t>and no actions were taken to access personal user information. In addition, missing values were checked before the analysis in order to identify issues that could affect the reliability of the results.</w:t>
       </w:r>
     </w:p>
     <w:p>
@@ -985,7 +1726,7 @@
         </w:numPr>
       </w:pPr>
       <w:r>
-        <w:t>HDFS</w:t>
+        <w:t>HDFS and Data Storage</w:t>
       </w:r>
     </w:p>
     <w:p>
@@ -996,19 +1737,9 @@
           <w:numId w:val="7"/>
         </w:numPr>
       </w:pPr>
-      <w:proofErr w:type="spellStart"/>
-      <w:r>
-        <w:t>NameNode</w:t>
-      </w:r>
-      <w:proofErr w:type="spellEnd"/>
-      <w:r>
-        <w:t xml:space="preserve"> and </w:t>
-      </w:r>
-      <w:proofErr w:type="spellStart"/>
-      <w:r>
-        <w:t>DataNode</w:t>
-      </w:r>
-      <w:proofErr w:type="spellEnd"/>
+      <w:r>
+        <w:t>HDFS Implementation and Dataset Ingestion</w:t>
+      </w:r>
     </w:p>
     <w:p>
       <w:pPr>
@@ -1019,29 +1750,8 @@
         </w:numPr>
       </w:pPr>
       <w:r>
-        <w:t xml:space="preserve">Secondary </w:t>
-      </w:r>
-      <w:proofErr w:type="spellStart"/>
-      <w:r>
-        <w:t>NameNode</w:t>
-      </w:r>
-      <w:proofErr w:type="spellEnd"/>
-      <w:r>
-        <w:t xml:space="preserve">, </w:t>
-      </w:r>
-      <w:proofErr w:type="spellStart"/>
-      <w:r>
-        <w:t>FSImage</w:t>
-      </w:r>
-      <w:proofErr w:type="spellEnd"/>
-      <w:r>
-        <w:t xml:space="preserve"> and </w:t>
-      </w:r>
-      <w:proofErr w:type="spellStart"/>
-      <w:r>
-        <w:t>EditLog</w:t>
-      </w:r>
-      <w:proofErr w:type="spellEnd"/>
+        <w:t>YARN and Resource Management</w:t>
+      </w:r>
     </w:p>
     <w:p>
       <w:pPr>
@@ -1052,43 +1762,7 @@
         </w:numPr>
       </w:pPr>
       <w:r>
-        <w:t>YARN</w:t>
-      </w:r>
-    </w:p>
-    <w:p>
-      <w:pPr>
-        <w:pStyle w:val="Heading2"/>
-        <w:numPr>
-          <w:ilvl w:val="1"/>
-          <w:numId w:val="7"/>
-        </w:numPr>
-      </w:pPr>
-      <w:r>
-        <w:t>Hadoop Environment Implementation</w:t>
-      </w:r>
-    </w:p>
-    <w:p>
-      <w:pPr>
-        <w:pStyle w:val="Heading2"/>
-        <w:numPr>
-          <w:ilvl w:val="1"/>
-          <w:numId w:val="7"/>
-        </w:numPr>
-      </w:pPr>
-      <w:r>
-        <w:t>Dataset Ingestion into HDFS</w:t>
-      </w:r>
-    </w:p>
-    <w:p>
-      <w:pPr>
-        <w:pStyle w:val="Heading2"/>
-        <w:numPr>
-          <w:ilvl w:val="1"/>
-          <w:numId w:val="7"/>
-        </w:numPr>
-      </w:pPr>
-      <w:r>
-        <w:t>HDFS Blocks and Replication</w:t>
+        <w:t>HDFS Blocks, Replication and Checkpointing</w:t>
       </w:r>
     </w:p>
     <w:p>
@@ -1116,6 +1790,8 @@
     <w:p/>
     <w:p/>
     <w:p/>
+    <w:p/>
+    <w:p/>
     <w:p>
       <w:pPr>
         <w:pStyle w:val="Heading1"/>
@@ -1142,6 +1818,7 @@
           <w:numId w:val="7"/>
         </w:numPr>
       </w:pPr>
+      <w:bookmarkStart w:id="2" w:name="_Toc26094243"/>
       <w:r>
         <w:t>Hadoop MapReduce</w:t>
       </w:r>
@@ -1155,7 +1832,7 @@
         </w:numPr>
       </w:pPr>
       <w:r>
-        <w:t>Mapper and Reducer</w:t>
+        <w:t>Hadoop Streaming Implementation</w:t>
       </w:r>
     </w:p>
     <w:p>
@@ -1167,7 +1844,7 @@
         </w:numPr>
       </w:pPr>
       <w:r>
-        <w:t>Hadoop Streaming Job</w:t>
+        <w:t>Apache Spark Processing</w:t>
       </w:r>
     </w:p>
     <w:p>
@@ -1179,7 +1856,7 @@
         </w:numPr>
       </w:pPr>
       <w:r>
-        <w:t>YARN Execution</w:t>
+        <w:t>Spark SQL</w:t>
       </w:r>
     </w:p>
     <w:p>
@@ -1189,30 +1866,10 @@
           <w:ilvl w:val="1"/>
           <w:numId w:val="7"/>
         </w:numPr>
-      </w:pPr>
-      <w:r>
-        <w:t>Apache Spark Processing</w:t>
-      </w:r>
-    </w:p>
-    <w:p>
-      <w:pPr>
-        <w:pStyle w:val="Heading2"/>
-        <w:numPr>
-          <w:ilvl w:val="1"/>
-          <w:numId w:val="7"/>
-        </w:numPr>
-      </w:pPr>
-      <w:r>
-        <w:t>Spark SQL</w:t>
-      </w:r>
-    </w:p>
-    <w:p>
-      <w:pPr>
-        <w:pStyle w:val="Heading2"/>
-        <w:numPr>
-          <w:ilvl w:val="1"/>
-          <w:numId w:val="7"/>
-        </w:numPr>
+        <w:rPr>
+          <w:sz w:val="36"/>
+          <w:szCs w:val="36"/>
+        </w:rPr>
       </w:pPr>
       <w:r>
         <w:t>MapReduce and Spark Comparison</w:t>
@@ -1228,7 +1885,6 @@
           <w:numId w:val="7"/>
         </w:numPr>
       </w:pPr>
-      <w:bookmarkStart w:id="2" w:name="_Toc26094243"/>
       <w:r>
         <w:lastRenderedPageBreak/>
         <w:t>TASK 4: Analytics and Machine Learning</w:t>
@@ -1248,7 +1904,7 @@
         </w:numPr>
       </w:pPr>
       <w:r>
-        <w:t>Data Quality and Preprocessing</w:t>
+        <w:t>Data Quality and Analysis</w:t>
       </w:r>
     </w:p>
     <w:p>
@@ -1278,7 +1934,7 @@
         </w:numPr>
       </w:pPr>
       <w:r>
-        <w:t>Product and Category Analysis</w:t>
+        <w:t>Product, Category and Temporal Analysis</w:t>
       </w:r>
     </w:p>
     <w:p>
@@ -1290,7 +1946,10 @@
         </w:numPr>
       </w:pPr>
       <w:r>
-        <w:t>Temporal Analysis</w:t>
+        <w:t xml:space="preserve">Cart and Purchase </w:t>
+      </w:r>
+      <w:r>
+        <w:t>Behavior</w:t>
       </w:r>
     </w:p>
     <w:p>
@@ -1302,10 +1961,7 @@
         </w:numPr>
       </w:pPr>
       <w:r>
-        <w:t xml:space="preserve">Cart and Purchase </w:t>
-      </w:r>
-      <w:r>
-        <w:t>Behavior</w:t>
+        <w:t>Machine Learning Approach and Results</w:t>
       </w:r>
     </w:p>
     <w:p>
@@ -1317,43 +1973,10 @@
         </w:numPr>
       </w:pPr>
       <w:r>
-        <w:t>Machine Learning Approach</w:t>
-      </w:r>
-    </w:p>
-    <w:p>
-      <w:pPr>
-        <w:pStyle w:val="Heading2"/>
-        <w:numPr>
-          <w:ilvl w:val="1"/>
-          <w:numId w:val="7"/>
-        </w:numPr>
-      </w:pPr>
-      <w:r>
-        <w:t>Logistic Regression Results</w:t>
-      </w:r>
-    </w:p>
-    <w:p>
-      <w:pPr>
-        <w:pStyle w:val="Heading2"/>
-        <w:numPr>
-          <w:ilvl w:val="1"/>
-          <w:numId w:val="7"/>
-        </w:numPr>
-      </w:pPr>
-      <w:r>
         <w:t>Visualizations</w:t>
       </w:r>
-    </w:p>
-    <w:p>
-      <w:pPr>
-        <w:pStyle w:val="Heading2"/>
-        <w:numPr>
-          <w:ilvl w:val="1"/>
-          <w:numId w:val="7"/>
-        </w:numPr>
-      </w:pPr>
-      <w:r>
-        <w:t>Business Insights and Recommendations</w:t>
+      <w:r>
+        <w:t xml:space="preserve"> and Business Insights</w:t>
       </w:r>
     </w:p>
     <w:p>
@@ -1404,6 +2027,234 @@
     </w:p>
     <w:p>
       <w:pPr>
+        <w:pStyle w:val="ListParagraph"/>
+        <w:numPr>
+          <w:ilvl w:val="0"/>
+          <w:numId w:val="9"/>
+        </w:numPr>
+      </w:pPr>
+      <w:r>
+        <w:t xml:space="preserve">Theodorakopoulos, L. and Theodoropoulou, A. (2024) ‘Leveraging Big Data Analytics for Understanding Consumer Behavior in Digital Marketing: A Systematic Review’, </w:t>
+      </w:r>
+      <w:r>
+        <w:rPr>
+          <w:i/>
+          <w:iCs/>
+        </w:rPr>
+        <w:t>Human Behavior and Emerging Technologies</w:t>
+      </w:r>
+      <w:r>
+        <w:t xml:space="preserve">, 2024, Article 3641502. </w:t>
+      </w:r>
+    </w:p>
+    <w:p>
+      <w:pPr>
+        <w:pStyle w:val="ListParagraph"/>
+        <w:ind w:left="360"/>
+      </w:pPr>
+      <w:r>
+        <w:t>Available at:</w:t>
+      </w:r>
+      <w:r>
+        <w:t xml:space="preserve"> </w:t>
+      </w:r>
+      <w:hyperlink r:id="rId13" w:tgtFrame="_new" w:history="1">
+        <w:r>
+          <w:rPr>
+            <w:rStyle w:val="Hyperlink"/>
+          </w:rPr>
+          <w:t>https://onlinelibrary.wiley.com/do</w:t>
+        </w:r>
+        <w:r>
+          <w:rPr>
+            <w:rStyle w:val="Hyperlink"/>
+          </w:rPr>
+          <w:t>i</w:t>
+        </w:r>
+        <w:r>
+          <w:rPr>
+            <w:rStyle w:val="Hyperlink"/>
+          </w:rPr>
+          <w:t>/10.1155/2024/3641502</w:t>
+        </w:r>
+      </w:hyperlink>
+    </w:p>
+    <w:p>
+      <w:pPr>
+        <w:pStyle w:val="ListParagraph"/>
+        <w:ind w:left="360"/>
+      </w:pPr>
+      <w:r>
+        <w:t>(Accessed: 17 September 2026).</w:t>
+      </w:r>
+    </w:p>
+    <w:p>
+      <w:pPr>
+        <w:pStyle w:val="ListParagraph"/>
+        <w:numPr>
+          <w:ilvl w:val="0"/>
+          <w:numId w:val="9"/>
+        </w:numPr>
+      </w:pPr>
+      <w:proofErr w:type="spellStart"/>
+      <w:r>
+        <w:t>Jamarani</w:t>
+      </w:r>
+      <w:proofErr w:type="spellEnd"/>
+      <w:r>
+        <w:t xml:space="preserve">, A., Haddadi, S., </w:t>
+      </w:r>
+      <w:proofErr w:type="spellStart"/>
+      <w:r>
+        <w:t>Sarvizadeh</w:t>
+      </w:r>
+      <w:proofErr w:type="spellEnd"/>
+      <w:r>
+        <w:t xml:space="preserve">, R. </w:t>
+      </w:r>
+      <w:r>
+        <w:rPr>
+          <w:i/>
+          <w:iCs/>
+        </w:rPr>
+        <w:t>et al.</w:t>
+      </w:r>
+      <w:r>
+        <w:t xml:space="preserve"> (2024) ‘Big data and predictive analytics: A systematic review of applications’, </w:t>
+      </w:r>
+      <w:r>
+        <w:rPr>
+          <w:i/>
+          <w:iCs/>
+        </w:rPr>
+        <w:t>Artificial Intelligence Review</w:t>
+      </w:r>
+      <w:r>
+        <w:t xml:space="preserve">, 57, Article 176. </w:t>
+      </w:r>
+    </w:p>
+    <w:p>
+      <w:pPr>
+        <w:pStyle w:val="ListParagraph"/>
+        <w:ind w:left="360"/>
+      </w:pPr>
+      <w:r>
+        <w:t xml:space="preserve">Available at: </w:t>
+      </w:r>
+      <w:hyperlink r:id="rId14" w:history="1">
+        <w:r>
+          <w:rPr>
+            <w:rStyle w:val="Hyperlink"/>
+          </w:rPr>
+          <w:t>https://link.spri</w:t>
+        </w:r>
+        <w:r>
+          <w:rPr>
+            <w:rStyle w:val="Hyperlink"/>
+          </w:rPr>
+          <w:t>n</w:t>
+        </w:r>
+        <w:r>
+          <w:rPr>
+            <w:rStyle w:val="Hyperlink"/>
+          </w:rPr>
+          <w:t>ger.com/article/10.1007/s10462-024-10811-5</w:t>
+        </w:r>
+      </w:hyperlink>
+      <w:r>
+        <w:t xml:space="preserve"> </w:t>
+      </w:r>
+    </w:p>
+    <w:p>
+      <w:pPr>
+        <w:pStyle w:val="ListParagraph"/>
+        <w:ind w:left="360"/>
+      </w:pPr>
+      <w:r>
+        <w:t>(Accessed: 17 September 2026).</w:t>
+      </w:r>
+    </w:p>
+    <w:p>
+      <w:pPr>
+        <w:pStyle w:val="ListParagraph"/>
+        <w:numPr>
+          <w:ilvl w:val="0"/>
+          <w:numId w:val="9"/>
+        </w:numPr>
+      </w:pPr>
+      <w:r>
+        <w:t xml:space="preserve">Munshi, A., Alhindi, A., </w:t>
+      </w:r>
+      <w:proofErr w:type="spellStart"/>
+      <w:r>
+        <w:t>Qadah</w:t>
+      </w:r>
+      <w:proofErr w:type="spellEnd"/>
+      <w:r>
+        <w:t xml:space="preserve">, T.M. and </w:t>
+      </w:r>
+      <w:proofErr w:type="spellStart"/>
+      <w:r>
+        <w:t>Alqurashi</w:t>
+      </w:r>
+      <w:proofErr w:type="spellEnd"/>
+      <w:r>
+        <w:t xml:space="preserve">, A. (2023) ‘An Electronic Commerce Big Data Analytics Architecture and Platform’, </w:t>
+      </w:r>
+      <w:r>
+        <w:rPr>
+          <w:i/>
+          <w:iCs/>
+        </w:rPr>
+        <w:t>Applied Sciences</w:t>
+      </w:r>
+      <w:r>
+        <w:t xml:space="preserve">, 13(19), 10962. </w:t>
+      </w:r>
+    </w:p>
+    <w:p>
+      <w:pPr>
+        <w:pStyle w:val="ListParagraph"/>
+        <w:ind w:left="360"/>
+      </w:pPr>
+      <w:r>
+        <w:t xml:space="preserve">Available at: </w:t>
+      </w:r>
+      <w:hyperlink r:id="rId15" w:history="1">
+        <w:r>
+          <w:rPr>
+            <w:rStyle w:val="Hyperlink"/>
+          </w:rPr>
+          <w:t>https://www.mdpi.co</w:t>
+        </w:r>
+        <w:r>
+          <w:rPr>
+            <w:rStyle w:val="Hyperlink"/>
+          </w:rPr>
+          <w:t>m</w:t>
+        </w:r>
+        <w:r>
+          <w:rPr>
+            <w:rStyle w:val="Hyperlink"/>
+          </w:rPr>
+          <w:t>/2076-3417/13/19/10962</w:t>
+        </w:r>
+      </w:hyperlink>
+      <w:r>
+        <w:t xml:space="preserve"> </w:t>
+      </w:r>
+    </w:p>
+    <w:p>
+      <w:pPr>
+        <w:pStyle w:val="ListParagraph"/>
+        <w:ind w:left="360"/>
+      </w:pPr>
+      <w:r>
+        <w:t>(Accessed: 17 September 2026).</w:t>
+      </w:r>
+    </w:p>
+    <w:p>
+      <w:pPr>
         <w:rPr>
           <w:lang w:val="el-GR"/>
         </w:rPr>
@@ -1458,8 +2309,8 @@
       </w:pPr>
     </w:p>
     <w:sectPr>
-      <w:footerReference w:type="even" r:id="rId9"/>
-      <w:footerReference w:type="default" r:id="rId10"/>
+      <w:footerReference w:type="even" r:id="rId16"/>
+      <w:footerReference w:type="default" r:id="rId17"/>
       <w:pgSz w:w="12240" w:h="15840"/>
       <w:pgMar w:top="1440" w:right="1440" w:bottom="1440" w:left="1440" w:header="720" w:footer="720" w:gutter="0"/>
       <w:pgBorders w:display="notFirstPage" w:offsetFrom="page">
@@ -1875,6 +2726,95 @@
     </w:lvl>
   </w:abstractNum>
   <w:abstractNum w:abstractNumId="2" w15:restartNumberingAfterBreak="0">
+    <w:nsid w:val="0E8F3C28"/>
+    <w:multiLevelType w:val="hybridMultilevel"/>
+    <w:tmpl w:val="22FA1B04"/>
+    <w:lvl w:ilvl="0" w:tplc="0409000F">
+      <w:start w:val="1"/>
+      <w:numFmt w:val="decimal"/>
+      <w:lvlText w:val="%1."/>
+      <w:lvlJc w:val="left"/>
+      <w:pPr>
+        <w:ind w:left="360" w:hanging="360"/>
+      </w:pPr>
+      <w:rPr>
+        <w:rFonts w:hint="default"/>
+      </w:rPr>
+    </w:lvl>
+    <w:lvl w:ilvl="1" w:tplc="04090019" w:tentative="1">
+      <w:start w:val="1"/>
+      <w:numFmt w:val="lowerLetter"/>
+      <w:lvlText w:val="%2."/>
+      <w:lvlJc w:val="left"/>
+      <w:pPr>
+        <w:ind w:left="1080" w:hanging="360"/>
+      </w:pPr>
+    </w:lvl>
+    <w:lvl w:ilvl="2" w:tplc="0409001B" w:tentative="1">
+      <w:start w:val="1"/>
+      <w:numFmt w:val="lowerRoman"/>
+      <w:lvlText w:val="%3."/>
+      <w:lvlJc w:val="right"/>
+      <w:pPr>
+        <w:ind w:left="1800" w:hanging="180"/>
+      </w:pPr>
+    </w:lvl>
+    <w:lvl w:ilvl="3" w:tplc="0409000F" w:tentative="1">
+      <w:start w:val="1"/>
+      <w:numFmt w:val="decimal"/>
+      <w:lvlText w:val="%4."/>
+      <w:lvlJc w:val="left"/>
+      <w:pPr>
+        <w:ind w:left="2520" w:hanging="360"/>
+      </w:pPr>
+    </w:lvl>
+    <w:lvl w:ilvl="4" w:tplc="04090019" w:tentative="1">
+      <w:start w:val="1"/>
+      <w:numFmt w:val="lowerLetter"/>
+      <w:lvlText w:val="%5."/>
+      <w:lvlJc w:val="left"/>
+      <w:pPr>
+        <w:ind w:left="3240" w:hanging="360"/>
+      </w:pPr>
+    </w:lvl>
+    <w:lvl w:ilvl="5" w:tplc="0409001B" w:tentative="1">
+      <w:start w:val="1"/>
+      <w:numFmt w:val="lowerRoman"/>
+      <w:lvlText w:val="%6."/>
+      <w:lvlJc w:val="right"/>
+      <w:pPr>
+        <w:ind w:left="3960" w:hanging="180"/>
+      </w:pPr>
+    </w:lvl>
+    <w:lvl w:ilvl="6" w:tplc="0409000F" w:tentative="1">
+      <w:start w:val="1"/>
+      <w:numFmt w:val="decimal"/>
+      <w:lvlText w:val="%7."/>
+      <w:lvlJc w:val="left"/>
+      <w:pPr>
+        <w:ind w:left="4680" w:hanging="360"/>
+      </w:pPr>
+    </w:lvl>
+    <w:lvl w:ilvl="7" w:tplc="04090019" w:tentative="1">
+      <w:start w:val="1"/>
+      <w:numFmt w:val="lowerLetter"/>
+      <w:lvlText w:val="%8."/>
+      <w:lvlJc w:val="left"/>
+      <w:pPr>
+        <w:ind w:left="5400" w:hanging="360"/>
+      </w:pPr>
+    </w:lvl>
+    <w:lvl w:ilvl="8" w:tplc="0409001B" w:tentative="1">
+      <w:start w:val="1"/>
+      <w:numFmt w:val="lowerRoman"/>
+      <w:lvlText w:val="%9."/>
+      <w:lvlJc w:val="right"/>
+      <w:pPr>
+        <w:ind w:left="6120" w:hanging="180"/>
+      </w:pPr>
+    </w:lvl>
+  </w:abstractNum>
+  <w:abstractNum w:abstractNumId="3" w15:restartNumberingAfterBreak="0">
     <w:nsid w:val="1CF231E6"/>
     <w:multiLevelType w:val="multilevel"/>
     <w:tmpl w:val="F3301DA4"/>
@@ -1987,7 +2927,7 @@
       </w:rPr>
     </w:lvl>
   </w:abstractNum>
-  <w:abstractNum w:abstractNumId="3" w15:restartNumberingAfterBreak="0">
+  <w:abstractNum w:abstractNumId="4" w15:restartNumberingAfterBreak="0">
     <w:nsid w:val="3FFC6E51"/>
     <w:multiLevelType w:val="hybridMultilevel"/>
     <w:tmpl w:val="52CCCFD2"/>
@@ -2076,11 +3016,11 @@
       </w:pPr>
     </w:lvl>
   </w:abstractNum>
-  <w:abstractNum w:abstractNumId="4" w15:restartNumberingAfterBreak="0">
+  <w:abstractNum w:abstractNumId="5" w15:restartNumberingAfterBreak="0">
     <w:nsid w:val="52D3220E"/>
-    <w:multiLevelType w:val="hybridMultilevel"/>
-    <w:tmpl w:val="F78EB72C"/>
-    <w:lvl w:ilvl="0" w:tplc="0409000F">
+    <w:multiLevelType w:val="multilevel"/>
+    <w:tmpl w:val="E5442186"/>
+    <w:lvl w:ilvl="0">
       <w:start w:val="1"/>
       <w:numFmt w:val="decimal"/>
       <w:lvlText w:val="%1."/>
@@ -2092,80 +3032,120 @@
         <w:rFonts w:hint="default"/>
       </w:rPr>
     </w:lvl>
-    <w:lvl w:ilvl="1" w:tplc="04090019" w:tentative="1">
-      <w:start w:val="1"/>
-      <w:numFmt w:val="lowerLetter"/>
-      <w:lvlText w:val="%2."/>
-      <w:lvlJc w:val="left"/>
-      <w:pPr>
-        <w:ind w:left="1440" w:hanging="360"/>
-      </w:pPr>
-    </w:lvl>
-    <w:lvl w:ilvl="2" w:tplc="0409001B" w:tentative="1">
-      <w:start w:val="1"/>
-      <w:numFmt w:val="lowerRoman"/>
-      <w:lvlText w:val="%3."/>
-      <w:lvlJc w:val="right"/>
-      <w:pPr>
-        <w:ind w:left="2160" w:hanging="180"/>
-      </w:pPr>
-    </w:lvl>
-    <w:lvl w:ilvl="3" w:tplc="0409000F" w:tentative="1">
-      <w:start w:val="1"/>
-      <w:numFmt w:val="decimal"/>
-      <w:lvlText w:val="%4."/>
-      <w:lvlJc w:val="left"/>
-      <w:pPr>
-        <w:ind w:left="2880" w:hanging="360"/>
-      </w:pPr>
-    </w:lvl>
-    <w:lvl w:ilvl="4" w:tplc="04090019" w:tentative="1">
-      <w:start w:val="1"/>
-      <w:numFmt w:val="lowerLetter"/>
-      <w:lvlText w:val="%5."/>
-      <w:lvlJc w:val="left"/>
-      <w:pPr>
-        <w:ind w:left="3600" w:hanging="360"/>
-      </w:pPr>
-    </w:lvl>
-    <w:lvl w:ilvl="5" w:tplc="0409001B" w:tentative="1">
-      <w:start w:val="1"/>
-      <w:numFmt w:val="lowerRoman"/>
-      <w:lvlText w:val="%6."/>
-      <w:lvlJc w:val="right"/>
-      <w:pPr>
-        <w:ind w:left="4320" w:hanging="180"/>
-      </w:pPr>
-    </w:lvl>
-    <w:lvl w:ilvl="6" w:tplc="0409000F" w:tentative="1">
-      <w:start w:val="1"/>
-      <w:numFmt w:val="decimal"/>
-      <w:lvlText w:val="%7."/>
-      <w:lvlJc w:val="left"/>
-      <w:pPr>
-        <w:ind w:left="5040" w:hanging="360"/>
-      </w:pPr>
-    </w:lvl>
-    <w:lvl w:ilvl="7" w:tplc="04090019" w:tentative="1">
-      <w:start w:val="1"/>
-      <w:numFmt w:val="lowerLetter"/>
-      <w:lvlText w:val="%8."/>
-      <w:lvlJc w:val="left"/>
-      <w:pPr>
-        <w:ind w:left="5760" w:hanging="360"/>
-      </w:pPr>
-    </w:lvl>
-    <w:lvl w:ilvl="8" w:tplc="0409001B" w:tentative="1">
-      <w:start w:val="1"/>
-      <w:numFmt w:val="lowerRoman"/>
-      <w:lvlText w:val="%9."/>
-      <w:lvlJc w:val="right"/>
-      <w:pPr>
-        <w:ind w:left="6480" w:hanging="180"/>
-      </w:pPr>
+    <w:lvl w:ilvl="1">
+      <w:start w:val="1"/>
+      <w:numFmt w:val="decimal"/>
+      <w:isLgl/>
+      <w:lvlText w:val="%1.%2."/>
+      <w:lvlJc w:val="left"/>
+      <w:pPr>
+        <w:ind w:left="1080" w:hanging="720"/>
+      </w:pPr>
+      <w:rPr>
+        <w:rFonts w:hint="default"/>
+        <w:sz w:val="28"/>
+      </w:rPr>
+    </w:lvl>
+    <w:lvl w:ilvl="2">
+      <w:start w:val="1"/>
+      <w:numFmt w:val="decimal"/>
+      <w:isLgl/>
+      <w:lvlText w:val="%1.%2.%3."/>
+      <w:lvlJc w:val="left"/>
+      <w:pPr>
+        <w:ind w:left="1440" w:hanging="1080"/>
+      </w:pPr>
+      <w:rPr>
+        <w:rFonts w:hint="default"/>
+        <w:sz w:val="28"/>
+      </w:rPr>
+    </w:lvl>
+    <w:lvl w:ilvl="3">
+      <w:start w:val="1"/>
+      <w:numFmt w:val="decimal"/>
+      <w:isLgl/>
+      <w:lvlText w:val="%1.%2.%3.%4."/>
+      <w:lvlJc w:val="left"/>
+      <w:pPr>
+        <w:ind w:left="1440" w:hanging="1080"/>
+      </w:pPr>
+      <w:rPr>
+        <w:rFonts w:hint="default"/>
+        <w:sz w:val="28"/>
+      </w:rPr>
+    </w:lvl>
+    <w:lvl w:ilvl="4">
+      <w:start w:val="1"/>
+      <w:numFmt w:val="decimal"/>
+      <w:isLgl/>
+      <w:lvlText w:val="%1.%2.%3.%4.%5."/>
+      <w:lvlJc w:val="left"/>
+      <w:pPr>
+        <w:ind w:left="1800" w:hanging="1440"/>
+      </w:pPr>
+      <w:rPr>
+        <w:rFonts w:hint="default"/>
+        <w:sz w:val="28"/>
+      </w:rPr>
+    </w:lvl>
+    <w:lvl w:ilvl="5">
+      <w:start w:val="1"/>
+      <w:numFmt w:val="decimal"/>
+      <w:isLgl/>
+      <w:lvlText w:val="%1.%2.%3.%4.%5.%6."/>
+      <w:lvlJc w:val="left"/>
+      <w:pPr>
+        <w:ind w:left="2160" w:hanging="1800"/>
+      </w:pPr>
+      <w:rPr>
+        <w:rFonts w:hint="default"/>
+        <w:sz w:val="28"/>
+      </w:rPr>
+    </w:lvl>
+    <w:lvl w:ilvl="6">
+      <w:start w:val="1"/>
+      <w:numFmt w:val="decimal"/>
+      <w:isLgl/>
+      <w:lvlText w:val="%1.%2.%3.%4.%5.%6.%7."/>
+      <w:lvlJc w:val="left"/>
+      <w:pPr>
+        <w:ind w:left="2520" w:hanging="2160"/>
+      </w:pPr>
+      <w:rPr>
+        <w:rFonts w:hint="default"/>
+        <w:sz w:val="28"/>
+      </w:rPr>
+    </w:lvl>
+    <w:lvl w:ilvl="7">
+      <w:start w:val="1"/>
+      <w:numFmt w:val="decimal"/>
+      <w:isLgl/>
+      <w:lvlText w:val="%1.%2.%3.%4.%5.%6.%7.%8."/>
+      <w:lvlJc w:val="left"/>
+      <w:pPr>
+        <w:ind w:left="2520" w:hanging="2160"/>
+      </w:pPr>
+      <w:rPr>
+        <w:rFonts w:hint="default"/>
+        <w:sz w:val="28"/>
+      </w:rPr>
+    </w:lvl>
+    <w:lvl w:ilvl="8">
+      <w:start w:val="1"/>
+      <w:numFmt w:val="decimal"/>
+      <w:isLgl/>
+      <w:lvlText w:val="%1.%2.%3.%4.%5.%6.%7.%8.%9."/>
+      <w:lvlJc w:val="left"/>
+      <w:pPr>
+        <w:ind w:left="2880" w:hanging="2520"/>
+      </w:pPr>
+      <w:rPr>
+        <w:rFonts w:hint="default"/>
+        <w:sz w:val="28"/>
+      </w:rPr>
     </w:lvl>
   </w:abstractNum>
-  <w:abstractNum w:abstractNumId="5" w15:restartNumberingAfterBreak="0">
+  <w:abstractNum w:abstractNumId="6" w15:restartNumberingAfterBreak="0">
     <w:nsid w:val="57786EA3"/>
     <w:multiLevelType w:val="multilevel"/>
     <w:tmpl w:val="859E9B26"/>
@@ -2278,7 +3258,7 @@
       </w:rPr>
     </w:lvl>
   </w:abstractNum>
-  <w:abstractNum w:abstractNumId="6" w15:restartNumberingAfterBreak="0">
+  <w:abstractNum w:abstractNumId="7" w15:restartNumberingAfterBreak="0">
     <w:nsid w:val="5AFF42D4"/>
     <w:multiLevelType w:val="multilevel"/>
     <w:tmpl w:val="E1F8A104"/>
@@ -2391,7 +3371,136 @@
       </w:rPr>
     </w:lvl>
   </w:abstractNum>
-  <w:abstractNum w:abstractNumId="7" w15:restartNumberingAfterBreak="0">
+  <w:abstractNum w:abstractNumId="8" w15:restartNumberingAfterBreak="0">
+    <w:nsid w:val="6E7A0BAB"/>
+    <w:multiLevelType w:val="multilevel"/>
+    <w:tmpl w:val="E5442186"/>
+    <w:lvl w:ilvl="0">
+      <w:start w:val="1"/>
+      <w:numFmt w:val="decimal"/>
+      <w:lvlText w:val="%1."/>
+      <w:lvlJc w:val="left"/>
+      <w:pPr>
+        <w:ind w:left="720" w:hanging="360"/>
+      </w:pPr>
+      <w:rPr>
+        <w:rFonts w:hint="default"/>
+      </w:rPr>
+    </w:lvl>
+    <w:lvl w:ilvl="1">
+      <w:start w:val="1"/>
+      <w:numFmt w:val="decimal"/>
+      <w:isLgl/>
+      <w:lvlText w:val="%1.%2."/>
+      <w:lvlJc w:val="left"/>
+      <w:pPr>
+        <w:ind w:left="1080" w:hanging="720"/>
+      </w:pPr>
+      <w:rPr>
+        <w:rFonts w:hint="default"/>
+        <w:sz w:val="28"/>
+      </w:rPr>
+    </w:lvl>
+    <w:lvl w:ilvl="2">
+      <w:start w:val="1"/>
+      <w:numFmt w:val="decimal"/>
+      <w:isLgl/>
+      <w:lvlText w:val="%1.%2.%3."/>
+      <w:lvlJc w:val="left"/>
+      <w:pPr>
+        <w:ind w:left="1440" w:hanging="1080"/>
+      </w:pPr>
+      <w:rPr>
+        <w:rFonts w:hint="default"/>
+        <w:sz w:val="28"/>
+      </w:rPr>
+    </w:lvl>
+    <w:lvl w:ilvl="3">
+      <w:start w:val="1"/>
+      <w:numFmt w:val="decimal"/>
+      <w:isLgl/>
+      <w:lvlText w:val="%1.%2.%3.%4."/>
+      <w:lvlJc w:val="left"/>
+      <w:pPr>
+        <w:ind w:left="1440" w:hanging="1080"/>
+      </w:pPr>
+      <w:rPr>
+        <w:rFonts w:hint="default"/>
+        <w:sz w:val="28"/>
+      </w:rPr>
+    </w:lvl>
+    <w:lvl w:ilvl="4">
+      <w:start w:val="1"/>
+      <w:numFmt w:val="decimal"/>
+      <w:isLgl/>
+      <w:lvlText w:val="%1.%2.%3.%4.%5."/>
+      <w:lvlJc w:val="left"/>
+      <w:pPr>
+        <w:ind w:left="1800" w:hanging="1440"/>
+      </w:pPr>
+      <w:rPr>
+        <w:rFonts w:hint="default"/>
+        <w:sz w:val="28"/>
+      </w:rPr>
+    </w:lvl>
+    <w:lvl w:ilvl="5">
+      <w:start w:val="1"/>
+      <w:numFmt w:val="decimal"/>
+      <w:isLgl/>
+      <w:lvlText w:val="%1.%2.%3.%4.%5.%6."/>
+      <w:lvlJc w:val="left"/>
+      <w:pPr>
+        <w:ind w:left="2160" w:hanging="1800"/>
+      </w:pPr>
+      <w:rPr>
+        <w:rFonts w:hint="default"/>
+        <w:sz w:val="28"/>
+      </w:rPr>
+    </w:lvl>
+    <w:lvl w:ilvl="6">
+      <w:start w:val="1"/>
+      <w:numFmt w:val="decimal"/>
+      <w:isLgl/>
+      <w:lvlText w:val="%1.%2.%3.%4.%5.%6.%7."/>
+      <w:lvlJc w:val="left"/>
+      <w:pPr>
+        <w:ind w:left="2520" w:hanging="2160"/>
+      </w:pPr>
+      <w:rPr>
+        <w:rFonts w:hint="default"/>
+        <w:sz w:val="28"/>
+      </w:rPr>
+    </w:lvl>
+    <w:lvl w:ilvl="7">
+      <w:start w:val="1"/>
+      <w:numFmt w:val="decimal"/>
+      <w:isLgl/>
+      <w:lvlText w:val="%1.%2.%3.%4.%5.%6.%7.%8."/>
+      <w:lvlJc w:val="left"/>
+      <w:pPr>
+        <w:ind w:left="2520" w:hanging="2160"/>
+      </w:pPr>
+      <w:rPr>
+        <w:rFonts w:hint="default"/>
+        <w:sz w:val="28"/>
+      </w:rPr>
+    </w:lvl>
+    <w:lvl w:ilvl="8">
+      <w:start w:val="1"/>
+      <w:numFmt w:val="decimal"/>
+      <w:isLgl/>
+      <w:lvlText w:val="%1.%2.%3.%4.%5.%6.%7.%8.%9."/>
+      <w:lvlJc w:val="left"/>
+      <w:pPr>
+        <w:ind w:left="2880" w:hanging="2520"/>
+      </w:pPr>
+      <w:rPr>
+        <w:rFonts w:hint="default"/>
+        <w:sz w:val="28"/>
+      </w:rPr>
+    </w:lvl>
+  </w:abstractNum>
+  <w:abstractNum w:abstractNumId="9" w15:restartNumberingAfterBreak="0">
     <w:nsid w:val="73A266F8"/>
     <w:multiLevelType w:val="multilevel"/>
     <w:tmpl w:val="F0E63B48"/>
@@ -2508,25 +3617,31 @@
     <w:abstractNumId w:val="0"/>
   </w:num>
   <w:num w:numId="2" w16cid:durableId="2108848031">
-    <w:abstractNumId w:val="3"/>
+    <w:abstractNumId w:val="4"/>
   </w:num>
   <w:num w:numId="3" w16cid:durableId="1354727092">
-    <w:abstractNumId w:val="5"/>
+    <w:abstractNumId w:val="6"/>
   </w:num>
   <w:num w:numId="4" w16cid:durableId="334501388">
     <w:abstractNumId w:val="1"/>
   </w:num>
   <w:num w:numId="5" w16cid:durableId="1596476156">
-    <w:abstractNumId w:val="6"/>
+    <w:abstractNumId w:val="7"/>
   </w:num>
   <w:num w:numId="6" w16cid:durableId="1138719581">
+    <w:abstractNumId w:val="3"/>
+  </w:num>
+  <w:num w:numId="7" w16cid:durableId="1416824206">
+    <w:abstractNumId w:val="9"/>
+  </w:num>
+  <w:num w:numId="8" w16cid:durableId="1500271801">
+    <w:abstractNumId w:val="5"/>
+  </w:num>
+  <w:num w:numId="9" w16cid:durableId="644579059">
     <w:abstractNumId w:val="2"/>
   </w:num>
-  <w:num w:numId="7" w16cid:durableId="1416824206">
-    <w:abstractNumId w:val="7"/>
-  </w:num>
-  <w:num w:numId="8" w16cid:durableId="1500271801">
-    <w:abstractNumId w:val="4"/>
+  <w:num w:numId="10" w16cid:durableId="326632397">
+    <w:abstractNumId w:val="8"/>
   </w:num>
 </w:numbering>
 </file>
@@ -3317,6 +4432,82 @@
       <w:contextualSpacing/>
     </w:pPr>
   </w:style>
+  <w:style w:type="character" w:styleId="UnresolvedMention">
+    <w:name w:val="Unresolved Mention"/>
+    <w:basedOn w:val="DefaultParagraphFont"/>
+    <w:uiPriority w:val="99"/>
+    <w:semiHidden/>
+    <w:unhideWhenUsed/>
+    <w:rsid w:val="00F5724D"/>
+    <w:rPr>
+      <w:color w:val="605E5C"/>
+      <w:shd w:val="clear" w:color="auto" w:fill="E1DFDD"/>
+    </w:rPr>
+  </w:style>
+  <w:style w:type="character" w:styleId="FollowedHyperlink">
+    <w:name w:val="FollowedHyperlink"/>
+    <w:basedOn w:val="DefaultParagraphFont"/>
+    <w:uiPriority w:val="99"/>
+    <w:semiHidden/>
+    <w:unhideWhenUsed/>
+    <w:rsid w:val="00F5724D"/>
+    <w:rPr>
+      <w:color w:val="954F72" w:themeColor="followedHyperlink"/>
+      <w:u w:val="single"/>
+    </w:rPr>
+  </w:style>
+  <w:style w:type="paragraph" w:customStyle="1" w:styleId="pdq2pgselectionanchorcontainer">
+    <w:name w:val="pdq2pg_selectionanchorcontainer"/>
+    <w:basedOn w:val="Normal"/>
+    <w:rsid w:val="00731D4F"/>
+    <w:pPr>
+      <w:spacing w:before="100" w:beforeAutospacing="1" w:after="100" w:afterAutospacing="1" w:line="240" w:lineRule="auto"/>
+    </w:pPr>
+    <w:rPr>
+      <w:rFonts w:ascii="Times New Roman" w:eastAsia="Times New Roman" w:hAnsi="Times New Roman"/>
+      <w:sz w:val="24"/>
+      <w:szCs w:val="24"/>
+    </w:rPr>
+  </w:style>
+  <w:style w:type="paragraph" w:styleId="NormalWeb">
+    <w:name w:val="Normal (Web)"/>
+    <w:basedOn w:val="Normal"/>
+    <w:uiPriority w:val="99"/>
+    <w:unhideWhenUsed/>
+    <w:rsid w:val="00731D4F"/>
+    <w:pPr>
+      <w:spacing w:before="100" w:beforeAutospacing="1" w:after="100" w:afterAutospacing="1" w:line="240" w:lineRule="auto"/>
+    </w:pPr>
+    <w:rPr>
+      <w:rFonts w:ascii="Times New Roman" w:eastAsia="Times New Roman" w:hAnsi="Times New Roman"/>
+      <w:sz w:val="24"/>
+      <w:szCs w:val="24"/>
+    </w:rPr>
+  </w:style>
+  <w:style w:type="character" w:styleId="Strong">
+    <w:name w:val="Strong"/>
+    <w:basedOn w:val="DefaultParagraphFont"/>
+    <w:uiPriority w:val="22"/>
+    <w:qFormat/>
+    <w:rsid w:val="009976AB"/>
+    <w:rPr>
+      <w:b/>
+      <w:bCs/>
+    </w:rPr>
+  </w:style>
+  <w:style w:type="character" w:styleId="HTMLCode">
+    <w:name w:val="HTML Code"/>
+    <w:basedOn w:val="DefaultParagraphFont"/>
+    <w:uiPriority w:val="99"/>
+    <w:semiHidden/>
+    <w:unhideWhenUsed/>
+    <w:rsid w:val="00362DAD"/>
+    <w:rPr>
+      <w:rFonts w:ascii="Courier New" w:eastAsia="Times New Roman" w:hAnsi="Courier New" w:cs="Courier New"/>
+      <w:sz w:val="20"/>
+      <w:szCs w:val="20"/>
+    </w:rPr>
+  </w:style>
 </w:styles>
 </file>
 

--- a/report/Large_Scale_E_commerce_Behaviour_Analysis_Report.docx
+++ b/report/Large_Scale_E_commerce_Behaviour_Analysis_Report.docx
@@ -1718,6 +1718,152 @@
       </w:r>
     </w:p>
     <w:p>
+      <w:r>
+        <w:t xml:space="preserve">In this project, a Hadoop environment was established on Docker to store and process the large dataset. In the Hadoop environment, </w:t>
+      </w:r>
+      <w:r>
+        <w:rPr>
+          <w:b/>
+          <w:bCs/>
+        </w:rPr>
+        <w:t>HDFS</w:t>
+      </w:r>
+      <w:r>
+        <w:t xml:space="preserve"> was used for data storage, while </w:t>
+      </w:r>
+      <w:r>
+        <w:rPr>
+          <w:b/>
+          <w:bCs/>
+        </w:rPr>
+        <w:t>YARN</w:t>
+      </w:r>
+      <w:r>
+        <w:t xml:space="preserve"> was used for resource management and distributed process management. </w:t>
+      </w:r>
+      <w:proofErr w:type="spellStart"/>
+      <w:r>
+        <w:rPr>
+          <w:b/>
+          <w:bCs/>
+        </w:rPr>
+        <w:t>NameNode</w:t>
+      </w:r>
+      <w:proofErr w:type="spellEnd"/>
+      <w:r>
+        <w:t xml:space="preserve"> was used to manage the metadata of files and blocks in HDFS, while </w:t>
+      </w:r>
+      <w:proofErr w:type="spellStart"/>
+      <w:r>
+        <w:rPr>
+          <w:b/>
+          <w:bCs/>
+        </w:rPr>
+        <w:t>DataNode</w:t>
+      </w:r>
+      <w:proofErr w:type="spellEnd"/>
+      <w:r>
+        <w:t xml:space="preserve"> was used to store the data physically. Within YARN, </w:t>
+      </w:r>
+      <w:proofErr w:type="spellStart"/>
+      <w:r>
+        <w:rPr>
+          <w:b/>
+          <w:bCs/>
+        </w:rPr>
+        <w:t>ResourceManager</w:t>
+      </w:r>
+      <w:proofErr w:type="spellEnd"/>
+      <w:r>
+        <w:t xml:space="preserve"> manages the resources, while </w:t>
+      </w:r>
+      <w:proofErr w:type="spellStart"/>
+      <w:r>
+        <w:rPr>
+          <w:b/>
+          <w:bCs/>
+        </w:rPr>
+        <w:t>NodeManager</w:t>
+      </w:r>
+      <w:proofErr w:type="spellEnd"/>
+      <w:r>
+        <w:t xml:space="preserve"> monitors running processes and resources.</w:t>
+      </w:r>
+    </w:p>
+    <w:p>
+      <w:pPr>
+        <w:jc w:val="center"/>
+      </w:pPr>
+      <w:r>
+        <w:rPr>
+          <w:noProof/>
+        </w:rPr>
+        <w:drawing>
+          <wp:inline distT="0" distB="0" distL="0" distR="0" wp14:anchorId="68E79E2D" wp14:editId="0CF694B6">
+            <wp:extent cx="5943600" cy="1677035"/>
+            <wp:effectExtent l="0" t="0" r="0" b="0"/>
+            <wp:docPr id="916010322" name="Picture 5"/>
+            <wp:cNvGraphicFramePr>
+              <a:graphicFrameLocks xmlns:a="http://schemas.openxmlformats.org/drawingml/2006/main" noChangeAspect="1"/>
+            </wp:cNvGraphicFramePr>
+            <a:graphic xmlns:a="http://schemas.openxmlformats.org/drawingml/2006/main">
+              <a:graphicData uri="http://schemas.openxmlformats.org/drawingml/2006/picture">
+                <pic:pic xmlns:pic="http://schemas.openxmlformats.org/drawingml/2006/picture">
+                  <pic:nvPicPr>
+                    <pic:cNvPr id="0" name="Picture 5"/>
+                    <pic:cNvPicPr>
+                      <a:picLocks noChangeAspect="1" noChangeArrowheads="1"/>
+                    </pic:cNvPicPr>
+                  </pic:nvPicPr>
+                  <pic:blipFill>
+                    <a:blip r:embed="rId13">
+                      <a:extLst>
+                        <a:ext uri="{28A0092B-C50C-407E-A947-70E740481C1C}">
+                          <a14:useLocalDpi xmlns:a14="http://schemas.microsoft.com/office/drawing/2010/main" val="0"/>
+                        </a:ext>
+                      </a:extLst>
+                    </a:blip>
+                    <a:srcRect/>
+                    <a:stretch>
+                      <a:fillRect/>
+                    </a:stretch>
+                  </pic:blipFill>
+                  <pic:spPr bwMode="auto">
+                    <a:xfrm>
+                      <a:off x="0" y="0"/>
+                      <a:ext cx="5943600" cy="1677035"/>
+                    </a:xfrm>
+                    <a:prstGeom prst="rect">
+                      <a:avLst/>
+                    </a:prstGeom>
+                    <a:noFill/>
+                    <a:ln>
+                      <a:noFill/>
+                    </a:ln>
+                  </pic:spPr>
+                </pic:pic>
+              </a:graphicData>
+            </a:graphic>
+          </wp:inline>
+        </w:drawing>
+      </w:r>
+    </w:p>
+    <w:p>
+      <w:pPr>
+        <w:jc w:val="center"/>
+      </w:pPr>
+      <w:r>
+        <w:rPr>
+          <w:b/>
+          <w:bCs/>
+        </w:rPr>
+        <w:t>Figure 5.</w:t>
+      </w:r>
+      <w:r>
+        <w:t xml:space="preserve"> Hadoop Docker containers</w:t>
+      </w:r>
+    </w:p>
+    <w:p>
       <w:pPr>
         <w:pStyle w:val="Heading2"/>
         <w:numPr>
@@ -1730,6 +1876,114 @@
       </w:r>
     </w:p>
     <w:p>
+      <w:r>
+        <w:t xml:space="preserve">HDFS is a file system in the Hadoop environment that enables large amounts of data to be stored in a distributed way. In this project, the </w:t>
+      </w:r>
+      <w:r>
+        <w:rPr>
+          <w:b/>
+          <w:bCs/>
+        </w:rPr>
+        <w:t>5.67 GB 2019-Oct.csv dataset</w:t>
+      </w:r>
+      <w:r>
+        <w:t xml:space="preserve"> was uploaded to HDFS.</w:t>
+      </w:r>
+    </w:p>
+    <w:p>
+      <w:pPr>
+        <w:jc w:val="center"/>
+      </w:pPr>
+      <w:r>
+        <w:rPr>
+          <w:noProof/>
+        </w:rPr>
+        <w:lastRenderedPageBreak/>
+        <w:drawing>
+          <wp:inline distT="0" distB="0" distL="0" distR="0" wp14:anchorId="0016550F" wp14:editId="63728549">
+            <wp:extent cx="5943600" cy="4208780"/>
+            <wp:effectExtent l="0" t="0" r="0" b="1270"/>
+            <wp:docPr id="15208606" name="Picture 6"/>
+            <wp:cNvGraphicFramePr>
+              <a:graphicFrameLocks xmlns:a="http://schemas.openxmlformats.org/drawingml/2006/main" noChangeAspect="1"/>
+            </wp:cNvGraphicFramePr>
+            <a:graphic xmlns:a="http://schemas.openxmlformats.org/drawingml/2006/main">
+              <a:graphicData uri="http://schemas.openxmlformats.org/drawingml/2006/picture">
+                <pic:pic xmlns:pic="http://schemas.openxmlformats.org/drawingml/2006/picture">
+                  <pic:nvPicPr>
+                    <pic:cNvPr id="0" name="Picture 7"/>
+                    <pic:cNvPicPr>
+                      <a:picLocks noChangeAspect="1" noChangeArrowheads="1"/>
+                    </pic:cNvPicPr>
+                  </pic:nvPicPr>
+                  <pic:blipFill>
+                    <a:blip r:embed="rId14">
+                      <a:extLst>
+                        <a:ext uri="{28A0092B-C50C-407E-A947-70E740481C1C}">
+                          <a14:useLocalDpi xmlns:a14="http://schemas.microsoft.com/office/drawing/2010/main" val="0"/>
+                        </a:ext>
+                      </a:extLst>
+                    </a:blip>
+                    <a:srcRect/>
+                    <a:stretch>
+                      <a:fillRect/>
+                    </a:stretch>
+                  </pic:blipFill>
+                  <pic:spPr bwMode="auto">
+                    <a:xfrm>
+                      <a:off x="0" y="0"/>
+                      <a:ext cx="5943600" cy="4208780"/>
+                    </a:xfrm>
+                    <a:prstGeom prst="rect">
+                      <a:avLst/>
+                    </a:prstGeom>
+                    <a:noFill/>
+                    <a:ln>
+                      <a:noFill/>
+                    </a:ln>
+                  </pic:spPr>
+                </pic:pic>
+              </a:graphicData>
+            </a:graphic>
+          </wp:inline>
+        </w:drawing>
+      </w:r>
+    </w:p>
+    <w:p>
+      <w:pPr>
+        <w:jc w:val="center"/>
+      </w:pPr>
+      <w:r>
+        <w:rPr>
+          <w:b/>
+          <w:bCs/>
+        </w:rPr>
+        <w:t>Figure 6.</w:t>
+      </w:r>
+      <w:r>
+        <w:t xml:space="preserve"> Dataset uploaded to HDFS</w:t>
+      </w:r>
+    </w:p>
+    <w:p>
+      <w:r>
+        <w:t xml:space="preserve">The dataset was stored under the </w:t>
+      </w:r>
+      <w:r>
+        <w:t>/ecommerce/input/2019-Oct.csv</w:t>
+      </w:r>
+      <w:r>
+        <w:t xml:space="preserve"> path and was divided into blocks by HDFS and stored on the </w:t>
+      </w:r>
+      <w:proofErr w:type="spellStart"/>
+      <w:r>
+        <w:t>DataNode</w:t>
+      </w:r>
+      <w:proofErr w:type="spellEnd"/>
+      <w:r>
+        <w:t>.</w:t>
+      </w:r>
+    </w:p>
+    <w:p>
       <w:pPr>
         <w:pStyle w:val="Heading2"/>
         <w:numPr>
@@ -1742,6 +1996,162 @@
       </w:r>
     </w:p>
     <w:p>
+      <w:r>
+        <w:t xml:space="preserve">The dataset was uploaded to HDFS using the HDFS command line. First, the /ecommerce/input directory was created using the </w:t>
+      </w:r>
+      <w:proofErr w:type="spellStart"/>
+      <w:r>
+        <w:t>hdfs</w:t>
+      </w:r>
+      <w:proofErr w:type="spellEnd"/>
+      <w:r>
+        <w:t xml:space="preserve"> </w:t>
+      </w:r>
+      <w:proofErr w:type="spellStart"/>
+      <w:r>
+        <w:t>dfs</w:t>
+      </w:r>
+      <w:proofErr w:type="spellEnd"/>
+      <w:r>
+        <w:t xml:space="preserve"> -</w:t>
+      </w:r>
+      <w:proofErr w:type="spellStart"/>
+      <w:r>
+        <w:t>mkdir</w:t>
+      </w:r>
+      <w:proofErr w:type="spellEnd"/>
+      <w:r>
+        <w:t xml:space="preserve"> command. The 2019-Oct.csv file was then uploaded using the </w:t>
+      </w:r>
+      <w:proofErr w:type="spellStart"/>
+      <w:r>
+        <w:t>hdfs</w:t>
+      </w:r>
+      <w:proofErr w:type="spellEnd"/>
+      <w:r>
+        <w:t xml:space="preserve"> </w:t>
+      </w:r>
+      <w:proofErr w:type="spellStart"/>
+      <w:r>
+        <w:t>dfs</w:t>
+      </w:r>
+      <w:proofErr w:type="spellEnd"/>
+      <w:r>
+        <w:t xml:space="preserve"> -put command. After the upload, the </w:t>
+      </w:r>
+      <w:proofErr w:type="spellStart"/>
+      <w:r>
+        <w:t>hdfs</w:t>
+      </w:r>
+      <w:proofErr w:type="spellEnd"/>
+      <w:r>
+        <w:t xml:space="preserve"> </w:t>
+      </w:r>
+      <w:proofErr w:type="spellStart"/>
+      <w:r>
+        <w:t>dfs</w:t>
+      </w:r>
+      <w:proofErr w:type="spellEnd"/>
+      <w:r>
+        <w:t xml:space="preserve"> -ls command was used to verify that the file was successfully stored in HDFS. The file was displayed with a size of approximately 5.3 GB.</w:t>
+      </w:r>
+    </w:p>
+    <w:p>
+      <w:pPr>
+        <w:jc w:val="center"/>
+      </w:pPr>
+      <w:r>
+        <w:rPr>
+          <w:noProof/>
+        </w:rPr>
+        <w:lastRenderedPageBreak/>
+        <w:drawing>
+          <wp:inline distT="0" distB="0" distL="0" distR="0" wp14:anchorId="5CDDFC74" wp14:editId="420B5247">
+            <wp:extent cx="5943600" cy="4914900"/>
+            <wp:effectExtent l="0" t="0" r="0" b="0"/>
+            <wp:docPr id="1957829284" name="Picture 7"/>
+            <wp:cNvGraphicFramePr>
+              <a:graphicFrameLocks xmlns:a="http://schemas.openxmlformats.org/drawingml/2006/main" noChangeAspect="1"/>
+            </wp:cNvGraphicFramePr>
+            <a:graphic xmlns:a="http://schemas.openxmlformats.org/drawingml/2006/main">
+              <a:graphicData uri="http://schemas.openxmlformats.org/drawingml/2006/picture">
+                <pic:pic xmlns:pic="http://schemas.openxmlformats.org/drawingml/2006/picture">
+                  <pic:nvPicPr>
+                    <pic:cNvPr id="0" name="Picture 9"/>
+                    <pic:cNvPicPr>
+                      <a:picLocks noChangeAspect="1" noChangeArrowheads="1"/>
+                    </pic:cNvPicPr>
+                  </pic:nvPicPr>
+                  <pic:blipFill>
+                    <a:blip r:embed="rId15">
+                      <a:extLst>
+                        <a:ext uri="{28A0092B-C50C-407E-A947-70E740481C1C}">
+                          <a14:useLocalDpi xmlns:a14="http://schemas.microsoft.com/office/drawing/2010/main" val="0"/>
+                        </a:ext>
+                      </a:extLst>
+                    </a:blip>
+                    <a:srcRect/>
+                    <a:stretch>
+                      <a:fillRect/>
+                    </a:stretch>
+                  </pic:blipFill>
+                  <pic:spPr bwMode="auto">
+                    <a:xfrm>
+                      <a:off x="0" y="0"/>
+                      <a:ext cx="5943600" cy="4914900"/>
+                    </a:xfrm>
+                    <a:prstGeom prst="rect">
+                      <a:avLst/>
+                    </a:prstGeom>
+                    <a:noFill/>
+                    <a:ln>
+                      <a:noFill/>
+                    </a:ln>
+                  </pic:spPr>
+                </pic:pic>
+              </a:graphicData>
+            </a:graphic>
+          </wp:inline>
+        </w:drawing>
+      </w:r>
+    </w:p>
+    <w:p>
+      <w:pPr>
+        <w:jc w:val="center"/>
+      </w:pPr>
+      <w:r>
+        <w:rPr>
+          <w:b/>
+          <w:bCs/>
+        </w:rPr>
+        <w:t>Figure 7.</w:t>
+      </w:r>
+      <w:r>
+        <w:t xml:space="preserve"> HDFS </w:t>
+      </w:r>
+      <w:proofErr w:type="spellStart"/>
+      <w:r>
+        <w:t>DataNode</w:t>
+      </w:r>
+      <w:proofErr w:type="spellEnd"/>
+      <w:r>
+        <w:t xml:space="preserve"> and storage status</w:t>
+      </w:r>
+    </w:p>
+    <w:p>
+      <w:r>
+        <w:t xml:space="preserve">The HDFS report showed one live </w:t>
+      </w:r>
+      <w:proofErr w:type="spellStart"/>
+      <w:r>
+        <w:t>DataNode</w:t>
+      </w:r>
+      <w:proofErr w:type="spellEnd"/>
+      <w:r>
+        <w:t xml:space="preserve"> with normal status, confirming that the storage node was available for the dataset.</w:t>
+      </w:r>
+    </w:p>
+    <w:p>
       <w:pPr>
         <w:pStyle w:val="Heading2"/>
         <w:numPr>
@@ -1754,6 +2164,106 @@
       </w:r>
     </w:p>
     <w:p>
+      <w:r>
+        <w:t xml:space="preserve">YARN is a resource management system that enables resource management and the execution of distributed processes in the Hadoop environment. In this project, the </w:t>
+      </w:r>
+      <w:proofErr w:type="spellStart"/>
+      <w:r>
+        <w:t>ResourceManager</w:t>
+      </w:r>
+      <w:proofErr w:type="spellEnd"/>
+      <w:r>
+        <w:t xml:space="preserve"> was used to manage cluster resources and control the resource requirements of processes, while the </w:t>
+      </w:r>
+      <w:proofErr w:type="spellStart"/>
+      <w:r>
+        <w:t>NodeManager</w:t>
+      </w:r>
+      <w:proofErr w:type="spellEnd"/>
+      <w:r>
+        <w:t xml:space="preserve"> was used to monitor running processes and resource usage in order to manage distributed data processing operations performed on Hadoop.</w:t>
+      </w:r>
+    </w:p>
+    <w:p>
+      <w:pPr>
+        <w:jc w:val="center"/>
+      </w:pPr>
+      <w:r>
+        <w:rPr>
+          <w:noProof/>
+        </w:rPr>
+        <w:lastRenderedPageBreak/>
+        <w:drawing>
+          <wp:inline distT="0" distB="0" distL="0" distR="0" wp14:anchorId="07B1B302" wp14:editId="77647C87">
+            <wp:extent cx="5937250" cy="1943100"/>
+            <wp:effectExtent l="0" t="0" r="6350" b="0"/>
+            <wp:docPr id="1379434909" name="Picture 8"/>
+            <wp:cNvGraphicFramePr>
+              <a:graphicFrameLocks xmlns:a="http://schemas.openxmlformats.org/drawingml/2006/main" noChangeAspect="1"/>
+            </wp:cNvGraphicFramePr>
+            <a:graphic xmlns:a="http://schemas.openxmlformats.org/drawingml/2006/main">
+              <a:graphicData uri="http://schemas.openxmlformats.org/drawingml/2006/picture">
+                <pic:pic xmlns:pic="http://schemas.openxmlformats.org/drawingml/2006/picture">
+                  <pic:nvPicPr>
+                    <pic:cNvPr id="0" name="Picture 10"/>
+                    <pic:cNvPicPr>
+                      <a:picLocks noChangeAspect="1" noChangeArrowheads="1"/>
+                    </pic:cNvPicPr>
+                  </pic:nvPicPr>
+                  <pic:blipFill>
+                    <a:blip r:embed="rId16" cstate="hqprint">
+                      <a:extLst>
+                        <a:ext uri="{28A0092B-C50C-407E-A947-70E740481C1C}">
+                          <a14:useLocalDpi xmlns:a14="http://schemas.microsoft.com/office/drawing/2010/main" val="0"/>
+                        </a:ext>
+                      </a:extLst>
+                    </a:blip>
+                    <a:srcRect/>
+                    <a:stretch>
+                      <a:fillRect/>
+                    </a:stretch>
+                  </pic:blipFill>
+                  <pic:spPr bwMode="auto">
+                    <a:xfrm>
+                      <a:off x="0" y="0"/>
+                      <a:ext cx="5937250" cy="1943100"/>
+                    </a:xfrm>
+                    <a:prstGeom prst="rect">
+                      <a:avLst/>
+                    </a:prstGeom>
+                    <a:noFill/>
+                    <a:ln>
+                      <a:noFill/>
+                    </a:ln>
+                  </pic:spPr>
+                </pic:pic>
+              </a:graphicData>
+            </a:graphic>
+          </wp:inline>
+        </w:drawing>
+      </w:r>
+    </w:p>
+    <w:p>
+      <w:pPr>
+        <w:jc w:val="center"/>
+      </w:pPr>
+      <w:r>
+        <w:rPr>
+          <w:b/>
+          <w:bCs/>
+        </w:rPr>
+        <w:t>Figure 8.</w:t>
+      </w:r>
+      <w:r>
+        <w:t xml:space="preserve"> YARN </w:t>
+      </w:r>
+      <w:proofErr w:type="spellStart"/>
+      <w:r>
+        <w:t>ResourceManager</w:t>
+      </w:r>
+      <w:proofErr w:type="spellEnd"/>
+    </w:p>
+    <w:p>
       <w:pPr>
         <w:pStyle w:val="Heading2"/>
         <w:numPr>
@@ -1766,6 +2276,173 @@
       </w:r>
     </w:p>
     <w:p>
+      <w:r>
+        <w:t>In this project, the 5.67 GB 2019-Oct.csv was a very large data file, so it was divided into 43 blocks by HDFS. The necessary checks were performed, and it was concluded that there were no missing or corrupted blocks in the file. In the configuration used, the replication factor was set to 1. Therefore, there was only one copy of each block.</w:t>
+      </w:r>
+    </w:p>
+    <w:p>
+      <w:pPr>
+        <w:jc w:val="center"/>
+      </w:pPr>
+      <w:r>
+        <w:rPr>
+          <w:noProof/>
+        </w:rPr>
+        <w:lastRenderedPageBreak/>
+        <w:drawing>
+          <wp:inline distT="0" distB="0" distL="0" distR="0" wp14:anchorId="6839F889" wp14:editId="6717140C">
+            <wp:extent cx="4643692" cy="4946650"/>
+            <wp:effectExtent l="0" t="0" r="5080" b="6350"/>
+            <wp:docPr id="1111699845" name="Picture 10"/>
+            <wp:cNvGraphicFramePr>
+              <a:graphicFrameLocks xmlns:a="http://schemas.openxmlformats.org/drawingml/2006/main" noChangeAspect="1"/>
+            </wp:cNvGraphicFramePr>
+            <a:graphic xmlns:a="http://schemas.openxmlformats.org/drawingml/2006/main">
+              <a:graphicData uri="http://schemas.openxmlformats.org/drawingml/2006/picture">
+                <pic:pic xmlns:pic="http://schemas.openxmlformats.org/drawingml/2006/picture">
+                  <pic:nvPicPr>
+                    <pic:cNvPr id="0" name="Picture 12"/>
+                    <pic:cNvPicPr>
+                      <a:picLocks noChangeAspect="1" noChangeArrowheads="1"/>
+                    </pic:cNvPicPr>
+                  </pic:nvPicPr>
+                  <pic:blipFill>
+                    <a:blip r:embed="rId17">
+                      <a:extLst>
+                        <a:ext uri="{28A0092B-C50C-407E-A947-70E740481C1C}">
+                          <a14:useLocalDpi xmlns:a14="http://schemas.microsoft.com/office/drawing/2010/main" val="0"/>
+                        </a:ext>
+                      </a:extLst>
+                    </a:blip>
+                    <a:srcRect/>
+                    <a:stretch>
+                      <a:fillRect/>
+                    </a:stretch>
+                  </pic:blipFill>
+                  <pic:spPr bwMode="auto">
+                    <a:xfrm>
+                      <a:off x="0" y="0"/>
+                      <a:ext cx="4653447" cy="4957042"/>
+                    </a:xfrm>
+                    <a:prstGeom prst="rect">
+                      <a:avLst/>
+                    </a:prstGeom>
+                    <a:noFill/>
+                    <a:ln>
+                      <a:noFill/>
+                    </a:ln>
+                  </pic:spPr>
+                </pic:pic>
+              </a:graphicData>
+            </a:graphic>
+          </wp:inline>
+        </w:drawing>
+      </w:r>
+    </w:p>
+    <w:p>
+      <w:pPr>
+        <w:jc w:val="center"/>
+      </w:pPr>
+      <w:r>
+        <w:rPr>
+          <w:b/>
+          <w:bCs/>
+        </w:rPr>
+        <w:t>Figure 9.</w:t>
+      </w:r>
+      <w:r>
+        <w:t xml:space="preserve"> HDFS blocks, replication and file system health</w:t>
+      </w:r>
+    </w:p>
+    <w:p>
+      <w:r>
+        <w:t xml:space="preserve">In HDFS, </w:t>
+      </w:r>
+      <w:proofErr w:type="spellStart"/>
+      <w:r>
+        <w:rPr>
+          <w:b/>
+          <w:bCs/>
+        </w:rPr>
+        <w:t>FSImage</w:t>
+      </w:r>
+      <w:proofErr w:type="spellEnd"/>
+      <w:r>
+        <w:t xml:space="preserve"> represents the image in which the current metadata information about the file system is stored, while </w:t>
+      </w:r>
+      <w:proofErr w:type="spellStart"/>
+      <w:r>
+        <w:rPr>
+          <w:b/>
+          <w:bCs/>
+        </w:rPr>
+        <w:t>EditLog</w:t>
+      </w:r>
+      <w:proofErr w:type="spellEnd"/>
+      <w:r>
+        <w:t xml:space="preserve"> records the changes made to the file system. The </w:t>
+      </w:r>
+      <w:r>
+        <w:rPr>
+          <w:b/>
+          <w:bCs/>
+        </w:rPr>
+        <w:t>checkpointing</w:t>
+      </w:r>
+      <w:r>
+        <w:t xml:space="preserve"> process allows the changes in the </w:t>
+      </w:r>
+      <w:proofErr w:type="spellStart"/>
+      <w:r>
+        <w:t>EditLog</w:t>
+      </w:r>
+      <w:proofErr w:type="spellEnd"/>
+      <w:r>
+        <w:t xml:space="preserve"> to be merged with the </w:t>
+      </w:r>
+      <w:proofErr w:type="spellStart"/>
+      <w:r>
+        <w:t>FSImage</w:t>
+      </w:r>
+      <w:proofErr w:type="spellEnd"/>
+      <w:r>
+        <w:t xml:space="preserve"> to create an updated file system image. This process helps metadata management on the </w:t>
+      </w:r>
+      <w:proofErr w:type="spellStart"/>
+      <w:r>
+        <w:t>NameNode</w:t>
+      </w:r>
+      <w:proofErr w:type="spellEnd"/>
+      <w:r>
+        <w:t xml:space="preserve"> to be performed in a more </w:t>
+      </w:r>
+      <w:r>
+        <w:t>organized</w:t>
+      </w:r>
+      <w:r>
+        <w:t xml:space="preserve"> way. Since the provided Docker configuration did not include a separate </w:t>
+      </w:r>
+      <w:r>
+        <w:rPr>
+          <w:b/>
+          <w:bCs/>
+        </w:rPr>
+        <w:t xml:space="preserve">Secondary </w:t>
+      </w:r>
+      <w:proofErr w:type="spellStart"/>
+      <w:r>
+        <w:rPr>
+          <w:b/>
+          <w:bCs/>
+        </w:rPr>
+        <w:t>NameNode</w:t>
+      </w:r>
+      <w:proofErr w:type="spellEnd"/>
+      <w:r>
+        <w:t xml:space="preserve"> service, this component was not run as a separate container in practice, and its role and the checkpointing mechanism were considered theoretically.</w:t>
+      </w:r>
+    </w:p>
+    <w:p>
       <w:pPr>
         <w:pStyle w:val="Heading2"/>
         <w:numPr>
@@ -1777,20 +2454,47 @@
         <w:t>Implementation Issues and Limitations</w:t>
       </w:r>
     </w:p>
-    <w:p/>
-    <w:p/>
-    <w:p/>
-    <w:p/>
-    <w:p/>
-    <w:p/>
-    <w:p/>
-    <w:p/>
-    <w:p/>
-    <w:p/>
-    <w:p/>
-    <w:p/>
-    <w:p/>
-    <w:p/>
+    <w:p>
+      <w:r>
+        <w:t xml:space="preserve">During the setup of the Hadoop environment and the data processing stage, it was identified that Python was not available inside the Hadoop container. Therefore, shell scripts were used instead of Python for the MapReduce operations. Since the Hadoop environment used one </w:t>
+      </w:r>
+      <w:proofErr w:type="spellStart"/>
+      <w:r>
+        <w:t>DataNode</w:t>
+      </w:r>
+      <w:proofErr w:type="spellEnd"/>
+      <w:r>
+        <w:t xml:space="preserve"> and a replication factor of 1, this configuration limited data redundancy against data loss. In addition, the provided Docker configuration did not include a separate Secondary </w:t>
+      </w:r>
+      <w:proofErr w:type="spellStart"/>
+      <w:r>
+        <w:t>NameNode</w:t>
+      </w:r>
+      <w:proofErr w:type="spellEnd"/>
+      <w:r>
+        <w:t xml:space="preserve"> container. Since the </w:t>
+      </w:r>
+      <w:r>
+        <w:lastRenderedPageBreak/>
+        <w:t xml:space="preserve">project was implemented based on the Hadoop Docker configuration provided in the course, a separate Secondary </w:t>
+      </w:r>
+      <w:proofErr w:type="spellStart"/>
+      <w:r>
+        <w:t>NameNode</w:t>
+      </w:r>
+      <w:proofErr w:type="spellEnd"/>
+      <w:r>
+        <w:t xml:space="preserve"> container was not added in order to avoid changing the existing structure and to maintain the integrity of the project. Therefore, the Secondary </w:t>
+      </w:r>
+      <w:proofErr w:type="spellStart"/>
+      <w:r>
+        <w:t>NameNode</w:t>
+      </w:r>
+      <w:proofErr w:type="spellEnd"/>
+      <w:r>
+        <w:t xml:space="preserve"> and checkpointing mechanism were explained theoretically but were not implemented as a separate service.</w:t>
+      </w:r>
+    </w:p>
     <w:p/>
     <w:p>
       <w:pPr>
@@ -1801,7 +2505,6 @@
         </w:numPr>
       </w:pPr>
       <w:r>
-        <w:lastRenderedPageBreak/>
         <w:t>TASK 3: Distributed Processing</w:t>
       </w:r>
     </w:p>
@@ -2058,7 +2761,7 @@
       <w:r>
         <w:t xml:space="preserve"> </w:t>
       </w:r>
-      <w:hyperlink r:id="rId13" w:tgtFrame="_new" w:history="1">
+      <w:hyperlink r:id="rId18" w:tgtFrame="_new" w:history="1">
         <w:r>
           <w:rPr>
             <w:rStyle w:val="Hyperlink"/>
@@ -2141,7 +2844,7 @@
       <w:r>
         <w:t xml:space="preserve">Available at: </w:t>
       </w:r>
-      <w:hyperlink r:id="rId14" w:history="1">
+      <w:hyperlink r:id="rId19" w:history="1">
         <w:r>
           <w:rPr>
             <w:rStyle w:val="Hyperlink"/>
@@ -2220,7 +2923,7 @@
       <w:r>
         <w:t xml:space="preserve">Available at: </w:t>
       </w:r>
-      <w:hyperlink r:id="rId15" w:history="1">
+      <w:hyperlink r:id="rId20" w:history="1">
         <w:r>
           <w:rPr>
             <w:rStyle w:val="Hyperlink"/>
@@ -2255,6 +2958,114 @@
     </w:p>
     <w:p>
       <w:pPr>
+        <w:pStyle w:val="ListParagraph"/>
+        <w:numPr>
+          <w:ilvl w:val="0"/>
+          <w:numId w:val="9"/>
+        </w:numPr>
+      </w:pPr>
+      <w:r>
+        <w:t xml:space="preserve">Apache Hadoop (2026) </w:t>
+      </w:r>
+      <w:r>
+        <w:rPr>
+          <w:i/>
+          <w:iCs/>
+        </w:rPr>
+        <w:t>Apache Hadoop Documentation</w:t>
+      </w:r>
+      <w:r>
+        <w:t xml:space="preserve">. </w:t>
+      </w:r>
+    </w:p>
+    <w:p>
+      <w:pPr>
+        <w:pStyle w:val="ListParagraph"/>
+        <w:ind w:left="360"/>
+      </w:pPr>
+      <w:r>
+        <w:t xml:space="preserve">Available at: </w:t>
+      </w:r>
+      <w:hyperlink r:id="rId21" w:history="1">
+        <w:r>
+          <w:rPr>
+            <w:rStyle w:val="Hyperlink"/>
+          </w:rPr>
+          <w:t>https://hadoop.apache.org/</w:t>
+        </w:r>
+      </w:hyperlink>
+      <w:r>
+        <w:t xml:space="preserve"> </w:t>
+      </w:r>
+      <w:r>
+        <w:t xml:space="preserve"> </w:t>
+      </w:r>
+      <w:r>
+        <w:t xml:space="preserve">  </w:t>
+      </w:r>
+    </w:p>
+    <w:p>
+      <w:pPr>
+        <w:pStyle w:val="ListParagraph"/>
+        <w:ind w:left="360"/>
+      </w:pPr>
+      <w:r>
+        <w:t>(Accessed: 18 September 2026).</w:t>
+      </w:r>
+    </w:p>
+    <w:p>
+      <w:pPr>
+        <w:pStyle w:val="ListParagraph"/>
+        <w:numPr>
+          <w:ilvl w:val="0"/>
+          <w:numId w:val="9"/>
+        </w:numPr>
+      </w:pPr>
+      <w:r>
+        <w:t xml:space="preserve">Apache Spark (2026) </w:t>
+      </w:r>
+      <w:r>
+        <w:rPr>
+          <w:i/>
+          <w:iCs/>
+        </w:rPr>
+        <w:t>Apache Spark Documentation</w:t>
+      </w:r>
+      <w:r>
+        <w:t xml:space="preserve">. </w:t>
+      </w:r>
+    </w:p>
+    <w:p>
+      <w:pPr>
+        <w:pStyle w:val="ListParagraph"/>
+        <w:ind w:left="360"/>
+      </w:pPr>
+      <w:r>
+        <w:t xml:space="preserve">Available at: </w:t>
+      </w:r>
+      <w:hyperlink r:id="rId22" w:history="1">
+        <w:r>
+          <w:rPr>
+            <w:rStyle w:val="Hyperlink"/>
+          </w:rPr>
+          <w:t>https://spark.apache.org/</w:t>
+        </w:r>
+      </w:hyperlink>
+      <w:r>
+        <w:t xml:space="preserve"> </w:t>
+      </w:r>
+    </w:p>
+    <w:p>
+      <w:pPr>
+        <w:pStyle w:val="ListParagraph"/>
+        <w:ind w:left="360"/>
+      </w:pPr>
+      <w:r>
+        <w:t>(Accessed: 18 September 2026).</w:t>
+      </w:r>
+    </w:p>
+    <w:p>
+      <w:pPr>
         <w:rPr>
           <w:lang w:val="el-GR"/>
         </w:rPr>
@@ -2309,8 +3120,8 @@
       </w:pPr>
     </w:p>
     <w:sectPr>
-      <w:footerReference w:type="even" r:id="rId16"/>
-      <w:footerReference w:type="default" r:id="rId17"/>
+      <w:footerReference w:type="even" r:id="rId23"/>
+      <w:footerReference w:type="default" r:id="rId24"/>
       <w:pgSz w:w="12240" w:h="15840"/>
       <w:pgMar w:top="1440" w:right="1440" w:bottom="1440" w:left="1440" w:header="720" w:footer="720" w:gutter="0"/>
       <w:pgBorders w:display="notFirstPage" w:offsetFrom="page">

--- a/report/Large_Scale_E_commerce_Behaviour_Analysis_Report.docx
+++ b/report/Large_Scale_E_commerce_Behaviour_Analysis_Report.docx
@@ -194,27 +194,7 @@
           <w:sz w:val="32"/>
           <w:szCs w:val="32"/>
         </w:rPr>
-        <w:t xml:space="preserve">Large-Scale E-commerce </w:t>
-      </w:r>
-      <w:proofErr w:type="spellStart"/>
-      <w:r>
-        <w:rPr>
-          <w:b/>
-          <w:color w:val="538135"/>
-          <w:sz w:val="32"/>
-          <w:szCs w:val="32"/>
-        </w:rPr>
-        <w:t>Behaviour</w:t>
-      </w:r>
-      <w:proofErr w:type="spellEnd"/>
-      <w:r>
-        <w:rPr>
-          <w:b/>
-          <w:color w:val="538135"/>
-          <w:sz w:val="32"/>
-          <w:szCs w:val="32"/>
-        </w:rPr>
-        <w:t xml:space="preserve"> Analysis Using Hadoop and Apache Spark</w:t>
+        <w:t>Large-Scale E-commerce Behaviour Analysis Using Hadoop and Apache Spark</w:t>
       </w:r>
     </w:p>
     <w:p>
@@ -233,7 +213,6 @@
           <w:szCs w:val="32"/>
         </w:rPr>
       </w:pPr>
-      <w:proofErr w:type="spellStart"/>
       <w:r>
         <w:rPr>
           <w:b/>
@@ -243,7 +222,6 @@
         </w:rPr>
         <w:t>Programme</w:t>
       </w:r>
-      <w:proofErr w:type="spellEnd"/>
       <w:r>
         <w:rPr>
           <w:b/>
@@ -744,15 +722,7 @@
         <w:t xml:space="preserve">. Due to its large size and variety, the dataset provides an appropriate environment for applying big data technologies, as it contains data such as the number of product views, products added to the shopping cart, and purchases made by users. Big data analytics is used in different fields to obtain meaningful information from large and complex datasets and to perform predictive analysis </w:t>
       </w:r>
       <w:r>
-        <w:t>(</w:t>
-      </w:r>
-      <w:proofErr w:type="spellStart"/>
-      <w:r>
-        <w:t>Jamarani</w:t>
-      </w:r>
-      <w:proofErr w:type="spellEnd"/>
-      <w:r>
-        <w:t xml:space="preserve"> et al., 2024).</w:t>
+        <w:t>(Jamarani et al., 2024).</w:t>
       </w:r>
       <w:r>
         <w:rPr>
@@ -920,15 +890,7 @@
         <w:t xml:space="preserve"> </w:t>
       </w:r>
       <w:r>
-        <w:t>(</w:t>
-      </w:r>
-      <w:proofErr w:type="spellStart"/>
-      <w:r>
-        <w:t>Jamarani</w:t>
-      </w:r>
-      <w:proofErr w:type="spellEnd"/>
-      <w:r>
-        <w:t xml:space="preserve"> et al., 2024).</w:t>
+        <w:t>(Jamarani et al., 2024).</w:t>
       </w:r>
     </w:p>
     <w:p>
@@ -1005,14 +967,12 @@
         <w:br/>
         <w:t xml:space="preserve">The dataset contains some missing values. In particular, missing values are present in the </w:t>
       </w:r>
-      <w:proofErr w:type="spellStart"/>
       <w:r>
         <w:rPr>
           <w:rStyle w:val="Strong"/>
         </w:rPr>
         <w:t>category_code</w:t>
       </w:r>
-      <w:proofErr w:type="spellEnd"/>
       <w:r>
         <w:t xml:space="preserve"> and </w:t>
       </w:r>
@@ -1036,42 +996,13 @@
       </w:r>
       <w:r>
         <w:br/>
-      </w:r>
-      <w:proofErr w:type="spellStart"/>
-      <w:r>
-        <w:t>Analysing</w:t>
-      </w:r>
-      <w:proofErr w:type="spellEnd"/>
-      <w:r>
-        <w:t xml:space="preserve"> the dataset can provide useful information about users' product and category preferences, purchasing </w:t>
-      </w:r>
-      <w:proofErr w:type="spellStart"/>
-      <w:r>
-        <w:t>behaviour</w:t>
-      </w:r>
-      <w:proofErr w:type="spellEnd"/>
-      <w:r>
-        <w:t xml:space="preserve">, and shopping cart activities. These insights can support data-driven decision-making in e-commerce businesses </w:t>
+        <w:t xml:space="preserve">Analysing the dataset can provide useful information about users' product and category preferences, purchasing behaviour, and shopping cart activities. These insights can support data-driven decision-making in e-commerce businesses </w:t>
       </w:r>
       <w:r>
         <w:rPr>
           <w:rStyle w:val="Strong"/>
         </w:rPr>
-        <w:t>(</w:t>
-      </w:r>
-      <w:proofErr w:type="spellStart"/>
-      <w:r>
-        <w:rPr>
-          <w:rStyle w:val="Strong"/>
-        </w:rPr>
-        <w:t>Jamarani</w:t>
-      </w:r>
-      <w:proofErr w:type="spellEnd"/>
-      <w:r>
-        <w:rPr>
-          <w:rStyle w:val="Strong"/>
-        </w:rPr>
-        <w:t xml:space="preserve"> et al., 2024).</w:t>
+        <w:t>(Jamarani et al., 2024).</w:t>
       </w:r>
     </w:p>
     <w:p>
@@ -1213,105 +1144,7 @@
         <w:rPr>
           <w:rFonts w:asciiTheme="minorHAnsi" w:hAnsiTheme="minorHAnsi" w:cstheme="minorHAnsi"/>
         </w:rPr>
-        <w:t xml:space="preserve">. These variables are </w:t>
-      </w:r>
-      <w:proofErr w:type="spellStart"/>
-      <w:r>
-        <w:rPr>
-          <w:rFonts w:asciiTheme="minorHAnsi" w:hAnsiTheme="minorHAnsi" w:cstheme="minorHAnsi"/>
-        </w:rPr>
-        <w:t>event_time</w:t>
-      </w:r>
-      <w:proofErr w:type="spellEnd"/>
-      <w:r>
-        <w:rPr>
-          <w:rFonts w:asciiTheme="minorHAnsi" w:hAnsiTheme="minorHAnsi" w:cstheme="minorHAnsi"/>
-        </w:rPr>
-        <w:t xml:space="preserve">, </w:t>
-      </w:r>
-      <w:proofErr w:type="spellStart"/>
-      <w:r>
-        <w:rPr>
-          <w:rFonts w:asciiTheme="minorHAnsi" w:hAnsiTheme="minorHAnsi" w:cstheme="minorHAnsi"/>
-        </w:rPr>
-        <w:t>event_type</w:t>
-      </w:r>
-      <w:proofErr w:type="spellEnd"/>
-      <w:r>
-        <w:rPr>
-          <w:rFonts w:asciiTheme="minorHAnsi" w:hAnsiTheme="minorHAnsi" w:cstheme="minorHAnsi"/>
-        </w:rPr>
-        <w:t xml:space="preserve">, </w:t>
-      </w:r>
-      <w:proofErr w:type="spellStart"/>
-      <w:r>
-        <w:rPr>
-          <w:rFonts w:asciiTheme="minorHAnsi" w:hAnsiTheme="minorHAnsi" w:cstheme="minorHAnsi"/>
-        </w:rPr>
-        <w:t>product_id</w:t>
-      </w:r>
-      <w:proofErr w:type="spellEnd"/>
-      <w:r>
-        <w:rPr>
-          <w:rFonts w:asciiTheme="minorHAnsi" w:hAnsiTheme="minorHAnsi" w:cstheme="minorHAnsi"/>
-        </w:rPr>
-        <w:t xml:space="preserve">, </w:t>
-      </w:r>
-      <w:proofErr w:type="spellStart"/>
-      <w:r>
-        <w:rPr>
-          <w:rFonts w:asciiTheme="minorHAnsi" w:hAnsiTheme="minorHAnsi" w:cstheme="minorHAnsi"/>
-        </w:rPr>
-        <w:t>category_id</w:t>
-      </w:r>
-      <w:proofErr w:type="spellEnd"/>
-      <w:r>
-        <w:rPr>
-          <w:rFonts w:asciiTheme="minorHAnsi" w:hAnsiTheme="minorHAnsi" w:cstheme="minorHAnsi"/>
-        </w:rPr>
-        <w:t xml:space="preserve">, </w:t>
-      </w:r>
-      <w:proofErr w:type="spellStart"/>
-      <w:r>
-        <w:rPr>
-          <w:rFonts w:asciiTheme="minorHAnsi" w:hAnsiTheme="minorHAnsi" w:cstheme="minorHAnsi"/>
-        </w:rPr>
-        <w:t>category_code</w:t>
-      </w:r>
-      <w:proofErr w:type="spellEnd"/>
-      <w:r>
-        <w:rPr>
-          <w:rFonts w:asciiTheme="minorHAnsi" w:hAnsiTheme="minorHAnsi" w:cstheme="minorHAnsi"/>
-        </w:rPr>
-        <w:t xml:space="preserve">, brand, price, </w:t>
-      </w:r>
-      <w:proofErr w:type="spellStart"/>
-      <w:r>
-        <w:rPr>
-          <w:rFonts w:asciiTheme="minorHAnsi" w:hAnsiTheme="minorHAnsi" w:cstheme="minorHAnsi"/>
-        </w:rPr>
-        <w:t>user_id</w:t>
-      </w:r>
-      <w:proofErr w:type="spellEnd"/>
-      <w:r>
-        <w:rPr>
-          <w:rFonts w:asciiTheme="minorHAnsi" w:hAnsiTheme="minorHAnsi" w:cstheme="minorHAnsi"/>
-        </w:rPr>
-        <w:t xml:space="preserve">, and </w:t>
-      </w:r>
-      <w:proofErr w:type="spellStart"/>
-      <w:r>
-        <w:rPr>
-          <w:rFonts w:asciiTheme="minorHAnsi" w:hAnsiTheme="minorHAnsi" w:cstheme="minorHAnsi"/>
-        </w:rPr>
-        <w:t>user_session</w:t>
-      </w:r>
-      <w:proofErr w:type="spellEnd"/>
-      <w:r>
-        <w:rPr>
-          <w:rFonts w:asciiTheme="minorHAnsi" w:hAnsiTheme="minorHAnsi" w:cstheme="minorHAnsi"/>
-        </w:rPr>
-        <w:t>.</w:t>
+        <w:t>. These variables are event_time, event_type, product_id, category_id, category_code, brand, price, user_id, and user_session.</w:t>
       </w:r>
     </w:p>
     <w:p>
@@ -1654,31 +1487,7 @@
     </w:p>
     <w:p>
       <w:r>
-        <w:t xml:space="preserve">As the dataset contains fields related to user </w:t>
-      </w:r>
-      <w:proofErr w:type="spellStart"/>
-      <w:r>
-        <w:t>behaviour</w:t>
-      </w:r>
-      <w:proofErr w:type="spellEnd"/>
-      <w:r>
-        <w:t xml:space="preserve">, such as </w:t>
-      </w:r>
-      <w:proofErr w:type="spellStart"/>
-      <w:r>
-        <w:t>user_id</w:t>
-      </w:r>
-      <w:proofErr w:type="spellEnd"/>
-      <w:r>
-        <w:t xml:space="preserve"> and </w:t>
-      </w:r>
-      <w:proofErr w:type="spellStart"/>
-      <w:r>
-        <w:t>user_session</w:t>
-      </w:r>
-      <w:proofErr w:type="spellEnd"/>
-      <w:r>
-        <w:t xml:space="preserve">, data privacy and ethical considerations were taken into account in this project. The data was used only for analysis, </w:t>
+        <w:t xml:space="preserve">As the dataset contains fields related to user behaviour, such as user_id and user_session, data privacy and ethical considerations were taken into account in this project. The data was used only for analysis, </w:t>
       </w:r>
       <w:r>
         <w:lastRenderedPageBreak/>
@@ -1741,7 +1550,6 @@
       <w:r>
         <w:t xml:space="preserve"> was used for resource management and distributed process management. </w:t>
       </w:r>
-      <w:proofErr w:type="spellStart"/>
       <w:r>
         <w:rPr>
           <w:b/>
@@ -1749,11 +1557,9 @@
         </w:rPr>
         <w:t>NameNode</w:t>
       </w:r>
-      <w:proofErr w:type="spellEnd"/>
       <w:r>
         <w:t xml:space="preserve"> was used to manage the metadata of files and blocks in HDFS, while </w:t>
       </w:r>
-      <w:proofErr w:type="spellStart"/>
       <w:r>
         <w:rPr>
           <w:b/>
@@ -1761,11 +1567,9 @@
         </w:rPr>
         <w:t>DataNode</w:t>
       </w:r>
-      <w:proofErr w:type="spellEnd"/>
       <w:r>
         <w:t xml:space="preserve"> was used to store the data physically. Within YARN, </w:t>
       </w:r>
-      <w:proofErr w:type="spellStart"/>
       <w:r>
         <w:rPr>
           <w:b/>
@@ -1773,11 +1577,9 @@
         </w:rPr>
         <w:t>ResourceManager</w:t>
       </w:r>
-      <w:proofErr w:type="spellEnd"/>
       <w:r>
         <w:t xml:space="preserve"> manages the resources, while </w:t>
       </w:r>
-      <w:proofErr w:type="spellStart"/>
       <w:r>
         <w:rPr>
           <w:b/>
@@ -1785,7 +1587,6 @@
         </w:rPr>
         <w:t>NodeManager</w:t>
       </w:r>
-      <w:proofErr w:type="spellEnd"/>
       <w:r>
         <w:t xml:space="preserve"> monitors running processes and resources.</w:t>
       </w:r>
@@ -1972,15 +1773,7 @@
         <w:t>/ecommerce/input/2019-Oct.csv</w:t>
       </w:r>
       <w:r>
-        <w:t xml:space="preserve"> path and was divided into blocks by HDFS and stored on the </w:t>
-      </w:r>
-      <w:proofErr w:type="spellStart"/>
-      <w:r>
-        <w:t>DataNode</w:t>
-      </w:r>
-      <w:proofErr w:type="spellEnd"/>
-      <w:r>
-        <w:t>.</w:t>
+        <w:t xml:space="preserve"> path and was divided into blocks by HDFS and stored on the DataNode.</w:t>
       </w:r>
     </w:p>
     <w:p>
@@ -1997,63 +1790,7 @@
     </w:p>
     <w:p>
       <w:r>
-        <w:t xml:space="preserve">The dataset was uploaded to HDFS using the HDFS command line. First, the /ecommerce/input directory was created using the </w:t>
-      </w:r>
-      <w:proofErr w:type="spellStart"/>
-      <w:r>
-        <w:t>hdfs</w:t>
-      </w:r>
-      <w:proofErr w:type="spellEnd"/>
-      <w:r>
-        <w:t xml:space="preserve"> </w:t>
-      </w:r>
-      <w:proofErr w:type="spellStart"/>
-      <w:r>
-        <w:t>dfs</w:t>
-      </w:r>
-      <w:proofErr w:type="spellEnd"/>
-      <w:r>
-        <w:t xml:space="preserve"> -</w:t>
-      </w:r>
-      <w:proofErr w:type="spellStart"/>
-      <w:r>
-        <w:t>mkdir</w:t>
-      </w:r>
-      <w:proofErr w:type="spellEnd"/>
-      <w:r>
-        <w:t xml:space="preserve"> command. The 2019-Oct.csv file was then uploaded using the </w:t>
-      </w:r>
-      <w:proofErr w:type="spellStart"/>
-      <w:r>
-        <w:t>hdfs</w:t>
-      </w:r>
-      <w:proofErr w:type="spellEnd"/>
-      <w:r>
-        <w:t xml:space="preserve"> </w:t>
-      </w:r>
-      <w:proofErr w:type="spellStart"/>
-      <w:r>
-        <w:t>dfs</w:t>
-      </w:r>
-      <w:proofErr w:type="spellEnd"/>
-      <w:r>
-        <w:t xml:space="preserve"> -put command. After the upload, the </w:t>
-      </w:r>
-      <w:proofErr w:type="spellStart"/>
-      <w:r>
-        <w:t>hdfs</w:t>
-      </w:r>
-      <w:proofErr w:type="spellEnd"/>
-      <w:r>
-        <w:t xml:space="preserve"> </w:t>
-      </w:r>
-      <w:proofErr w:type="spellStart"/>
-      <w:r>
-        <w:t>dfs</w:t>
-      </w:r>
-      <w:proofErr w:type="spellEnd"/>
-      <w:r>
-        <w:t xml:space="preserve"> -ls command was used to verify that the file was successfully stored in HDFS. The file was displayed with a size of approximately 5.3 GB.</w:t>
+        <w:t>The dataset was uploaded to HDFS using the HDFS command line. First, the /ecommerce/input directory was created using the hdfs dfs -mkdir command. The 2019-Oct.csv file was then uploaded using the hdfs dfs -put command. After the upload, the hdfs dfs -ls command was used to verify that the file was successfully stored in HDFS. The file was displayed with a size of approximately 5.3 GB.</w:t>
       </w:r>
     </w:p>
     <w:p>
@@ -2127,28 +1864,12 @@
         <w:t>Figure 7.</w:t>
       </w:r>
       <w:r>
-        <w:t xml:space="preserve"> HDFS </w:t>
-      </w:r>
-      <w:proofErr w:type="spellStart"/>
-      <w:r>
-        <w:t>DataNode</w:t>
-      </w:r>
-      <w:proofErr w:type="spellEnd"/>
-      <w:r>
-        <w:t xml:space="preserve"> and storage status</w:t>
-      </w:r>
-    </w:p>
-    <w:p>
-      <w:r>
-        <w:t xml:space="preserve">The HDFS report showed one live </w:t>
-      </w:r>
-      <w:proofErr w:type="spellStart"/>
-      <w:r>
-        <w:t>DataNode</w:t>
-      </w:r>
-      <w:proofErr w:type="spellEnd"/>
-      <w:r>
-        <w:t xml:space="preserve"> with normal status, confirming that the storage node was available for the dataset.</w:t>
+        <w:t xml:space="preserve"> HDFS DataNode and storage status</w:t>
+      </w:r>
+    </w:p>
+    <w:p>
+      <w:r>
+        <w:t>The HDFS report showed one live DataNode with normal status, confirming that the storage node was available for the dataset.</w:t>
       </w:r>
     </w:p>
     <w:p>
@@ -2165,23 +1886,7 @@
     </w:p>
     <w:p>
       <w:r>
-        <w:t xml:space="preserve">YARN is a resource management system that enables resource management and the execution of distributed processes in the Hadoop environment. In this project, the </w:t>
-      </w:r>
-      <w:proofErr w:type="spellStart"/>
-      <w:r>
-        <w:t>ResourceManager</w:t>
-      </w:r>
-      <w:proofErr w:type="spellEnd"/>
-      <w:r>
-        <w:t xml:space="preserve"> was used to manage cluster resources and control the resource requirements of processes, while the </w:t>
-      </w:r>
-      <w:proofErr w:type="spellStart"/>
-      <w:r>
-        <w:t>NodeManager</w:t>
-      </w:r>
-      <w:proofErr w:type="spellEnd"/>
-      <w:r>
-        <w:t xml:space="preserve"> was used to monitor running processes and resource usage in order to manage distributed data processing operations performed on Hadoop.</w:t>
+        <w:t>YARN is a resource management system that enables resource management and the execution of distributed processes in the Hadoop environment. In this project, the ResourceManager was used to manage cluster resources and control the resource requirements of processes, while the NodeManager was used to monitor running processes and resource usage in order to manage distributed data processing operations performed on Hadoop.</w:t>
       </w:r>
     </w:p>
     <w:p>
@@ -2255,13 +1960,8 @@
         <w:t>Figure 8.</w:t>
       </w:r>
       <w:r>
-        <w:t xml:space="preserve"> YARN </w:t>
-      </w:r>
-      <w:proofErr w:type="spellStart"/>
-      <w:r>
-        <w:t>ResourceManager</w:t>
-      </w:r>
-      <w:proofErr w:type="spellEnd"/>
+        <w:t xml:space="preserve"> YARN ResourceManager</w:t>
+      </w:r>
     </w:p>
     <w:p>
       <w:pPr>
@@ -2358,7 +2058,6 @@
       <w:r>
         <w:t xml:space="preserve">In HDFS, </w:t>
       </w:r>
-      <w:proofErr w:type="spellStart"/>
       <w:r>
         <w:rPr>
           <w:b/>
@@ -2366,11 +2065,9 @@
         </w:rPr>
         <w:t>FSImage</w:t>
       </w:r>
-      <w:proofErr w:type="spellEnd"/>
       <w:r>
         <w:t xml:space="preserve"> represents the image in which the current metadata information about the file system is stored, while </w:t>
       </w:r>
-      <w:proofErr w:type="spellStart"/>
       <w:r>
         <w:rPr>
           <w:b/>
@@ -2378,7 +2075,6 @@
         </w:rPr>
         <w:t>EditLog</w:t>
       </w:r>
-      <w:proofErr w:type="spellEnd"/>
       <w:r>
         <w:t xml:space="preserve"> records the changes made to the file system. The </w:t>
       </w:r>
@@ -2390,31 +2086,7 @@
         <w:t>checkpointing</w:t>
       </w:r>
       <w:r>
-        <w:t xml:space="preserve"> process allows the changes in the </w:t>
-      </w:r>
-      <w:proofErr w:type="spellStart"/>
-      <w:r>
-        <w:t>EditLog</w:t>
-      </w:r>
-      <w:proofErr w:type="spellEnd"/>
-      <w:r>
-        <w:t xml:space="preserve"> to be merged with the </w:t>
-      </w:r>
-      <w:proofErr w:type="spellStart"/>
-      <w:r>
-        <w:t>FSImage</w:t>
-      </w:r>
-      <w:proofErr w:type="spellEnd"/>
-      <w:r>
-        <w:t xml:space="preserve"> to create an updated file system image. This process helps metadata management on the </w:t>
-      </w:r>
-      <w:proofErr w:type="spellStart"/>
-      <w:r>
-        <w:t>NameNode</w:t>
-      </w:r>
-      <w:proofErr w:type="spellEnd"/>
-      <w:r>
-        <w:t xml:space="preserve"> to be performed in a more </w:t>
+        <w:t xml:space="preserve"> process allows the changes in the EditLog to be merged with the FSImage to create an updated file system image. This process helps metadata management on the NameNode to be performed in a more </w:t>
       </w:r>
       <w:r>
         <w:t>organized</w:t>
@@ -2427,17 +2099,8 @@
           <w:b/>
           <w:bCs/>
         </w:rPr>
-        <w:t xml:space="preserve">Secondary </w:t>
-      </w:r>
-      <w:proofErr w:type="spellStart"/>
-      <w:r>
-        <w:rPr>
-          <w:b/>
-          <w:bCs/>
-        </w:rPr>
-        <w:t>NameNode</w:t>
-      </w:r>
-      <w:proofErr w:type="spellEnd"/>
+        <w:t>Secondary NameNode</w:t>
+      </w:r>
       <w:r>
         <w:t xml:space="preserve"> service, this component was not run as a separate container in practice, and its role and the checkpointing mechanism were considered theoretically.</w:t>
       </w:r>
@@ -2456,43 +2119,11 @@
     </w:p>
     <w:p>
       <w:r>
-        <w:t xml:space="preserve">During the setup of the Hadoop environment and the data processing stage, it was identified that Python was not available inside the Hadoop container. Therefore, shell scripts were used instead of Python for the MapReduce operations. Since the Hadoop environment used one </w:t>
-      </w:r>
-      <w:proofErr w:type="spellStart"/>
-      <w:r>
-        <w:t>DataNode</w:t>
-      </w:r>
-      <w:proofErr w:type="spellEnd"/>
-      <w:r>
-        <w:t xml:space="preserve"> and a replication factor of 1, this configuration limited data redundancy against data loss. In addition, the provided Docker configuration did not include a separate Secondary </w:t>
-      </w:r>
-      <w:proofErr w:type="spellStart"/>
-      <w:r>
-        <w:t>NameNode</w:t>
-      </w:r>
-      <w:proofErr w:type="spellEnd"/>
-      <w:r>
-        <w:t xml:space="preserve"> container. Since the </w:t>
+        <w:t xml:space="preserve">During the setup of the Hadoop environment and the data processing stage, it was identified that Python was not available inside the Hadoop container. Therefore, shell scripts were used instead of Python for the MapReduce operations. Since the Hadoop environment used one DataNode and a replication factor of 1, this configuration limited data redundancy against data loss. In addition, the provided Docker configuration did not include a separate Secondary NameNode container. Since the </w:t>
       </w:r>
       <w:r>
         <w:lastRenderedPageBreak/>
-        <w:t xml:space="preserve">project was implemented based on the Hadoop Docker configuration provided in the course, a separate Secondary </w:t>
-      </w:r>
-      <w:proofErr w:type="spellStart"/>
-      <w:r>
-        <w:t>NameNode</w:t>
-      </w:r>
-      <w:proofErr w:type="spellEnd"/>
-      <w:r>
-        <w:t xml:space="preserve"> container was not added in order to avoid changing the existing structure and to maintain the integrity of the project. Therefore, the Secondary </w:t>
-      </w:r>
-      <w:proofErr w:type="spellStart"/>
-      <w:r>
-        <w:t>NameNode</w:t>
-      </w:r>
-      <w:proofErr w:type="spellEnd"/>
-      <w:r>
-        <w:t xml:space="preserve"> and checkpointing mechanism were explained theoretically but were not implemented as a separate service.</w:t>
+        <w:t>project was implemented based on the Hadoop Docker configuration provided in the course, a separate Secondary NameNode container was not added in order to avoid changing the existing structure and to maintain the integrity of the project. Therefore, the Secondary NameNode and checkpointing mechanism were explained theoretically but were not implemented as a separate service.</w:t>
       </w:r>
     </w:p>
     <w:p/>
@@ -2528,6 +2159,131 @@
     </w:p>
     <w:p>
       <w:pPr>
+        <w:rPr>
+          <w:rFonts w:asciiTheme="minorHAnsi" w:hAnsiTheme="minorHAnsi" w:cstheme="minorHAnsi"/>
+        </w:rPr>
+      </w:pPr>
+      <w:r>
+        <w:rPr>
+          <w:rFonts w:asciiTheme="minorHAnsi" w:hAnsiTheme="minorHAnsi" w:cstheme="minorHAnsi"/>
+        </w:rPr>
+        <w:t xml:space="preserve">Hadoop MapReduce is a programming model that mainly consists of the </w:t>
+      </w:r>
+      <w:r>
+        <w:rPr>
+          <w:rStyle w:val="Strong"/>
+          <w:rFonts w:asciiTheme="minorHAnsi" w:hAnsiTheme="minorHAnsi" w:cstheme="minorHAnsi"/>
+        </w:rPr>
+        <w:t>Map</w:t>
+      </w:r>
+      <w:r>
+        <w:rPr>
+          <w:rFonts w:asciiTheme="minorHAnsi" w:hAnsiTheme="minorHAnsi" w:cstheme="minorHAnsi"/>
+        </w:rPr>
+        <w:t xml:space="preserve"> and </w:t>
+      </w:r>
+      <w:r>
+        <w:rPr>
+          <w:rStyle w:val="Strong"/>
+          <w:rFonts w:asciiTheme="minorHAnsi" w:hAnsiTheme="minorHAnsi" w:cstheme="minorHAnsi"/>
+        </w:rPr>
+        <w:t>Reduce</w:t>
+      </w:r>
+      <w:r>
+        <w:rPr>
+          <w:rFonts w:asciiTheme="minorHAnsi" w:hAnsiTheme="minorHAnsi" w:cstheme="minorHAnsi"/>
+        </w:rPr>
+        <w:t xml:space="preserve"> stages and enables large datasets to be processed in a distributed way. In the Map stage, data records are processed to create key-value pairs, while in the Reduce stage, values with the same key are grouped together.</w:t>
+      </w:r>
+    </w:p>
+    <w:p>
+      <w:pPr>
+        <w:rPr>
+          <w:rFonts w:asciiTheme="minorHAnsi" w:hAnsiTheme="minorHAnsi" w:cstheme="minorHAnsi"/>
+        </w:rPr>
+      </w:pPr>
+      <w:r>
+        <w:rPr>
+          <w:rFonts w:asciiTheme="minorHAnsi" w:hAnsiTheme="minorHAnsi" w:cstheme="minorHAnsi"/>
+        </w:rPr>
+        <w:t xml:space="preserve">In this project, </w:t>
+      </w:r>
+      <w:r>
+        <w:rPr>
+          <w:rStyle w:val="Strong"/>
+          <w:rFonts w:asciiTheme="minorHAnsi" w:hAnsiTheme="minorHAnsi" w:cstheme="minorHAnsi"/>
+        </w:rPr>
+        <w:t>MapReduce</w:t>
+      </w:r>
+      <w:r>
+        <w:rPr>
+          <w:rFonts w:asciiTheme="minorHAnsi" w:hAnsiTheme="minorHAnsi" w:cstheme="minorHAnsi"/>
+        </w:rPr>
+        <w:t xml:space="preserve"> was used to calculate the number of different </w:t>
+      </w:r>
+      <w:r>
+        <w:rPr>
+          <w:rStyle w:val="HTMLCode"/>
+          <w:rFonts w:asciiTheme="minorHAnsi" w:eastAsia="Calibri" w:hAnsiTheme="minorHAnsi" w:cstheme="minorHAnsi"/>
+          <w:sz w:val="22"/>
+          <w:szCs w:val="22"/>
+        </w:rPr>
+        <w:t>event_type</w:t>
+      </w:r>
+      <w:r>
+        <w:rPr>
+          <w:rFonts w:asciiTheme="minorHAnsi" w:hAnsiTheme="minorHAnsi" w:cstheme="minorHAnsi"/>
+        </w:rPr>
+        <w:t xml:space="preserve"> values in the e-commerce dataset. As a result, the total numbers of </w:t>
+      </w:r>
+      <w:r>
+        <w:rPr>
+          <w:rStyle w:val="HTMLCode"/>
+          <w:rFonts w:asciiTheme="minorHAnsi" w:eastAsia="Calibri" w:hAnsiTheme="minorHAnsi" w:cstheme="minorHAnsi"/>
+          <w:sz w:val="22"/>
+          <w:szCs w:val="22"/>
+        </w:rPr>
+        <w:t>view</w:t>
+      </w:r>
+      <w:r>
+        <w:rPr>
+          <w:rFonts w:asciiTheme="minorHAnsi" w:hAnsiTheme="minorHAnsi" w:cstheme="minorHAnsi"/>
+        </w:rPr>
+        <w:t xml:space="preserve">, </w:t>
+      </w:r>
+      <w:r>
+        <w:rPr>
+          <w:rStyle w:val="HTMLCode"/>
+          <w:rFonts w:asciiTheme="minorHAnsi" w:eastAsia="Calibri" w:hAnsiTheme="minorHAnsi" w:cstheme="minorHAnsi"/>
+          <w:sz w:val="22"/>
+          <w:szCs w:val="22"/>
+        </w:rPr>
+        <w:t>cart</w:t>
+      </w:r>
+      <w:r>
+        <w:rPr>
+          <w:rFonts w:asciiTheme="minorHAnsi" w:hAnsiTheme="minorHAnsi" w:cstheme="minorHAnsi"/>
+        </w:rPr>
+        <w:t xml:space="preserve">, and </w:t>
+      </w:r>
+      <w:r>
+        <w:rPr>
+          <w:rStyle w:val="HTMLCode"/>
+          <w:rFonts w:asciiTheme="minorHAnsi" w:eastAsia="Calibri" w:hAnsiTheme="minorHAnsi" w:cstheme="minorHAnsi"/>
+          <w:sz w:val="22"/>
+          <w:szCs w:val="22"/>
+        </w:rPr>
+        <w:t>purchase</w:t>
+      </w:r>
+      <w:r>
+        <w:rPr>
+          <w:rFonts w:asciiTheme="minorHAnsi" w:hAnsiTheme="minorHAnsi" w:cstheme="minorHAnsi"/>
+        </w:rPr>
+        <w:t xml:space="preserve"> events were obtained using a distributed data processing approach.</w:t>
+      </w:r>
+    </w:p>
+    <w:p>
+      <w:pPr>
         <w:pStyle w:val="Heading2"/>
         <w:numPr>
           <w:ilvl w:val="1"/>
@@ -2539,6 +2295,246 @@
       </w:r>
     </w:p>
     <w:p>
+      <w:r>
+        <w:t>In the MapReduce process implemented using Hadoop Streaming in this project, each event_type value in the 2019-Oct.csv file was read during the Mapper stage, and key-value pairs were created for each record. In the Reducer stage, records with the same event_type were grouped together and their total was calculated.</w:t>
+      </w:r>
+    </w:p>
+    <w:p>
+      <w:pPr>
+        <w:jc w:val="center"/>
+      </w:pPr>
+      <w:r>
+        <w:rPr>
+          <w:noProof/>
+        </w:rPr>
+        <w:drawing>
+          <wp:inline distT="0" distB="0" distL="0" distR="0" wp14:anchorId="4B64727A" wp14:editId="63E49115">
+            <wp:extent cx="5937250" cy="412750"/>
+            <wp:effectExtent l="0" t="0" r="6350" b="6350"/>
+            <wp:docPr id="536665862" name="Picture 11"/>
+            <wp:cNvGraphicFramePr>
+              <a:graphicFrameLocks xmlns:a="http://schemas.openxmlformats.org/drawingml/2006/main" noChangeAspect="1"/>
+            </wp:cNvGraphicFramePr>
+            <a:graphic xmlns:a="http://schemas.openxmlformats.org/drawingml/2006/main">
+              <a:graphicData uri="http://schemas.openxmlformats.org/drawingml/2006/picture">
+                <pic:pic xmlns:pic="http://schemas.openxmlformats.org/drawingml/2006/picture">
+                  <pic:nvPicPr>
+                    <pic:cNvPr id="0" name="Picture 13"/>
+                    <pic:cNvPicPr>
+                      <a:picLocks noChangeAspect="1" noChangeArrowheads="1"/>
+                    </pic:cNvPicPr>
+                  </pic:nvPicPr>
+                  <pic:blipFill>
+                    <a:blip r:embed="rId18" cstate="hqprint">
+                      <a:extLst>
+                        <a:ext uri="{28A0092B-C50C-407E-A947-70E740481C1C}">
+                          <a14:useLocalDpi xmlns:a14="http://schemas.microsoft.com/office/drawing/2010/main" val="0"/>
+                        </a:ext>
+                      </a:extLst>
+                    </a:blip>
+                    <a:srcRect/>
+                    <a:stretch>
+                      <a:fillRect/>
+                    </a:stretch>
+                  </pic:blipFill>
+                  <pic:spPr bwMode="auto">
+                    <a:xfrm>
+                      <a:off x="0" y="0"/>
+                      <a:ext cx="5937250" cy="412750"/>
+                    </a:xfrm>
+                    <a:prstGeom prst="rect">
+                      <a:avLst/>
+                    </a:prstGeom>
+                    <a:noFill/>
+                    <a:ln>
+                      <a:noFill/>
+                    </a:ln>
+                  </pic:spPr>
+                </pic:pic>
+              </a:graphicData>
+            </a:graphic>
+          </wp:inline>
+        </w:drawing>
+      </w:r>
+    </w:p>
+    <w:p>
+      <w:pPr>
+        <w:jc w:val="center"/>
+      </w:pPr>
+      <w:r>
+        <w:rPr>
+          <w:b/>
+          <w:bCs/>
+        </w:rPr>
+        <w:t>Figure 10.</w:t>
+      </w:r>
+      <w:r>
+        <w:t xml:space="preserve"> Mapper test</w:t>
+      </w:r>
+    </w:p>
+    <w:p>
+      <w:r>
+        <w:t>The mapper.sh and reducer.sh files were used to perform the MapReduce process. Before starting the process, the mapper and reducer scripts were tested to check whether they were working correctly. Afterwards, the process was applied to the 2019-Oct.csv file stored in HDFS using the Hadoop Streaming command.</w:t>
+      </w:r>
+    </w:p>
+    <w:p>
+      <w:pPr>
+        <w:jc w:val="center"/>
+      </w:pPr>
+      <w:r>
+        <w:rPr>
+          <w:noProof/>
+        </w:rPr>
+        <w:drawing>
+          <wp:inline distT="0" distB="0" distL="0" distR="0" wp14:anchorId="4D866F49" wp14:editId="3DD13CD5">
+            <wp:extent cx="5937250" cy="514350"/>
+            <wp:effectExtent l="0" t="0" r="6350" b="0"/>
+            <wp:docPr id="280480564" name="Picture 12"/>
+            <wp:cNvGraphicFramePr>
+              <a:graphicFrameLocks xmlns:a="http://schemas.openxmlformats.org/drawingml/2006/main" noChangeAspect="1"/>
+            </wp:cNvGraphicFramePr>
+            <a:graphic xmlns:a="http://schemas.openxmlformats.org/drawingml/2006/main">
+              <a:graphicData uri="http://schemas.openxmlformats.org/drawingml/2006/picture">
+                <pic:pic xmlns:pic="http://schemas.openxmlformats.org/drawingml/2006/picture">
+                  <pic:nvPicPr>
+                    <pic:cNvPr id="0" name="Picture 14"/>
+                    <pic:cNvPicPr>
+                      <a:picLocks noChangeAspect="1" noChangeArrowheads="1"/>
+                    </pic:cNvPicPr>
+                  </pic:nvPicPr>
+                  <pic:blipFill>
+                    <a:blip r:embed="rId19">
+                      <a:extLst>
+                        <a:ext uri="{28A0092B-C50C-407E-A947-70E740481C1C}">
+                          <a14:useLocalDpi xmlns:a14="http://schemas.microsoft.com/office/drawing/2010/main" val="0"/>
+                        </a:ext>
+                      </a:extLst>
+                    </a:blip>
+                    <a:srcRect/>
+                    <a:stretch>
+                      <a:fillRect/>
+                    </a:stretch>
+                  </pic:blipFill>
+                  <pic:spPr bwMode="auto">
+                    <a:xfrm>
+                      <a:off x="0" y="0"/>
+                      <a:ext cx="5937250" cy="514350"/>
+                    </a:xfrm>
+                    <a:prstGeom prst="rect">
+                      <a:avLst/>
+                    </a:prstGeom>
+                    <a:noFill/>
+                    <a:ln>
+                      <a:noFill/>
+                    </a:ln>
+                  </pic:spPr>
+                </pic:pic>
+              </a:graphicData>
+            </a:graphic>
+          </wp:inline>
+        </w:drawing>
+      </w:r>
+    </w:p>
+    <w:p>
+      <w:pPr>
+        <w:jc w:val="center"/>
+      </w:pPr>
+      <w:r>
+        <w:rPr>
+          <w:b/>
+          <w:bCs/>
+        </w:rPr>
+        <w:t>Figure 11.</w:t>
+      </w:r>
+      <w:r>
+        <w:t xml:space="preserve"> Reducer test</w:t>
+      </w:r>
+    </w:p>
+    <w:p>
+      <w:pPr>
+        <w:jc w:val="center"/>
+      </w:pPr>
+    </w:p>
+    <w:p>
+      <w:r>
+        <w:lastRenderedPageBreak/>
+        <w:t>As a result, the numbers of view, cart, and purchase events were obtained. The results were saved in the /ecommerce/output/event_counts directory in HDFS.</w:t>
+      </w:r>
+    </w:p>
+    <w:p>
+      <w:pPr>
+        <w:jc w:val="center"/>
+      </w:pPr>
+      <w:r>
+        <w:rPr>
+          <w:noProof/>
+        </w:rPr>
+        <w:drawing>
+          <wp:inline distT="0" distB="0" distL="0" distR="0" wp14:anchorId="22A0EDA8" wp14:editId="56F04965">
+            <wp:extent cx="5943600" cy="717550"/>
+            <wp:effectExtent l="0" t="0" r="0" b="6350"/>
+            <wp:docPr id="1875851042" name="Picture 13"/>
+            <wp:cNvGraphicFramePr>
+              <a:graphicFrameLocks xmlns:a="http://schemas.openxmlformats.org/drawingml/2006/main" noChangeAspect="1"/>
+            </wp:cNvGraphicFramePr>
+            <a:graphic xmlns:a="http://schemas.openxmlformats.org/drawingml/2006/main">
+              <a:graphicData uri="http://schemas.openxmlformats.org/drawingml/2006/picture">
+                <pic:pic xmlns:pic="http://schemas.openxmlformats.org/drawingml/2006/picture">
+                  <pic:nvPicPr>
+                    <pic:cNvPr id="0" name="Picture 15"/>
+                    <pic:cNvPicPr>
+                      <a:picLocks noChangeAspect="1" noChangeArrowheads="1"/>
+                    </pic:cNvPicPr>
+                  </pic:nvPicPr>
+                  <pic:blipFill>
+                    <a:blip r:embed="rId20">
+                      <a:extLst>
+                        <a:ext uri="{28A0092B-C50C-407E-A947-70E740481C1C}">
+                          <a14:useLocalDpi xmlns:a14="http://schemas.microsoft.com/office/drawing/2010/main" val="0"/>
+                        </a:ext>
+                      </a:extLst>
+                    </a:blip>
+                    <a:srcRect/>
+                    <a:stretch>
+                      <a:fillRect/>
+                    </a:stretch>
+                  </pic:blipFill>
+                  <pic:spPr bwMode="auto">
+                    <a:xfrm>
+                      <a:off x="0" y="0"/>
+                      <a:ext cx="5943600" cy="717550"/>
+                    </a:xfrm>
+                    <a:prstGeom prst="rect">
+                      <a:avLst/>
+                    </a:prstGeom>
+                    <a:noFill/>
+                    <a:ln>
+                      <a:noFill/>
+                    </a:ln>
+                  </pic:spPr>
+                </pic:pic>
+              </a:graphicData>
+            </a:graphic>
+          </wp:inline>
+        </w:drawing>
+      </w:r>
+    </w:p>
+    <w:p>
+      <w:pPr>
+        <w:jc w:val="center"/>
+      </w:pPr>
+      <w:r>
+        <w:rPr>
+          <w:b/>
+          <w:bCs/>
+        </w:rPr>
+        <w:t>Figure 12.</w:t>
+      </w:r>
+      <w:r>
+        <w:t xml:space="preserve"> Hadoop MapReduce event counts</w:t>
+      </w:r>
+    </w:p>
+    <w:p>
       <w:pPr>
         <w:pStyle w:val="Heading2"/>
         <w:numPr>
@@ -2551,6 +2547,265 @@
       </w:r>
     </w:p>
     <w:p>
+      <w:r>
+        <w:t xml:space="preserve">In this project, Apache Spark was used to read the large dataset from HDFS and process it in a distributed way. Using Spark, the schema and total number of records in the dataset were checked and the distribution of </w:t>
+      </w:r>
+      <w:r>
+        <w:t>event_type</w:t>
+      </w:r>
+      <w:r>
+        <w:t xml:space="preserve"> values was </w:t>
+      </w:r>
+      <w:r>
+        <w:t>analyzed</w:t>
+      </w:r>
+      <w:r>
+        <w:t>.</w:t>
+      </w:r>
+    </w:p>
+    <w:p>
+      <w:pPr>
+        <w:jc w:val="center"/>
+      </w:pPr>
+      <w:r>
+        <w:rPr>
+          <w:noProof/>
+        </w:rPr>
+        <w:drawing>
+          <wp:inline distT="0" distB="0" distL="0" distR="0" wp14:anchorId="5BD5FA73" wp14:editId="5A8B4865">
+            <wp:extent cx="5543550" cy="4800600"/>
+            <wp:effectExtent l="0" t="0" r="0" b="0"/>
+            <wp:docPr id="1112839889" name="Picture 14"/>
+            <wp:cNvGraphicFramePr>
+              <a:graphicFrameLocks xmlns:a="http://schemas.openxmlformats.org/drawingml/2006/main" noChangeAspect="1"/>
+            </wp:cNvGraphicFramePr>
+            <a:graphic xmlns:a="http://schemas.openxmlformats.org/drawingml/2006/main">
+              <a:graphicData uri="http://schemas.openxmlformats.org/drawingml/2006/picture">
+                <pic:pic xmlns:pic="http://schemas.openxmlformats.org/drawingml/2006/picture">
+                  <pic:nvPicPr>
+                    <pic:cNvPr id="0" name="Picture 16"/>
+                    <pic:cNvPicPr>
+                      <a:picLocks noChangeAspect="1" noChangeArrowheads="1"/>
+                    </pic:cNvPicPr>
+                  </pic:nvPicPr>
+                  <pic:blipFill>
+                    <a:blip r:embed="rId21">
+                      <a:extLst>
+                        <a:ext uri="{28A0092B-C50C-407E-A947-70E740481C1C}">
+                          <a14:useLocalDpi xmlns:a14="http://schemas.microsoft.com/office/drawing/2010/main" val="0"/>
+                        </a:ext>
+                      </a:extLst>
+                    </a:blip>
+                    <a:srcRect/>
+                    <a:stretch>
+                      <a:fillRect/>
+                    </a:stretch>
+                  </pic:blipFill>
+                  <pic:spPr bwMode="auto">
+                    <a:xfrm>
+                      <a:off x="0" y="0"/>
+                      <a:ext cx="5543550" cy="4800600"/>
+                    </a:xfrm>
+                    <a:prstGeom prst="rect">
+                      <a:avLst/>
+                    </a:prstGeom>
+                    <a:noFill/>
+                    <a:ln>
+                      <a:noFill/>
+                    </a:ln>
+                  </pic:spPr>
+                </pic:pic>
+              </a:graphicData>
+            </a:graphic>
+          </wp:inline>
+        </w:drawing>
+      </w:r>
+    </w:p>
+    <w:p>
+      <w:pPr>
+        <w:jc w:val="center"/>
+      </w:pPr>
+      <w:r>
+        <w:rPr>
+          <w:b/>
+          <w:bCs/>
+        </w:rPr>
+        <w:t>Figure 13.</w:t>
+      </w:r>
+      <w:r>
+        <w:t xml:space="preserve"> Spark dataset schema</w:t>
+      </w:r>
+    </w:p>
+    <w:p>
+      <w:r>
+        <w:lastRenderedPageBreak/>
+        <w:t xml:space="preserve">The different categories, purchased products, and daily distribution of events in the dataset were examined using Spark. </w:t>
+      </w:r>
+    </w:p>
+    <w:p>
+      <w:pPr>
+        <w:jc w:val="center"/>
+      </w:pPr>
+      <w:r>
+        <w:rPr>
+          <w:noProof/>
+        </w:rPr>
+        <w:drawing>
+          <wp:inline distT="0" distB="0" distL="0" distR="0" wp14:anchorId="3F84A9FF" wp14:editId="12059A2D">
+            <wp:extent cx="3644900" cy="768350"/>
+            <wp:effectExtent l="0" t="0" r="0" b="0"/>
+            <wp:docPr id="399947349" name="Picture 15"/>
+            <wp:cNvGraphicFramePr>
+              <a:graphicFrameLocks xmlns:a="http://schemas.openxmlformats.org/drawingml/2006/main" noChangeAspect="1"/>
+            </wp:cNvGraphicFramePr>
+            <a:graphic xmlns:a="http://schemas.openxmlformats.org/drawingml/2006/main">
+              <a:graphicData uri="http://schemas.openxmlformats.org/drawingml/2006/picture">
+                <pic:pic xmlns:pic="http://schemas.openxmlformats.org/drawingml/2006/picture">
+                  <pic:nvPicPr>
+                    <pic:cNvPr id="0" name="Picture 17"/>
+                    <pic:cNvPicPr>
+                      <a:picLocks noChangeAspect="1" noChangeArrowheads="1"/>
+                    </pic:cNvPicPr>
+                  </pic:nvPicPr>
+                  <pic:blipFill>
+                    <a:blip r:embed="rId22">
+                      <a:extLst>
+                        <a:ext uri="{28A0092B-C50C-407E-A947-70E740481C1C}">
+                          <a14:useLocalDpi xmlns:a14="http://schemas.microsoft.com/office/drawing/2010/main" val="0"/>
+                        </a:ext>
+                      </a:extLst>
+                    </a:blip>
+                    <a:srcRect/>
+                    <a:stretch>
+                      <a:fillRect/>
+                    </a:stretch>
+                  </pic:blipFill>
+                  <pic:spPr bwMode="auto">
+                    <a:xfrm>
+                      <a:off x="0" y="0"/>
+                      <a:ext cx="3644900" cy="768350"/>
+                    </a:xfrm>
+                    <a:prstGeom prst="rect">
+                      <a:avLst/>
+                    </a:prstGeom>
+                    <a:noFill/>
+                    <a:ln>
+                      <a:noFill/>
+                    </a:ln>
+                  </pic:spPr>
+                </pic:pic>
+              </a:graphicData>
+            </a:graphic>
+          </wp:inline>
+        </w:drawing>
+      </w:r>
+    </w:p>
+    <w:p>
+      <w:pPr>
+        <w:jc w:val="center"/>
+      </w:pPr>
+      <w:r>
+        <w:rPr>
+          <w:b/>
+          <w:bCs/>
+        </w:rPr>
+        <w:t>Figure 14.</w:t>
+      </w:r>
+      <w:r>
+        <w:t xml:space="preserve"> Spark dataset record count</w:t>
+      </w:r>
+    </w:p>
+    <w:p>
+      <w:pPr>
+        <w:jc w:val="center"/>
+      </w:pPr>
+      <w:r>
+        <w:rPr>
+          <w:noProof/>
+        </w:rPr>
+        <w:drawing>
+          <wp:inline distT="0" distB="0" distL="0" distR="0" wp14:anchorId="06239B12" wp14:editId="29206D0E">
+            <wp:extent cx="5937250" cy="1930400"/>
+            <wp:effectExtent l="0" t="0" r="6350" b="0"/>
+            <wp:docPr id="1786851075" name="Picture 16"/>
+            <wp:cNvGraphicFramePr>
+              <a:graphicFrameLocks xmlns:a="http://schemas.openxmlformats.org/drawingml/2006/main" noChangeAspect="1"/>
+            </wp:cNvGraphicFramePr>
+            <a:graphic xmlns:a="http://schemas.openxmlformats.org/drawingml/2006/main">
+              <a:graphicData uri="http://schemas.openxmlformats.org/drawingml/2006/picture">
+                <pic:pic xmlns:pic="http://schemas.openxmlformats.org/drawingml/2006/picture">
+                  <pic:nvPicPr>
+                    <pic:cNvPr id="0" name="Picture 18"/>
+                    <pic:cNvPicPr>
+                      <a:picLocks noChangeAspect="1" noChangeArrowheads="1"/>
+                    </pic:cNvPicPr>
+                  </pic:nvPicPr>
+                  <pic:blipFill>
+                    <a:blip r:embed="rId23">
+                      <a:extLst>
+                        <a:ext uri="{28A0092B-C50C-407E-A947-70E740481C1C}">
+                          <a14:useLocalDpi xmlns:a14="http://schemas.microsoft.com/office/drawing/2010/main" val="0"/>
+                        </a:ext>
+                      </a:extLst>
+                    </a:blip>
+                    <a:srcRect/>
+                    <a:stretch>
+                      <a:fillRect/>
+                    </a:stretch>
+                  </pic:blipFill>
+                  <pic:spPr bwMode="auto">
+                    <a:xfrm>
+                      <a:off x="0" y="0"/>
+                      <a:ext cx="5937250" cy="1930400"/>
+                    </a:xfrm>
+                    <a:prstGeom prst="rect">
+                      <a:avLst/>
+                    </a:prstGeom>
+                    <a:noFill/>
+                    <a:ln>
+                      <a:noFill/>
+                    </a:ln>
+                  </pic:spPr>
+                </pic:pic>
+              </a:graphicData>
+            </a:graphic>
+          </wp:inline>
+        </w:drawing>
+      </w:r>
+    </w:p>
+    <w:p>
+      <w:pPr>
+        <w:jc w:val="center"/>
+      </w:pPr>
+      <w:r>
+        <w:rPr>
+          <w:b/>
+          <w:bCs/>
+        </w:rPr>
+        <w:t xml:space="preserve">Figure 15. </w:t>
+      </w:r>
+      <w:r>
+        <w:t>Spark event counts</w:t>
+      </w:r>
+    </w:p>
+    <w:p>
+      <w:r>
+        <w:t xml:space="preserve">In addition, the average prices of products according to different </w:t>
+      </w:r>
+      <w:r>
+        <w:t>event_type</w:t>
+      </w:r>
+      <w:r>
+        <w:t xml:space="preserve"> values were calculated. These analyses enabled different user and e-commerce </w:t>
+      </w:r>
+      <w:r>
+        <w:t>behaviors</w:t>
+      </w:r>
+      <w:r>
+        <w:t xml:space="preserve"> to be examined on a large dataset.</w:t>
+      </w:r>
+    </w:p>
+    <w:p>
       <w:pPr>
         <w:pStyle w:val="Heading2"/>
         <w:numPr>
@@ -2563,21 +2818,123 @@
       </w:r>
     </w:p>
     <w:p>
+      <w:r>
+        <w:t>In this project, the distribution of event_type values in the dataset was queried using Spark SQL. The numbers of view, cart, and purchase events were calculated using a query created with Spark SQL, and the results were displayed.</w:t>
+      </w:r>
+    </w:p>
+    <w:p>
+      <w:r>
+        <w:t xml:space="preserve">Spark SQL enabled SQL queries to be applied to the large dataset, and the obtained results were </w:t>
+      </w:r>
+      <w:r>
+        <w:t>analyzed</w:t>
+      </w:r>
+      <w:r>
+        <w:t>.</w:t>
+      </w:r>
+    </w:p>
+    <w:p>
+      <w:pPr>
+        <w:jc w:val="center"/>
+      </w:pPr>
+      <w:r>
+        <w:rPr>
+          <w:noProof/>
+        </w:rPr>
+        <w:lastRenderedPageBreak/>
+        <w:drawing>
+          <wp:inline distT="0" distB="0" distL="0" distR="0" wp14:anchorId="6F2EB75A" wp14:editId="424323C1">
+            <wp:extent cx="3587750" cy="2476500"/>
+            <wp:effectExtent l="0" t="0" r="0" b="0"/>
+            <wp:docPr id="1731084726" name="Picture 17"/>
+            <wp:cNvGraphicFramePr>
+              <a:graphicFrameLocks xmlns:a="http://schemas.openxmlformats.org/drawingml/2006/main" noChangeAspect="1"/>
+            </wp:cNvGraphicFramePr>
+            <a:graphic xmlns:a="http://schemas.openxmlformats.org/drawingml/2006/main">
+              <a:graphicData uri="http://schemas.openxmlformats.org/drawingml/2006/picture">
+                <pic:pic xmlns:pic="http://schemas.openxmlformats.org/drawingml/2006/picture">
+                  <pic:nvPicPr>
+                    <pic:cNvPr id="0" name="Picture 19"/>
+                    <pic:cNvPicPr>
+                      <a:picLocks noChangeAspect="1" noChangeArrowheads="1"/>
+                    </pic:cNvPicPr>
+                  </pic:nvPicPr>
+                  <pic:blipFill>
+                    <a:blip r:embed="rId24">
+                      <a:extLst>
+                        <a:ext uri="{28A0092B-C50C-407E-A947-70E740481C1C}">
+                          <a14:useLocalDpi xmlns:a14="http://schemas.microsoft.com/office/drawing/2010/main" val="0"/>
+                        </a:ext>
+                      </a:extLst>
+                    </a:blip>
+                    <a:srcRect/>
+                    <a:stretch>
+                      <a:fillRect/>
+                    </a:stretch>
+                  </pic:blipFill>
+                  <pic:spPr bwMode="auto">
+                    <a:xfrm>
+                      <a:off x="0" y="0"/>
+                      <a:ext cx="3587750" cy="2476500"/>
+                    </a:xfrm>
+                    <a:prstGeom prst="rect">
+                      <a:avLst/>
+                    </a:prstGeom>
+                    <a:noFill/>
+                    <a:ln>
+                      <a:noFill/>
+                    </a:ln>
+                  </pic:spPr>
+                </pic:pic>
+              </a:graphicData>
+            </a:graphic>
+          </wp:inline>
+        </w:drawing>
+      </w:r>
+    </w:p>
+    <w:p>
+      <w:pPr>
+        <w:jc w:val="center"/>
+      </w:pPr>
+      <w:r>
+        <w:rPr>
+          <w:b/>
+          <w:bCs/>
+        </w:rPr>
+        <w:t>Figure 16.</w:t>
+      </w:r>
+      <w:r>
+        <w:t xml:space="preserve"> Spark SQL event counts</w:t>
+      </w:r>
+    </w:p>
+    <w:p>
       <w:pPr>
         <w:pStyle w:val="Heading2"/>
         <w:numPr>
           <w:ilvl w:val="1"/>
           <w:numId w:val="7"/>
         </w:numPr>
-        <w:rPr>
-          <w:sz w:val="36"/>
-          <w:szCs w:val="36"/>
-        </w:rPr>
       </w:pPr>
       <w:r>
         <w:t>MapReduce and Spark Comparison</w:t>
       </w:r>
     </w:p>
+    <w:p>
+      <w:r>
+        <w:t>In this project, distributed data processing was performed on a large dataset using both Hadoop MapReduce and Apache Spark. Hadoop MapReduce processes the data by dividing it into Map and Reduce stages, while Spark processes data using DataFrames and SQL operations.</w:t>
+      </w:r>
+    </w:p>
+    <w:p>
+      <w:r>
+        <w:t>In the MapReduce approach, the processes are divided into Map and Reduce stages, so more processing steps may be required when processing large datasets, which can make the process slower. In Spark, DataFrame, SQL, and different analysis operations make this process easier to perform. Therefore, it was concluded that Spark provides more flexible use for data analysis and processing different queries.</w:t>
+      </w:r>
+    </w:p>
+    <w:p>
+      <w:r>
+        <w:t>While MapReduce was used to calculate the total number of event_type values, Spark was used to examine the dataset schema, record count, categories, products, daily events, and perform different analyses. This showed how these two approaches can be applied for different purposes when working with large datasets.</w:t>
+      </w:r>
+    </w:p>
+    <w:p/>
     <w:p>
       <w:pPr>
         <w:pStyle w:val="Heading1"/>
@@ -2761,7 +3118,7 @@
       <w:r>
         <w:t xml:space="preserve"> </w:t>
       </w:r>
-      <w:hyperlink r:id="rId18" w:tgtFrame="_new" w:history="1">
+      <w:hyperlink r:id="rId25" w:tgtFrame="_new" w:history="1">
         <w:r>
           <w:rPr>
             <w:rStyle w:val="Hyperlink"/>
@@ -2799,21 +3156,8 @@
           <w:numId w:val="9"/>
         </w:numPr>
       </w:pPr>
-      <w:proofErr w:type="spellStart"/>
-      <w:r>
-        <w:t>Jamarani</w:t>
-      </w:r>
-      <w:proofErr w:type="spellEnd"/>
-      <w:r>
-        <w:t xml:space="preserve">, A., Haddadi, S., </w:t>
-      </w:r>
-      <w:proofErr w:type="spellStart"/>
-      <w:r>
-        <w:t>Sarvizadeh</w:t>
-      </w:r>
-      <w:proofErr w:type="spellEnd"/>
-      <w:r>
-        <w:t xml:space="preserve">, R. </w:t>
+      <w:r>
+        <w:t xml:space="preserve">Jamarani, A., Haddadi, S., Sarvizadeh, R. </w:t>
       </w:r>
       <w:r>
         <w:rPr>
@@ -2844,7 +3188,7 @@
       <w:r>
         <w:t xml:space="preserve">Available at: </w:t>
       </w:r>
-      <w:hyperlink r:id="rId19" w:history="1">
+      <w:hyperlink r:id="rId26" w:history="1">
         <w:r>
           <w:rPr>
             <w:rStyle w:val="Hyperlink"/>
@@ -2886,23 +3230,7 @@
         </w:numPr>
       </w:pPr>
       <w:r>
-        <w:t xml:space="preserve">Munshi, A., Alhindi, A., </w:t>
-      </w:r>
-      <w:proofErr w:type="spellStart"/>
-      <w:r>
-        <w:t>Qadah</w:t>
-      </w:r>
-      <w:proofErr w:type="spellEnd"/>
-      <w:r>
-        <w:t xml:space="preserve">, T.M. and </w:t>
-      </w:r>
-      <w:proofErr w:type="spellStart"/>
-      <w:r>
-        <w:t>Alqurashi</w:t>
-      </w:r>
-      <w:proofErr w:type="spellEnd"/>
-      <w:r>
-        <w:t xml:space="preserve">, A. (2023) ‘An Electronic Commerce Big Data Analytics Architecture and Platform’, </w:t>
+        <w:t xml:space="preserve">Munshi, A., Alhindi, A., Qadah, T.M. and Alqurashi, A. (2023) ‘An Electronic Commerce Big Data Analytics Architecture and Platform’, </w:t>
       </w:r>
       <w:r>
         <w:rPr>
@@ -2923,7 +3251,7 @@
       <w:r>
         <w:t xml:space="preserve">Available at: </w:t>
       </w:r>
-      <w:hyperlink r:id="rId20" w:history="1">
+      <w:hyperlink r:id="rId27" w:history="1">
         <w:r>
           <w:rPr>
             <w:rStyle w:val="Hyperlink"/>
@@ -2986,7 +3314,7 @@
       <w:r>
         <w:t xml:space="preserve">Available at: </w:t>
       </w:r>
-      <w:hyperlink r:id="rId21" w:history="1">
+      <w:hyperlink r:id="rId28" w:history="1">
         <w:r>
           <w:rPr>
             <w:rStyle w:val="Hyperlink"/>
@@ -3043,7 +3371,7 @@
       <w:r>
         <w:t xml:space="preserve">Available at: </w:t>
       </w:r>
-      <w:hyperlink r:id="rId22" w:history="1">
+      <w:hyperlink r:id="rId29" w:history="1">
         <w:r>
           <w:rPr>
             <w:rStyle w:val="Hyperlink"/>
@@ -3120,8 +3448,8 @@
       </w:pPr>
     </w:p>
     <w:sectPr>
-      <w:footerReference w:type="even" r:id="rId23"/>
-      <w:footerReference w:type="default" r:id="rId24"/>
+      <w:footerReference w:type="even" r:id="rId30"/>
+      <w:footerReference w:type="default" r:id="rId31"/>
       <w:pgSz w:w="12240" w:h="15840"/>
       <w:pgMar w:top="1440" w:right="1440" w:bottom="1440" w:left="1440" w:header="720" w:footer="720" w:gutter="0"/>
       <w:pgBorders w:display="notFirstPage" w:offsetFrom="page">
@@ -5319,6 +5647,16 @@
       <w:szCs w:val="20"/>
     </w:rPr>
   </w:style>
+  <w:style w:type="paragraph" w:styleId="NoSpacing">
+    <w:name w:val="No Spacing"/>
+    <w:uiPriority w:val="1"/>
+    <w:qFormat/>
+    <w:rsid w:val="00271829"/>
+    <w:rPr>
+      <w:sz w:val="22"/>
+      <w:szCs w:val="22"/>
+    </w:rPr>
+  </w:style>
 </w:styles>
 </file>
 

--- a/report/Large_Scale_E_commerce_Behaviour_Analysis_Report.docx
+++ b/report/Large_Scale_E_commerce_Behaviour_Analysis_Report.docx
@@ -28,7 +28,7 @@
                     </pic:cNvPicPr>
                   </pic:nvPicPr>
                   <pic:blipFill>
-                    <a:blip r:embed="rId7">
+                    <a:blip r:embed="rId8">
                       <a:extLst>
                         <a:ext uri="{28A0092B-C50C-407E-A947-70E740481C1C}">
                           <a14:useLocalDpi xmlns:a14="http://schemas.microsoft.com/office/drawing/2010/main" val="0"/>
@@ -87,7 +87,7 @@
                     </pic:cNvPicPr>
                   </pic:nvPicPr>
                   <pic:blipFill>
-                    <a:blip r:embed="rId8">
+                    <a:blip r:embed="rId9">
                       <a:extLst>
                         <a:ext uri="{28A0092B-C50C-407E-A947-70E740481C1C}">
                           <a14:useLocalDpi xmlns:a14="http://schemas.microsoft.com/office/drawing/2010/main" val="0"/>
@@ -181,7 +181,7 @@
         </w:pBdr>
         <w:shd w:val="clear" w:color="auto" w:fill="A8D08D"/>
         <w:rPr>
-          <w:b/>
+          <w:bCs/>
           <w:color w:val="538135"/>
           <w:sz w:val="32"/>
           <w:szCs w:val="32"/>
@@ -189,12 +189,32 @@
       </w:pPr>
       <w:r>
         <w:rPr>
-          <w:b/>
+          <w:bCs/>
           <w:color w:val="538135"/>
           <w:sz w:val="32"/>
           <w:szCs w:val="32"/>
         </w:rPr>
-        <w:t>Large-Scale E-commerce Behaviour Analysis Using Hadoop and Apache Spark</w:t>
+        <w:t xml:space="preserve">Large-Scale E-commerce </w:t>
+      </w:r>
+      <w:proofErr w:type="spellStart"/>
+      <w:r>
+        <w:rPr>
+          <w:bCs/>
+          <w:color w:val="538135"/>
+          <w:sz w:val="32"/>
+          <w:szCs w:val="32"/>
+        </w:rPr>
+        <w:t>Behaviour</w:t>
+      </w:r>
+      <w:proofErr w:type="spellEnd"/>
+      <w:r>
+        <w:rPr>
+          <w:bCs/>
+          <w:color w:val="538135"/>
+          <w:sz w:val="32"/>
+          <w:szCs w:val="32"/>
+        </w:rPr>
+        <w:t xml:space="preserve"> Analysis Using Hadoop and Apache Spark</w:t>
       </w:r>
     </w:p>
     <w:p>
@@ -213,6 +233,7 @@
           <w:szCs w:val="32"/>
         </w:rPr>
       </w:pPr>
+      <w:proofErr w:type="spellStart"/>
       <w:r>
         <w:rPr>
           <w:b/>
@@ -222,6 +243,7 @@
         </w:rPr>
         <w:t>Programme</w:t>
       </w:r>
+      <w:proofErr w:type="spellEnd"/>
       <w:r>
         <w:rPr>
           <w:b/>
@@ -242,7 +264,7 @@
         </w:pBdr>
         <w:shd w:val="clear" w:color="auto" w:fill="A8D08D"/>
         <w:rPr>
-          <w:b/>
+          <w:bCs/>
           <w:color w:val="538135"/>
           <w:sz w:val="32"/>
           <w:szCs w:val="32"/>
@@ -250,7 +272,7 @@
       </w:pPr>
       <w:r>
         <w:rPr>
-          <w:b/>
+          <w:bCs/>
           <w:color w:val="538135"/>
           <w:sz w:val="32"/>
           <w:szCs w:val="32"/>
@@ -294,7 +316,7 @@
         </w:pBdr>
         <w:shd w:val="clear" w:color="auto" w:fill="A8D08D"/>
         <w:rPr>
-          <w:b/>
+          <w:bCs/>
           <w:color w:val="538135"/>
           <w:sz w:val="32"/>
           <w:szCs w:val="32"/>
@@ -302,7 +324,7 @@
       </w:pPr>
       <w:r>
         <w:rPr>
-          <w:b/>
+          <w:bCs/>
           <w:color w:val="538135"/>
           <w:sz w:val="32"/>
           <w:szCs w:val="32"/>
@@ -346,7 +368,7 @@
         </w:pBdr>
         <w:shd w:val="clear" w:color="auto" w:fill="A8D08D"/>
         <w:rPr>
-          <w:b/>
+          <w:bCs/>
           <w:color w:val="538135"/>
           <w:sz w:val="32"/>
           <w:szCs w:val="32"/>
@@ -354,7 +376,7 @@
       </w:pPr>
       <w:r>
         <w:rPr>
-          <w:b/>
+          <w:bCs/>
           <w:color w:val="538135"/>
           <w:sz w:val="32"/>
           <w:szCs w:val="32"/>
@@ -386,18 +408,3434 @@
         <w:pageBreakBefore/>
       </w:pPr>
       <w:bookmarkStart w:id="0" w:name="_Toc26094232"/>
+      <w:bookmarkStart w:id="1" w:name="_Toc240654991"/>
       <w:r>
         <w:lastRenderedPageBreak/>
         <w:t>CONTENTS</w:t>
       </w:r>
       <w:bookmarkEnd w:id="0"/>
+      <w:bookmarkEnd w:id="1"/>
     </w:p>
     <w:p>
       <w:pPr>
         <w:shd w:val="clear" w:color="auto" w:fill="538135"/>
       </w:pPr>
     </w:p>
-    <w:p/>
+    <w:p>
+      <w:pPr>
+        <w:pStyle w:val="TOC1"/>
+        <w:tabs>
+          <w:tab w:val="right" w:leader="dot" w:pos="9350"/>
+        </w:tabs>
+        <w:rPr>
+          <w:rFonts w:eastAsiaTheme="minorEastAsia" w:cstheme="minorBidi"/>
+          <w:b w:val="0"/>
+          <w:bCs w:val="0"/>
+          <w:caps w:val="0"/>
+          <w:noProof/>
+          <w:kern w:val="2"/>
+          <w:sz w:val="22"/>
+          <w:szCs w:val="22"/>
+          <w14:ligatures w14:val="standardContextual"/>
+        </w:rPr>
+      </w:pPr>
+      <w:r>
+        <w:rPr>
+          <w:sz w:val="22"/>
+          <w:szCs w:val="22"/>
+        </w:rPr>
+        <w:fldChar w:fldCharType="begin"/>
+      </w:r>
+      <w:r>
+        <w:rPr>
+          <w:sz w:val="22"/>
+          <w:szCs w:val="22"/>
+        </w:rPr>
+        <w:instrText xml:space="preserve"> TOC \o "1-3" \h \z \u </w:instrText>
+      </w:r>
+      <w:r>
+        <w:rPr>
+          <w:sz w:val="22"/>
+          <w:szCs w:val="22"/>
+        </w:rPr>
+        <w:fldChar w:fldCharType="separate"/>
+      </w:r>
+      <w:hyperlink w:anchor="_Toc240654991" w:history="1">
+        <w:r>
+          <w:rPr>
+            <w:rStyle w:val="Hyperlink"/>
+            <w:noProof/>
+            <w:sz w:val="22"/>
+            <w:szCs w:val="22"/>
+          </w:rPr>
+          <w:t>CONTENTS</w:t>
+        </w:r>
+        <w:r>
+          <w:rPr>
+            <w:noProof/>
+            <w:webHidden/>
+            <w:sz w:val="22"/>
+            <w:szCs w:val="22"/>
+          </w:rPr>
+          <w:tab/>
+        </w:r>
+        <w:r>
+          <w:rPr>
+            <w:noProof/>
+            <w:webHidden/>
+            <w:sz w:val="22"/>
+            <w:szCs w:val="22"/>
+          </w:rPr>
+          <w:fldChar w:fldCharType="begin"/>
+        </w:r>
+        <w:r>
+          <w:rPr>
+            <w:noProof/>
+            <w:webHidden/>
+            <w:sz w:val="22"/>
+            <w:szCs w:val="22"/>
+          </w:rPr>
+          <w:instrText xml:space="preserve"> PAGEREF _Toc240654991 \h </w:instrText>
+        </w:r>
+        <w:r>
+          <w:rPr>
+            <w:noProof/>
+            <w:webHidden/>
+            <w:sz w:val="22"/>
+            <w:szCs w:val="22"/>
+          </w:rPr>
+        </w:r>
+        <w:r>
+          <w:rPr>
+            <w:noProof/>
+            <w:webHidden/>
+            <w:sz w:val="22"/>
+            <w:szCs w:val="22"/>
+          </w:rPr>
+          <w:fldChar w:fldCharType="separate"/>
+        </w:r>
+        <w:r>
+          <w:rPr>
+            <w:noProof/>
+            <w:webHidden/>
+            <w:sz w:val="22"/>
+            <w:szCs w:val="22"/>
+          </w:rPr>
+          <w:t>2</w:t>
+        </w:r>
+        <w:r>
+          <w:rPr>
+            <w:noProof/>
+            <w:webHidden/>
+            <w:sz w:val="22"/>
+            <w:szCs w:val="22"/>
+          </w:rPr>
+          <w:fldChar w:fldCharType="end"/>
+        </w:r>
+      </w:hyperlink>
+    </w:p>
+    <w:p>
+      <w:pPr>
+        <w:pStyle w:val="TOC1"/>
+        <w:tabs>
+          <w:tab w:val="right" w:leader="dot" w:pos="9350"/>
+        </w:tabs>
+        <w:rPr>
+          <w:rFonts w:eastAsiaTheme="minorEastAsia" w:cstheme="minorBidi"/>
+          <w:b w:val="0"/>
+          <w:bCs w:val="0"/>
+          <w:caps w:val="0"/>
+          <w:noProof/>
+          <w:kern w:val="2"/>
+          <w:sz w:val="22"/>
+          <w:szCs w:val="22"/>
+          <w14:ligatures w14:val="standardContextual"/>
+        </w:rPr>
+      </w:pPr>
+      <w:hyperlink w:anchor="_Toc240654992" w:history="1">
+        <w:r>
+          <w:rPr>
+            <w:rStyle w:val="Hyperlink"/>
+            <w:noProof/>
+            <w:sz w:val="22"/>
+            <w:szCs w:val="22"/>
+          </w:rPr>
+          <w:t>INTRODUCTION</w:t>
+        </w:r>
+        <w:r>
+          <w:rPr>
+            <w:noProof/>
+            <w:webHidden/>
+            <w:sz w:val="22"/>
+            <w:szCs w:val="22"/>
+          </w:rPr>
+          <w:tab/>
+        </w:r>
+        <w:r>
+          <w:rPr>
+            <w:noProof/>
+            <w:webHidden/>
+            <w:sz w:val="22"/>
+            <w:szCs w:val="22"/>
+          </w:rPr>
+          <w:fldChar w:fldCharType="begin"/>
+        </w:r>
+        <w:r>
+          <w:rPr>
+            <w:noProof/>
+            <w:webHidden/>
+            <w:sz w:val="22"/>
+            <w:szCs w:val="22"/>
+          </w:rPr>
+          <w:instrText xml:space="preserve"> PAGEREF _Toc240654992 \h </w:instrText>
+        </w:r>
+        <w:r>
+          <w:rPr>
+            <w:noProof/>
+            <w:webHidden/>
+            <w:sz w:val="22"/>
+            <w:szCs w:val="22"/>
+          </w:rPr>
+        </w:r>
+        <w:r>
+          <w:rPr>
+            <w:noProof/>
+            <w:webHidden/>
+            <w:sz w:val="22"/>
+            <w:szCs w:val="22"/>
+          </w:rPr>
+          <w:fldChar w:fldCharType="separate"/>
+        </w:r>
+        <w:r>
+          <w:rPr>
+            <w:noProof/>
+            <w:webHidden/>
+            <w:sz w:val="22"/>
+            <w:szCs w:val="22"/>
+          </w:rPr>
+          <w:t>4</w:t>
+        </w:r>
+        <w:r>
+          <w:rPr>
+            <w:noProof/>
+            <w:webHidden/>
+            <w:sz w:val="22"/>
+            <w:szCs w:val="22"/>
+          </w:rPr>
+          <w:fldChar w:fldCharType="end"/>
+        </w:r>
+      </w:hyperlink>
+    </w:p>
+    <w:p>
+      <w:pPr>
+        <w:pStyle w:val="TOC1"/>
+        <w:tabs>
+          <w:tab w:val="left" w:pos="440"/>
+          <w:tab w:val="right" w:leader="dot" w:pos="9350"/>
+        </w:tabs>
+        <w:rPr>
+          <w:rFonts w:eastAsiaTheme="minorEastAsia" w:cstheme="minorBidi"/>
+          <w:b w:val="0"/>
+          <w:bCs w:val="0"/>
+          <w:caps w:val="0"/>
+          <w:noProof/>
+          <w:kern w:val="2"/>
+          <w:sz w:val="22"/>
+          <w:szCs w:val="22"/>
+          <w14:ligatures w14:val="standardContextual"/>
+        </w:rPr>
+      </w:pPr>
+      <w:hyperlink w:anchor="_Toc240654993" w:history="1">
+        <w:r>
+          <w:rPr>
+            <w:rStyle w:val="Hyperlink"/>
+            <w:noProof/>
+            <w:sz w:val="22"/>
+            <w:szCs w:val="22"/>
+          </w:rPr>
+          <w:t>1.</w:t>
+        </w:r>
+        <w:r>
+          <w:rPr>
+            <w:rFonts w:eastAsiaTheme="minorEastAsia" w:cstheme="minorBidi"/>
+            <w:b w:val="0"/>
+            <w:bCs w:val="0"/>
+            <w:caps w:val="0"/>
+            <w:noProof/>
+            <w:kern w:val="2"/>
+            <w:sz w:val="22"/>
+            <w:szCs w:val="22"/>
+            <w14:ligatures w14:val="standardContextual"/>
+          </w:rPr>
+          <w:tab/>
+        </w:r>
+        <w:r>
+          <w:rPr>
+            <w:rStyle w:val="Hyperlink"/>
+            <w:noProof/>
+            <w:sz w:val="22"/>
+            <w:szCs w:val="22"/>
+          </w:rPr>
+          <w:t>TASK 1: Business Problem and Big Data Dataset</w:t>
+        </w:r>
+        <w:r>
+          <w:rPr>
+            <w:noProof/>
+            <w:webHidden/>
+            <w:sz w:val="22"/>
+            <w:szCs w:val="22"/>
+          </w:rPr>
+          <w:tab/>
+        </w:r>
+        <w:r>
+          <w:rPr>
+            <w:noProof/>
+            <w:webHidden/>
+            <w:sz w:val="22"/>
+            <w:szCs w:val="22"/>
+          </w:rPr>
+          <w:fldChar w:fldCharType="begin"/>
+        </w:r>
+        <w:r>
+          <w:rPr>
+            <w:noProof/>
+            <w:webHidden/>
+            <w:sz w:val="22"/>
+            <w:szCs w:val="22"/>
+          </w:rPr>
+          <w:instrText xml:space="preserve"> PAGEREF _Toc240654993 \h </w:instrText>
+        </w:r>
+        <w:r>
+          <w:rPr>
+            <w:noProof/>
+            <w:webHidden/>
+            <w:sz w:val="22"/>
+            <w:szCs w:val="22"/>
+          </w:rPr>
+        </w:r>
+        <w:r>
+          <w:rPr>
+            <w:noProof/>
+            <w:webHidden/>
+            <w:sz w:val="22"/>
+            <w:szCs w:val="22"/>
+          </w:rPr>
+          <w:fldChar w:fldCharType="separate"/>
+        </w:r>
+        <w:r>
+          <w:rPr>
+            <w:noProof/>
+            <w:webHidden/>
+            <w:sz w:val="22"/>
+            <w:szCs w:val="22"/>
+          </w:rPr>
+          <w:t>5</w:t>
+        </w:r>
+        <w:r>
+          <w:rPr>
+            <w:noProof/>
+            <w:webHidden/>
+            <w:sz w:val="22"/>
+            <w:szCs w:val="22"/>
+          </w:rPr>
+          <w:fldChar w:fldCharType="end"/>
+        </w:r>
+      </w:hyperlink>
+    </w:p>
+    <w:p>
+      <w:pPr>
+        <w:pStyle w:val="TOC2"/>
+        <w:tabs>
+          <w:tab w:val="left" w:pos="880"/>
+          <w:tab w:val="right" w:leader="dot" w:pos="9350"/>
+        </w:tabs>
+        <w:rPr>
+          <w:rFonts w:eastAsiaTheme="minorEastAsia" w:cstheme="minorBidi"/>
+          <w:smallCaps w:val="0"/>
+          <w:noProof/>
+          <w:kern w:val="2"/>
+          <w:sz w:val="22"/>
+          <w:szCs w:val="22"/>
+          <w14:ligatures w14:val="standardContextual"/>
+        </w:rPr>
+      </w:pPr>
+      <w:hyperlink w:anchor="_Toc240654994" w:history="1">
+        <w:r>
+          <w:rPr>
+            <w:rStyle w:val="Hyperlink"/>
+            <w:noProof/>
+            <w:sz w:val="22"/>
+            <w:szCs w:val="22"/>
+          </w:rPr>
+          <w:t>1.1.</w:t>
+        </w:r>
+        <w:r>
+          <w:rPr>
+            <w:rFonts w:eastAsiaTheme="minorEastAsia" w:cstheme="minorBidi"/>
+            <w:smallCaps w:val="0"/>
+            <w:noProof/>
+            <w:kern w:val="2"/>
+            <w:sz w:val="22"/>
+            <w:szCs w:val="22"/>
+            <w14:ligatures w14:val="standardContextual"/>
+          </w:rPr>
+          <w:tab/>
+        </w:r>
+        <w:r>
+          <w:rPr>
+            <w:rStyle w:val="Hyperlink"/>
+            <w:noProof/>
+            <w:sz w:val="22"/>
+            <w:szCs w:val="22"/>
+          </w:rPr>
+          <w:t>Business Problem and Context</w:t>
+        </w:r>
+        <w:r>
+          <w:rPr>
+            <w:noProof/>
+            <w:webHidden/>
+            <w:sz w:val="22"/>
+            <w:szCs w:val="22"/>
+          </w:rPr>
+          <w:tab/>
+        </w:r>
+        <w:r>
+          <w:rPr>
+            <w:noProof/>
+            <w:webHidden/>
+            <w:sz w:val="22"/>
+            <w:szCs w:val="22"/>
+          </w:rPr>
+          <w:fldChar w:fldCharType="begin"/>
+        </w:r>
+        <w:r>
+          <w:rPr>
+            <w:noProof/>
+            <w:webHidden/>
+            <w:sz w:val="22"/>
+            <w:szCs w:val="22"/>
+          </w:rPr>
+          <w:instrText xml:space="preserve"> PAGEREF _Toc240654994 \h </w:instrText>
+        </w:r>
+        <w:r>
+          <w:rPr>
+            <w:noProof/>
+            <w:webHidden/>
+            <w:sz w:val="22"/>
+            <w:szCs w:val="22"/>
+          </w:rPr>
+        </w:r>
+        <w:r>
+          <w:rPr>
+            <w:noProof/>
+            <w:webHidden/>
+            <w:sz w:val="22"/>
+            <w:szCs w:val="22"/>
+          </w:rPr>
+          <w:fldChar w:fldCharType="separate"/>
+        </w:r>
+        <w:r>
+          <w:rPr>
+            <w:noProof/>
+            <w:webHidden/>
+            <w:sz w:val="22"/>
+            <w:szCs w:val="22"/>
+          </w:rPr>
+          <w:t>5</w:t>
+        </w:r>
+        <w:r>
+          <w:rPr>
+            <w:noProof/>
+            <w:webHidden/>
+            <w:sz w:val="22"/>
+            <w:szCs w:val="22"/>
+          </w:rPr>
+          <w:fldChar w:fldCharType="end"/>
+        </w:r>
+      </w:hyperlink>
+    </w:p>
+    <w:p>
+      <w:pPr>
+        <w:pStyle w:val="TOC2"/>
+        <w:tabs>
+          <w:tab w:val="left" w:pos="880"/>
+          <w:tab w:val="right" w:leader="dot" w:pos="9350"/>
+        </w:tabs>
+        <w:rPr>
+          <w:rFonts w:eastAsiaTheme="minorEastAsia" w:cstheme="minorBidi"/>
+          <w:smallCaps w:val="0"/>
+          <w:noProof/>
+          <w:kern w:val="2"/>
+          <w:sz w:val="22"/>
+          <w:szCs w:val="22"/>
+          <w14:ligatures w14:val="standardContextual"/>
+        </w:rPr>
+      </w:pPr>
+      <w:hyperlink w:anchor="_Toc240654995" w:history="1">
+        <w:r>
+          <w:rPr>
+            <w:rStyle w:val="Hyperlink"/>
+            <w:noProof/>
+            <w:sz w:val="22"/>
+            <w:szCs w:val="22"/>
+          </w:rPr>
+          <w:t>1.2.</w:t>
+        </w:r>
+        <w:r>
+          <w:rPr>
+            <w:rFonts w:eastAsiaTheme="minorEastAsia" w:cstheme="minorBidi"/>
+            <w:smallCaps w:val="0"/>
+            <w:noProof/>
+            <w:kern w:val="2"/>
+            <w:sz w:val="22"/>
+            <w:szCs w:val="22"/>
+            <w14:ligatures w14:val="standardContextual"/>
+          </w:rPr>
+          <w:tab/>
+        </w:r>
+        <w:r>
+          <w:rPr>
+            <w:rStyle w:val="Hyperlink"/>
+            <w:noProof/>
+            <w:sz w:val="22"/>
+            <w:szCs w:val="22"/>
+          </w:rPr>
+          <w:t>Why Big Data?</w:t>
+        </w:r>
+        <w:r>
+          <w:rPr>
+            <w:noProof/>
+            <w:webHidden/>
+            <w:sz w:val="22"/>
+            <w:szCs w:val="22"/>
+          </w:rPr>
+          <w:tab/>
+        </w:r>
+        <w:r>
+          <w:rPr>
+            <w:noProof/>
+            <w:webHidden/>
+            <w:sz w:val="22"/>
+            <w:szCs w:val="22"/>
+          </w:rPr>
+          <w:fldChar w:fldCharType="begin"/>
+        </w:r>
+        <w:r>
+          <w:rPr>
+            <w:noProof/>
+            <w:webHidden/>
+            <w:sz w:val="22"/>
+            <w:szCs w:val="22"/>
+          </w:rPr>
+          <w:instrText xml:space="preserve"> PAGEREF _Toc240654995 \h </w:instrText>
+        </w:r>
+        <w:r>
+          <w:rPr>
+            <w:noProof/>
+            <w:webHidden/>
+            <w:sz w:val="22"/>
+            <w:szCs w:val="22"/>
+          </w:rPr>
+        </w:r>
+        <w:r>
+          <w:rPr>
+            <w:noProof/>
+            <w:webHidden/>
+            <w:sz w:val="22"/>
+            <w:szCs w:val="22"/>
+          </w:rPr>
+          <w:fldChar w:fldCharType="separate"/>
+        </w:r>
+        <w:r>
+          <w:rPr>
+            <w:noProof/>
+            <w:webHidden/>
+            <w:sz w:val="22"/>
+            <w:szCs w:val="22"/>
+          </w:rPr>
+          <w:t>5</w:t>
+        </w:r>
+        <w:r>
+          <w:rPr>
+            <w:noProof/>
+            <w:webHidden/>
+            <w:sz w:val="22"/>
+            <w:szCs w:val="22"/>
+          </w:rPr>
+          <w:fldChar w:fldCharType="end"/>
+        </w:r>
+      </w:hyperlink>
+    </w:p>
+    <w:p>
+      <w:pPr>
+        <w:pStyle w:val="TOC2"/>
+        <w:tabs>
+          <w:tab w:val="left" w:pos="880"/>
+          <w:tab w:val="right" w:leader="dot" w:pos="9350"/>
+        </w:tabs>
+        <w:rPr>
+          <w:rFonts w:eastAsiaTheme="minorEastAsia" w:cstheme="minorBidi"/>
+          <w:smallCaps w:val="0"/>
+          <w:noProof/>
+          <w:kern w:val="2"/>
+          <w:sz w:val="22"/>
+          <w:szCs w:val="22"/>
+          <w14:ligatures w14:val="standardContextual"/>
+        </w:rPr>
+      </w:pPr>
+      <w:hyperlink w:anchor="_Toc240654996" w:history="1">
+        <w:r>
+          <w:rPr>
+            <w:rStyle w:val="Hyperlink"/>
+            <w:noProof/>
+            <w:sz w:val="22"/>
+            <w:szCs w:val="22"/>
+          </w:rPr>
+          <w:t>1.3.</w:t>
+        </w:r>
+        <w:r>
+          <w:rPr>
+            <w:rFonts w:eastAsiaTheme="minorEastAsia" w:cstheme="minorBidi"/>
+            <w:smallCaps w:val="0"/>
+            <w:noProof/>
+            <w:kern w:val="2"/>
+            <w:sz w:val="22"/>
+            <w:szCs w:val="22"/>
+            <w14:ligatures w14:val="standardContextual"/>
+          </w:rPr>
+          <w:tab/>
+        </w:r>
+        <w:r>
+          <w:rPr>
+            <w:rStyle w:val="Hyperlink"/>
+            <w:noProof/>
+            <w:sz w:val="22"/>
+            <w:szCs w:val="22"/>
+          </w:rPr>
+          <w:t>Five Vs of Big Data</w:t>
+        </w:r>
+        <w:r>
+          <w:rPr>
+            <w:noProof/>
+            <w:webHidden/>
+            <w:sz w:val="22"/>
+            <w:szCs w:val="22"/>
+          </w:rPr>
+          <w:tab/>
+        </w:r>
+        <w:r>
+          <w:rPr>
+            <w:noProof/>
+            <w:webHidden/>
+            <w:sz w:val="22"/>
+            <w:szCs w:val="22"/>
+          </w:rPr>
+          <w:fldChar w:fldCharType="begin"/>
+        </w:r>
+        <w:r>
+          <w:rPr>
+            <w:noProof/>
+            <w:webHidden/>
+            <w:sz w:val="22"/>
+            <w:szCs w:val="22"/>
+          </w:rPr>
+          <w:instrText xml:space="preserve"> PAGEREF _Toc240654996 \h </w:instrText>
+        </w:r>
+        <w:r>
+          <w:rPr>
+            <w:noProof/>
+            <w:webHidden/>
+            <w:sz w:val="22"/>
+            <w:szCs w:val="22"/>
+          </w:rPr>
+        </w:r>
+        <w:r>
+          <w:rPr>
+            <w:noProof/>
+            <w:webHidden/>
+            <w:sz w:val="22"/>
+            <w:szCs w:val="22"/>
+          </w:rPr>
+          <w:fldChar w:fldCharType="separate"/>
+        </w:r>
+        <w:r>
+          <w:rPr>
+            <w:noProof/>
+            <w:webHidden/>
+            <w:sz w:val="22"/>
+            <w:szCs w:val="22"/>
+          </w:rPr>
+          <w:t>5</w:t>
+        </w:r>
+        <w:r>
+          <w:rPr>
+            <w:noProof/>
+            <w:webHidden/>
+            <w:sz w:val="22"/>
+            <w:szCs w:val="22"/>
+          </w:rPr>
+          <w:fldChar w:fldCharType="end"/>
+        </w:r>
+      </w:hyperlink>
+    </w:p>
+    <w:p>
+      <w:pPr>
+        <w:pStyle w:val="TOC2"/>
+        <w:tabs>
+          <w:tab w:val="left" w:pos="880"/>
+          <w:tab w:val="right" w:leader="dot" w:pos="9350"/>
+        </w:tabs>
+        <w:rPr>
+          <w:rFonts w:eastAsiaTheme="minorEastAsia" w:cstheme="minorBidi"/>
+          <w:smallCaps w:val="0"/>
+          <w:noProof/>
+          <w:kern w:val="2"/>
+          <w:sz w:val="22"/>
+          <w:szCs w:val="22"/>
+          <w14:ligatures w14:val="standardContextual"/>
+        </w:rPr>
+      </w:pPr>
+      <w:hyperlink w:anchor="_Toc240654997" w:history="1">
+        <w:r>
+          <w:rPr>
+            <w:rStyle w:val="Hyperlink"/>
+            <w:noProof/>
+            <w:sz w:val="22"/>
+            <w:szCs w:val="22"/>
+          </w:rPr>
+          <w:t>1.4.</w:t>
+        </w:r>
+        <w:r>
+          <w:rPr>
+            <w:rFonts w:eastAsiaTheme="minorEastAsia" w:cstheme="minorBidi"/>
+            <w:smallCaps w:val="0"/>
+            <w:noProof/>
+            <w:kern w:val="2"/>
+            <w:sz w:val="22"/>
+            <w:szCs w:val="22"/>
+            <w14:ligatures w14:val="standardContextual"/>
+          </w:rPr>
+          <w:tab/>
+        </w:r>
+        <w:r>
+          <w:rPr>
+            <w:rStyle w:val="Hyperlink"/>
+            <w:noProof/>
+            <w:sz w:val="22"/>
+            <w:szCs w:val="22"/>
+          </w:rPr>
+          <w:t>Dataset Selection and Characteristics</w:t>
+        </w:r>
+        <w:r>
+          <w:rPr>
+            <w:noProof/>
+            <w:webHidden/>
+            <w:sz w:val="22"/>
+            <w:szCs w:val="22"/>
+          </w:rPr>
+          <w:tab/>
+        </w:r>
+        <w:r>
+          <w:rPr>
+            <w:noProof/>
+            <w:webHidden/>
+            <w:sz w:val="22"/>
+            <w:szCs w:val="22"/>
+          </w:rPr>
+          <w:fldChar w:fldCharType="begin"/>
+        </w:r>
+        <w:r>
+          <w:rPr>
+            <w:noProof/>
+            <w:webHidden/>
+            <w:sz w:val="22"/>
+            <w:szCs w:val="22"/>
+          </w:rPr>
+          <w:instrText xml:space="preserve"> PAGEREF _Toc240654997 \h </w:instrText>
+        </w:r>
+        <w:r>
+          <w:rPr>
+            <w:noProof/>
+            <w:webHidden/>
+            <w:sz w:val="22"/>
+            <w:szCs w:val="22"/>
+          </w:rPr>
+        </w:r>
+        <w:r>
+          <w:rPr>
+            <w:noProof/>
+            <w:webHidden/>
+            <w:sz w:val="22"/>
+            <w:szCs w:val="22"/>
+          </w:rPr>
+          <w:fldChar w:fldCharType="separate"/>
+        </w:r>
+        <w:r>
+          <w:rPr>
+            <w:noProof/>
+            <w:webHidden/>
+            <w:sz w:val="22"/>
+            <w:szCs w:val="22"/>
+          </w:rPr>
+          <w:t>6</w:t>
+        </w:r>
+        <w:r>
+          <w:rPr>
+            <w:noProof/>
+            <w:webHidden/>
+            <w:sz w:val="22"/>
+            <w:szCs w:val="22"/>
+          </w:rPr>
+          <w:fldChar w:fldCharType="end"/>
+        </w:r>
+      </w:hyperlink>
+    </w:p>
+    <w:p>
+      <w:pPr>
+        <w:pStyle w:val="TOC2"/>
+        <w:tabs>
+          <w:tab w:val="left" w:pos="880"/>
+          <w:tab w:val="right" w:leader="dot" w:pos="9350"/>
+        </w:tabs>
+        <w:rPr>
+          <w:rFonts w:eastAsiaTheme="minorEastAsia" w:cstheme="minorBidi"/>
+          <w:smallCaps w:val="0"/>
+          <w:noProof/>
+          <w:kern w:val="2"/>
+          <w:sz w:val="22"/>
+          <w:szCs w:val="22"/>
+          <w14:ligatures w14:val="standardContextual"/>
+        </w:rPr>
+      </w:pPr>
+      <w:hyperlink w:anchor="_Toc240654998" w:history="1">
+        <w:r>
+          <w:rPr>
+            <w:rStyle w:val="Hyperlink"/>
+            <w:noProof/>
+            <w:sz w:val="22"/>
+            <w:szCs w:val="22"/>
+          </w:rPr>
+          <w:t>1.5.</w:t>
+        </w:r>
+        <w:r>
+          <w:rPr>
+            <w:rFonts w:eastAsiaTheme="minorEastAsia" w:cstheme="minorBidi"/>
+            <w:smallCaps w:val="0"/>
+            <w:noProof/>
+            <w:kern w:val="2"/>
+            <w:sz w:val="22"/>
+            <w:szCs w:val="22"/>
+            <w14:ligatures w14:val="standardContextual"/>
+          </w:rPr>
+          <w:tab/>
+        </w:r>
+        <w:r>
+          <w:rPr>
+            <w:rStyle w:val="Hyperlink"/>
+            <w:noProof/>
+            <w:sz w:val="22"/>
+            <w:szCs w:val="22"/>
+          </w:rPr>
+          <w:t>Ethical and Data Governance Considerations</w:t>
+        </w:r>
+        <w:r>
+          <w:rPr>
+            <w:noProof/>
+            <w:webHidden/>
+            <w:sz w:val="22"/>
+            <w:szCs w:val="22"/>
+          </w:rPr>
+          <w:tab/>
+        </w:r>
+        <w:r>
+          <w:rPr>
+            <w:noProof/>
+            <w:webHidden/>
+            <w:sz w:val="22"/>
+            <w:szCs w:val="22"/>
+          </w:rPr>
+          <w:fldChar w:fldCharType="begin"/>
+        </w:r>
+        <w:r>
+          <w:rPr>
+            <w:noProof/>
+            <w:webHidden/>
+            <w:sz w:val="22"/>
+            <w:szCs w:val="22"/>
+          </w:rPr>
+          <w:instrText xml:space="preserve"> PAGEREF _Toc240654998 \h </w:instrText>
+        </w:r>
+        <w:r>
+          <w:rPr>
+            <w:noProof/>
+            <w:webHidden/>
+            <w:sz w:val="22"/>
+            <w:szCs w:val="22"/>
+          </w:rPr>
+        </w:r>
+        <w:r>
+          <w:rPr>
+            <w:noProof/>
+            <w:webHidden/>
+            <w:sz w:val="22"/>
+            <w:szCs w:val="22"/>
+          </w:rPr>
+          <w:fldChar w:fldCharType="separate"/>
+        </w:r>
+        <w:r>
+          <w:rPr>
+            <w:noProof/>
+            <w:webHidden/>
+            <w:sz w:val="22"/>
+            <w:szCs w:val="22"/>
+          </w:rPr>
+          <w:t>8</w:t>
+        </w:r>
+        <w:r>
+          <w:rPr>
+            <w:noProof/>
+            <w:webHidden/>
+            <w:sz w:val="22"/>
+            <w:szCs w:val="22"/>
+          </w:rPr>
+          <w:fldChar w:fldCharType="end"/>
+        </w:r>
+      </w:hyperlink>
+    </w:p>
+    <w:p>
+      <w:pPr>
+        <w:pStyle w:val="TOC1"/>
+        <w:tabs>
+          <w:tab w:val="left" w:pos="440"/>
+          <w:tab w:val="right" w:leader="dot" w:pos="9350"/>
+        </w:tabs>
+        <w:rPr>
+          <w:rFonts w:eastAsiaTheme="minorEastAsia" w:cstheme="minorBidi"/>
+          <w:b w:val="0"/>
+          <w:bCs w:val="0"/>
+          <w:caps w:val="0"/>
+          <w:noProof/>
+          <w:kern w:val="2"/>
+          <w:sz w:val="22"/>
+          <w:szCs w:val="22"/>
+          <w14:ligatures w14:val="standardContextual"/>
+        </w:rPr>
+      </w:pPr>
+      <w:hyperlink w:anchor="_Toc240654999" w:history="1">
+        <w:r>
+          <w:rPr>
+            <w:rStyle w:val="Hyperlink"/>
+            <w:noProof/>
+            <w:sz w:val="22"/>
+            <w:szCs w:val="22"/>
+          </w:rPr>
+          <w:t>2.</w:t>
+        </w:r>
+        <w:r>
+          <w:rPr>
+            <w:rFonts w:eastAsiaTheme="minorEastAsia" w:cstheme="minorBidi"/>
+            <w:b w:val="0"/>
+            <w:bCs w:val="0"/>
+            <w:caps w:val="0"/>
+            <w:noProof/>
+            <w:kern w:val="2"/>
+            <w:sz w:val="22"/>
+            <w:szCs w:val="22"/>
+            <w14:ligatures w14:val="standardContextual"/>
+          </w:rPr>
+          <w:tab/>
+        </w:r>
+        <w:r>
+          <w:rPr>
+            <w:rStyle w:val="Hyperlink"/>
+            <w:noProof/>
+            <w:sz w:val="22"/>
+            <w:szCs w:val="22"/>
+          </w:rPr>
+          <w:t>TASK 2: Hadoop Environment and HDFS</w:t>
+        </w:r>
+        <w:r>
+          <w:rPr>
+            <w:noProof/>
+            <w:webHidden/>
+            <w:sz w:val="22"/>
+            <w:szCs w:val="22"/>
+          </w:rPr>
+          <w:tab/>
+        </w:r>
+        <w:r>
+          <w:rPr>
+            <w:noProof/>
+            <w:webHidden/>
+            <w:sz w:val="22"/>
+            <w:szCs w:val="22"/>
+          </w:rPr>
+          <w:fldChar w:fldCharType="begin"/>
+        </w:r>
+        <w:r>
+          <w:rPr>
+            <w:noProof/>
+            <w:webHidden/>
+            <w:sz w:val="22"/>
+            <w:szCs w:val="22"/>
+          </w:rPr>
+          <w:instrText xml:space="preserve"> PAGEREF _Toc240654999 \h </w:instrText>
+        </w:r>
+        <w:r>
+          <w:rPr>
+            <w:noProof/>
+            <w:webHidden/>
+            <w:sz w:val="22"/>
+            <w:szCs w:val="22"/>
+          </w:rPr>
+        </w:r>
+        <w:r>
+          <w:rPr>
+            <w:noProof/>
+            <w:webHidden/>
+            <w:sz w:val="22"/>
+            <w:szCs w:val="22"/>
+          </w:rPr>
+          <w:fldChar w:fldCharType="separate"/>
+        </w:r>
+        <w:r>
+          <w:rPr>
+            <w:noProof/>
+            <w:webHidden/>
+            <w:sz w:val="22"/>
+            <w:szCs w:val="22"/>
+          </w:rPr>
+          <w:t>9</w:t>
+        </w:r>
+        <w:r>
+          <w:rPr>
+            <w:noProof/>
+            <w:webHidden/>
+            <w:sz w:val="22"/>
+            <w:szCs w:val="22"/>
+          </w:rPr>
+          <w:fldChar w:fldCharType="end"/>
+        </w:r>
+      </w:hyperlink>
+    </w:p>
+    <w:p>
+      <w:pPr>
+        <w:pStyle w:val="TOC2"/>
+        <w:tabs>
+          <w:tab w:val="left" w:pos="880"/>
+          <w:tab w:val="right" w:leader="dot" w:pos="9350"/>
+        </w:tabs>
+        <w:rPr>
+          <w:rFonts w:eastAsiaTheme="minorEastAsia" w:cstheme="minorBidi"/>
+          <w:smallCaps w:val="0"/>
+          <w:noProof/>
+          <w:kern w:val="2"/>
+          <w:sz w:val="22"/>
+          <w:szCs w:val="22"/>
+          <w14:ligatures w14:val="standardContextual"/>
+        </w:rPr>
+      </w:pPr>
+      <w:hyperlink w:anchor="_Toc240655000" w:history="1">
+        <w:r>
+          <w:rPr>
+            <w:rStyle w:val="Hyperlink"/>
+            <w:noProof/>
+            <w:sz w:val="22"/>
+            <w:szCs w:val="22"/>
+          </w:rPr>
+          <w:t>2.1.</w:t>
+        </w:r>
+        <w:r>
+          <w:rPr>
+            <w:rFonts w:eastAsiaTheme="minorEastAsia" w:cstheme="minorBidi"/>
+            <w:smallCaps w:val="0"/>
+            <w:noProof/>
+            <w:kern w:val="2"/>
+            <w:sz w:val="22"/>
+            <w:szCs w:val="22"/>
+            <w14:ligatures w14:val="standardContextual"/>
+          </w:rPr>
+          <w:tab/>
+        </w:r>
+        <w:r>
+          <w:rPr>
+            <w:rStyle w:val="Hyperlink"/>
+            <w:noProof/>
+            <w:sz w:val="22"/>
+            <w:szCs w:val="22"/>
+          </w:rPr>
+          <w:t>Hadoop Architecture</w:t>
+        </w:r>
+        <w:r>
+          <w:rPr>
+            <w:noProof/>
+            <w:webHidden/>
+            <w:sz w:val="22"/>
+            <w:szCs w:val="22"/>
+          </w:rPr>
+          <w:tab/>
+        </w:r>
+        <w:r>
+          <w:rPr>
+            <w:noProof/>
+            <w:webHidden/>
+            <w:sz w:val="22"/>
+            <w:szCs w:val="22"/>
+          </w:rPr>
+          <w:fldChar w:fldCharType="begin"/>
+        </w:r>
+        <w:r>
+          <w:rPr>
+            <w:noProof/>
+            <w:webHidden/>
+            <w:sz w:val="22"/>
+            <w:szCs w:val="22"/>
+          </w:rPr>
+          <w:instrText xml:space="preserve"> PAGEREF _Toc240655000 \h </w:instrText>
+        </w:r>
+        <w:r>
+          <w:rPr>
+            <w:noProof/>
+            <w:webHidden/>
+            <w:sz w:val="22"/>
+            <w:szCs w:val="22"/>
+          </w:rPr>
+        </w:r>
+        <w:r>
+          <w:rPr>
+            <w:noProof/>
+            <w:webHidden/>
+            <w:sz w:val="22"/>
+            <w:szCs w:val="22"/>
+          </w:rPr>
+          <w:fldChar w:fldCharType="separate"/>
+        </w:r>
+        <w:r>
+          <w:rPr>
+            <w:noProof/>
+            <w:webHidden/>
+            <w:sz w:val="22"/>
+            <w:szCs w:val="22"/>
+          </w:rPr>
+          <w:t>9</w:t>
+        </w:r>
+        <w:r>
+          <w:rPr>
+            <w:noProof/>
+            <w:webHidden/>
+            <w:sz w:val="22"/>
+            <w:szCs w:val="22"/>
+          </w:rPr>
+          <w:fldChar w:fldCharType="end"/>
+        </w:r>
+      </w:hyperlink>
+    </w:p>
+    <w:p>
+      <w:pPr>
+        <w:pStyle w:val="TOC2"/>
+        <w:tabs>
+          <w:tab w:val="left" w:pos="880"/>
+          <w:tab w:val="right" w:leader="dot" w:pos="9350"/>
+        </w:tabs>
+        <w:rPr>
+          <w:rFonts w:eastAsiaTheme="minorEastAsia" w:cstheme="minorBidi"/>
+          <w:smallCaps w:val="0"/>
+          <w:noProof/>
+          <w:kern w:val="2"/>
+          <w:sz w:val="22"/>
+          <w:szCs w:val="22"/>
+          <w14:ligatures w14:val="standardContextual"/>
+        </w:rPr>
+      </w:pPr>
+      <w:hyperlink w:anchor="_Toc240655001" w:history="1">
+        <w:r>
+          <w:rPr>
+            <w:rStyle w:val="Hyperlink"/>
+            <w:noProof/>
+            <w:sz w:val="22"/>
+            <w:szCs w:val="22"/>
+          </w:rPr>
+          <w:t>2.2.</w:t>
+        </w:r>
+        <w:r>
+          <w:rPr>
+            <w:rFonts w:eastAsiaTheme="minorEastAsia" w:cstheme="minorBidi"/>
+            <w:smallCaps w:val="0"/>
+            <w:noProof/>
+            <w:kern w:val="2"/>
+            <w:sz w:val="22"/>
+            <w:szCs w:val="22"/>
+            <w14:ligatures w14:val="standardContextual"/>
+          </w:rPr>
+          <w:tab/>
+        </w:r>
+        <w:r>
+          <w:rPr>
+            <w:rStyle w:val="Hyperlink"/>
+            <w:noProof/>
+            <w:sz w:val="22"/>
+            <w:szCs w:val="22"/>
+          </w:rPr>
+          <w:t>HDFS and Data Storage</w:t>
+        </w:r>
+        <w:r>
+          <w:rPr>
+            <w:noProof/>
+            <w:webHidden/>
+            <w:sz w:val="22"/>
+            <w:szCs w:val="22"/>
+          </w:rPr>
+          <w:tab/>
+        </w:r>
+        <w:r>
+          <w:rPr>
+            <w:noProof/>
+            <w:webHidden/>
+            <w:sz w:val="22"/>
+            <w:szCs w:val="22"/>
+          </w:rPr>
+          <w:fldChar w:fldCharType="begin"/>
+        </w:r>
+        <w:r>
+          <w:rPr>
+            <w:noProof/>
+            <w:webHidden/>
+            <w:sz w:val="22"/>
+            <w:szCs w:val="22"/>
+          </w:rPr>
+          <w:instrText xml:space="preserve"> PAGEREF _Toc240655001 \h </w:instrText>
+        </w:r>
+        <w:r>
+          <w:rPr>
+            <w:noProof/>
+            <w:webHidden/>
+            <w:sz w:val="22"/>
+            <w:szCs w:val="22"/>
+          </w:rPr>
+        </w:r>
+        <w:r>
+          <w:rPr>
+            <w:noProof/>
+            <w:webHidden/>
+            <w:sz w:val="22"/>
+            <w:szCs w:val="22"/>
+          </w:rPr>
+          <w:fldChar w:fldCharType="separate"/>
+        </w:r>
+        <w:r>
+          <w:rPr>
+            <w:noProof/>
+            <w:webHidden/>
+            <w:sz w:val="22"/>
+            <w:szCs w:val="22"/>
+          </w:rPr>
+          <w:t>10</w:t>
+        </w:r>
+        <w:r>
+          <w:rPr>
+            <w:noProof/>
+            <w:webHidden/>
+            <w:sz w:val="22"/>
+            <w:szCs w:val="22"/>
+          </w:rPr>
+          <w:fldChar w:fldCharType="end"/>
+        </w:r>
+      </w:hyperlink>
+    </w:p>
+    <w:p>
+      <w:pPr>
+        <w:pStyle w:val="TOC2"/>
+        <w:tabs>
+          <w:tab w:val="left" w:pos="880"/>
+          <w:tab w:val="right" w:leader="dot" w:pos="9350"/>
+        </w:tabs>
+        <w:rPr>
+          <w:rFonts w:eastAsiaTheme="minorEastAsia" w:cstheme="minorBidi"/>
+          <w:smallCaps w:val="0"/>
+          <w:noProof/>
+          <w:kern w:val="2"/>
+          <w:sz w:val="22"/>
+          <w:szCs w:val="22"/>
+          <w14:ligatures w14:val="standardContextual"/>
+        </w:rPr>
+      </w:pPr>
+      <w:hyperlink w:anchor="_Toc240655002" w:history="1">
+        <w:r>
+          <w:rPr>
+            <w:rStyle w:val="Hyperlink"/>
+            <w:noProof/>
+            <w:sz w:val="22"/>
+            <w:szCs w:val="22"/>
+          </w:rPr>
+          <w:t>2.3.</w:t>
+        </w:r>
+        <w:r>
+          <w:rPr>
+            <w:rFonts w:eastAsiaTheme="minorEastAsia" w:cstheme="minorBidi"/>
+            <w:smallCaps w:val="0"/>
+            <w:noProof/>
+            <w:kern w:val="2"/>
+            <w:sz w:val="22"/>
+            <w:szCs w:val="22"/>
+            <w14:ligatures w14:val="standardContextual"/>
+          </w:rPr>
+          <w:tab/>
+        </w:r>
+        <w:r>
+          <w:rPr>
+            <w:rStyle w:val="Hyperlink"/>
+            <w:noProof/>
+            <w:sz w:val="22"/>
+            <w:szCs w:val="22"/>
+          </w:rPr>
+          <w:t>HDFS Implementation and Dataset Ingestion</w:t>
+        </w:r>
+        <w:r>
+          <w:rPr>
+            <w:noProof/>
+            <w:webHidden/>
+            <w:sz w:val="22"/>
+            <w:szCs w:val="22"/>
+          </w:rPr>
+          <w:tab/>
+        </w:r>
+        <w:r>
+          <w:rPr>
+            <w:noProof/>
+            <w:webHidden/>
+            <w:sz w:val="22"/>
+            <w:szCs w:val="22"/>
+          </w:rPr>
+          <w:fldChar w:fldCharType="begin"/>
+        </w:r>
+        <w:r>
+          <w:rPr>
+            <w:noProof/>
+            <w:webHidden/>
+            <w:sz w:val="22"/>
+            <w:szCs w:val="22"/>
+          </w:rPr>
+          <w:instrText xml:space="preserve"> PAGEREF _Toc240655002 \h </w:instrText>
+        </w:r>
+        <w:r>
+          <w:rPr>
+            <w:noProof/>
+            <w:webHidden/>
+            <w:sz w:val="22"/>
+            <w:szCs w:val="22"/>
+          </w:rPr>
+        </w:r>
+        <w:r>
+          <w:rPr>
+            <w:noProof/>
+            <w:webHidden/>
+            <w:sz w:val="22"/>
+            <w:szCs w:val="22"/>
+          </w:rPr>
+          <w:fldChar w:fldCharType="separate"/>
+        </w:r>
+        <w:r>
+          <w:rPr>
+            <w:noProof/>
+            <w:webHidden/>
+            <w:sz w:val="22"/>
+            <w:szCs w:val="22"/>
+          </w:rPr>
+          <w:t>10</w:t>
+        </w:r>
+        <w:r>
+          <w:rPr>
+            <w:noProof/>
+            <w:webHidden/>
+            <w:sz w:val="22"/>
+            <w:szCs w:val="22"/>
+          </w:rPr>
+          <w:fldChar w:fldCharType="end"/>
+        </w:r>
+      </w:hyperlink>
+    </w:p>
+    <w:p>
+      <w:pPr>
+        <w:pStyle w:val="TOC2"/>
+        <w:tabs>
+          <w:tab w:val="left" w:pos="880"/>
+          <w:tab w:val="right" w:leader="dot" w:pos="9350"/>
+        </w:tabs>
+        <w:rPr>
+          <w:rFonts w:eastAsiaTheme="minorEastAsia" w:cstheme="minorBidi"/>
+          <w:smallCaps w:val="0"/>
+          <w:noProof/>
+          <w:kern w:val="2"/>
+          <w:sz w:val="22"/>
+          <w:szCs w:val="22"/>
+          <w14:ligatures w14:val="standardContextual"/>
+        </w:rPr>
+      </w:pPr>
+      <w:hyperlink w:anchor="_Toc240655003" w:history="1">
+        <w:r>
+          <w:rPr>
+            <w:rStyle w:val="Hyperlink"/>
+            <w:noProof/>
+            <w:sz w:val="22"/>
+            <w:szCs w:val="22"/>
+          </w:rPr>
+          <w:t>2.4.</w:t>
+        </w:r>
+        <w:r>
+          <w:rPr>
+            <w:rFonts w:eastAsiaTheme="minorEastAsia" w:cstheme="minorBidi"/>
+            <w:smallCaps w:val="0"/>
+            <w:noProof/>
+            <w:kern w:val="2"/>
+            <w:sz w:val="22"/>
+            <w:szCs w:val="22"/>
+            <w14:ligatures w14:val="standardContextual"/>
+          </w:rPr>
+          <w:tab/>
+        </w:r>
+        <w:r>
+          <w:rPr>
+            <w:rStyle w:val="Hyperlink"/>
+            <w:noProof/>
+            <w:sz w:val="22"/>
+            <w:szCs w:val="22"/>
+          </w:rPr>
+          <w:t>YARN and Resource Management</w:t>
+        </w:r>
+        <w:r>
+          <w:rPr>
+            <w:noProof/>
+            <w:webHidden/>
+            <w:sz w:val="22"/>
+            <w:szCs w:val="22"/>
+          </w:rPr>
+          <w:tab/>
+        </w:r>
+        <w:r>
+          <w:rPr>
+            <w:noProof/>
+            <w:webHidden/>
+            <w:sz w:val="22"/>
+            <w:szCs w:val="22"/>
+          </w:rPr>
+          <w:fldChar w:fldCharType="begin"/>
+        </w:r>
+        <w:r>
+          <w:rPr>
+            <w:noProof/>
+            <w:webHidden/>
+            <w:sz w:val="22"/>
+            <w:szCs w:val="22"/>
+          </w:rPr>
+          <w:instrText xml:space="preserve"> PAGEREF _Toc240655003 \h </w:instrText>
+        </w:r>
+        <w:r>
+          <w:rPr>
+            <w:noProof/>
+            <w:webHidden/>
+            <w:sz w:val="22"/>
+            <w:szCs w:val="22"/>
+          </w:rPr>
+        </w:r>
+        <w:r>
+          <w:rPr>
+            <w:noProof/>
+            <w:webHidden/>
+            <w:sz w:val="22"/>
+            <w:szCs w:val="22"/>
+          </w:rPr>
+          <w:fldChar w:fldCharType="separate"/>
+        </w:r>
+        <w:r>
+          <w:rPr>
+            <w:noProof/>
+            <w:webHidden/>
+            <w:sz w:val="22"/>
+            <w:szCs w:val="22"/>
+          </w:rPr>
+          <w:t>12</w:t>
+        </w:r>
+        <w:r>
+          <w:rPr>
+            <w:noProof/>
+            <w:webHidden/>
+            <w:sz w:val="22"/>
+            <w:szCs w:val="22"/>
+          </w:rPr>
+          <w:fldChar w:fldCharType="end"/>
+        </w:r>
+      </w:hyperlink>
+    </w:p>
+    <w:p>
+      <w:pPr>
+        <w:pStyle w:val="TOC2"/>
+        <w:tabs>
+          <w:tab w:val="left" w:pos="880"/>
+          <w:tab w:val="right" w:leader="dot" w:pos="9350"/>
+        </w:tabs>
+        <w:rPr>
+          <w:rFonts w:eastAsiaTheme="minorEastAsia" w:cstheme="minorBidi"/>
+          <w:smallCaps w:val="0"/>
+          <w:noProof/>
+          <w:kern w:val="2"/>
+          <w:sz w:val="22"/>
+          <w:szCs w:val="22"/>
+          <w14:ligatures w14:val="standardContextual"/>
+        </w:rPr>
+      </w:pPr>
+      <w:hyperlink w:anchor="_Toc240655004" w:history="1">
+        <w:r>
+          <w:rPr>
+            <w:rStyle w:val="Hyperlink"/>
+            <w:noProof/>
+            <w:sz w:val="22"/>
+            <w:szCs w:val="22"/>
+          </w:rPr>
+          <w:t>2.5.</w:t>
+        </w:r>
+        <w:r>
+          <w:rPr>
+            <w:rFonts w:eastAsiaTheme="minorEastAsia" w:cstheme="minorBidi"/>
+            <w:smallCaps w:val="0"/>
+            <w:noProof/>
+            <w:kern w:val="2"/>
+            <w:sz w:val="22"/>
+            <w:szCs w:val="22"/>
+            <w14:ligatures w14:val="standardContextual"/>
+          </w:rPr>
+          <w:tab/>
+        </w:r>
+        <w:r>
+          <w:rPr>
+            <w:rStyle w:val="Hyperlink"/>
+            <w:noProof/>
+            <w:sz w:val="22"/>
+            <w:szCs w:val="22"/>
+          </w:rPr>
+          <w:t>HDFS Blocks, Replication and Checkpointing</w:t>
+        </w:r>
+        <w:r>
+          <w:rPr>
+            <w:noProof/>
+            <w:webHidden/>
+            <w:sz w:val="22"/>
+            <w:szCs w:val="22"/>
+          </w:rPr>
+          <w:tab/>
+        </w:r>
+        <w:r>
+          <w:rPr>
+            <w:noProof/>
+            <w:webHidden/>
+            <w:sz w:val="22"/>
+            <w:szCs w:val="22"/>
+          </w:rPr>
+          <w:fldChar w:fldCharType="begin"/>
+        </w:r>
+        <w:r>
+          <w:rPr>
+            <w:noProof/>
+            <w:webHidden/>
+            <w:sz w:val="22"/>
+            <w:szCs w:val="22"/>
+          </w:rPr>
+          <w:instrText xml:space="preserve"> PAGEREF _Toc240655004 \h </w:instrText>
+        </w:r>
+        <w:r>
+          <w:rPr>
+            <w:noProof/>
+            <w:webHidden/>
+            <w:sz w:val="22"/>
+            <w:szCs w:val="22"/>
+          </w:rPr>
+        </w:r>
+        <w:r>
+          <w:rPr>
+            <w:noProof/>
+            <w:webHidden/>
+            <w:sz w:val="22"/>
+            <w:szCs w:val="22"/>
+          </w:rPr>
+          <w:fldChar w:fldCharType="separate"/>
+        </w:r>
+        <w:r>
+          <w:rPr>
+            <w:noProof/>
+            <w:webHidden/>
+            <w:sz w:val="22"/>
+            <w:szCs w:val="22"/>
+          </w:rPr>
+          <w:t>12</w:t>
+        </w:r>
+        <w:r>
+          <w:rPr>
+            <w:noProof/>
+            <w:webHidden/>
+            <w:sz w:val="22"/>
+            <w:szCs w:val="22"/>
+          </w:rPr>
+          <w:fldChar w:fldCharType="end"/>
+        </w:r>
+      </w:hyperlink>
+    </w:p>
+    <w:p>
+      <w:pPr>
+        <w:pStyle w:val="TOC2"/>
+        <w:tabs>
+          <w:tab w:val="left" w:pos="880"/>
+          <w:tab w:val="right" w:leader="dot" w:pos="9350"/>
+        </w:tabs>
+        <w:rPr>
+          <w:rFonts w:eastAsiaTheme="minorEastAsia" w:cstheme="minorBidi"/>
+          <w:smallCaps w:val="0"/>
+          <w:noProof/>
+          <w:kern w:val="2"/>
+          <w:sz w:val="22"/>
+          <w:szCs w:val="22"/>
+          <w14:ligatures w14:val="standardContextual"/>
+        </w:rPr>
+      </w:pPr>
+      <w:hyperlink w:anchor="_Toc240655005" w:history="1">
+        <w:r>
+          <w:rPr>
+            <w:rStyle w:val="Hyperlink"/>
+            <w:noProof/>
+            <w:sz w:val="22"/>
+            <w:szCs w:val="22"/>
+          </w:rPr>
+          <w:t>2.6.</w:t>
+        </w:r>
+        <w:r>
+          <w:rPr>
+            <w:rFonts w:eastAsiaTheme="minorEastAsia" w:cstheme="minorBidi"/>
+            <w:smallCaps w:val="0"/>
+            <w:noProof/>
+            <w:kern w:val="2"/>
+            <w:sz w:val="22"/>
+            <w:szCs w:val="22"/>
+            <w14:ligatures w14:val="standardContextual"/>
+          </w:rPr>
+          <w:tab/>
+        </w:r>
+        <w:r>
+          <w:rPr>
+            <w:rStyle w:val="Hyperlink"/>
+            <w:noProof/>
+            <w:sz w:val="22"/>
+            <w:szCs w:val="22"/>
+          </w:rPr>
+          <w:t>Implementation Issues and Limitations</w:t>
+        </w:r>
+        <w:r>
+          <w:rPr>
+            <w:noProof/>
+            <w:webHidden/>
+            <w:sz w:val="22"/>
+            <w:szCs w:val="22"/>
+          </w:rPr>
+          <w:tab/>
+        </w:r>
+        <w:r>
+          <w:rPr>
+            <w:noProof/>
+            <w:webHidden/>
+            <w:sz w:val="22"/>
+            <w:szCs w:val="22"/>
+          </w:rPr>
+          <w:fldChar w:fldCharType="begin"/>
+        </w:r>
+        <w:r>
+          <w:rPr>
+            <w:noProof/>
+            <w:webHidden/>
+            <w:sz w:val="22"/>
+            <w:szCs w:val="22"/>
+          </w:rPr>
+          <w:instrText xml:space="preserve"> PAGEREF _Toc240655005 \h </w:instrText>
+        </w:r>
+        <w:r>
+          <w:rPr>
+            <w:noProof/>
+            <w:webHidden/>
+            <w:sz w:val="22"/>
+            <w:szCs w:val="22"/>
+          </w:rPr>
+        </w:r>
+        <w:r>
+          <w:rPr>
+            <w:noProof/>
+            <w:webHidden/>
+            <w:sz w:val="22"/>
+            <w:szCs w:val="22"/>
+          </w:rPr>
+          <w:fldChar w:fldCharType="separate"/>
+        </w:r>
+        <w:r>
+          <w:rPr>
+            <w:noProof/>
+            <w:webHidden/>
+            <w:sz w:val="22"/>
+            <w:szCs w:val="22"/>
+          </w:rPr>
+          <w:t>14</w:t>
+        </w:r>
+        <w:r>
+          <w:rPr>
+            <w:noProof/>
+            <w:webHidden/>
+            <w:sz w:val="22"/>
+            <w:szCs w:val="22"/>
+          </w:rPr>
+          <w:fldChar w:fldCharType="end"/>
+        </w:r>
+      </w:hyperlink>
+    </w:p>
+    <w:p>
+      <w:pPr>
+        <w:pStyle w:val="TOC1"/>
+        <w:tabs>
+          <w:tab w:val="left" w:pos="440"/>
+          <w:tab w:val="right" w:leader="dot" w:pos="9350"/>
+        </w:tabs>
+        <w:rPr>
+          <w:rFonts w:eastAsiaTheme="minorEastAsia" w:cstheme="minorBidi"/>
+          <w:b w:val="0"/>
+          <w:bCs w:val="0"/>
+          <w:caps w:val="0"/>
+          <w:noProof/>
+          <w:kern w:val="2"/>
+          <w:sz w:val="22"/>
+          <w:szCs w:val="22"/>
+          <w14:ligatures w14:val="standardContextual"/>
+        </w:rPr>
+      </w:pPr>
+      <w:hyperlink w:anchor="_Toc240655006" w:history="1">
+        <w:r>
+          <w:rPr>
+            <w:rStyle w:val="Hyperlink"/>
+            <w:noProof/>
+            <w:sz w:val="22"/>
+            <w:szCs w:val="22"/>
+          </w:rPr>
+          <w:t>3.</w:t>
+        </w:r>
+        <w:r>
+          <w:rPr>
+            <w:rFonts w:eastAsiaTheme="minorEastAsia" w:cstheme="minorBidi"/>
+            <w:b w:val="0"/>
+            <w:bCs w:val="0"/>
+            <w:caps w:val="0"/>
+            <w:noProof/>
+            <w:kern w:val="2"/>
+            <w:sz w:val="22"/>
+            <w:szCs w:val="22"/>
+            <w14:ligatures w14:val="standardContextual"/>
+          </w:rPr>
+          <w:tab/>
+        </w:r>
+        <w:r>
+          <w:rPr>
+            <w:rStyle w:val="Hyperlink"/>
+            <w:noProof/>
+            <w:sz w:val="22"/>
+            <w:szCs w:val="22"/>
+          </w:rPr>
+          <w:t>TASK 3: Distributed Processing</w:t>
+        </w:r>
+        <w:r>
+          <w:rPr>
+            <w:noProof/>
+            <w:webHidden/>
+            <w:sz w:val="22"/>
+            <w:szCs w:val="22"/>
+          </w:rPr>
+          <w:tab/>
+        </w:r>
+        <w:r>
+          <w:rPr>
+            <w:noProof/>
+            <w:webHidden/>
+            <w:sz w:val="22"/>
+            <w:szCs w:val="22"/>
+          </w:rPr>
+          <w:fldChar w:fldCharType="begin"/>
+        </w:r>
+        <w:r>
+          <w:rPr>
+            <w:noProof/>
+            <w:webHidden/>
+            <w:sz w:val="22"/>
+            <w:szCs w:val="22"/>
+          </w:rPr>
+          <w:instrText xml:space="preserve"> PAGEREF _Toc240655006 \h </w:instrText>
+        </w:r>
+        <w:r>
+          <w:rPr>
+            <w:noProof/>
+            <w:webHidden/>
+            <w:sz w:val="22"/>
+            <w:szCs w:val="22"/>
+          </w:rPr>
+        </w:r>
+        <w:r>
+          <w:rPr>
+            <w:noProof/>
+            <w:webHidden/>
+            <w:sz w:val="22"/>
+            <w:szCs w:val="22"/>
+          </w:rPr>
+          <w:fldChar w:fldCharType="separate"/>
+        </w:r>
+        <w:r>
+          <w:rPr>
+            <w:noProof/>
+            <w:webHidden/>
+            <w:sz w:val="22"/>
+            <w:szCs w:val="22"/>
+          </w:rPr>
+          <w:t>15</w:t>
+        </w:r>
+        <w:r>
+          <w:rPr>
+            <w:noProof/>
+            <w:webHidden/>
+            <w:sz w:val="22"/>
+            <w:szCs w:val="22"/>
+          </w:rPr>
+          <w:fldChar w:fldCharType="end"/>
+        </w:r>
+      </w:hyperlink>
+    </w:p>
+    <w:p>
+      <w:pPr>
+        <w:pStyle w:val="TOC2"/>
+        <w:tabs>
+          <w:tab w:val="left" w:pos="880"/>
+          <w:tab w:val="right" w:leader="dot" w:pos="9350"/>
+        </w:tabs>
+        <w:rPr>
+          <w:rFonts w:eastAsiaTheme="minorEastAsia" w:cstheme="minorBidi"/>
+          <w:smallCaps w:val="0"/>
+          <w:noProof/>
+          <w:kern w:val="2"/>
+          <w:sz w:val="22"/>
+          <w:szCs w:val="22"/>
+          <w14:ligatures w14:val="standardContextual"/>
+        </w:rPr>
+      </w:pPr>
+      <w:hyperlink w:anchor="_Toc240655007" w:history="1">
+        <w:r>
+          <w:rPr>
+            <w:rStyle w:val="Hyperlink"/>
+            <w:noProof/>
+            <w:sz w:val="22"/>
+            <w:szCs w:val="22"/>
+          </w:rPr>
+          <w:t>3.1.</w:t>
+        </w:r>
+        <w:r>
+          <w:rPr>
+            <w:rFonts w:eastAsiaTheme="minorEastAsia" w:cstheme="minorBidi"/>
+            <w:smallCaps w:val="0"/>
+            <w:noProof/>
+            <w:kern w:val="2"/>
+            <w:sz w:val="22"/>
+            <w:szCs w:val="22"/>
+            <w14:ligatures w14:val="standardContextual"/>
+          </w:rPr>
+          <w:tab/>
+        </w:r>
+        <w:r>
+          <w:rPr>
+            <w:rStyle w:val="Hyperlink"/>
+            <w:noProof/>
+            <w:sz w:val="22"/>
+            <w:szCs w:val="22"/>
+          </w:rPr>
+          <w:t>Hadoop MapReduce</w:t>
+        </w:r>
+        <w:r>
+          <w:rPr>
+            <w:noProof/>
+            <w:webHidden/>
+            <w:sz w:val="22"/>
+            <w:szCs w:val="22"/>
+          </w:rPr>
+          <w:tab/>
+        </w:r>
+        <w:r>
+          <w:rPr>
+            <w:noProof/>
+            <w:webHidden/>
+            <w:sz w:val="22"/>
+            <w:szCs w:val="22"/>
+          </w:rPr>
+          <w:fldChar w:fldCharType="begin"/>
+        </w:r>
+        <w:r>
+          <w:rPr>
+            <w:noProof/>
+            <w:webHidden/>
+            <w:sz w:val="22"/>
+            <w:szCs w:val="22"/>
+          </w:rPr>
+          <w:instrText xml:space="preserve"> PAGEREF _Toc240655007 \h </w:instrText>
+        </w:r>
+        <w:r>
+          <w:rPr>
+            <w:noProof/>
+            <w:webHidden/>
+            <w:sz w:val="22"/>
+            <w:szCs w:val="22"/>
+          </w:rPr>
+        </w:r>
+        <w:r>
+          <w:rPr>
+            <w:noProof/>
+            <w:webHidden/>
+            <w:sz w:val="22"/>
+            <w:szCs w:val="22"/>
+          </w:rPr>
+          <w:fldChar w:fldCharType="separate"/>
+        </w:r>
+        <w:r>
+          <w:rPr>
+            <w:noProof/>
+            <w:webHidden/>
+            <w:sz w:val="22"/>
+            <w:szCs w:val="22"/>
+          </w:rPr>
+          <w:t>15</w:t>
+        </w:r>
+        <w:r>
+          <w:rPr>
+            <w:noProof/>
+            <w:webHidden/>
+            <w:sz w:val="22"/>
+            <w:szCs w:val="22"/>
+          </w:rPr>
+          <w:fldChar w:fldCharType="end"/>
+        </w:r>
+      </w:hyperlink>
+    </w:p>
+    <w:p>
+      <w:pPr>
+        <w:pStyle w:val="TOC2"/>
+        <w:tabs>
+          <w:tab w:val="left" w:pos="880"/>
+          <w:tab w:val="right" w:leader="dot" w:pos="9350"/>
+        </w:tabs>
+        <w:rPr>
+          <w:rFonts w:eastAsiaTheme="minorEastAsia" w:cstheme="minorBidi"/>
+          <w:smallCaps w:val="0"/>
+          <w:noProof/>
+          <w:kern w:val="2"/>
+          <w:sz w:val="22"/>
+          <w:szCs w:val="22"/>
+          <w14:ligatures w14:val="standardContextual"/>
+        </w:rPr>
+      </w:pPr>
+      <w:hyperlink w:anchor="_Toc240655008" w:history="1">
+        <w:r>
+          <w:rPr>
+            <w:rStyle w:val="Hyperlink"/>
+            <w:noProof/>
+            <w:sz w:val="22"/>
+            <w:szCs w:val="22"/>
+          </w:rPr>
+          <w:t>3.2.</w:t>
+        </w:r>
+        <w:r>
+          <w:rPr>
+            <w:rFonts w:eastAsiaTheme="minorEastAsia" w:cstheme="minorBidi"/>
+            <w:smallCaps w:val="0"/>
+            <w:noProof/>
+            <w:kern w:val="2"/>
+            <w:sz w:val="22"/>
+            <w:szCs w:val="22"/>
+            <w14:ligatures w14:val="standardContextual"/>
+          </w:rPr>
+          <w:tab/>
+        </w:r>
+        <w:r>
+          <w:rPr>
+            <w:rStyle w:val="Hyperlink"/>
+            <w:noProof/>
+            <w:sz w:val="22"/>
+            <w:szCs w:val="22"/>
+          </w:rPr>
+          <w:t>Hadoop Streaming Implementation</w:t>
+        </w:r>
+        <w:r>
+          <w:rPr>
+            <w:noProof/>
+            <w:webHidden/>
+            <w:sz w:val="22"/>
+            <w:szCs w:val="22"/>
+          </w:rPr>
+          <w:tab/>
+        </w:r>
+        <w:r>
+          <w:rPr>
+            <w:noProof/>
+            <w:webHidden/>
+            <w:sz w:val="22"/>
+            <w:szCs w:val="22"/>
+          </w:rPr>
+          <w:fldChar w:fldCharType="begin"/>
+        </w:r>
+        <w:r>
+          <w:rPr>
+            <w:noProof/>
+            <w:webHidden/>
+            <w:sz w:val="22"/>
+            <w:szCs w:val="22"/>
+          </w:rPr>
+          <w:instrText xml:space="preserve"> PAGEREF _Toc240655008 \h </w:instrText>
+        </w:r>
+        <w:r>
+          <w:rPr>
+            <w:noProof/>
+            <w:webHidden/>
+            <w:sz w:val="22"/>
+            <w:szCs w:val="22"/>
+          </w:rPr>
+        </w:r>
+        <w:r>
+          <w:rPr>
+            <w:noProof/>
+            <w:webHidden/>
+            <w:sz w:val="22"/>
+            <w:szCs w:val="22"/>
+          </w:rPr>
+          <w:fldChar w:fldCharType="separate"/>
+        </w:r>
+        <w:r>
+          <w:rPr>
+            <w:noProof/>
+            <w:webHidden/>
+            <w:sz w:val="22"/>
+            <w:szCs w:val="22"/>
+          </w:rPr>
+          <w:t>15</w:t>
+        </w:r>
+        <w:r>
+          <w:rPr>
+            <w:noProof/>
+            <w:webHidden/>
+            <w:sz w:val="22"/>
+            <w:szCs w:val="22"/>
+          </w:rPr>
+          <w:fldChar w:fldCharType="end"/>
+        </w:r>
+      </w:hyperlink>
+    </w:p>
+    <w:p>
+      <w:pPr>
+        <w:pStyle w:val="TOC2"/>
+        <w:tabs>
+          <w:tab w:val="left" w:pos="880"/>
+          <w:tab w:val="right" w:leader="dot" w:pos="9350"/>
+        </w:tabs>
+        <w:rPr>
+          <w:rFonts w:eastAsiaTheme="minorEastAsia" w:cstheme="minorBidi"/>
+          <w:smallCaps w:val="0"/>
+          <w:noProof/>
+          <w:kern w:val="2"/>
+          <w:sz w:val="22"/>
+          <w:szCs w:val="22"/>
+          <w14:ligatures w14:val="standardContextual"/>
+        </w:rPr>
+      </w:pPr>
+      <w:hyperlink w:anchor="_Toc240655009" w:history="1">
+        <w:r>
+          <w:rPr>
+            <w:rStyle w:val="Hyperlink"/>
+            <w:noProof/>
+            <w:sz w:val="22"/>
+            <w:szCs w:val="22"/>
+          </w:rPr>
+          <w:t>3.3.</w:t>
+        </w:r>
+        <w:r>
+          <w:rPr>
+            <w:rFonts w:eastAsiaTheme="minorEastAsia" w:cstheme="minorBidi"/>
+            <w:smallCaps w:val="0"/>
+            <w:noProof/>
+            <w:kern w:val="2"/>
+            <w:sz w:val="22"/>
+            <w:szCs w:val="22"/>
+            <w14:ligatures w14:val="standardContextual"/>
+          </w:rPr>
+          <w:tab/>
+        </w:r>
+        <w:r>
+          <w:rPr>
+            <w:rStyle w:val="Hyperlink"/>
+            <w:noProof/>
+            <w:sz w:val="22"/>
+            <w:szCs w:val="22"/>
+          </w:rPr>
+          <w:t>Apache Spark Processing</w:t>
+        </w:r>
+        <w:r>
+          <w:rPr>
+            <w:noProof/>
+            <w:webHidden/>
+            <w:sz w:val="22"/>
+            <w:szCs w:val="22"/>
+          </w:rPr>
+          <w:tab/>
+        </w:r>
+        <w:r>
+          <w:rPr>
+            <w:noProof/>
+            <w:webHidden/>
+            <w:sz w:val="22"/>
+            <w:szCs w:val="22"/>
+          </w:rPr>
+          <w:fldChar w:fldCharType="begin"/>
+        </w:r>
+        <w:r>
+          <w:rPr>
+            <w:noProof/>
+            <w:webHidden/>
+            <w:sz w:val="22"/>
+            <w:szCs w:val="22"/>
+          </w:rPr>
+          <w:instrText xml:space="preserve"> PAGEREF _Toc240655009 \h </w:instrText>
+        </w:r>
+        <w:r>
+          <w:rPr>
+            <w:noProof/>
+            <w:webHidden/>
+            <w:sz w:val="22"/>
+            <w:szCs w:val="22"/>
+          </w:rPr>
+        </w:r>
+        <w:r>
+          <w:rPr>
+            <w:noProof/>
+            <w:webHidden/>
+            <w:sz w:val="22"/>
+            <w:szCs w:val="22"/>
+          </w:rPr>
+          <w:fldChar w:fldCharType="separate"/>
+        </w:r>
+        <w:r>
+          <w:rPr>
+            <w:noProof/>
+            <w:webHidden/>
+            <w:sz w:val="22"/>
+            <w:szCs w:val="22"/>
+          </w:rPr>
+          <w:t>16</w:t>
+        </w:r>
+        <w:r>
+          <w:rPr>
+            <w:noProof/>
+            <w:webHidden/>
+            <w:sz w:val="22"/>
+            <w:szCs w:val="22"/>
+          </w:rPr>
+          <w:fldChar w:fldCharType="end"/>
+        </w:r>
+      </w:hyperlink>
+    </w:p>
+    <w:p>
+      <w:pPr>
+        <w:pStyle w:val="TOC2"/>
+        <w:tabs>
+          <w:tab w:val="left" w:pos="880"/>
+          <w:tab w:val="right" w:leader="dot" w:pos="9350"/>
+        </w:tabs>
+        <w:rPr>
+          <w:rFonts w:eastAsiaTheme="minorEastAsia" w:cstheme="minorBidi"/>
+          <w:smallCaps w:val="0"/>
+          <w:noProof/>
+          <w:kern w:val="2"/>
+          <w:sz w:val="22"/>
+          <w:szCs w:val="22"/>
+          <w14:ligatures w14:val="standardContextual"/>
+        </w:rPr>
+      </w:pPr>
+      <w:hyperlink w:anchor="_Toc240655010" w:history="1">
+        <w:r>
+          <w:rPr>
+            <w:rStyle w:val="Hyperlink"/>
+            <w:noProof/>
+            <w:sz w:val="22"/>
+            <w:szCs w:val="22"/>
+          </w:rPr>
+          <w:t>3.4.</w:t>
+        </w:r>
+        <w:r>
+          <w:rPr>
+            <w:rFonts w:eastAsiaTheme="minorEastAsia" w:cstheme="minorBidi"/>
+            <w:smallCaps w:val="0"/>
+            <w:noProof/>
+            <w:kern w:val="2"/>
+            <w:sz w:val="22"/>
+            <w:szCs w:val="22"/>
+            <w14:ligatures w14:val="standardContextual"/>
+          </w:rPr>
+          <w:tab/>
+        </w:r>
+        <w:r>
+          <w:rPr>
+            <w:rStyle w:val="Hyperlink"/>
+            <w:noProof/>
+            <w:sz w:val="22"/>
+            <w:szCs w:val="22"/>
+          </w:rPr>
+          <w:t>Spark SQL</w:t>
+        </w:r>
+        <w:r>
+          <w:rPr>
+            <w:noProof/>
+            <w:webHidden/>
+            <w:sz w:val="22"/>
+            <w:szCs w:val="22"/>
+          </w:rPr>
+          <w:tab/>
+        </w:r>
+        <w:r>
+          <w:rPr>
+            <w:noProof/>
+            <w:webHidden/>
+            <w:sz w:val="22"/>
+            <w:szCs w:val="22"/>
+          </w:rPr>
+          <w:fldChar w:fldCharType="begin"/>
+        </w:r>
+        <w:r>
+          <w:rPr>
+            <w:noProof/>
+            <w:webHidden/>
+            <w:sz w:val="22"/>
+            <w:szCs w:val="22"/>
+          </w:rPr>
+          <w:instrText xml:space="preserve"> PAGEREF _Toc240655010 \h </w:instrText>
+        </w:r>
+        <w:r>
+          <w:rPr>
+            <w:noProof/>
+            <w:webHidden/>
+            <w:sz w:val="22"/>
+            <w:szCs w:val="22"/>
+          </w:rPr>
+        </w:r>
+        <w:r>
+          <w:rPr>
+            <w:noProof/>
+            <w:webHidden/>
+            <w:sz w:val="22"/>
+            <w:szCs w:val="22"/>
+          </w:rPr>
+          <w:fldChar w:fldCharType="separate"/>
+        </w:r>
+        <w:r>
+          <w:rPr>
+            <w:noProof/>
+            <w:webHidden/>
+            <w:sz w:val="22"/>
+            <w:szCs w:val="22"/>
+          </w:rPr>
+          <w:t>17</w:t>
+        </w:r>
+        <w:r>
+          <w:rPr>
+            <w:noProof/>
+            <w:webHidden/>
+            <w:sz w:val="22"/>
+            <w:szCs w:val="22"/>
+          </w:rPr>
+          <w:fldChar w:fldCharType="end"/>
+        </w:r>
+      </w:hyperlink>
+    </w:p>
+    <w:p>
+      <w:pPr>
+        <w:pStyle w:val="TOC2"/>
+        <w:tabs>
+          <w:tab w:val="left" w:pos="880"/>
+          <w:tab w:val="right" w:leader="dot" w:pos="9350"/>
+        </w:tabs>
+        <w:rPr>
+          <w:rFonts w:eastAsiaTheme="minorEastAsia" w:cstheme="minorBidi"/>
+          <w:smallCaps w:val="0"/>
+          <w:noProof/>
+          <w:kern w:val="2"/>
+          <w:sz w:val="22"/>
+          <w:szCs w:val="22"/>
+          <w14:ligatures w14:val="standardContextual"/>
+        </w:rPr>
+      </w:pPr>
+      <w:hyperlink w:anchor="_Toc240655011" w:history="1">
+        <w:r>
+          <w:rPr>
+            <w:rStyle w:val="Hyperlink"/>
+            <w:noProof/>
+            <w:sz w:val="22"/>
+            <w:szCs w:val="22"/>
+          </w:rPr>
+          <w:t>3.5.</w:t>
+        </w:r>
+        <w:r>
+          <w:rPr>
+            <w:rFonts w:eastAsiaTheme="minorEastAsia" w:cstheme="minorBidi"/>
+            <w:smallCaps w:val="0"/>
+            <w:noProof/>
+            <w:kern w:val="2"/>
+            <w:sz w:val="22"/>
+            <w:szCs w:val="22"/>
+            <w14:ligatures w14:val="standardContextual"/>
+          </w:rPr>
+          <w:tab/>
+        </w:r>
+        <w:r>
+          <w:rPr>
+            <w:rStyle w:val="Hyperlink"/>
+            <w:noProof/>
+            <w:sz w:val="22"/>
+            <w:szCs w:val="22"/>
+          </w:rPr>
+          <w:t>MapReduce and Spark Comparison</w:t>
+        </w:r>
+        <w:r>
+          <w:rPr>
+            <w:noProof/>
+            <w:webHidden/>
+            <w:sz w:val="22"/>
+            <w:szCs w:val="22"/>
+          </w:rPr>
+          <w:tab/>
+        </w:r>
+        <w:r>
+          <w:rPr>
+            <w:noProof/>
+            <w:webHidden/>
+            <w:sz w:val="22"/>
+            <w:szCs w:val="22"/>
+          </w:rPr>
+          <w:fldChar w:fldCharType="begin"/>
+        </w:r>
+        <w:r>
+          <w:rPr>
+            <w:noProof/>
+            <w:webHidden/>
+            <w:sz w:val="22"/>
+            <w:szCs w:val="22"/>
+          </w:rPr>
+          <w:instrText xml:space="preserve"> PAGEREF _Toc240655011 \h </w:instrText>
+        </w:r>
+        <w:r>
+          <w:rPr>
+            <w:noProof/>
+            <w:webHidden/>
+            <w:sz w:val="22"/>
+            <w:szCs w:val="22"/>
+          </w:rPr>
+        </w:r>
+        <w:r>
+          <w:rPr>
+            <w:noProof/>
+            <w:webHidden/>
+            <w:sz w:val="22"/>
+            <w:szCs w:val="22"/>
+          </w:rPr>
+          <w:fldChar w:fldCharType="separate"/>
+        </w:r>
+        <w:r>
+          <w:rPr>
+            <w:noProof/>
+            <w:webHidden/>
+            <w:sz w:val="22"/>
+            <w:szCs w:val="22"/>
+          </w:rPr>
+          <w:t>18</w:t>
+        </w:r>
+        <w:r>
+          <w:rPr>
+            <w:noProof/>
+            <w:webHidden/>
+            <w:sz w:val="22"/>
+            <w:szCs w:val="22"/>
+          </w:rPr>
+          <w:fldChar w:fldCharType="end"/>
+        </w:r>
+      </w:hyperlink>
+    </w:p>
+    <w:p>
+      <w:pPr>
+        <w:pStyle w:val="TOC1"/>
+        <w:tabs>
+          <w:tab w:val="left" w:pos="440"/>
+          <w:tab w:val="right" w:leader="dot" w:pos="9350"/>
+        </w:tabs>
+        <w:rPr>
+          <w:rFonts w:eastAsiaTheme="minorEastAsia" w:cstheme="minorBidi"/>
+          <w:b w:val="0"/>
+          <w:bCs w:val="0"/>
+          <w:caps w:val="0"/>
+          <w:noProof/>
+          <w:kern w:val="2"/>
+          <w:sz w:val="22"/>
+          <w:szCs w:val="22"/>
+          <w14:ligatures w14:val="standardContextual"/>
+        </w:rPr>
+      </w:pPr>
+      <w:hyperlink w:anchor="_Toc240655012" w:history="1">
+        <w:r>
+          <w:rPr>
+            <w:rStyle w:val="Hyperlink"/>
+            <w:noProof/>
+            <w:sz w:val="22"/>
+            <w:szCs w:val="22"/>
+          </w:rPr>
+          <w:t>4.</w:t>
+        </w:r>
+        <w:r>
+          <w:rPr>
+            <w:rFonts w:eastAsiaTheme="minorEastAsia" w:cstheme="minorBidi"/>
+            <w:b w:val="0"/>
+            <w:bCs w:val="0"/>
+            <w:caps w:val="0"/>
+            <w:noProof/>
+            <w:kern w:val="2"/>
+            <w:sz w:val="22"/>
+            <w:szCs w:val="22"/>
+            <w14:ligatures w14:val="standardContextual"/>
+          </w:rPr>
+          <w:tab/>
+        </w:r>
+        <w:r>
+          <w:rPr>
+            <w:rStyle w:val="Hyperlink"/>
+            <w:noProof/>
+            <w:sz w:val="22"/>
+            <w:szCs w:val="22"/>
+          </w:rPr>
+          <w:t>TASK 4: Analytics and Machine Learning</w:t>
+        </w:r>
+        <w:r>
+          <w:rPr>
+            <w:noProof/>
+            <w:webHidden/>
+            <w:sz w:val="22"/>
+            <w:szCs w:val="22"/>
+          </w:rPr>
+          <w:tab/>
+        </w:r>
+        <w:r>
+          <w:rPr>
+            <w:noProof/>
+            <w:webHidden/>
+            <w:sz w:val="22"/>
+            <w:szCs w:val="22"/>
+          </w:rPr>
+          <w:fldChar w:fldCharType="begin"/>
+        </w:r>
+        <w:r>
+          <w:rPr>
+            <w:noProof/>
+            <w:webHidden/>
+            <w:sz w:val="22"/>
+            <w:szCs w:val="22"/>
+          </w:rPr>
+          <w:instrText xml:space="preserve"> PAGEREF _Toc240655012 \h </w:instrText>
+        </w:r>
+        <w:r>
+          <w:rPr>
+            <w:noProof/>
+            <w:webHidden/>
+            <w:sz w:val="22"/>
+            <w:szCs w:val="22"/>
+          </w:rPr>
+        </w:r>
+        <w:r>
+          <w:rPr>
+            <w:noProof/>
+            <w:webHidden/>
+            <w:sz w:val="22"/>
+            <w:szCs w:val="22"/>
+          </w:rPr>
+          <w:fldChar w:fldCharType="separate"/>
+        </w:r>
+        <w:r>
+          <w:rPr>
+            <w:noProof/>
+            <w:webHidden/>
+            <w:sz w:val="22"/>
+            <w:szCs w:val="22"/>
+          </w:rPr>
+          <w:t>19</w:t>
+        </w:r>
+        <w:r>
+          <w:rPr>
+            <w:noProof/>
+            <w:webHidden/>
+            <w:sz w:val="22"/>
+            <w:szCs w:val="22"/>
+          </w:rPr>
+          <w:fldChar w:fldCharType="end"/>
+        </w:r>
+      </w:hyperlink>
+    </w:p>
+    <w:p>
+      <w:pPr>
+        <w:pStyle w:val="TOC2"/>
+        <w:tabs>
+          <w:tab w:val="left" w:pos="880"/>
+          <w:tab w:val="right" w:leader="dot" w:pos="9350"/>
+        </w:tabs>
+        <w:rPr>
+          <w:rFonts w:eastAsiaTheme="minorEastAsia" w:cstheme="minorBidi"/>
+          <w:smallCaps w:val="0"/>
+          <w:noProof/>
+          <w:kern w:val="2"/>
+          <w:sz w:val="22"/>
+          <w:szCs w:val="22"/>
+          <w14:ligatures w14:val="standardContextual"/>
+        </w:rPr>
+      </w:pPr>
+      <w:hyperlink w:anchor="_Toc240655013" w:history="1">
+        <w:r>
+          <w:rPr>
+            <w:rStyle w:val="Hyperlink"/>
+            <w:noProof/>
+            <w:sz w:val="22"/>
+            <w:szCs w:val="22"/>
+          </w:rPr>
+          <w:t>4.1.</w:t>
+        </w:r>
+        <w:r>
+          <w:rPr>
+            <w:rFonts w:eastAsiaTheme="minorEastAsia" w:cstheme="minorBidi"/>
+            <w:smallCaps w:val="0"/>
+            <w:noProof/>
+            <w:kern w:val="2"/>
+            <w:sz w:val="22"/>
+            <w:szCs w:val="22"/>
+            <w14:ligatures w14:val="standardContextual"/>
+          </w:rPr>
+          <w:tab/>
+        </w:r>
+        <w:r>
+          <w:rPr>
+            <w:rStyle w:val="Hyperlink"/>
+            <w:noProof/>
+            <w:sz w:val="22"/>
+            <w:szCs w:val="22"/>
+          </w:rPr>
+          <w:t>Data Quality and Analysis</w:t>
+        </w:r>
+        <w:r>
+          <w:rPr>
+            <w:noProof/>
+            <w:webHidden/>
+            <w:sz w:val="22"/>
+            <w:szCs w:val="22"/>
+          </w:rPr>
+          <w:tab/>
+        </w:r>
+        <w:r>
+          <w:rPr>
+            <w:noProof/>
+            <w:webHidden/>
+            <w:sz w:val="22"/>
+            <w:szCs w:val="22"/>
+          </w:rPr>
+          <w:fldChar w:fldCharType="begin"/>
+        </w:r>
+        <w:r>
+          <w:rPr>
+            <w:noProof/>
+            <w:webHidden/>
+            <w:sz w:val="22"/>
+            <w:szCs w:val="22"/>
+          </w:rPr>
+          <w:instrText xml:space="preserve"> PAGEREF _Toc240655013 \h </w:instrText>
+        </w:r>
+        <w:r>
+          <w:rPr>
+            <w:noProof/>
+            <w:webHidden/>
+            <w:sz w:val="22"/>
+            <w:szCs w:val="22"/>
+          </w:rPr>
+        </w:r>
+        <w:r>
+          <w:rPr>
+            <w:noProof/>
+            <w:webHidden/>
+            <w:sz w:val="22"/>
+            <w:szCs w:val="22"/>
+          </w:rPr>
+          <w:fldChar w:fldCharType="separate"/>
+        </w:r>
+        <w:r>
+          <w:rPr>
+            <w:noProof/>
+            <w:webHidden/>
+            <w:sz w:val="22"/>
+            <w:szCs w:val="22"/>
+          </w:rPr>
+          <w:t>19</w:t>
+        </w:r>
+        <w:r>
+          <w:rPr>
+            <w:noProof/>
+            <w:webHidden/>
+            <w:sz w:val="22"/>
+            <w:szCs w:val="22"/>
+          </w:rPr>
+          <w:fldChar w:fldCharType="end"/>
+        </w:r>
+      </w:hyperlink>
+    </w:p>
+    <w:p>
+      <w:pPr>
+        <w:pStyle w:val="TOC2"/>
+        <w:tabs>
+          <w:tab w:val="left" w:pos="880"/>
+          <w:tab w:val="right" w:leader="dot" w:pos="9350"/>
+        </w:tabs>
+        <w:rPr>
+          <w:rFonts w:eastAsiaTheme="minorEastAsia" w:cstheme="minorBidi"/>
+          <w:smallCaps w:val="0"/>
+          <w:noProof/>
+          <w:kern w:val="2"/>
+          <w:sz w:val="22"/>
+          <w:szCs w:val="22"/>
+          <w14:ligatures w14:val="standardContextual"/>
+        </w:rPr>
+      </w:pPr>
+      <w:hyperlink w:anchor="_Toc240655014" w:history="1">
+        <w:r>
+          <w:rPr>
+            <w:rStyle w:val="Hyperlink"/>
+            <w:noProof/>
+            <w:sz w:val="22"/>
+            <w:szCs w:val="22"/>
+          </w:rPr>
+          <w:t>4.2.</w:t>
+        </w:r>
+        <w:r>
+          <w:rPr>
+            <w:rFonts w:eastAsiaTheme="minorEastAsia" w:cstheme="minorBidi"/>
+            <w:smallCaps w:val="0"/>
+            <w:noProof/>
+            <w:kern w:val="2"/>
+            <w:sz w:val="22"/>
+            <w:szCs w:val="22"/>
+            <w14:ligatures w14:val="standardContextual"/>
+          </w:rPr>
+          <w:tab/>
+        </w:r>
+        <w:r>
+          <w:rPr>
+            <w:rStyle w:val="Hyperlink"/>
+            <w:noProof/>
+            <w:sz w:val="22"/>
+            <w:szCs w:val="22"/>
+          </w:rPr>
+          <w:t>E-commerce Behaviour Analysis</w:t>
+        </w:r>
+        <w:r>
+          <w:rPr>
+            <w:noProof/>
+            <w:webHidden/>
+            <w:sz w:val="22"/>
+            <w:szCs w:val="22"/>
+          </w:rPr>
+          <w:tab/>
+        </w:r>
+        <w:r>
+          <w:rPr>
+            <w:noProof/>
+            <w:webHidden/>
+            <w:sz w:val="22"/>
+            <w:szCs w:val="22"/>
+          </w:rPr>
+          <w:fldChar w:fldCharType="begin"/>
+        </w:r>
+        <w:r>
+          <w:rPr>
+            <w:noProof/>
+            <w:webHidden/>
+            <w:sz w:val="22"/>
+            <w:szCs w:val="22"/>
+          </w:rPr>
+          <w:instrText xml:space="preserve"> PAGEREF _Toc240655014 \h </w:instrText>
+        </w:r>
+        <w:r>
+          <w:rPr>
+            <w:noProof/>
+            <w:webHidden/>
+            <w:sz w:val="22"/>
+            <w:szCs w:val="22"/>
+          </w:rPr>
+        </w:r>
+        <w:r>
+          <w:rPr>
+            <w:noProof/>
+            <w:webHidden/>
+            <w:sz w:val="22"/>
+            <w:szCs w:val="22"/>
+          </w:rPr>
+          <w:fldChar w:fldCharType="separate"/>
+        </w:r>
+        <w:r>
+          <w:rPr>
+            <w:noProof/>
+            <w:webHidden/>
+            <w:sz w:val="22"/>
+            <w:szCs w:val="22"/>
+          </w:rPr>
+          <w:t>19</w:t>
+        </w:r>
+        <w:r>
+          <w:rPr>
+            <w:noProof/>
+            <w:webHidden/>
+            <w:sz w:val="22"/>
+            <w:szCs w:val="22"/>
+          </w:rPr>
+          <w:fldChar w:fldCharType="end"/>
+        </w:r>
+      </w:hyperlink>
+    </w:p>
+    <w:p>
+      <w:pPr>
+        <w:pStyle w:val="TOC2"/>
+        <w:tabs>
+          <w:tab w:val="left" w:pos="880"/>
+          <w:tab w:val="right" w:leader="dot" w:pos="9350"/>
+        </w:tabs>
+        <w:rPr>
+          <w:rFonts w:eastAsiaTheme="minorEastAsia" w:cstheme="minorBidi"/>
+          <w:smallCaps w:val="0"/>
+          <w:noProof/>
+          <w:kern w:val="2"/>
+          <w:sz w:val="22"/>
+          <w:szCs w:val="22"/>
+          <w14:ligatures w14:val="standardContextual"/>
+        </w:rPr>
+      </w:pPr>
+      <w:hyperlink w:anchor="_Toc240655015" w:history="1">
+        <w:r>
+          <w:rPr>
+            <w:rStyle w:val="Hyperlink"/>
+            <w:noProof/>
+            <w:sz w:val="22"/>
+            <w:szCs w:val="22"/>
+          </w:rPr>
+          <w:t>4.3.</w:t>
+        </w:r>
+        <w:r>
+          <w:rPr>
+            <w:rFonts w:eastAsiaTheme="minorEastAsia" w:cstheme="minorBidi"/>
+            <w:smallCaps w:val="0"/>
+            <w:noProof/>
+            <w:kern w:val="2"/>
+            <w:sz w:val="22"/>
+            <w:szCs w:val="22"/>
+            <w14:ligatures w14:val="standardContextual"/>
+          </w:rPr>
+          <w:tab/>
+        </w:r>
+        <w:r>
+          <w:rPr>
+            <w:rStyle w:val="Hyperlink"/>
+            <w:noProof/>
+            <w:sz w:val="22"/>
+            <w:szCs w:val="22"/>
+          </w:rPr>
+          <w:t>Product, Category and Temporal Analysis</w:t>
+        </w:r>
+        <w:r>
+          <w:rPr>
+            <w:noProof/>
+            <w:webHidden/>
+            <w:sz w:val="22"/>
+            <w:szCs w:val="22"/>
+          </w:rPr>
+          <w:tab/>
+        </w:r>
+        <w:r>
+          <w:rPr>
+            <w:noProof/>
+            <w:webHidden/>
+            <w:sz w:val="22"/>
+            <w:szCs w:val="22"/>
+          </w:rPr>
+          <w:fldChar w:fldCharType="begin"/>
+        </w:r>
+        <w:r>
+          <w:rPr>
+            <w:noProof/>
+            <w:webHidden/>
+            <w:sz w:val="22"/>
+            <w:szCs w:val="22"/>
+          </w:rPr>
+          <w:instrText xml:space="preserve"> PAGEREF _Toc240655015 \h </w:instrText>
+        </w:r>
+        <w:r>
+          <w:rPr>
+            <w:noProof/>
+            <w:webHidden/>
+            <w:sz w:val="22"/>
+            <w:szCs w:val="22"/>
+          </w:rPr>
+        </w:r>
+        <w:r>
+          <w:rPr>
+            <w:noProof/>
+            <w:webHidden/>
+            <w:sz w:val="22"/>
+            <w:szCs w:val="22"/>
+          </w:rPr>
+          <w:fldChar w:fldCharType="separate"/>
+        </w:r>
+        <w:r>
+          <w:rPr>
+            <w:noProof/>
+            <w:webHidden/>
+            <w:sz w:val="22"/>
+            <w:szCs w:val="22"/>
+          </w:rPr>
+          <w:t>20</w:t>
+        </w:r>
+        <w:r>
+          <w:rPr>
+            <w:noProof/>
+            <w:webHidden/>
+            <w:sz w:val="22"/>
+            <w:szCs w:val="22"/>
+          </w:rPr>
+          <w:fldChar w:fldCharType="end"/>
+        </w:r>
+      </w:hyperlink>
+    </w:p>
+    <w:p>
+      <w:pPr>
+        <w:pStyle w:val="TOC2"/>
+        <w:tabs>
+          <w:tab w:val="left" w:pos="880"/>
+          <w:tab w:val="right" w:leader="dot" w:pos="9350"/>
+        </w:tabs>
+        <w:rPr>
+          <w:rFonts w:eastAsiaTheme="minorEastAsia" w:cstheme="minorBidi"/>
+          <w:smallCaps w:val="0"/>
+          <w:noProof/>
+          <w:kern w:val="2"/>
+          <w:sz w:val="22"/>
+          <w:szCs w:val="22"/>
+          <w14:ligatures w14:val="standardContextual"/>
+        </w:rPr>
+      </w:pPr>
+      <w:hyperlink w:anchor="_Toc240655016" w:history="1">
+        <w:r>
+          <w:rPr>
+            <w:rStyle w:val="Hyperlink"/>
+            <w:noProof/>
+            <w:sz w:val="22"/>
+            <w:szCs w:val="22"/>
+          </w:rPr>
+          <w:t>4.4.</w:t>
+        </w:r>
+        <w:r>
+          <w:rPr>
+            <w:rFonts w:eastAsiaTheme="minorEastAsia" w:cstheme="minorBidi"/>
+            <w:smallCaps w:val="0"/>
+            <w:noProof/>
+            <w:kern w:val="2"/>
+            <w:sz w:val="22"/>
+            <w:szCs w:val="22"/>
+            <w14:ligatures w14:val="standardContextual"/>
+          </w:rPr>
+          <w:tab/>
+        </w:r>
+        <w:r>
+          <w:rPr>
+            <w:rStyle w:val="Hyperlink"/>
+            <w:noProof/>
+            <w:sz w:val="22"/>
+            <w:szCs w:val="22"/>
+          </w:rPr>
+          <w:t>Cart and Purchase Behaviour</w:t>
+        </w:r>
+        <w:r>
+          <w:rPr>
+            <w:noProof/>
+            <w:webHidden/>
+            <w:sz w:val="22"/>
+            <w:szCs w:val="22"/>
+          </w:rPr>
+          <w:tab/>
+        </w:r>
+        <w:r>
+          <w:rPr>
+            <w:noProof/>
+            <w:webHidden/>
+            <w:sz w:val="22"/>
+            <w:szCs w:val="22"/>
+          </w:rPr>
+          <w:fldChar w:fldCharType="begin"/>
+        </w:r>
+        <w:r>
+          <w:rPr>
+            <w:noProof/>
+            <w:webHidden/>
+            <w:sz w:val="22"/>
+            <w:szCs w:val="22"/>
+          </w:rPr>
+          <w:instrText xml:space="preserve"> PAGEREF _Toc240655016 \h </w:instrText>
+        </w:r>
+        <w:r>
+          <w:rPr>
+            <w:noProof/>
+            <w:webHidden/>
+            <w:sz w:val="22"/>
+            <w:szCs w:val="22"/>
+          </w:rPr>
+        </w:r>
+        <w:r>
+          <w:rPr>
+            <w:noProof/>
+            <w:webHidden/>
+            <w:sz w:val="22"/>
+            <w:szCs w:val="22"/>
+          </w:rPr>
+          <w:fldChar w:fldCharType="separate"/>
+        </w:r>
+        <w:r>
+          <w:rPr>
+            <w:noProof/>
+            <w:webHidden/>
+            <w:sz w:val="22"/>
+            <w:szCs w:val="22"/>
+          </w:rPr>
+          <w:t>22</w:t>
+        </w:r>
+        <w:r>
+          <w:rPr>
+            <w:noProof/>
+            <w:webHidden/>
+            <w:sz w:val="22"/>
+            <w:szCs w:val="22"/>
+          </w:rPr>
+          <w:fldChar w:fldCharType="end"/>
+        </w:r>
+      </w:hyperlink>
+    </w:p>
+    <w:p>
+      <w:pPr>
+        <w:pStyle w:val="TOC2"/>
+        <w:tabs>
+          <w:tab w:val="left" w:pos="880"/>
+          <w:tab w:val="right" w:leader="dot" w:pos="9350"/>
+        </w:tabs>
+        <w:rPr>
+          <w:rFonts w:eastAsiaTheme="minorEastAsia" w:cstheme="minorBidi"/>
+          <w:smallCaps w:val="0"/>
+          <w:noProof/>
+          <w:kern w:val="2"/>
+          <w:sz w:val="22"/>
+          <w:szCs w:val="22"/>
+          <w14:ligatures w14:val="standardContextual"/>
+        </w:rPr>
+      </w:pPr>
+      <w:hyperlink w:anchor="_Toc240655017" w:history="1">
+        <w:r>
+          <w:rPr>
+            <w:rStyle w:val="Hyperlink"/>
+            <w:noProof/>
+            <w:sz w:val="22"/>
+            <w:szCs w:val="22"/>
+          </w:rPr>
+          <w:t>4.5.</w:t>
+        </w:r>
+        <w:r>
+          <w:rPr>
+            <w:rFonts w:eastAsiaTheme="minorEastAsia" w:cstheme="minorBidi"/>
+            <w:smallCaps w:val="0"/>
+            <w:noProof/>
+            <w:kern w:val="2"/>
+            <w:sz w:val="22"/>
+            <w:szCs w:val="22"/>
+            <w14:ligatures w14:val="standardContextual"/>
+          </w:rPr>
+          <w:tab/>
+        </w:r>
+        <w:r>
+          <w:rPr>
+            <w:rStyle w:val="Hyperlink"/>
+            <w:noProof/>
+            <w:sz w:val="22"/>
+            <w:szCs w:val="22"/>
+          </w:rPr>
+          <w:t>Machine Learning Approach and Results</w:t>
+        </w:r>
+        <w:r>
+          <w:rPr>
+            <w:noProof/>
+            <w:webHidden/>
+            <w:sz w:val="22"/>
+            <w:szCs w:val="22"/>
+          </w:rPr>
+          <w:tab/>
+        </w:r>
+        <w:r>
+          <w:rPr>
+            <w:noProof/>
+            <w:webHidden/>
+            <w:sz w:val="22"/>
+            <w:szCs w:val="22"/>
+          </w:rPr>
+          <w:fldChar w:fldCharType="begin"/>
+        </w:r>
+        <w:r>
+          <w:rPr>
+            <w:noProof/>
+            <w:webHidden/>
+            <w:sz w:val="22"/>
+            <w:szCs w:val="22"/>
+          </w:rPr>
+          <w:instrText xml:space="preserve"> PAGEREF _Toc240655017 \h </w:instrText>
+        </w:r>
+        <w:r>
+          <w:rPr>
+            <w:noProof/>
+            <w:webHidden/>
+            <w:sz w:val="22"/>
+            <w:szCs w:val="22"/>
+          </w:rPr>
+        </w:r>
+        <w:r>
+          <w:rPr>
+            <w:noProof/>
+            <w:webHidden/>
+            <w:sz w:val="22"/>
+            <w:szCs w:val="22"/>
+          </w:rPr>
+          <w:fldChar w:fldCharType="separate"/>
+        </w:r>
+        <w:r>
+          <w:rPr>
+            <w:noProof/>
+            <w:webHidden/>
+            <w:sz w:val="22"/>
+            <w:szCs w:val="22"/>
+          </w:rPr>
+          <w:t>23</w:t>
+        </w:r>
+        <w:r>
+          <w:rPr>
+            <w:noProof/>
+            <w:webHidden/>
+            <w:sz w:val="22"/>
+            <w:szCs w:val="22"/>
+          </w:rPr>
+          <w:fldChar w:fldCharType="end"/>
+        </w:r>
+      </w:hyperlink>
+    </w:p>
+    <w:p>
+      <w:pPr>
+        <w:pStyle w:val="TOC2"/>
+        <w:tabs>
+          <w:tab w:val="left" w:pos="880"/>
+          <w:tab w:val="right" w:leader="dot" w:pos="9350"/>
+        </w:tabs>
+        <w:rPr>
+          <w:rFonts w:eastAsiaTheme="minorEastAsia" w:cstheme="minorBidi"/>
+          <w:smallCaps w:val="0"/>
+          <w:noProof/>
+          <w:kern w:val="2"/>
+          <w:sz w:val="22"/>
+          <w:szCs w:val="22"/>
+          <w14:ligatures w14:val="standardContextual"/>
+        </w:rPr>
+      </w:pPr>
+      <w:hyperlink w:anchor="_Toc240655018" w:history="1">
+        <w:r>
+          <w:rPr>
+            <w:rStyle w:val="Hyperlink"/>
+            <w:noProof/>
+            <w:sz w:val="22"/>
+            <w:szCs w:val="22"/>
+          </w:rPr>
+          <w:t>4.6.</w:t>
+        </w:r>
+        <w:r>
+          <w:rPr>
+            <w:rFonts w:eastAsiaTheme="minorEastAsia" w:cstheme="minorBidi"/>
+            <w:smallCaps w:val="0"/>
+            <w:noProof/>
+            <w:kern w:val="2"/>
+            <w:sz w:val="22"/>
+            <w:szCs w:val="22"/>
+            <w14:ligatures w14:val="standardContextual"/>
+          </w:rPr>
+          <w:tab/>
+        </w:r>
+        <w:r>
+          <w:rPr>
+            <w:rStyle w:val="Hyperlink"/>
+            <w:noProof/>
+            <w:sz w:val="22"/>
+            <w:szCs w:val="22"/>
+          </w:rPr>
+          <w:t>Visualizations and Business Insights</w:t>
+        </w:r>
+        <w:r>
+          <w:rPr>
+            <w:noProof/>
+            <w:webHidden/>
+            <w:sz w:val="22"/>
+            <w:szCs w:val="22"/>
+          </w:rPr>
+          <w:tab/>
+        </w:r>
+        <w:r>
+          <w:rPr>
+            <w:noProof/>
+            <w:webHidden/>
+            <w:sz w:val="22"/>
+            <w:szCs w:val="22"/>
+          </w:rPr>
+          <w:fldChar w:fldCharType="begin"/>
+        </w:r>
+        <w:r>
+          <w:rPr>
+            <w:noProof/>
+            <w:webHidden/>
+            <w:sz w:val="22"/>
+            <w:szCs w:val="22"/>
+          </w:rPr>
+          <w:instrText xml:space="preserve"> PAGEREF _Toc240655018 \h </w:instrText>
+        </w:r>
+        <w:r>
+          <w:rPr>
+            <w:noProof/>
+            <w:webHidden/>
+            <w:sz w:val="22"/>
+            <w:szCs w:val="22"/>
+          </w:rPr>
+        </w:r>
+        <w:r>
+          <w:rPr>
+            <w:noProof/>
+            <w:webHidden/>
+            <w:sz w:val="22"/>
+            <w:szCs w:val="22"/>
+          </w:rPr>
+          <w:fldChar w:fldCharType="separate"/>
+        </w:r>
+        <w:r>
+          <w:rPr>
+            <w:noProof/>
+            <w:webHidden/>
+            <w:sz w:val="22"/>
+            <w:szCs w:val="22"/>
+          </w:rPr>
+          <w:t>26</w:t>
+        </w:r>
+        <w:r>
+          <w:rPr>
+            <w:noProof/>
+            <w:webHidden/>
+            <w:sz w:val="22"/>
+            <w:szCs w:val="22"/>
+          </w:rPr>
+          <w:fldChar w:fldCharType="end"/>
+        </w:r>
+      </w:hyperlink>
+    </w:p>
+    <w:p>
+      <w:pPr>
+        <w:pStyle w:val="TOC1"/>
+        <w:tabs>
+          <w:tab w:val="right" w:leader="dot" w:pos="9350"/>
+        </w:tabs>
+        <w:rPr>
+          <w:rFonts w:eastAsiaTheme="minorEastAsia" w:cstheme="minorBidi"/>
+          <w:b w:val="0"/>
+          <w:bCs w:val="0"/>
+          <w:caps w:val="0"/>
+          <w:noProof/>
+          <w:kern w:val="2"/>
+          <w:sz w:val="22"/>
+          <w:szCs w:val="22"/>
+          <w14:ligatures w14:val="standardContextual"/>
+        </w:rPr>
+      </w:pPr>
+      <w:hyperlink w:anchor="_Toc240655019" w:history="1">
+        <w:r>
+          <w:rPr>
+            <w:rStyle w:val="Hyperlink"/>
+            <w:noProof/>
+            <w:sz w:val="22"/>
+            <w:szCs w:val="22"/>
+          </w:rPr>
+          <w:t>CONCLUDING REMARKS</w:t>
+        </w:r>
+        <w:r>
+          <w:rPr>
+            <w:noProof/>
+            <w:webHidden/>
+            <w:sz w:val="22"/>
+            <w:szCs w:val="22"/>
+          </w:rPr>
+          <w:tab/>
+        </w:r>
+        <w:r>
+          <w:rPr>
+            <w:noProof/>
+            <w:webHidden/>
+            <w:sz w:val="22"/>
+            <w:szCs w:val="22"/>
+          </w:rPr>
+          <w:fldChar w:fldCharType="begin"/>
+        </w:r>
+        <w:r>
+          <w:rPr>
+            <w:noProof/>
+            <w:webHidden/>
+            <w:sz w:val="22"/>
+            <w:szCs w:val="22"/>
+          </w:rPr>
+          <w:instrText xml:space="preserve"> PAGEREF _Toc240655019 \h </w:instrText>
+        </w:r>
+        <w:r>
+          <w:rPr>
+            <w:noProof/>
+            <w:webHidden/>
+            <w:sz w:val="22"/>
+            <w:szCs w:val="22"/>
+          </w:rPr>
+        </w:r>
+        <w:r>
+          <w:rPr>
+            <w:noProof/>
+            <w:webHidden/>
+            <w:sz w:val="22"/>
+            <w:szCs w:val="22"/>
+          </w:rPr>
+          <w:fldChar w:fldCharType="separate"/>
+        </w:r>
+        <w:r>
+          <w:rPr>
+            <w:noProof/>
+            <w:webHidden/>
+            <w:sz w:val="22"/>
+            <w:szCs w:val="22"/>
+          </w:rPr>
+          <w:t>28</w:t>
+        </w:r>
+        <w:r>
+          <w:rPr>
+            <w:noProof/>
+            <w:webHidden/>
+            <w:sz w:val="22"/>
+            <w:szCs w:val="22"/>
+          </w:rPr>
+          <w:fldChar w:fldCharType="end"/>
+        </w:r>
+      </w:hyperlink>
+    </w:p>
+    <w:p>
+      <w:pPr>
+        <w:pStyle w:val="TOC1"/>
+        <w:tabs>
+          <w:tab w:val="right" w:leader="dot" w:pos="9350"/>
+        </w:tabs>
+        <w:rPr>
+          <w:rFonts w:eastAsiaTheme="minorEastAsia" w:cstheme="minorBidi"/>
+          <w:b w:val="0"/>
+          <w:bCs w:val="0"/>
+          <w:caps w:val="0"/>
+          <w:noProof/>
+          <w:kern w:val="2"/>
+          <w:sz w:val="22"/>
+          <w:szCs w:val="22"/>
+          <w14:ligatures w14:val="standardContextual"/>
+        </w:rPr>
+      </w:pPr>
+      <w:hyperlink w:anchor="_Toc240655020" w:history="1">
+        <w:r>
+          <w:rPr>
+            <w:rStyle w:val="Hyperlink"/>
+            <w:noProof/>
+            <w:sz w:val="22"/>
+            <w:szCs w:val="22"/>
+            <w:lang w:val="el-GR"/>
+          </w:rPr>
+          <w:t>BIBLIOGRAPHY</w:t>
+        </w:r>
+        <w:r>
+          <w:rPr>
+            <w:noProof/>
+            <w:webHidden/>
+            <w:sz w:val="22"/>
+            <w:szCs w:val="22"/>
+          </w:rPr>
+          <w:tab/>
+        </w:r>
+        <w:r>
+          <w:rPr>
+            <w:noProof/>
+            <w:webHidden/>
+            <w:sz w:val="22"/>
+            <w:szCs w:val="22"/>
+          </w:rPr>
+          <w:fldChar w:fldCharType="begin"/>
+        </w:r>
+        <w:r>
+          <w:rPr>
+            <w:noProof/>
+            <w:webHidden/>
+            <w:sz w:val="22"/>
+            <w:szCs w:val="22"/>
+          </w:rPr>
+          <w:instrText xml:space="preserve"> PAGEREF _Toc240655020 \h </w:instrText>
+        </w:r>
+        <w:r>
+          <w:rPr>
+            <w:noProof/>
+            <w:webHidden/>
+            <w:sz w:val="22"/>
+            <w:szCs w:val="22"/>
+          </w:rPr>
+        </w:r>
+        <w:r>
+          <w:rPr>
+            <w:noProof/>
+            <w:webHidden/>
+            <w:sz w:val="22"/>
+            <w:szCs w:val="22"/>
+          </w:rPr>
+          <w:fldChar w:fldCharType="separate"/>
+        </w:r>
+        <w:r>
+          <w:rPr>
+            <w:noProof/>
+            <w:webHidden/>
+            <w:sz w:val="22"/>
+            <w:szCs w:val="22"/>
+          </w:rPr>
+          <w:t>29</w:t>
+        </w:r>
+        <w:r>
+          <w:rPr>
+            <w:noProof/>
+            <w:webHidden/>
+            <w:sz w:val="22"/>
+            <w:szCs w:val="22"/>
+          </w:rPr>
+          <w:fldChar w:fldCharType="end"/>
+        </w:r>
+      </w:hyperlink>
+    </w:p>
+    <w:p>
+      <w:pPr>
+        <w:pStyle w:val="TOC1"/>
+        <w:tabs>
+          <w:tab w:val="right" w:leader="dot" w:pos="9350"/>
+        </w:tabs>
+        <w:rPr>
+          <w:rFonts w:eastAsiaTheme="minorEastAsia" w:cstheme="minorBidi"/>
+          <w:b w:val="0"/>
+          <w:bCs w:val="0"/>
+          <w:caps w:val="0"/>
+          <w:noProof/>
+          <w:kern w:val="2"/>
+          <w:sz w:val="22"/>
+          <w:szCs w:val="22"/>
+          <w14:ligatures w14:val="standardContextual"/>
+        </w:rPr>
+      </w:pPr>
+      <w:hyperlink w:anchor="_Toc240655021" w:history="1">
+        <w:r>
+          <w:rPr>
+            <w:rStyle w:val="Hyperlink"/>
+            <w:noProof/>
+            <w:sz w:val="22"/>
+            <w:szCs w:val="22"/>
+          </w:rPr>
+          <w:t>APPENDIX</w:t>
+        </w:r>
+        <w:r>
+          <w:rPr>
+            <w:noProof/>
+            <w:webHidden/>
+            <w:sz w:val="22"/>
+            <w:szCs w:val="22"/>
+          </w:rPr>
+          <w:tab/>
+        </w:r>
+        <w:r>
+          <w:rPr>
+            <w:noProof/>
+            <w:webHidden/>
+            <w:sz w:val="22"/>
+            <w:szCs w:val="22"/>
+          </w:rPr>
+          <w:fldChar w:fldCharType="begin"/>
+        </w:r>
+        <w:r>
+          <w:rPr>
+            <w:noProof/>
+            <w:webHidden/>
+            <w:sz w:val="22"/>
+            <w:szCs w:val="22"/>
+          </w:rPr>
+          <w:instrText xml:space="preserve"> PAGEREF _Toc240655021 \h </w:instrText>
+        </w:r>
+        <w:r>
+          <w:rPr>
+            <w:noProof/>
+            <w:webHidden/>
+            <w:sz w:val="22"/>
+            <w:szCs w:val="22"/>
+          </w:rPr>
+        </w:r>
+        <w:r>
+          <w:rPr>
+            <w:noProof/>
+            <w:webHidden/>
+            <w:sz w:val="22"/>
+            <w:szCs w:val="22"/>
+          </w:rPr>
+          <w:fldChar w:fldCharType="separate"/>
+        </w:r>
+        <w:r>
+          <w:rPr>
+            <w:noProof/>
+            <w:webHidden/>
+            <w:sz w:val="22"/>
+            <w:szCs w:val="22"/>
+          </w:rPr>
+          <w:t>30</w:t>
+        </w:r>
+        <w:r>
+          <w:rPr>
+            <w:noProof/>
+            <w:webHidden/>
+            <w:sz w:val="22"/>
+            <w:szCs w:val="22"/>
+          </w:rPr>
+          <w:fldChar w:fldCharType="end"/>
+        </w:r>
+      </w:hyperlink>
+    </w:p>
+    <w:p>
+      <w:r>
+        <w:fldChar w:fldCharType="end"/>
+      </w:r>
+    </w:p>
     <w:p>
       <w:pPr>
         <w:keepNext/>
@@ -547,6 +3985,9 @@
         <w:t>Name and Surname (Capital letters):</w:t>
       </w:r>
       <w:r>
+        <w:t xml:space="preserve"> ECE SARUHAN</w:t>
+      </w:r>
+      <w:r>
         <w:tab/>
       </w:r>
       <w:r>
@@ -586,9 +4027,6 @@
         </w:pBdr>
         <w:spacing w:line="360" w:lineRule="auto"/>
       </w:pPr>
-      <w:r>
-        <w:t>.......................................................................................................................................</w:t>
-      </w:r>
     </w:p>
     <w:p>
       <w:pPr>
@@ -599,48 +4037,50 @@
           <w:right w:val="single" w:sz="4" w:space="4" w:color="auto"/>
         </w:pBdr>
         <w:spacing w:line="360" w:lineRule="auto"/>
-      </w:pPr>
-    </w:p>
-    <w:p>
-      <w:pPr>
-        <w:pBdr>
-          <w:top w:val="single" w:sz="4" w:space="0" w:color="auto"/>
-          <w:left w:val="single" w:sz="4" w:space="4" w:color="auto"/>
-          <w:bottom w:val="single" w:sz="4" w:space="1" w:color="auto"/>
-          <w:right w:val="single" w:sz="4" w:space="4" w:color="auto"/>
-        </w:pBdr>
-        <w:spacing w:line="360" w:lineRule="auto"/>
         <w:rPr>
           <w:rFonts w:ascii="Cambria Bold" w:hAnsi="Cambria Bold"/>
         </w:rPr>
       </w:pPr>
       <w:r>
-        <w:t xml:space="preserve">Date: ........................./........../......... </w:t>
-      </w:r>
-    </w:p>
-    <w:p>
-      <w:pPr>
-        <w:pBdr>
-          <w:top w:val="single" w:sz="4" w:space="0" w:color="auto"/>
-          <w:left w:val="single" w:sz="4" w:space="4" w:color="auto"/>
-          <w:bottom w:val="single" w:sz="4" w:space="1" w:color="auto"/>
-          <w:right w:val="single" w:sz="4" w:space="4" w:color="auto"/>
-        </w:pBdr>
-        <w:spacing w:line="360" w:lineRule="auto"/>
-      </w:pPr>
-    </w:p>
+        <w:t xml:space="preserve">Date: </w:t>
+      </w:r>
+      <w:r>
+        <w:t xml:space="preserve">18 </w:t>
+      </w:r>
+      <w:r>
+        <w:t>/</w:t>
+      </w:r>
+      <w:r>
+        <w:t xml:space="preserve"> </w:t>
+      </w:r>
+      <w:r>
+        <w:t>09 / 2026</w:t>
+      </w:r>
+      <w:r>
+        <w:t xml:space="preserve"> </w:t>
+      </w:r>
+    </w:p>
+    <w:p>
+      <w:pPr>
+        <w:pStyle w:val="Heading1"/>
+        <w:ind w:firstLine="720"/>
+      </w:pPr>
+      <w:bookmarkStart w:id="2" w:name="_Toc26094235"/>
+    </w:p>
+    <w:p/>
     <w:p>
       <w:pPr>
         <w:pStyle w:val="Heading1"/>
         <w:keepLines/>
         <w:pageBreakBefore/>
       </w:pPr>
-      <w:bookmarkStart w:id="1" w:name="_Toc26094235"/>
+      <w:bookmarkStart w:id="3" w:name="_Toc240654992"/>
       <w:r>
         <w:lastRenderedPageBreak/>
         <w:t>INTRODUCTION</w:t>
       </w:r>
-      <w:bookmarkEnd w:id="1"/>
+      <w:bookmarkEnd w:id="2"/>
+      <w:bookmarkEnd w:id="3"/>
     </w:p>
     <w:p>
       <w:pPr>
@@ -651,27 +4091,59 @@
       <w:r>
         <w:t xml:space="preserve">The aim of this project is to examine user and customer </w:t>
       </w:r>
-      <w:r>
-        <w:t>behavior</w:t>
-      </w:r>
+      <w:proofErr w:type="spellStart"/>
+      <w:r>
+        <w:t>behavio</w:t>
+      </w:r>
+      <w:r>
+        <w:t>u</w:t>
+      </w:r>
+      <w:r>
+        <w:t>r</w:t>
+      </w:r>
+      <w:proofErr w:type="spellEnd"/>
       <w:r>
         <w:t xml:space="preserve"> in the e-commerce environment by using big data analytics. A large number of transactions, such as product views, adding products to the shopping cart and purchases, take place on e-commerce platforms. </w:t>
       </w:r>
-      <w:r>
-        <w:t>Analyzing</w:t>
-      </w:r>
-      <w:r>
-        <w:t xml:space="preserve"> these data provides information about customer </w:t>
-      </w:r>
-      <w:r>
-        <w:t>behavior</w:t>
-      </w:r>
+      <w:proofErr w:type="spellStart"/>
+      <w:r>
+        <w:t>A</w:t>
+      </w:r>
+      <w:r>
+        <w:t>nalysing</w:t>
+      </w:r>
+      <w:proofErr w:type="spellEnd"/>
+      <w:r>
+        <w:t xml:space="preserve"> </w:t>
+      </w:r>
+      <w:r>
+        <w:t xml:space="preserve">these data provides information about customer </w:t>
+      </w:r>
+      <w:proofErr w:type="spellStart"/>
+      <w:r>
+        <w:t>behavio</w:t>
+      </w:r>
+      <w:r>
+        <w:t>u</w:t>
+      </w:r>
+      <w:r>
+        <w:t>r</w:t>
+      </w:r>
+      <w:proofErr w:type="spellEnd"/>
       <w:r>
         <w:t xml:space="preserve"> and helps to understand consumer </w:t>
       </w:r>
-      <w:r>
-        <w:t>behavior</w:t>
-      </w:r>
+      <w:proofErr w:type="spellStart"/>
+      <w:r>
+        <w:t>behavio</w:t>
+      </w:r>
+      <w:r>
+        <w:t>u</w:t>
+      </w:r>
+      <w:r>
+        <w:t>r</w:t>
+      </w:r>
+      <w:proofErr w:type="spellEnd"/>
       <w:r>
         <w:t xml:space="preserve"> and gain insights into customer </w:t>
       </w:r>
@@ -705,9 +4177,11 @@
       <w:r>
         <w:t xml:space="preserve"> dataset from October 2019 was </w:t>
       </w:r>
-      <w:r>
-        <w:t>analyzed</w:t>
-      </w:r>
+      <w:proofErr w:type="spellStart"/>
+      <w:r>
+        <w:t>analysed</w:t>
+      </w:r>
+      <w:proofErr w:type="spellEnd"/>
       <w:r>
         <w:t xml:space="preserve">. The dataset is approximately </w:t>
       </w:r>
@@ -719,10 +4193,18 @@
         <w:t>5.67 GB in size and contains 42.4 million records</w:t>
       </w:r>
       <w:r>
-        <w:t xml:space="preserve">. Due to its large size and variety, the dataset provides an appropriate environment for applying big data technologies, as it contains data such as the number of product views, products added to the shopping cart, and purchases made by users. Big data analytics is used in different fields to obtain meaningful information from large and complex datasets and to perform predictive analysis </w:t>
-      </w:r>
-      <w:r>
-        <w:t>(Jamarani et al., 2024).</w:t>
+        <w:t xml:space="preserve">. Due to its large size and variety, the dataset provides an appropriate environment for applying big data technologies, as it contains data such as the number of product views, products added to the shopping cart and purchases made by users. Big data analytics is used in different fields to obtain meaningful information from large and complex datasets and to perform predictive analysis </w:t>
+      </w:r>
+      <w:r>
+        <w:t>(</w:t>
+      </w:r>
+      <w:proofErr w:type="spellStart"/>
+      <w:r>
+        <w:t>Jamarani</w:t>
+      </w:r>
+      <w:proofErr w:type="spellEnd"/>
+      <w:r>
+        <w:t xml:space="preserve"> et al., 2024).</w:t>
       </w:r>
       <w:r>
         <w:rPr>
@@ -742,23 +4224,44 @@
       <w:r>
         <w:t xml:space="preserve">Different big data technologies were used in this project to store and process the large amount of data. The dataset was stored on Hadoop HDFS, while Hadoop MapReduce and Apache Spark were used for distributed data processing. In addition, a machine learning model was implemented using Spark to </w:t>
       </w:r>
-      <w:r>
-        <w:t>analyze</w:t>
-      </w:r>
-      <w:r>
-        <w:t xml:space="preserve"> user </w:t>
-      </w:r>
-      <w:r>
-        <w:t>behavior</w:t>
-      </w:r>
+      <w:proofErr w:type="spellStart"/>
+      <w:r>
+        <w:t>analyse</w:t>
+      </w:r>
+      <w:proofErr w:type="spellEnd"/>
+      <w:r>
+        <w:t xml:space="preserve"> </w:t>
+      </w:r>
+      <w:r>
+        <w:t xml:space="preserve">user </w:t>
+      </w:r>
+      <w:proofErr w:type="spellStart"/>
+      <w:r>
+        <w:t>behavio</w:t>
+      </w:r>
+      <w:r>
+        <w:t>u</w:t>
+      </w:r>
+      <w:r>
+        <w:t>r</w:t>
+      </w:r>
+      <w:proofErr w:type="spellEnd"/>
       <w:r>
         <w:t xml:space="preserve"> and predict purchase </w:t>
       </w:r>
-      <w:r>
-        <w:t>behavior</w:t>
-      </w:r>
-      <w:r>
-        <w:t xml:space="preserve">. In the e-commerce field, big data analytics architectures support the storage, processing, and analysis of large amounts of e-commerce data and help to generate useful information for businesses </w:t>
+      <w:proofErr w:type="spellStart"/>
+      <w:r>
+        <w:t>behavio</w:t>
+      </w:r>
+      <w:r>
+        <w:t>u</w:t>
+      </w:r>
+      <w:r>
+        <w:t>r</w:t>
+      </w:r>
+      <w:proofErr w:type="spellEnd"/>
+      <w:r>
+        <w:t xml:space="preserve">. In the e-commerce field, big data analytics architectures support the storage, processing and analysis of large amounts of e-commerce data and help to generate useful information for businesses </w:t>
       </w:r>
       <w:r>
         <w:t>(Munshi et al., 2023)</w:t>
@@ -771,27 +4274,56 @@
       <w:r>
         <w:t xml:space="preserve">The aim of this project is not only to technically process a large dataset, but also to transform the results obtained from </w:t>
       </w:r>
-      <w:r>
-        <w:t>analyzing</w:t>
-      </w:r>
-      <w:r>
-        <w:t xml:space="preserve"> user </w:t>
-      </w:r>
-      <w:r>
-        <w:t>behavior</w:t>
-      </w:r>
-      <w:r>
-        <w:t xml:space="preserve">, product and category preferences, daily user activities, and the relationship between adding products to the shopping cart and purchases into meaningful information for e-commerce businesses. In addition, purchase </w:t>
-      </w:r>
-      <w:r>
-        <w:t>behavior</w:t>
-      </w:r>
+      <w:proofErr w:type="spellStart"/>
+      <w:r>
+        <w:t>analysing</w:t>
+      </w:r>
+      <w:proofErr w:type="spellEnd"/>
+      <w:r>
+        <w:t xml:space="preserve"> </w:t>
+      </w:r>
+      <w:r>
+        <w:t xml:space="preserve">user </w:t>
+      </w:r>
+      <w:proofErr w:type="spellStart"/>
+      <w:r>
+        <w:t>behavio</w:t>
+      </w:r>
+      <w:r>
+        <w:t>u</w:t>
+      </w:r>
+      <w:r>
+        <w:t>r</w:t>
+      </w:r>
+      <w:proofErr w:type="spellEnd"/>
+      <w:r>
+        <w:t xml:space="preserve">, product and category preferences, daily user activities and the relationship between adding products to the shopping cart and purchases into meaningful information for e-commerce businesses. In addition, purchase </w:t>
+      </w:r>
+      <w:proofErr w:type="spellStart"/>
+      <w:r>
+        <w:t>behavio</w:t>
+      </w:r>
+      <w:r>
+        <w:t>u</w:t>
+      </w:r>
+      <w:r>
+        <w:t>r</w:t>
+      </w:r>
+      <w:proofErr w:type="spellEnd"/>
       <w:r>
         <w:t xml:space="preserve"> was evaluated using machine learning. Research findings such as these can contribute to helping e-commerce businesses better understand customer </w:t>
       </w:r>
-      <w:r>
-        <w:t>behavior</w:t>
-      </w:r>
+      <w:proofErr w:type="spellStart"/>
+      <w:r>
+        <w:t>behavio</w:t>
+      </w:r>
+      <w:r>
+        <w:t>u</w:t>
+      </w:r>
+      <w:r>
+        <w:t>r</w:t>
+      </w:r>
+      <w:proofErr w:type="spellEnd"/>
       <w:r>
         <w:t xml:space="preserve"> and develop data-driven decisions.</w:t>
       </w:r>
@@ -806,10 +4338,12 @@
           <w:numId w:val="8"/>
         </w:numPr>
       </w:pPr>
+      <w:bookmarkStart w:id="4" w:name="_Toc240654993"/>
       <w:r>
         <w:lastRenderedPageBreak/>
         <w:t>TASK 1: Business Problem and Big Data Dataset</w:t>
       </w:r>
+      <w:bookmarkEnd w:id="4"/>
     </w:p>
     <w:p>
       <w:pPr>
@@ -824,9 +4358,11 @@
           <w:numId w:val="8"/>
         </w:numPr>
       </w:pPr>
+      <w:bookmarkStart w:id="5" w:name="_Toc240654994"/>
       <w:r>
         <w:t>Business Problem and Context</w:t>
       </w:r>
+      <w:bookmarkEnd w:id="5"/>
     </w:p>
     <w:p>
       <w:pPr>
@@ -836,12 +4372,87 @@
         </w:rPr>
       </w:pPr>
       <w:r>
-        <w:t>A large number of user interactions take place on e-commerce platforms every day. As the amount of data continues to grow, analyzing these behaviors becomes increasingly difficult. E-commerce businesses use different technologies to analyze this large amount of user data. The aim of this project is to analyze user behaviors, such as viewing products, adding products to the shopping cart, and making purchases, by using these technologies and to obtain meaningful information about the purchasing process. In particular, the project examines which products and categories receive more attention, how users’ daily activities change, and how the purchasing behavior of users who add products to their shopping carts differs.</w:t>
-      </w:r>
-    </w:p>
-    <w:p>
-      <w:r>
-        <w:t>These analyses can help businesses better understand their users and develop product, category, and customer strategies based on the data obtained.</w:t>
+        <w:t xml:space="preserve">A large number of user interactions take place on e-commerce platforms every day. As the amount of data continues to grow, </w:t>
+      </w:r>
+      <w:proofErr w:type="spellStart"/>
+      <w:r>
+        <w:t>analysing</w:t>
+      </w:r>
+      <w:proofErr w:type="spellEnd"/>
+      <w:r>
+        <w:t xml:space="preserve"> </w:t>
+      </w:r>
+      <w:r>
+        <w:t xml:space="preserve">these </w:t>
+      </w:r>
+      <w:proofErr w:type="spellStart"/>
+      <w:r>
+        <w:t>behavio</w:t>
+      </w:r>
+      <w:r>
+        <w:t>u</w:t>
+      </w:r>
+      <w:r>
+        <w:t>rs</w:t>
+      </w:r>
+      <w:proofErr w:type="spellEnd"/>
+      <w:r>
+        <w:t xml:space="preserve"> becomes increasingly difficult. E-commerce businesses use different technologies to </w:t>
+      </w:r>
+      <w:proofErr w:type="spellStart"/>
+      <w:r>
+        <w:t>analyse</w:t>
+      </w:r>
+      <w:proofErr w:type="spellEnd"/>
+      <w:r>
+        <w:t xml:space="preserve"> </w:t>
+      </w:r>
+      <w:r>
+        <w:t xml:space="preserve">this large amount of user data. The aim of this project is to </w:t>
+      </w:r>
+      <w:proofErr w:type="spellStart"/>
+      <w:r>
+        <w:t>analyse</w:t>
+      </w:r>
+      <w:proofErr w:type="spellEnd"/>
+      <w:r>
+        <w:t xml:space="preserve"> </w:t>
+      </w:r>
+      <w:r>
+        <w:t xml:space="preserve">user </w:t>
+      </w:r>
+      <w:proofErr w:type="spellStart"/>
+      <w:r>
+        <w:t>behavio</w:t>
+      </w:r>
+      <w:r>
+        <w:t>u</w:t>
+      </w:r>
+      <w:r>
+        <w:t>rs</w:t>
+      </w:r>
+      <w:proofErr w:type="spellEnd"/>
+      <w:r>
+        <w:t xml:space="preserve">, such as viewing products, adding products to the shopping cart and making purchases, by using these technologies and to obtain meaningful information about the purchasing process. In particular, the project examines which products and categories receive more attention, how users’ daily activities change and how the purchasing </w:t>
+      </w:r>
+      <w:proofErr w:type="spellStart"/>
+      <w:r>
+        <w:t>behavio</w:t>
+      </w:r>
+      <w:r>
+        <w:t>u</w:t>
+      </w:r>
+      <w:r>
+        <w:t>r</w:t>
+      </w:r>
+      <w:proofErr w:type="spellEnd"/>
+      <w:r>
+        <w:t xml:space="preserve"> of users who add products to their shopping carts differs.</w:t>
+      </w:r>
+    </w:p>
+    <w:p>
+      <w:r>
+        <w:t>These analyses can help businesses better understand their users and develop product, category and customer strategies based on the data obtained.</w:t>
       </w:r>
     </w:p>
     <w:p>
@@ -852,9 +4463,11 @@
           <w:numId w:val="8"/>
         </w:numPr>
       </w:pPr>
+      <w:bookmarkStart w:id="6" w:name="_Toc240654995"/>
       <w:r>
         <w:t>Why Big Data?</w:t>
       </w:r>
+      <w:bookmarkEnd w:id="6"/>
     </w:p>
     <w:p>
       <w:r>
@@ -868,20 +4481,25 @@
         <w:t>5.67 GB in size and contains 42.4 million records</w:t>
       </w:r>
       <w:r>
-        <w:t xml:space="preserve">. Storing, processing, and </w:t>
-      </w:r>
-      <w:r>
-        <w:t>analyzing</w:t>
-      </w:r>
-      <w:r>
-        <w:t xml:space="preserve"> data of this size can be very difficult using traditional methods. Therefore, </w:t>
+        <w:t xml:space="preserve">. Storing, processing and </w:t>
+      </w:r>
+      <w:proofErr w:type="spellStart"/>
+      <w:r>
+        <w:t>analysing</w:t>
+      </w:r>
+      <w:proofErr w:type="spellEnd"/>
+      <w:r>
+        <w:t xml:space="preserve"> </w:t>
+      </w:r>
+      <w:r>
+        <w:t xml:space="preserve">data of this size can be very difficult using traditional methods. Therefore, </w:t>
       </w:r>
       <w:r>
         <w:rPr>
           <w:b/>
           <w:bCs/>
         </w:rPr>
-        <w:t>Hadoop HDFS, Hadoop MapReduce, and Apache Spark</w:t>
+        <w:t>Hadoop HDFS, Hadoop MapReduce and Apache Spark</w:t>
       </w:r>
       <w:r>
         <w:t xml:space="preserve"> were used to store and process the large amount of data in a distributed way</w:t>
@@ -890,7 +4508,15 @@
         <w:t xml:space="preserve"> </w:t>
       </w:r>
       <w:r>
-        <w:t>(Jamarani et al., 2024).</w:t>
+        <w:t>(</w:t>
+      </w:r>
+      <w:proofErr w:type="spellStart"/>
+      <w:r>
+        <w:t>Jamarani</w:t>
+      </w:r>
+      <w:proofErr w:type="spellEnd"/>
+      <w:r>
+        <w:t xml:space="preserve"> et al., 2024).</w:t>
       </w:r>
     </w:p>
     <w:p>
@@ -901,9 +4527,11 @@
           <w:numId w:val="8"/>
         </w:numPr>
       </w:pPr>
+      <w:bookmarkStart w:id="7" w:name="_Toc240654996"/>
       <w:r>
         <w:t>Five Vs of Big Data</w:t>
       </w:r>
+      <w:bookmarkEnd w:id="7"/>
     </w:p>
     <w:p>
       <w:pPr>
@@ -941,7 +4569,7 @@
       </w:r>
       <w:r>
         <w:br/>
-        <w:t>User interactions on e-commerce platforms occur continuously. Activities such as product views, adding products to the shopping cart, and purchases can generate a large number of events within a short period of time.</w:t>
+        <w:t>User interactions on e-commerce platforms occur continuously. Activities such as product views, adding products to the shopping cart and purchases can generate a large number of events within a short period of time.</w:t>
       </w:r>
     </w:p>
     <w:p>
@@ -953,7 +4581,7 @@
       </w:r>
       <w:r>
         <w:br/>
-        <w:t>The dataset contains different types of information. Along with user activities, it includes variables such as products, categories, brands, prices, and user sessions.</w:t>
+        <w:t>The dataset contains different types of information. Along with user activities, it includes variables such as products, categories, brands, prices and user sessions.</w:t>
       </w:r>
     </w:p>
     <w:p>
@@ -967,12 +4595,14 @@
         <w:br/>
         <w:t xml:space="preserve">The dataset contains some missing values. In particular, missing values are present in the </w:t>
       </w:r>
+      <w:proofErr w:type="spellStart"/>
       <w:r>
         <w:rPr>
           <w:rStyle w:val="Strong"/>
         </w:rPr>
         <w:t>category_code</w:t>
       </w:r>
+      <w:proofErr w:type="spellEnd"/>
       <w:r>
         <w:t xml:space="preserve"> and </w:t>
       </w:r>
@@ -996,13 +4626,54 @@
       </w:r>
       <w:r>
         <w:br/>
-        <w:t xml:space="preserve">Analysing the dataset can provide useful information about users' product and category preferences, purchasing behaviour, and shopping cart activities. These insights can support data-driven decision-making in e-commerce businesses </w:t>
+      </w:r>
+      <w:proofErr w:type="spellStart"/>
+      <w:r>
+        <w:t>A</w:t>
+      </w:r>
+      <w:r>
+        <w:t>nalysing</w:t>
+      </w:r>
+      <w:proofErr w:type="spellEnd"/>
+      <w:r>
+        <w:t xml:space="preserve"> </w:t>
+      </w:r>
+      <w:r>
+        <w:t xml:space="preserve">the dataset can provide useful information about users' product and category preferences, purchasing </w:t>
+      </w:r>
+      <w:proofErr w:type="spellStart"/>
+      <w:r>
+        <w:t>behavio</w:t>
+      </w:r>
+      <w:r>
+        <w:t>u</w:t>
+      </w:r>
+      <w:r>
+        <w:t>r</w:t>
+      </w:r>
+      <w:proofErr w:type="spellEnd"/>
+      <w:r>
+        <w:t xml:space="preserve"> and shopping cart activities. These insights can support data-driven decision-making in e-commerce businesses </w:t>
       </w:r>
       <w:r>
         <w:rPr>
           <w:rStyle w:val="Strong"/>
         </w:rPr>
-        <w:t>(Jamarani et al., 2024).</w:t>
+        <w:t>(</w:t>
+      </w:r>
+      <w:proofErr w:type="spellStart"/>
+      <w:r>
+        <w:rPr>
+          <w:rStyle w:val="Strong"/>
+        </w:rPr>
+        <w:t>Jamarani</w:t>
+      </w:r>
+      <w:proofErr w:type="spellEnd"/>
+      <w:r>
+        <w:rPr>
+          <w:rStyle w:val="Strong"/>
+        </w:rPr>
+        <w:t xml:space="preserve"> et al., 2024).</w:t>
       </w:r>
     </w:p>
     <w:p>
@@ -1013,9 +4684,11 @@
           <w:numId w:val="8"/>
         </w:numPr>
       </w:pPr>
+      <w:bookmarkStart w:id="8" w:name="_Toc240654997"/>
       <w:r>
         <w:t>Dataset Selection and Characteristics</w:t>
       </w:r>
+      <w:bookmarkEnd w:id="8"/>
     </w:p>
     <w:p>
       <w:pPr>
@@ -1041,17 +4714,69 @@
         <w:rPr>
           <w:rFonts w:asciiTheme="minorHAnsi" w:hAnsiTheme="minorHAnsi" w:cstheme="minorHAnsi"/>
         </w:rPr>
-        <w:t xml:space="preserve"> dataset was used. The dataset was obtained from Kaggle and contains user activities from a multi-category e-commerce store during October 2019. The size of the dataset and the variety of user interactions make it a suitable dataset for applying big data technologies.</w:t>
-      </w:r>
+        <w:t xml:space="preserve"> dataset was used. The dataset was obtained from Kaggle and contains user activities from a multi-category e-commerce store during October 2019</w:t>
+      </w:r>
+      <w:r>
+        <w:rPr>
+          <w:rFonts w:asciiTheme="minorHAnsi" w:hAnsiTheme="minorHAnsi" w:cstheme="minorHAnsi"/>
+        </w:rPr>
+        <w:t xml:space="preserve">. </w:t>
+      </w:r>
+      <w:r>
+        <w:rPr>
+          <w:rFonts w:asciiTheme="minorHAnsi" w:hAnsiTheme="minorHAnsi" w:cstheme="minorHAnsi"/>
+        </w:rPr>
+        <w:t>The size of the dataset and the variety of user interactions make it a suitable dataset for applying big data technologies</w:t>
+      </w:r>
+      <w:r>
+        <w:rPr>
+          <w:rFonts w:asciiTheme="minorHAnsi" w:hAnsiTheme="minorHAnsi" w:cstheme="minorHAnsi"/>
+        </w:rPr>
+        <w:t xml:space="preserve"> </w:t>
+      </w:r>
+      <w:r>
+        <w:rPr>
+          <w:rFonts w:asciiTheme="minorHAnsi" w:hAnsiTheme="minorHAnsi" w:cstheme="minorHAnsi"/>
+        </w:rPr>
+        <w:t>(</w:t>
+      </w:r>
+      <w:proofErr w:type="spellStart"/>
+      <w:r>
+        <w:rPr>
+          <w:rFonts w:asciiTheme="minorHAnsi" w:hAnsiTheme="minorHAnsi" w:cstheme="minorHAnsi"/>
+        </w:rPr>
+        <w:t>Mkechinov</w:t>
+      </w:r>
+      <w:proofErr w:type="spellEnd"/>
+      <w:r>
+        <w:rPr>
+          <w:rFonts w:asciiTheme="minorHAnsi" w:hAnsiTheme="minorHAnsi" w:cstheme="minorHAnsi"/>
+        </w:rPr>
+        <w:t>, n.d.)</w:t>
+      </w:r>
+      <w:r>
+        <w:rPr>
+          <w:rFonts w:asciiTheme="minorHAnsi" w:hAnsiTheme="minorHAnsi" w:cstheme="minorHAnsi"/>
+        </w:rPr>
+        <w:t xml:space="preserve"> </w:t>
+      </w:r>
+    </w:p>
+    <w:p>
+      <w:pPr>
+        <w:jc w:val="center"/>
+        <w:rPr>
+          <w:rFonts w:asciiTheme="minorHAnsi" w:hAnsiTheme="minorHAnsi" w:cstheme="minorHAnsi"/>
+        </w:rPr>
+      </w:pPr>
       <w:r>
         <w:rPr>
           <w:rFonts w:asciiTheme="minorHAnsi" w:hAnsiTheme="minorHAnsi" w:cstheme="minorHAnsi"/>
           <w:noProof/>
         </w:rPr>
         <w:drawing>
-          <wp:inline distT="0" distB="0" distL="0" distR="0" wp14:anchorId="0B25C3AE" wp14:editId="17CD61D4">
-            <wp:extent cx="5943600" cy="2940050"/>
-            <wp:effectExtent l="0" t="0" r="0" b="0"/>
+          <wp:inline distT="0" distB="0" distL="0" distR="0" wp14:anchorId="0B25C3AE" wp14:editId="20CCE20C">
+            <wp:extent cx="5417276" cy="2679700"/>
+            <wp:effectExtent l="0" t="0" r="0" b="6350"/>
             <wp:docPr id="266259720" name="Picture 1"/>
             <wp:cNvGraphicFramePr>
               <a:graphicFrameLocks xmlns:a="http://schemas.openxmlformats.org/drawingml/2006/main" noChangeAspect="1"/>
@@ -1061,117 +4786,6 @@
                 <pic:pic xmlns:pic="http://schemas.openxmlformats.org/drawingml/2006/picture">
                   <pic:nvPicPr>
                     <pic:cNvPr id="0" name="Picture 1"/>
-                    <pic:cNvPicPr>
-                      <a:picLocks noChangeAspect="1" noChangeArrowheads="1"/>
-                    </pic:cNvPicPr>
-                  </pic:nvPicPr>
-                  <pic:blipFill>
-                    <a:blip r:embed="rId9">
-                      <a:extLst>
-                        <a:ext uri="{28A0092B-C50C-407E-A947-70E740481C1C}">
-                          <a14:useLocalDpi xmlns:a14="http://schemas.microsoft.com/office/drawing/2010/main" val="0"/>
-                        </a:ext>
-                      </a:extLst>
-                    </a:blip>
-                    <a:srcRect/>
-                    <a:stretch>
-                      <a:fillRect/>
-                    </a:stretch>
-                  </pic:blipFill>
-                  <pic:spPr bwMode="auto">
-                    <a:xfrm>
-                      <a:off x="0" y="0"/>
-                      <a:ext cx="5943600" cy="2940050"/>
-                    </a:xfrm>
-                    <a:prstGeom prst="rect">
-                      <a:avLst/>
-                    </a:prstGeom>
-                    <a:noFill/>
-                    <a:ln>
-                      <a:noFill/>
-                    </a:ln>
-                  </pic:spPr>
-                </pic:pic>
-              </a:graphicData>
-            </a:graphic>
-          </wp:inline>
-        </w:drawing>
-      </w:r>
-    </w:p>
-    <w:p>
-      <w:pPr>
-        <w:jc w:val="center"/>
-        <w:rPr>
-          <w:rFonts w:asciiTheme="minorHAnsi" w:hAnsiTheme="minorHAnsi" w:cstheme="minorHAnsi"/>
-        </w:rPr>
-      </w:pPr>
-      <w:r>
-        <w:rPr>
-          <w:rFonts w:asciiTheme="minorHAnsi" w:hAnsiTheme="minorHAnsi" w:cstheme="minorHAnsi"/>
-          <w:b/>
-          <w:bCs/>
-        </w:rPr>
-        <w:t>Figure 1.</w:t>
-      </w:r>
-      <w:r>
-        <w:rPr>
-          <w:rFonts w:asciiTheme="minorHAnsi" w:hAnsiTheme="minorHAnsi" w:cstheme="minorHAnsi"/>
-        </w:rPr>
-        <w:t xml:space="preserve"> Dataset file size</w:t>
-      </w:r>
-    </w:p>
-    <w:p>
-      <w:pPr>
-        <w:rPr>
-          <w:rFonts w:asciiTheme="minorHAnsi" w:hAnsiTheme="minorHAnsi" w:cstheme="minorHAnsi"/>
-        </w:rPr>
-      </w:pPr>
-      <w:r>
-        <w:rPr>
-          <w:rFonts w:asciiTheme="minorHAnsi" w:hAnsiTheme="minorHAnsi" w:cstheme="minorHAnsi"/>
-        </w:rPr>
-        <w:t xml:space="preserve">The dataset consists of </w:t>
-      </w:r>
-      <w:r>
-        <w:rPr>
-          <w:rFonts w:asciiTheme="minorHAnsi" w:hAnsiTheme="minorHAnsi" w:cstheme="minorHAnsi"/>
-          <w:b/>
-          <w:bCs/>
-        </w:rPr>
-        <w:t>42,448,764 records and 9 variables</w:t>
-      </w:r>
-      <w:r>
-        <w:rPr>
-          <w:rFonts w:asciiTheme="minorHAnsi" w:hAnsiTheme="minorHAnsi" w:cstheme="minorHAnsi"/>
-        </w:rPr>
-        <w:t>. These variables are event_time, event_type, product_id, category_id, category_code, brand, price, user_id, and user_session.</w:t>
-      </w:r>
-    </w:p>
-    <w:p>
-      <w:pPr>
-        <w:rPr>
-          <w:rFonts w:asciiTheme="minorHAnsi" w:hAnsiTheme="minorHAnsi" w:cstheme="minorHAnsi"/>
-        </w:rPr>
-      </w:pPr>
-      <w:r>
-        <w:rPr>
-          <w:rFonts w:asciiTheme="minorHAnsi" w:hAnsiTheme="minorHAnsi" w:cstheme="minorHAnsi"/>
-          <w:noProof/>
-        </w:rPr>
-        <w:lastRenderedPageBreak/>
-        <w:drawing>
-          <wp:inline distT="0" distB="0" distL="0" distR="0" wp14:anchorId="61997574" wp14:editId="573BCBD0">
-            <wp:extent cx="5937250" cy="3702050"/>
-            <wp:effectExtent l="0" t="0" r="6350" b="0"/>
-            <wp:docPr id="682948661" name="Picture 2"/>
-            <wp:cNvGraphicFramePr>
-              <a:graphicFrameLocks xmlns:a="http://schemas.openxmlformats.org/drawingml/2006/main" noChangeAspect="1"/>
-            </wp:cNvGraphicFramePr>
-            <a:graphic xmlns:a="http://schemas.openxmlformats.org/drawingml/2006/main">
-              <a:graphicData uri="http://schemas.openxmlformats.org/drawingml/2006/picture">
-                <pic:pic xmlns:pic="http://schemas.openxmlformats.org/drawingml/2006/picture">
-                  <pic:nvPicPr>
-                    <pic:cNvPr id="0" name="Picture 2"/>
                     <pic:cNvPicPr>
                       <a:picLocks noChangeAspect="1" noChangeArrowheads="1"/>
                     </pic:cNvPicPr>
@@ -1192,7 +4806,7 @@
                   <pic:spPr bwMode="auto">
                     <a:xfrm>
                       <a:off x="0" y="0"/>
-                      <a:ext cx="5937250" cy="3702050"/>
+                      <a:ext cx="5428960" cy="2685480"/>
                     </a:xfrm>
                     <a:prstGeom prst="rect">
                       <a:avLst/>
@@ -1222,13 +4836,13 @@
           <w:b/>
           <w:bCs/>
         </w:rPr>
-        <w:t xml:space="preserve">Figure 2. </w:t>
+        <w:t>Figure 1.</w:t>
       </w:r>
       <w:r>
         <w:rPr>
           <w:rFonts w:asciiTheme="minorHAnsi" w:hAnsiTheme="minorHAnsi" w:cstheme="minorHAnsi"/>
         </w:rPr>
-        <w:t>Dataset preview and variables</w:t>
+        <w:t xml:space="preserve"> Dataset file size</w:t>
       </w:r>
     </w:p>
     <w:p>
@@ -1241,7 +4855,7 @@
         <w:rPr>
           <w:rFonts w:asciiTheme="minorHAnsi" w:hAnsiTheme="minorHAnsi" w:cstheme="minorHAnsi"/>
         </w:rPr>
-        <w:t xml:space="preserve">The dataset contains </w:t>
+        <w:t xml:space="preserve">The dataset consists of </w:t>
       </w:r>
       <w:r>
         <w:rPr>
@@ -1249,27 +4863,237 @@
           <w:b/>
           <w:bCs/>
         </w:rPr>
-        <w:t>42,448,764 records</w:t>
+        <w:t>42,448,764 records and 9 variables</w:t>
       </w:r>
       <w:r>
         <w:rPr>
           <w:rFonts w:asciiTheme="minorHAnsi" w:hAnsiTheme="minorHAnsi" w:cstheme="minorHAnsi"/>
         </w:rPr>
-        <w:t xml:space="preserve">, as confirmed by the record count. The data covers the period from </w:t>
-      </w:r>
+        <w:t xml:space="preserve">. These variables are </w:t>
+      </w:r>
+      <w:proofErr w:type="spellStart"/>
+      <w:r>
+        <w:rPr>
+          <w:rFonts w:asciiTheme="minorHAnsi" w:hAnsiTheme="minorHAnsi" w:cstheme="minorHAnsi"/>
+        </w:rPr>
+        <w:t>event_time</w:t>
+      </w:r>
+      <w:proofErr w:type="spellEnd"/>
+      <w:r>
+        <w:rPr>
+          <w:rFonts w:asciiTheme="minorHAnsi" w:hAnsiTheme="minorHAnsi" w:cstheme="minorHAnsi"/>
+        </w:rPr>
+        <w:t xml:space="preserve">, </w:t>
+      </w:r>
+      <w:proofErr w:type="spellStart"/>
+      <w:r>
+        <w:rPr>
+          <w:rFonts w:asciiTheme="minorHAnsi" w:hAnsiTheme="minorHAnsi" w:cstheme="minorHAnsi"/>
+        </w:rPr>
+        <w:t>event_type</w:t>
+      </w:r>
+      <w:proofErr w:type="spellEnd"/>
+      <w:r>
+        <w:rPr>
+          <w:rFonts w:asciiTheme="minorHAnsi" w:hAnsiTheme="minorHAnsi" w:cstheme="minorHAnsi"/>
+        </w:rPr>
+        <w:t xml:space="preserve">, </w:t>
+      </w:r>
+      <w:proofErr w:type="spellStart"/>
+      <w:r>
+        <w:rPr>
+          <w:rFonts w:asciiTheme="minorHAnsi" w:hAnsiTheme="minorHAnsi" w:cstheme="minorHAnsi"/>
+        </w:rPr>
+        <w:t>product_id</w:t>
+      </w:r>
+      <w:proofErr w:type="spellEnd"/>
+      <w:r>
+        <w:rPr>
+          <w:rFonts w:asciiTheme="minorHAnsi" w:hAnsiTheme="minorHAnsi" w:cstheme="minorHAnsi"/>
+        </w:rPr>
+        <w:t xml:space="preserve">, </w:t>
+      </w:r>
+      <w:proofErr w:type="spellStart"/>
+      <w:r>
+        <w:rPr>
+          <w:rFonts w:asciiTheme="minorHAnsi" w:hAnsiTheme="minorHAnsi" w:cstheme="minorHAnsi"/>
+        </w:rPr>
+        <w:t>category_id</w:t>
+      </w:r>
+      <w:proofErr w:type="spellEnd"/>
+      <w:r>
+        <w:rPr>
+          <w:rFonts w:asciiTheme="minorHAnsi" w:hAnsiTheme="minorHAnsi" w:cstheme="minorHAnsi"/>
+        </w:rPr>
+        <w:t xml:space="preserve">, </w:t>
+      </w:r>
+      <w:proofErr w:type="spellStart"/>
+      <w:r>
+        <w:rPr>
+          <w:rFonts w:asciiTheme="minorHAnsi" w:hAnsiTheme="minorHAnsi" w:cstheme="minorHAnsi"/>
+        </w:rPr>
+        <w:t>category_code</w:t>
+      </w:r>
+      <w:proofErr w:type="spellEnd"/>
+      <w:r>
+        <w:rPr>
+          <w:rFonts w:asciiTheme="minorHAnsi" w:hAnsiTheme="minorHAnsi" w:cstheme="minorHAnsi"/>
+        </w:rPr>
+        <w:t xml:space="preserve">, brand, price, </w:t>
+      </w:r>
+      <w:proofErr w:type="spellStart"/>
+      <w:r>
+        <w:rPr>
+          <w:rFonts w:asciiTheme="minorHAnsi" w:hAnsiTheme="minorHAnsi" w:cstheme="minorHAnsi"/>
+        </w:rPr>
+        <w:t>user_id</w:t>
+      </w:r>
+      <w:proofErr w:type="spellEnd"/>
+      <w:r>
+        <w:rPr>
+          <w:rFonts w:asciiTheme="minorHAnsi" w:hAnsiTheme="minorHAnsi" w:cstheme="minorHAnsi"/>
+        </w:rPr>
+        <w:t xml:space="preserve"> and </w:t>
+      </w:r>
+      <w:proofErr w:type="spellStart"/>
+      <w:r>
+        <w:rPr>
+          <w:rFonts w:asciiTheme="minorHAnsi" w:hAnsiTheme="minorHAnsi" w:cstheme="minorHAnsi"/>
+        </w:rPr>
+        <w:t>user_session</w:t>
+      </w:r>
+      <w:proofErr w:type="spellEnd"/>
+      <w:r>
+        <w:rPr>
+          <w:rFonts w:asciiTheme="minorHAnsi" w:hAnsiTheme="minorHAnsi" w:cstheme="minorHAnsi"/>
+        </w:rPr>
+        <w:t>.</w:t>
+      </w:r>
+    </w:p>
+    <w:p>
+      <w:pPr>
+        <w:jc w:val="center"/>
+        <w:rPr>
+          <w:rFonts w:asciiTheme="minorHAnsi" w:hAnsiTheme="minorHAnsi" w:cstheme="minorHAnsi"/>
+        </w:rPr>
+      </w:pPr>
+      <w:r>
+        <w:rPr>
+          <w:rFonts w:asciiTheme="minorHAnsi" w:hAnsiTheme="minorHAnsi" w:cstheme="minorHAnsi"/>
+          <w:noProof/>
+        </w:rPr>
+        <w:lastRenderedPageBreak/>
+        <w:drawing>
+          <wp:inline distT="0" distB="0" distL="0" distR="0" wp14:anchorId="61997574" wp14:editId="3DCBE514">
+            <wp:extent cx="5937249" cy="3702050"/>
+            <wp:effectExtent l="0" t="0" r="6985" b="0"/>
+            <wp:docPr id="682948661" name="Picture 2"/>
+            <wp:cNvGraphicFramePr>
+              <a:graphicFrameLocks xmlns:a="http://schemas.openxmlformats.org/drawingml/2006/main" noChangeAspect="1"/>
+            </wp:cNvGraphicFramePr>
+            <a:graphic xmlns:a="http://schemas.openxmlformats.org/drawingml/2006/main">
+              <a:graphicData uri="http://schemas.openxmlformats.org/drawingml/2006/picture">
+                <pic:pic xmlns:pic="http://schemas.openxmlformats.org/drawingml/2006/picture">
+                  <pic:nvPicPr>
+                    <pic:cNvPr id="0" name="Picture 2"/>
+                    <pic:cNvPicPr>
+                      <a:picLocks noChangeAspect="1" noChangeArrowheads="1"/>
+                    </pic:cNvPicPr>
+                  </pic:nvPicPr>
+                  <pic:blipFill>
+                    <a:blip r:embed="rId11">
+                      <a:extLst>
+                        <a:ext uri="{28A0092B-C50C-407E-A947-70E740481C1C}">
+                          <a14:useLocalDpi xmlns:a14="http://schemas.microsoft.com/office/drawing/2010/main" val="0"/>
+                        </a:ext>
+                      </a:extLst>
+                    </a:blip>
+                    <a:srcRect/>
+                    <a:stretch>
+                      <a:fillRect/>
+                    </a:stretch>
+                  </pic:blipFill>
+                  <pic:spPr bwMode="auto">
+                    <a:xfrm>
+                      <a:off x="0" y="0"/>
+                      <a:ext cx="5961172" cy="3716966"/>
+                    </a:xfrm>
+                    <a:prstGeom prst="rect">
+                      <a:avLst/>
+                    </a:prstGeom>
+                    <a:noFill/>
+                    <a:ln>
+                      <a:noFill/>
+                    </a:ln>
+                  </pic:spPr>
+                </pic:pic>
+              </a:graphicData>
+            </a:graphic>
+          </wp:inline>
+        </w:drawing>
+      </w:r>
+    </w:p>
+    <w:p>
+      <w:pPr>
+        <w:jc w:val="center"/>
+        <w:rPr>
+          <w:rFonts w:asciiTheme="minorHAnsi" w:hAnsiTheme="minorHAnsi" w:cstheme="minorHAnsi"/>
+        </w:rPr>
+      </w:pPr>
       <w:r>
         <w:rPr>
           <w:rFonts w:asciiTheme="minorHAnsi" w:hAnsiTheme="minorHAnsi" w:cstheme="minorHAnsi"/>
           <w:b/>
           <w:bCs/>
         </w:rPr>
+        <w:t xml:space="preserve">Figure 2. </w:t>
+      </w:r>
+      <w:r>
+        <w:rPr>
+          <w:rFonts w:asciiTheme="minorHAnsi" w:hAnsiTheme="minorHAnsi" w:cstheme="minorHAnsi"/>
+        </w:rPr>
+        <w:t>Dataset preview and variables</w:t>
+      </w:r>
+    </w:p>
+    <w:p>
+      <w:pPr>
+        <w:rPr>
+          <w:rFonts w:asciiTheme="minorHAnsi" w:hAnsiTheme="minorHAnsi" w:cstheme="minorHAnsi"/>
+        </w:rPr>
+      </w:pPr>
+      <w:r>
+        <w:rPr>
+          <w:rFonts w:asciiTheme="minorHAnsi" w:hAnsiTheme="minorHAnsi" w:cstheme="minorHAnsi"/>
+        </w:rPr>
+        <w:t xml:space="preserve">The dataset contains </w:t>
+      </w:r>
+      <w:r>
+        <w:rPr>
+          <w:rFonts w:asciiTheme="minorHAnsi" w:hAnsiTheme="minorHAnsi" w:cstheme="minorHAnsi"/>
+          <w:b/>
+          <w:bCs/>
+        </w:rPr>
+        <w:t>42,448,764 records</w:t>
+      </w:r>
+      <w:r>
+        <w:rPr>
+          <w:rFonts w:asciiTheme="minorHAnsi" w:hAnsiTheme="minorHAnsi" w:cstheme="minorHAnsi"/>
+        </w:rPr>
+        <w:t xml:space="preserve">, as confirmed by the record count. The data covers the period from </w:t>
+      </w:r>
+      <w:r>
+        <w:rPr>
+          <w:rFonts w:asciiTheme="minorHAnsi" w:hAnsiTheme="minorHAnsi" w:cstheme="minorHAnsi"/>
+          <w:b/>
+          <w:bCs/>
+        </w:rPr>
         <w:t>1 October 2019 to 31 October 2019</w:t>
       </w:r>
       <w:r>
         <w:rPr>
           <w:rFonts w:asciiTheme="minorHAnsi" w:hAnsiTheme="minorHAnsi" w:cstheme="minorHAnsi"/>
         </w:rPr>
-        <w:t xml:space="preserve"> and includes different user activities such as product views, adding products to the shopping cart, and purchases.</w:t>
+        <w:t xml:space="preserve"> and includes different user activities such as product views, adding products to the shopping cart and purchases.</w:t>
       </w:r>
     </w:p>
     <w:p>
@@ -1302,7 +5126,7 @@
                     </pic:cNvPicPr>
                   </pic:nvPicPr>
                   <pic:blipFill>
-                    <a:blip r:embed="rId11">
+                    <a:blip r:embed="rId12">
                       <a:extLst>
                         <a:ext uri="{28A0092B-C50C-407E-A947-70E740481C1C}">
                           <a14:useLocalDpi xmlns:a14="http://schemas.microsoft.com/office/drawing/2010/main" val="0"/>
@@ -1374,7 +5198,7 @@
           <w:b/>
           <w:bCs/>
         </w:rPr>
-        <w:t>view, cart, and purchase</w:t>
+        <w:t>view, cart and purchase</w:t>
       </w:r>
       <w:r>
         <w:rPr>
@@ -1419,7 +5243,7 @@
                     </pic:cNvPicPr>
                   </pic:nvPicPr>
                   <pic:blipFill>
-                    <a:blip r:embed="rId12">
+                    <a:blip r:embed="rId13">
                       <a:extLst>
                         <a:ext uri="{28A0092B-C50C-407E-A947-70E740481C1C}">
                           <a14:useLocalDpi xmlns:a14="http://schemas.microsoft.com/office/drawing/2010/main" val="0"/>
@@ -1475,23 +5299,54 @@
     </w:p>
     <w:p>
       <w:pPr>
+        <w:jc w:val="center"/>
+        <w:rPr>
+          <w:rFonts w:asciiTheme="minorHAnsi" w:hAnsiTheme="minorHAnsi" w:cstheme="minorHAnsi"/>
+        </w:rPr>
+      </w:pPr>
+    </w:p>
+    <w:p>
+      <w:pPr>
         <w:pStyle w:val="Heading2"/>
         <w:numPr>
           <w:ilvl w:val="1"/>
           <w:numId w:val="8"/>
         </w:numPr>
       </w:pPr>
-      <w:r>
+      <w:bookmarkStart w:id="9" w:name="_Toc240654998"/>
+      <w:r>
+        <w:lastRenderedPageBreak/>
         <w:t>Ethical and Data Governance Considerations</w:t>
       </w:r>
-    </w:p>
-    <w:p>
-      <w:r>
-        <w:t xml:space="preserve">As the dataset contains fields related to user behaviour, such as user_id and user_session, data privacy and ethical considerations were taken into account in this project. The data was used only for analysis, </w:t>
-      </w:r>
-      <w:r>
-        <w:lastRenderedPageBreak/>
-        <w:t>and no actions were taken to access personal user information. In addition, missing values were checked before the analysis in order to identify issues that could affect the reliability of the results.</w:t>
+      <w:bookmarkEnd w:id="9"/>
+    </w:p>
+    <w:p>
+      <w:r>
+        <w:t xml:space="preserve">As the dataset contains fields related to user </w:t>
+      </w:r>
+      <w:proofErr w:type="spellStart"/>
+      <w:r>
+        <w:t>behaviour</w:t>
+      </w:r>
+      <w:proofErr w:type="spellEnd"/>
+      <w:r>
+        <w:t xml:space="preserve">, such as </w:t>
+      </w:r>
+      <w:proofErr w:type="spellStart"/>
+      <w:r>
+        <w:t>user_id</w:t>
+      </w:r>
+      <w:proofErr w:type="spellEnd"/>
+      <w:r>
+        <w:t xml:space="preserve"> and </w:t>
+      </w:r>
+      <w:proofErr w:type="spellStart"/>
+      <w:r>
+        <w:t>user_session</w:t>
+      </w:r>
+      <w:proofErr w:type="spellEnd"/>
+      <w:r>
+        <w:t>, data privacy and ethical considerations were taken into account in this project. The data was used only for analysis and no actions were taken to access personal user information. In addition, missing values were checked before the analysis in order to identify issues that could affect the reliability of the results.</w:t>
       </w:r>
     </w:p>
     <w:p>
@@ -1504,10 +5359,12 @@
           <w:numId w:val="7"/>
         </w:numPr>
       </w:pPr>
+      <w:bookmarkStart w:id="10" w:name="_Toc240654999"/>
       <w:r>
         <w:lastRenderedPageBreak/>
         <w:t>TASK 2: Hadoop Environment and HDFS</w:t>
       </w:r>
+      <w:bookmarkEnd w:id="10"/>
     </w:p>
     <w:p>
       <w:pPr>
@@ -1522,9 +5379,11 @@
           <w:numId w:val="7"/>
         </w:numPr>
       </w:pPr>
+      <w:bookmarkStart w:id="11" w:name="_Toc240655000"/>
       <w:r>
         <w:t>Hadoop Architecture</w:t>
       </w:r>
+      <w:bookmarkEnd w:id="11"/>
     </w:p>
     <w:p>
       <w:r>
@@ -1550,6 +5409,7 @@
       <w:r>
         <w:t xml:space="preserve"> was used for resource management and distributed process management. </w:t>
       </w:r>
+      <w:proofErr w:type="spellStart"/>
       <w:r>
         <w:rPr>
           <w:b/>
@@ -1557,9 +5417,11 @@
         </w:rPr>
         <w:t>NameNode</w:t>
       </w:r>
+      <w:proofErr w:type="spellEnd"/>
       <w:r>
         <w:t xml:space="preserve"> was used to manage the metadata of files and blocks in HDFS, while </w:t>
       </w:r>
+      <w:proofErr w:type="spellStart"/>
       <w:r>
         <w:rPr>
           <w:b/>
@@ -1567,9 +5429,11 @@
         </w:rPr>
         <w:t>DataNode</w:t>
       </w:r>
+      <w:proofErr w:type="spellEnd"/>
       <w:r>
         <w:t xml:space="preserve"> was used to store the data physically. Within YARN, </w:t>
       </w:r>
+      <w:proofErr w:type="spellStart"/>
       <w:r>
         <w:rPr>
           <w:b/>
@@ -1577,9 +5441,11 @@
         </w:rPr>
         <w:t>ResourceManager</w:t>
       </w:r>
+      <w:proofErr w:type="spellEnd"/>
       <w:r>
         <w:t xml:space="preserve"> manages the resources, while </w:t>
       </w:r>
+      <w:proofErr w:type="spellStart"/>
       <w:r>
         <w:rPr>
           <w:b/>
@@ -1587,6 +5453,7 @@
         </w:rPr>
         <w:t>NodeManager</w:t>
       </w:r>
+      <w:proofErr w:type="spellEnd"/>
       <w:r>
         <w:t xml:space="preserve"> monitors running processes and resources.</w:t>
       </w:r>
@@ -1600,8 +5467,8 @@
           <w:noProof/>
         </w:rPr>
         <w:drawing>
-          <wp:inline distT="0" distB="0" distL="0" distR="0" wp14:anchorId="68E79E2D" wp14:editId="0CF694B6">
-            <wp:extent cx="5943600" cy="1677035"/>
+          <wp:inline distT="0" distB="0" distL="0" distR="0" wp14:anchorId="68E79E2D" wp14:editId="315F1051">
+            <wp:extent cx="6098886" cy="1720850"/>
             <wp:effectExtent l="0" t="0" r="0" b="0"/>
             <wp:docPr id="916010322" name="Picture 5"/>
             <wp:cNvGraphicFramePr>
@@ -1612,107 +5479,6 @@
                 <pic:pic xmlns:pic="http://schemas.openxmlformats.org/drawingml/2006/picture">
                   <pic:nvPicPr>
                     <pic:cNvPr id="0" name="Picture 5"/>
-                    <pic:cNvPicPr>
-                      <a:picLocks noChangeAspect="1" noChangeArrowheads="1"/>
-                    </pic:cNvPicPr>
-                  </pic:nvPicPr>
-                  <pic:blipFill>
-                    <a:blip r:embed="rId13">
-                      <a:extLst>
-                        <a:ext uri="{28A0092B-C50C-407E-A947-70E740481C1C}">
-                          <a14:useLocalDpi xmlns:a14="http://schemas.microsoft.com/office/drawing/2010/main" val="0"/>
-                        </a:ext>
-                      </a:extLst>
-                    </a:blip>
-                    <a:srcRect/>
-                    <a:stretch>
-                      <a:fillRect/>
-                    </a:stretch>
-                  </pic:blipFill>
-                  <pic:spPr bwMode="auto">
-                    <a:xfrm>
-                      <a:off x="0" y="0"/>
-                      <a:ext cx="5943600" cy="1677035"/>
-                    </a:xfrm>
-                    <a:prstGeom prst="rect">
-                      <a:avLst/>
-                    </a:prstGeom>
-                    <a:noFill/>
-                    <a:ln>
-                      <a:noFill/>
-                    </a:ln>
-                  </pic:spPr>
-                </pic:pic>
-              </a:graphicData>
-            </a:graphic>
-          </wp:inline>
-        </w:drawing>
-      </w:r>
-    </w:p>
-    <w:p>
-      <w:pPr>
-        <w:jc w:val="center"/>
-      </w:pPr>
-      <w:r>
-        <w:rPr>
-          <w:b/>
-          <w:bCs/>
-        </w:rPr>
-        <w:t>Figure 5.</w:t>
-      </w:r>
-      <w:r>
-        <w:t xml:space="preserve"> Hadoop Docker containers</w:t>
-      </w:r>
-    </w:p>
-    <w:p>
-      <w:pPr>
-        <w:pStyle w:val="Heading2"/>
-        <w:numPr>
-          <w:ilvl w:val="1"/>
-          <w:numId w:val="7"/>
-        </w:numPr>
-      </w:pPr>
-      <w:r>
-        <w:t>HDFS and Data Storage</w:t>
-      </w:r>
-    </w:p>
-    <w:p>
-      <w:r>
-        <w:t xml:space="preserve">HDFS is a file system in the Hadoop environment that enables large amounts of data to be stored in a distributed way. In this project, the </w:t>
-      </w:r>
-      <w:r>
-        <w:rPr>
-          <w:b/>
-          <w:bCs/>
-        </w:rPr>
-        <w:t>5.67 GB 2019-Oct.csv dataset</w:t>
-      </w:r>
-      <w:r>
-        <w:t xml:space="preserve"> was uploaded to HDFS.</w:t>
-      </w:r>
-    </w:p>
-    <w:p>
-      <w:pPr>
-        <w:jc w:val="center"/>
-      </w:pPr>
-      <w:r>
-        <w:rPr>
-          <w:noProof/>
-        </w:rPr>
-        <w:lastRenderedPageBreak/>
-        <w:drawing>
-          <wp:inline distT="0" distB="0" distL="0" distR="0" wp14:anchorId="0016550F" wp14:editId="63728549">
-            <wp:extent cx="5943600" cy="4208780"/>
-            <wp:effectExtent l="0" t="0" r="0" b="1270"/>
-            <wp:docPr id="15208606" name="Picture 6"/>
-            <wp:cNvGraphicFramePr>
-              <a:graphicFrameLocks xmlns:a="http://schemas.openxmlformats.org/drawingml/2006/main" noChangeAspect="1"/>
-            </wp:cNvGraphicFramePr>
-            <a:graphic xmlns:a="http://schemas.openxmlformats.org/drawingml/2006/main">
-              <a:graphicData uri="http://schemas.openxmlformats.org/drawingml/2006/picture">
-                <pic:pic xmlns:pic="http://schemas.openxmlformats.org/drawingml/2006/picture">
-                  <pic:nvPicPr>
-                    <pic:cNvPr id="0" name="Picture 7"/>
                     <pic:cNvPicPr>
                       <a:picLocks noChangeAspect="1" noChangeArrowheads="1"/>
                     </pic:cNvPicPr>
@@ -1733,7 +5499,7 @@
                   <pic:spPr bwMode="auto">
                     <a:xfrm>
                       <a:off x="0" y="0"/>
-                      <a:ext cx="5943600" cy="4208780"/>
+                      <a:ext cx="6115171" cy="1725445"/>
                     </a:xfrm>
                     <a:prstGeom prst="rect">
                       <a:avLst/>
@@ -1759,22 +5525,61 @@
           <w:b/>
           <w:bCs/>
         </w:rPr>
-        <w:t>Figure 6.</w:t>
-      </w:r>
-      <w:r>
-        <w:t xml:space="preserve"> Dataset uploaded to HDFS</w:t>
-      </w:r>
-    </w:p>
-    <w:p>
-      <w:r>
-        <w:t xml:space="preserve">The dataset was stored under the </w:t>
-      </w:r>
-      <w:r>
-        <w:t>/ecommerce/input/2019-Oct.csv</w:t>
-      </w:r>
-      <w:r>
-        <w:t xml:space="preserve"> path and was divided into blocks by HDFS and stored on the DataNode.</w:t>
-      </w:r>
+        <w:t>Figure 5.</w:t>
+      </w:r>
+      <w:r>
+        <w:t xml:space="preserve"> Hadoop Docker containers</w:t>
+      </w:r>
+    </w:p>
+    <w:p>
+      <w:pPr>
+        <w:jc w:val="center"/>
+      </w:pPr>
+    </w:p>
+    <w:p>
+      <w:pPr>
+        <w:jc w:val="center"/>
+      </w:pPr>
+    </w:p>
+    <w:p>
+      <w:pPr>
+        <w:jc w:val="center"/>
+      </w:pPr>
+    </w:p>
+    <w:p>
+      <w:pPr>
+        <w:jc w:val="center"/>
+      </w:pPr>
+    </w:p>
+    <w:p>
+      <w:pPr>
+        <w:jc w:val="center"/>
+      </w:pPr>
+    </w:p>
+    <w:p>
+      <w:pPr>
+        <w:jc w:val="center"/>
+      </w:pPr>
+    </w:p>
+    <w:p>
+      <w:pPr>
+        <w:jc w:val="center"/>
+      </w:pPr>
+    </w:p>
+    <w:p>
+      <w:pPr>
+        <w:jc w:val="center"/>
+      </w:pPr>
+    </w:p>
+    <w:p>
+      <w:pPr>
+        <w:jc w:val="center"/>
+      </w:pPr>
+    </w:p>
+    <w:p>
+      <w:pPr>
+        <w:jc w:val="center"/>
+      </w:pPr>
     </w:p>
     <w:p>
       <w:pPr>
@@ -1784,13 +5589,193 @@
           <w:numId w:val="7"/>
         </w:numPr>
       </w:pPr>
+      <w:bookmarkStart w:id="12" w:name="_Toc240655001"/>
+      <w:r>
+        <w:lastRenderedPageBreak/>
+        <w:t>HDFS and Data Storage</w:t>
+      </w:r>
+      <w:bookmarkEnd w:id="12"/>
+    </w:p>
+    <w:p>
+      <w:r>
+        <w:t xml:space="preserve">HDFS is a file system in the Hadoop environment that enables large amounts of data to be stored in a distributed way. In this project, the </w:t>
+      </w:r>
+      <w:r>
+        <w:rPr>
+          <w:b/>
+          <w:bCs/>
+        </w:rPr>
+        <w:t>5.67 GB 2019-Oct.csv dataset</w:t>
+      </w:r>
+      <w:r>
+        <w:t xml:space="preserve"> was uploaded to HDFS.</w:t>
+      </w:r>
+    </w:p>
+    <w:p>
+      <w:pPr>
+        <w:jc w:val="center"/>
+      </w:pPr>
+      <w:r>
+        <w:rPr>
+          <w:noProof/>
+        </w:rPr>
+        <w:drawing>
+          <wp:inline distT="0" distB="0" distL="0" distR="0" wp14:anchorId="0016550F" wp14:editId="2723097A">
+            <wp:extent cx="5792948" cy="4102100"/>
+            <wp:effectExtent l="0" t="0" r="0" b="0"/>
+            <wp:docPr id="15208606" name="Picture 6"/>
+            <wp:cNvGraphicFramePr>
+              <a:graphicFrameLocks xmlns:a="http://schemas.openxmlformats.org/drawingml/2006/main" noChangeAspect="1"/>
+            </wp:cNvGraphicFramePr>
+            <a:graphic xmlns:a="http://schemas.openxmlformats.org/drawingml/2006/main">
+              <a:graphicData uri="http://schemas.openxmlformats.org/drawingml/2006/picture">
+                <pic:pic xmlns:pic="http://schemas.openxmlformats.org/drawingml/2006/picture">
+                  <pic:nvPicPr>
+                    <pic:cNvPr id="0" name="Picture 7"/>
+                    <pic:cNvPicPr>
+                      <a:picLocks noChangeAspect="1" noChangeArrowheads="1"/>
+                    </pic:cNvPicPr>
+                  </pic:nvPicPr>
+                  <pic:blipFill>
+                    <a:blip r:embed="rId15">
+                      <a:extLst>
+                        <a:ext uri="{28A0092B-C50C-407E-A947-70E740481C1C}">
+                          <a14:useLocalDpi xmlns:a14="http://schemas.microsoft.com/office/drawing/2010/main" val="0"/>
+                        </a:ext>
+                      </a:extLst>
+                    </a:blip>
+                    <a:srcRect/>
+                    <a:stretch>
+                      <a:fillRect/>
+                    </a:stretch>
+                  </pic:blipFill>
+                  <pic:spPr bwMode="auto">
+                    <a:xfrm>
+                      <a:off x="0" y="0"/>
+                      <a:ext cx="5807681" cy="4112533"/>
+                    </a:xfrm>
+                    <a:prstGeom prst="rect">
+                      <a:avLst/>
+                    </a:prstGeom>
+                    <a:noFill/>
+                    <a:ln>
+                      <a:noFill/>
+                    </a:ln>
+                  </pic:spPr>
+                </pic:pic>
+              </a:graphicData>
+            </a:graphic>
+          </wp:inline>
+        </w:drawing>
+      </w:r>
+    </w:p>
+    <w:p>
+      <w:pPr>
+        <w:jc w:val="center"/>
+      </w:pPr>
+      <w:r>
+        <w:rPr>
+          <w:b/>
+          <w:bCs/>
+        </w:rPr>
+        <w:t>Figure 6.</w:t>
+      </w:r>
+      <w:r>
+        <w:t xml:space="preserve"> Dataset uploaded to HDFS</w:t>
+      </w:r>
+    </w:p>
+    <w:p>
+      <w:r>
+        <w:t xml:space="preserve">The dataset was stored under the </w:t>
+      </w:r>
+      <w:r>
+        <w:t>/ecommerce/input/2019-Oct.csv</w:t>
+      </w:r>
+      <w:r>
+        <w:t xml:space="preserve"> path and was divided into blocks by HDFS and stored on the </w:t>
+      </w:r>
+      <w:proofErr w:type="spellStart"/>
+      <w:r>
+        <w:t>DataNode</w:t>
+      </w:r>
+      <w:proofErr w:type="spellEnd"/>
+      <w:r>
+        <w:t>.</w:t>
+      </w:r>
+    </w:p>
+    <w:p>
+      <w:pPr>
+        <w:pStyle w:val="Heading2"/>
+        <w:numPr>
+          <w:ilvl w:val="1"/>
+          <w:numId w:val="7"/>
+        </w:numPr>
+      </w:pPr>
+      <w:bookmarkStart w:id="13" w:name="_Toc240655002"/>
       <w:r>
         <w:t>HDFS Implementation and Dataset Ingestion</w:t>
       </w:r>
-    </w:p>
-    <w:p>
-      <w:r>
-        <w:t>The dataset was uploaded to HDFS using the HDFS command line. First, the /ecommerce/input directory was created using the hdfs dfs -mkdir command. The 2019-Oct.csv file was then uploaded using the hdfs dfs -put command. After the upload, the hdfs dfs -ls command was used to verify that the file was successfully stored in HDFS. The file was displayed with a size of approximately 5.3 GB.</w:t>
+      <w:bookmarkEnd w:id="13"/>
+    </w:p>
+    <w:p>
+      <w:r>
+        <w:t xml:space="preserve">The dataset was uploaded to HDFS using the HDFS command line. First, the /ecommerce/input directory was created using the </w:t>
+      </w:r>
+      <w:proofErr w:type="spellStart"/>
+      <w:r>
+        <w:t>hdfs</w:t>
+      </w:r>
+      <w:proofErr w:type="spellEnd"/>
+      <w:r>
+        <w:t xml:space="preserve"> </w:t>
+      </w:r>
+      <w:proofErr w:type="spellStart"/>
+      <w:r>
+        <w:t>dfs</w:t>
+      </w:r>
+      <w:proofErr w:type="spellEnd"/>
+      <w:r>
+        <w:t xml:space="preserve"> -</w:t>
+      </w:r>
+      <w:proofErr w:type="spellStart"/>
+      <w:r>
+        <w:t>mkdir</w:t>
+      </w:r>
+      <w:proofErr w:type="spellEnd"/>
+      <w:r>
+        <w:t xml:space="preserve"> command. The 2019-Oct.csv file was then uploaded using the </w:t>
+      </w:r>
+      <w:proofErr w:type="spellStart"/>
+      <w:r>
+        <w:t>hdfs</w:t>
+      </w:r>
+      <w:proofErr w:type="spellEnd"/>
+      <w:r>
+        <w:t xml:space="preserve"> </w:t>
+      </w:r>
+      <w:proofErr w:type="spellStart"/>
+      <w:r>
+        <w:t>dfs</w:t>
+      </w:r>
+      <w:proofErr w:type="spellEnd"/>
+      <w:r>
+        <w:t xml:space="preserve"> -put command. After the upload, the </w:t>
+      </w:r>
+      <w:proofErr w:type="spellStart"/>
+      <w:r>
+        <w:t>hdfs</w:t>
+      </w:r>
+      <w:proofErr w:type="spellEnd"/>
+      <w:r>
+        <w:t xml:space="preserve"> </w:t>
+      </w:r>
+      <w:proofErr w:type="spellStart"/>
+      <w:r>
+        <w:t>dfs</w:t>
+      </w:r>
+      <w:proofErr w:type="spellEnd"/>
+      <w:r>
+        <w:t xml:space="preserve"> -ls command was used to verify that the file was successfully stored in HDFS. The file was displayed with a size of approximately 5.3 GB.</w:t>
       </w:r>
     </w:p>
     <w:p>
@@ -1820,7 +5805,7 @@
                     </pic:cNvPicPr>
                   </pic:nvPicPr>
                   <pic:blipFill>
-                    <a:blip r:embed="rId15">
+                    <a:blip r:embed="rId16">
                       <a:extLst>
                         <a:ext uri="{28A0092B-C50C-407E-A947-70E740481C1C}">
                           <a14:useLocalDpi xmlns:a14="http://schemas.microsoft.com/office/drawing/2010/main" val="0"/>
@@ -1864,14 +5849,36 @@
         <w:t>Figure 7.</w:t>
       </w:r>
       <w:r>
-        <w:t xml:space="preserve"> HDFS DataNode and storage status</w:t>
-      </w:r>
-    </w:p>
-    <w:p>
-      <w:r>
-        <w:t>The HDFS report showed one live DataNode with normal status, confirming that the storage node was available for the dataset.</w:t>
-      </w:r>
-    </w:p>
+        <w:t xml:space="preserve"> HDFS </w:t>
+      </w:r>
+      <w:proofErr w:type="spellStart"/>
+      <w:r>
+        <w:t>DataNode</w:t>
+      </w:r>
+      <w:proofErr w:type="spellEnd"/>
+      <w:r>
+        <w:t xml:space="preserve"> and storage status</w:t>
+      </w:r>
+    </w:p>
+    <w:p>
+      <w:r>
+        <w:t xml:space="preserve">The HDFS report showed one live </w:t>
+      </w:r>
+      <w:proofErr w:type="spellStart"/>
+      <w:r>
+        <w:t>DataNode</w:t>
+      </w:r>
+      <w:proofErr w:type="spellEnd"/>
+      <w:r>
+        <w:t xml:space="preserve"> with normal status, confirming that the storage node was available for the dataset.</w:t>
+      </w:r>
+    </w:p>
+    <w:p/>
+    <w:p/>
+    <w:p/>
+    <w:p/>
+    <w:p/>
+    <w:p/>
     <w:p>
       <w:pPr>
         <w:pStyle w:val="Heading2"/>
@@ -1880,13 +5887,32 @@
           <w:numId w:val="7"/>
         </w:numPr>
       </w:pPr>
-      <w:r>
+      <w:bookmarkStart w:id="14" w:name="_Toc240655003"/>
+      <w:r>
+        <w:lastRenderedPageBreak/>
         <w:t>YARN and Resource Management</w:t>
       </w:r>
-    </w:p>
-    <w:p>
-      <w:r>
-        <w:t>YARN is a resource management system that enables resource management and the execution of distributed processes in the Hadoop environment. In this project, the ResourceManager was used to manage cluster resources and control the resource requirements of processes, while the NodeManager was used to monitor running processes and resource usage in order to manage distributed data processing operations performed on Hadoop.</w:t>
+      <w:bookmarkEnd w:id="14"/>
+    </w:p>
+    <w:p>
+      <w:r>
+        <w:t xml:space="preserve">YARN is a resource management system that enables resource management and the execution of distributed processes in the Hadoop environment. In this project, the </w:t>
+      </w:r>
+      <w:proofErr w:type="spellStart"/>
+      <w:r>
+        <w:t>ResourceManager</w:t>
+      </w:r>
+      <w:proofErr w:type="spellEnd"/>
+      <w:r>
+        <w:t xml:space="preserve"> was used to manage cluster resources and control the resource requirements of processes, while the </w:t>
+      </w:r>
+      <w:proofErr w:type="spellStart"/>
+      <w:r>
+        <w:t>NodeManager</w:t>
+      </w:r>
+      <w:proofErr w:type="spellEnd"/>
+      <w:r>
+        <w:t xml:space="preserve"> was used to monitor running processes and resource usage in order to manage distributed data processing operations performed on Hadoop.</w:t>
       </w:r>
     </w:p>
     <w:p>
@@ -1897,7 +5923,6 @@
         <w:rPr>
           <w:noProof/>
         </w:rPr>
-        <w:lastRenderedPageBreak/>
         <w:drawing>
           <wp:inline distT="0" distB="0" distL="0" distR="0" wp14:anchorId="07B1B302" wp14:editId="77647C87">
             <wp:extent cx="5937250" cy="1943100"/>
@@ -1916,7 +5941,7 @@
                     </pic:cNvPicPr>
                   </pic:nvPicPr>
                   <pic:blipFill>
-                    <a:blip r:embed="rId16" cstate="hqprint">
+                    <a:blip r:embed="rId17" cstate="hqprint">
                       <a:extLst>
                         <a:ext uri="{28A0092B-C50C-407E-A947-70E740481C1C}">
                           <a14:useLocalDpi xmlns:a14="http://schemas.microsoft.com/office/drawing/2010/main" val="0"/>
@@ -1960,8 +5985,13 @@
         <w:t>Figure 8.</w:t>
       </w:r>
       <w:r>
-        <w:t xml:space="preserve"> YARN ResourceManager</w:t>
-      </w:r>
+        <w:t xml:space="preserve"> YARN </w:t>
+      </w:r>
+      <w:proofErr w:type="spellStart"/>
+      <w:r>
+        <w:t>ResourceManager</w:t>
+      </w:r>
+      <w:proofErr w:type="spellEnd"/>
     </w:p>
     <w:p>
       <w:pPr>
@@ -1971,13 +6001,15 @@
           <w:numId w:val="7"/>
         </w:numPr>
       </w:pPr>
+      <w:bookmarkStart w:id="15" w:name="_Toc240655004"/>
       <w:r>
         <w:t>HDFS Blocks, Replication and Checkpointing</w:t>
       </w:r>
-    </w:p>
-    <w:p>
-      <w:r>
-        <w:t>In this project, the 5.67 GB 2019-Oct.csv was a very large data file, so it was divided into 43 blocks by HDFS. The necessary checks were performed, and it was concluded that there were no missing or corrupted blocks in the file. In the configuration used, the replication factor was set to 1. Therefore, there was only one copy of each block.</w:t>
+      <w:bookmarkEnd w:id="15"/>
+    </w:p>
+    <w:p>
+      <w:r>
+        <w:t>In this project, the 5.67 GB 2019-Oct.csv was a very large data file, so it was divided into 43 blocks by HDFS. The necessary checks were performed and it was concluded that there were no missing or corrupted blocks in the file. In the configuration used, the replication factor was set to 1. Therefore, there was only one copy of each block.</w:t>
       </w:r>
     </w:p>
     <w:p>
@@ -2007,7 +6039,7 @@
                     </pic:cNvPicPr>
                   </pic:nvPicPr>
                   <pic:blipFill>
-                    <a:blip r:embed="rId17">
+                    <a:blip r:embed="rId18">
                       <a:extLst>
                         <a:ext uri="{28A0092B-C50C-407E-A947-70E740481C1C}">
                           <a14:useLocalDpi xmlns:a14="http://schemas.microsoft.com/office/drawing/2010/main" val="0"/>
@@ -2058,6 +6090,7 @@
       <w:r>
         <w:t xml:space="preserve">In HDFS, </w:t>
       </w:r>
+      <w:proofErr w:type="spellStart"/>
       <w:r>
         <w:rPr>
           <w:b/>
@@ -2065,9 +6098,11 @@
         </w:rPr>
         <w:t>FSImage</w:t>
       </w:r>
+      <w:proofErr w:type="spellEnd"/>
       <w:r>
         <w:t xml:space="preserve"> represents the image in which the current metadata information about the file system is stored, while </w:t>
       </w:r>
+      <w:proofErr w:type="spellStart"/>
       <w:r>
         <w:rPr>
           <w:b/>
@@ -2075,6 +6110,7 @@
         </w:rPr>
         <w:t>EditLog</w:t>
       </w:r>
+      <w:proofErr w:type="spellEnd"/>
       <w:r>
         <w:t xml:space="preserve"> records the changes made to the file system. The </w:t>
       </w:r>
@@ -2086,7 +6122,31 @@
         <w:t>checkpointing</w:t>
       </w:r>
       <w:r>
-        <w:t xml:space="preserve"> process allows the changes in the EditLog to be merged with the FSImage to create an updated file system image. This process helps metadata management on the NameNode to be performed in a more </w:t>
+        <w:t xml:space="preserve"> process allows the changes in the </w:t>
+      </w:r>
+      <w:proofErr w:type="spellStart"/>
+      <w:r>
+        <w:t>EditLog</w:t>
+      </w:r>
+      <w:proofErr w:type="spellEnd"/>
+      <w:r>
+        <w:t xml:space="preserve"> to be merged with the </w:t>
+      </w:r>
+      <w:proofErr w:type="spellStart"/>
+      <w:r>
+        <w:t>FSImage</w:t>
+      </w:r>
+      <w:proofErr w:type="spellEnd"/>
+      <w:r>
+        <w:t xml:space="preserve"> to create an updated file system image. This process helps metadata management on the </w:t>
+      </w:r>
+      <w:proofErr w:type="spellStart"/>
+      <w:r>
+        <w:t>NameNode</w:t>
+      </w:r>
+      <w:proofErr w:type="spellEnd"/>
+      <w:r>
+        <w:t xml:space="preserve"> to be performed in a more </w:t>
       </w:r>
       <w:r>
         <w:t>organized</w:t>
@@ -2099,12 +6159,23 @@
           <w:b/>
           <w:bCs/>
         </w:rPr>
-        <w:t>Secondary NameNode</w:t>
-      </w:r>
-      <w:r>
-        <w:t xml:space="preserve"> service, this component was not run as a separate container in practice, and its role and the checkpointing mechanism were considered theoretically.</w:t>
-      </w:r>
-    </w:p>
+        <w:t xml:space="preserve">Secondary </w:t>
+      </w:r>
+      <w:proofErr w:type="spellStart"/>
+      <w:r>
+        <w:rPr>
+          <w:b/>
+          <w:bCs/>
+        </w:rPr>
+        <w:t>NameNode</w:t>
+      </w:r>
+      <w:proofErr w:type="spellEnd"/>
+      <w:r>
+        <w:t xml:space="preserve"> service, this component was not run as a separate container in practice and its role and the checkpointing mechanism were considered theoretically.</w:t>
+      </w:r>
+    </w:p>
+    <w:p/>
+    <w:p/>
     <w:p>
       <w:pPr>
         <w:pStyle w:val="Heading2"/>
@@ -2113,19 +6184,67 @@
           <w:numId w:val="7"/>
         </w:numPr>
       </w:pPr>
-      <w:r>
+      <w:bookmarkStart w:id="16" w:name="_Toc240655005"/>
+      <w:r>
+        <w:lastRenderedPageBreak/>
         <w:t>Implementation Issues and Limitations</w:t>
       </w:r>
-    </w:p>
-    <w:p>
-      <w:r>
-        <w:t xml:space="preserve">During the setup of the Hadoop environment and the data processing stage, it was identified that Python was not available inside the Hadoop container. Therefore, shell scripts were used instead of Python for the MapReduce operations. Since the Hadoop environment used one DataNode and a replication factor of 1, this configuration limited data redundancy against data loss. In addition, the provided Docker configuration did not include a separate Secondary NameNode container. Since the </w:t>
-      </w:r>
-      <w:r>
-        <w:lastRenderedPageBreak/>
-        <w:t>project was implemented based on the Hadoop Docker configuration provided in the course, a separate Secondary NameNode container was not added in order to avoid changing the existing structure and to maintain the integrity of the project. Therefore, the Secondary NameNode and checkpointing mechanism were explained theoretically but were not implemented as a separate service.</w:t>
-      </w:r>
-    </w:p>
+      <w:bookmarkEnd w:id="16"/>
+    </w:p>
+    <w:p>
+      <w:r>
+        <w:t xml:space="preserve">During the setup of the Hadoop environment and the data processing stage, it was identified that Python was not available inside the Hadoop container. Therefore, shell scripts were used instead of Python for the MapReduce operations. Since the Hadoop environment used one </w:t>
+      </w:r>
+      <w:proofErr w:type="spellStart"/>
+      <w:r>
+        <w:t>DataNode</w:t>
+      </w:r>
+      <w:proofErr w:type="spellEnd"/>
+      <w:r>
+        <w:t xml:space="preserve"> and a replication factor of 1, this configuration limited data redundancy against data loss. In addition, the provided Docker configuration did not include a separate Secondary </w:t>
+      </w:r>
+      <w:proofErr w:type="spellStart"/>
+      <w:r>
+        <w:t>NameNode</w:t>
+      </w:r>
+      <w:proofErr w:type="spellEnd"/>
+      <w:r>
+        <w:t xml:space="preserve"> container. Since the project was implemented based on the Hadoop Docker configuration provided in the course, a separate Secondary </w:t>
+      </w:r>
+      <w:proofErr w:type="spellStart"/>
+      <w:r>
+        <w:t>NameNode</w:t>
+      </w:r>
+      <w:proofErr w:type="spellEnd"/>
+      <w:r>
+        <w:t xml:space="preserve"> container was not added in order to avoid changing the existing structure and to maintain the integrity of the project. Therefore, the Secondary </w:t>
+      </w:r>
+      <w:proofErr w:type="spellStart"/>
+      <w:r>
+        <w:t>NameNode</w:t>
+      </w:r>
+      <w:proofErr w:type="spellEnd"/>
+      <w:r>
+        <w:t xml:space="preserve"> and checkpointing mechanism were explained theoretically but were not implemented as a separate service.</w:t>
+      </w:r>
+    </w:p>
+    <w:p/>
+    <w:p/>
+    <w:p/>
+    <w:p/>
+    <w:p/>
+    <w:p/>
+    <w:p/>
+    <w:p/>
+    <w:p/>
+    <w:p/>
+    <w:p/>
+    <w:p/>
+    <w:p/>
+    <w:p/>
+    <w:p/>
+    <w:p/>
+    <w:p/>
     <w:p/>
     <w:p>
       <w:pPr>
@@ -2135,9 +6254,12 @@
           <w:numId w:val="7"/>
         </w:numPr>
       </w:pPr>
-      <w:r>
+      <w:bookmarkStart w:id="17" w:name="_Toc240655006"/>
+      <w:r>
+        <w:lastRenderedPageBreak/>
         <w:t>TASK 3: Distributed Processing</w:t>
       </w:r>
+      <w:bookmarkEnd w:id="17"/>
     </w:p>
     <w:p>
       <w:pPr>
@@ -2152,10 +6274,12 @@
           <w:numId w:val="7"/>
         </w:numPr>
       </w:pPr>
-      <w:bookmarkStart w:id="2" w:name="_Toc26094243"/>
+      <w:bookmarkStart w:id="18" w:name="_Toc26094243"/>
+      <w:bookmarkStart w:id="19" w:name="_Toc240655007"/>
       <w:r>
         <w:t>Hadoop MapReduce</w:t>
       </w:r>
+      <w:bookmarkEnd w:id="19"/>
     </w:p>
     <w:p>
       <w:pPr>
@@ -2221,6 +6345,8 @@
         </w:rPr>
         <w:t xml:space="preserve"> was used to calculate the number of different </w:t>
       </w:r>
+      <w:proofErr w:type="spellStart"/>
+      <w:proofErr w:type="gramStart"/>
       <w:r>
         <w:rPr>
           <w:rStyle w:val="HTMLCode"/>
@@ -2228,14 +6354,9 @@
           <w:sz w:val="22"/>
           <w:szCs w:val="22"/>
         </w:rPr>
-        <w:t>event_type</w:t>
-      </w:r>
-      <w:r>
-        <w:rPr>
-          <w:rFonts w:asciiTheme="minorHAnsi" w:hAnsiTheme="minorHAnsi" w:cstheme="minorHAnsi"/>
-        </w:rPr>
-        <w:t xml:space="preserve"> values in the e-commerce dataset. As a result, the total numbers of </w:t>
-      </w:r>
+        <w:t>event</w:t>
+      </w:r>
+      <w:proofErr w:type="gramEnd"/>
       <w:r>
         <w:rPr>
           <w:rStyle w:val="HTMLCode"/>
@@ -2243,13 +6364,14 @@
           <w:sz w:val="22"/>
           <w:szCs w:val="22"/>
         </w:rPr>
-        <w:t>view</w:t>
-      </w:r>
+        <w:t>_type</w:t>
+      </w:r>
+      <w:proofErr w:type="spellEnd"/>
       <w:r>
         <w:rPr>
           <w:rFonts w:asciiTheme="minorHAnsi" w:hAnsiTheme="minorHAnsi" w:cstheme="minorHAnsi"/>
         </w:rPr>
-        <w:t xml:space="preserve">, </w:t>
+        <w:t xml:space="preserve"> values in the e-commerce dataset. As a result, the total numbers of </w:t>
       </w:r>
       <w:r>
         <w:rPr>
@@ -2258,13 +6380,28 @@
           <w:sz w:val="22"/>
           <w:szCs w:val="22"/>
         </w:rPr>
+        <w:t>view</w:t>
+      </w:r>
+      <w:r>
+        <w:rPr>
+          <w:rFonts w:asciiTheme="minorHAnsi" w:hAnsiTheme="minorHAnsi" w:cstheme="minorHAnsi"/>
+        </w:rPr>
+        <w:t xml:space="preserve">, </w:t>
+      </w:r>
+      <w:r>
+        <w:rPr>
+          <w:rStyle w:val="HTMLCode"/>
+          <w:rFonts w:asciiTheme="minorHAnsi" w:eastAsia="Calibri" w:hAnsiTheme="minorHAnsi" w:cstheme="minorHAnsi"/>
+          <w:sz w:val="22"/>
+          <w:szCs w:val="22"/>
+        </w:rPr>
         <w:t>cart</w:t>
       </w:r>
       <w:r>
         <w:rPr>
           <w:rFonts w:asciiTheme="minorHAnsi" w:hAnsiTheme="minorHAnsi" w:cstheme="minorHAnsi"/>
         </w:rPr>
-        <w:t xml:space="preserve">, and </w:t>
+        <w:t xml:space="preserve"> and </w:t>
       </w:r>
       <w:r>
         <w:rPr>
@@ -2290,13 +6427,31 @@
           <w:numId w:val="7"/>
         </w:numPr>
       </w:pPr>
+      <w:bookmarkStart w:id="20" w:name="_Toc240655008"/>
       <w:r>
         <w:t>Hadoop Streaming Implementation</w:t>
       </w:r>
-    </w:p>
-    <w:p>
-      <w:r>
-        <w:t>In the MapReduce process implemented using Hadoop Streaming in this project, each event_type value in the 2019-Oct.csv file was read during the Mapper stage, and key-value pairs were created for each record. In the Reducer stage, records with the same event_type were grouped together and their total was calculated.</w:t>
+      <w:bookmarkEnd w:id="20"/>
+    </w:p>
+    <w:p>
+      <w:r>
+        <w:t xml:space="preserve">In the MapReduce process implemented using Hadoop Streaming in this project, each </w:t>
+      </w:r>
+      <w:proofErr w:type="spellStart"/>
+      <w:r>
+        <w:t>event_type</w:t>
+      </w:r>
+      <w:proofErr w:type="spellEnd"/>
+      <w:r>
+        <w:t xml:space="preserve"> value in the 2019-Oct.csv file was read during the Mapper stage and key-value pairs were created for each record. In the Reducer stage, records with the same </w:t>
+      </w:r>
+      <w:proofErr w:type="spellStart"/>
+      <w:r>
+        <w:t>event_type</w:t>
+      </w:r>
+      <w:proofErr w:type="spellEnd"/>
+      <w:r>
+        <w:t xml:space="preserve"> were grouped together and their total was calculated.</w:t>
       </w:r>
     </w:p>
     <w:p>
@@ -2325,7 +6480,7 @@
                     </pic:cNvPicPr>
                   </pic:nvPicPr>
                   <pic:blipFill>
-                    <a:blip r:embed="rId18" cstate="hqprint">
+                    <a:blip r:embed="rId19" cstate="hqprint">
                       <a:extLst>
                         <a:ext uri="{28A0092B-C50C-407E-A947-70E740481C1C}">
                           <a14:useLocalDpi xmlns:a14="http://schemas.microsoft.com/office/drawing/2010/main" val="0"/>
@@ -2403,7 +6558,7 @@
                     </pic:cNvPicPr>
                   </pic:nvPicPr>
                   <pic:blipFill>
-                    <a:blip r:embed="rId19">
+                    <a:blip r:embed="rId20">
                       <a:extLst>
                         <a:ext uri="{28A0092B-C50C-407E-A947-70E740481C1C}">
                           <a14:useLocalDpi xmlns:a14="http://schemas.microsoft.com/office/drawing/2010/main" val="0"/>
@@ -2457,18 +6612,27 @@
     </w:p>
     <w:p>
       <w:r>
+        <w:t>As a result, the numbers of view, cart and purchase events were obtained. The results were saved in the /ecommerce/output/</w:t>
+      </w:r>
+      <w:proofErr w:type="spellStart"/>
+      <w:r>
+        <w:t>event_counts</w:t>
+      </w:r>
+      <w:proofErr w:type="spellEnd"/>
+      <w:r>
+        <w:t xml:space="preserve"> directory in HDFS.</w:t>
+      </w:r>
+    </w:p>
+    <w:p/>
+    <w:p>
+      <w:pPr>
+        <w:jc w:val="center"/>
+      </w:pPr>
+      <w:r>
+        <w:rPr>
+          <w:noProof/>
+        </w:rPr>
         <w:lastRenderedPageBreak/>
-        <w:t>As a result, the numbers of view, cart, and purchase events were obtained. The results were saved in the /ecommerce/output/event_counts directory in HDFS.</w:t>
-      </w:r>
-    </w:p>
-    <w:p>
-      <w:pPr>
-        <w:jc w:val="center"/>
-      </w:pPr>
-      <w:r>
-        <w:rPr>
-          <w:noProof/>
-        </w:rPr>
         <w:drawing>
           <wp:inline distT="0" distB="0" distL="0" distR="0" wp14:anchorId="22A0EDA8" wp14:editId="56F04965">
             <wp:extent cx="5943600" cy="717550"/>
@@ -2487,7 +6651,7 @@
                     </pic:cNvPicPr>
                   </pic:nvPicPr>
                   <pic:blipFill>
-                    <a:blip r:embed="rId20">
+                    <a:blip r:embed="rId21">
                       <a:extLst>
                         <a:ext uri="{28A0092B-C50C-407E-A947-70E740481C1C}">
                           <a14:useLocalDpi xmlns:a14="http://schemas.microsoft.com/office/drawing/2010/main" val="0"/>
@@ -2535,6 +6699,11 @@
       </w:r>
     </w:p>
     <w:p>
+      <w:r>
+        <w:t>A small difference of 42 records was observed in the view count between the MapReduce output and the Spark analysis. The cart and purchase counts were consistent across both results.</w:t>
+      </w:r>
+    </w:p>
+    <w:p>
       <w:pPr>
         <w:pStyle w:val="Heading2"/>
         <w:numPr>
@@ -2542,25 +6711,15 @@
           <w:numId w:val="7"/>
         </w:numPr>
       </w:pPr>
+      <w:bookmarkStart w:id="21" w:name="_Toc240655009"/>
       <w:r>
         <w:t>Apache Spark Processing</w:t>
       </w:r>
-    </w:p>
-    <w:p>
-      <w:r>
-        <w:t xml:space="preserve">In this project, Apache Spark was used to read the large dataset from HDFS and process it in a distributed way. Using Spark, the schema and total number of records in the dataset were checked and the distribution of </w:t>
-      </w:r>
-      <w:r>
-        <w:t>event_type</w:t>
-      </w:r>
-      <w:r>
-        <w:t xml:space="preserve"> values was </w:t>
-      </w:r>
-      <w:r>
-        <w:t>analyzed</w:t>
-      </w:r>
-      <w:r>
-        <w:t>.</w:t>
+      <w:bookmarkEnd w:id="21"/>
+    </w:p>
+    <w:p>
+      <w:r>
+        <w:t>In this project, Apache Spark was used to read the large dataset from HDFS and process it in a distributed way. Using Spark, the schema and total number of records in the dataset were checked.</w:t>
       </w:r>
     </w:p>
     <w:p>
@@ -2589,7 +6748,7 @@
                     </pic:cNvPicPr>
                   </pic:nvPicPr>
                   <pic:blipFill>
-                    <a:blip r:embed="rId21">
+                    <a:blip r:embed="rId22">
                       <a:extLst>
                         <a:ext uri="{28A0092B-C50C-407E-A947-70E740481C1C}">
                           <a14:useLocalDpi xmlns:a14="http://schemas.microsoft.com/office/drawing/2010/main" val="0"/>
@@ -2638,18 +6797,28 @@
     </w:p>
     <w:p>
       <w:r>
+        <w:t xml:space="preserve">The dataset contained </w:t>
+      </w:r>
+      <w:r>
+        <w:rPr>
+          <w:b/>
+          <w:bCs/>
+        </w:rPr>
+        <w:t>42,448,764 records</w:t>
+      </w:r>
+      <w:r>
+        <w:t>, which was confirmed using Spark. The different categories, purchased products and daily distribution of events were also examined using Spark.</w:t>
+      </w:r>
+    </w:p>
+    <w:p>
+      <w:pPr>
+        <w:jc w:val="center"/>
+      </w:pPr>
+      <w:r>
+        <w:rPr>
+          <w:noProof/>
+        </w:rPr>
         <w:lastRenderedPageBreak/>
-        <w:t xml:space="preserve">The different categories, purchased products, and daily distribution of events in the dataset were examined using Spark. </w:t>
-      </w:r>
-    </w:p>
-    <w:p>
-      <w:pPr>
-        <w:jc w:val="center"/>
-      </w:pPr>
-      <w:r>
-        <w:rPr>
-          <w:noProof/>
-        </w:rPr>
         <w:drawing>
           <wp:inline distT="0" distB="0" distL="0" distR="0" wp14:anchorId="3F84A9FF" wp14:editId="12059A2D">
             <wp:extent cx="3644900" cy="768350"/>
@@ -2668,7 +6837,7 @@
                     </pic:cNvPicPr>
                   </pic:nvPicPr>
                   <pic:blipFill>
-                    <a:blip r:embed="rId22">
+                    <a:blip r:embed="rId23">
                       <a:extLst>
                         <a:ext uri="{28A0092B-C50C-407E-A947-70E740481C1C}">
                           <a14:useLocalDpi xmlns:a14="http://schemas.microsoft.com/office/drawing/2010/main" val="0"/>
@@ -2741,7 +6910,7 @@
                     </pic:cNvPicPr>
                   </pic:nvPicPr>
                   <pic:blipFill>
-                    <a:blip r:embed="rId23">
+                    <a:blip r:embed="rId24">
                       <a:extLst>
                         <a:ext uri="{28A0092B-C50C-407E-A947-70E740481C1C}">
                           <a14:useLocalDpi xmlns:a14="http://schemas.microsoft.com/office/drawing/2010/main" val="0"/>
@@ -2792,17 +6961,24 @@
       <w:r>
         <w:t xml:space="preserve">In addition, the average prices of products according to different </w:t>
       </w:r>
+      <w:proofErr w:type="spellStart"/>
       <w:r>
         <w:t>event_type</w:t>
       </w:r>
+      <w:proofErr w:type="spellEnd"/>
       <w:r>
         <w:t xml:space="preserve"> values were calculated. These analyses enabled different user and e-commerce </w:t>
       </w:r>
-      <w:r>
-        <w:t>behaviors</w:t>
-      </w:r>
-      <w:r>
-        <w:t xml:space="preserve"> to be examined on a large dataset.</w:t>
+      <w:proofErr w:type="spellStart"/>
+      <w:r>
+        <w:t>behaviours</w:t>
+      </w:r>
+      <w:proofErr w:type="spellEnd"/>
+      <w:r>
+        <w:t xml:space="preserve"> to be examined on a large dataset</w:t>
+      </w:r>
+      <w:r>
+        <w:t>.</w:t>
       </w:r>
     </w:p>
     <w:p>
@@ -2813,26 +6989,39 @@
           <w:numId w:val="7"/>
         </w:numPr>
       </w:pPr>
+      <w:bookmarkStart w:id="22" w:name="_Toc240655010"/>
       <w:r>
         <w:t>Spark SQL</w:t>
       </w:r>
-    </w:p>
-    <w:p>
-      <w:r>
-        <w:t>In this project, the distribution of event_type values in the dataset was queried using Spark SQL. The numbers of view, cart, and purchase events were calculated using a query created with Spark SQL, and the results were displayed.</w:t>
-      </w:r>
-    </w:p>
-    <w:p>
-      <w:r>
-        <w:t xml:space="preserve">Spark SQL enabled SQL queries to be applied to the large dataset, and the obtained results were </w:t>
-      </w:r>
-      <w:r>
-        <w:t>analyzed</w:t>
-      </w:r>
+      <w:bookmarkEnd w:id="22"/>
+    </w:p>
+    <w:p>
+      <w:r>
+        <w:t xml:space="preserve">In this project, the distribution of </w:t>
+      </w:r>
+      <w:proofErr w:type="spellStart"/>
+      <w:r>
+        <w:t>event_type</w:t>
+      </w:r>
+      <w:proofErr w:type="spellEnd"/>
+      <w:r>
+        <w:t xml:space="preserve"> values in the dataset was queried using Spark SQL. The numbers of view, cart and purchase events were calculated using a query created with Spark SQL and the results were displayed.</w:t>
+      </w:r>
+    </w:p>
+    <w:p>
+      <w:r>
+        <w:t xml:space="preserve">Spark SQL enabled SQL queries to be applied to the large dataset and the obtained results were </w:t>
+      </w:r>
+      <w:proofErr w:type="spellStart"/>
+      <w:r>
+        <w:t>analysed</w:t>
+      </w:r>
+      <w:proofErr w:type="spellEnd"/>
       <w:r>
         <w:t>.</w:t>
       </w:r>
     </w:p>
+    <w:p/>
     <w:p>
       <w:pPr>
         <w:jc w:val="center"/>
@@ -2860,7 +7049,7 @@
                     </pic:cNvPicPr>
                   </pic:nvPicPr>
                   <pic:blipFill>
-                    <a:blip r:embed="rId24">
+                    <a:blip r:embed="rId25">
                       <a:extLst>
                         <a:ext uri="{28A0092B-C50C-407E-A947-70E740481C1C}">
                           <a14:useLocalDpi xmlns:a14="http://schemas.microsoft.com/office/drawing/2010/main" val="0"/>
@@ -2915,23 +7104,54 @@
           <w:numId w:val="7"/>
         </w:numPr>
       </w:pPr>
+      <w:bookmarkStart w:id="23" w:name="_Toc240655011"/>
       <w:r>
         <w:t>MapReduce and Spark Comparison</w:t>
       </w:r>
-    </w:p>
-    <w:p>
-      <w:r>
-        <w:t>In this project, distributed data processing was performed on a large dataset using both Hadoop MapReduce and Apache Spark. Hadoop MapReduce processes the data by dividing it into Map and Reduce stages, while Spark processes data using DataFrames and SQL operations.</w:t>
-      </w:r>
-    </w:p>
-    <w:p>
-      <w:r>
-        <w:t>In the MapReduce approach, the processes are divided into Map and Reduce stages, so more processing steps may be required when processing large datasets, which can make the process slower. In Spark, DataFrame, SQL, and different analysis operations make this process easier to perform. Therefore, it was concluded that Spark provides more flexible use for data analysis and processing different queries.</w:t>
-      </w:r>
-    </w:p>
-    <w:p>
-      <w:r>
-        <w:t>While MapReduce was used to calculate the total number of event_type values, Spark was used to examine the dataset schema, record count, categories, products, daily events, and perform different analyses. This showed how these two approaches can be applied for different purposes when working with large datasets.</w:t>
+      <w:bookmarkEnd w:id="23"/>
+    </w:p>
+    <w:p>
+      <w:r>
+        <w:t xml:space="preserve">In this project, distributed data processing was performed on a large dataset using both Hadoop MapReduce and Apache Spark. Hadoop MapReduce processes the data by dividing it into Map and Reduce stages, while Spark processes data using </w:t>
+      </w:r>
+      <w:proofErr w:type="spellStart"/>
+      <w:r>
+        <w:t>DataFrames</w:t>
+      </w:r>
+      <w:proofErr w:type="spellEnd"/>
+      <w:r>
+        <w:t xml:space="preserve"> and SQL operations.</w:t>
+      </w:r>
+    </w:p>
+    <w:p>
+      <w:r>
+        <w:t xml:space="preserve">In the MapReduce approach, the processes are divided into Map and Reduce stages, which can require multiple processing steps when working with large datasets. Spark provides </w:t>
+      </w:r>
+      <w:proofErr w:type="spellStart"/>
+      <w:r>
+        <w:t>DataFrame</w:t>
+      </w:r>
+      <w:proofErr w:type="spellEnd"/>
+      <w:r>
+        <w:t>, SQL and different analysis operations, which can make data analysis more flexible.</w:t>
+      </w:r>
+    </w:p>
+    <w:p>
+      <w:r>
+        <w:t xml:space="preserve">While MapReduce was used to calculate the total number of </w:t>
+      </w:r>
+      <w:proofErr w:type="spellStart"/>
+      <w:proofErr w:type="gramStart"/>
+      <w:r>
+        <w:t>event</w:t>
+      </w:r>
+      <w:proofErr w:type="gramEnd"/>
+      <w:r>
+        <w:t>_type</w:t>
+      </w:r>
+      <w:proofErr w:type="spellEnd"/>
+      <w:r>
+        <w:t xml:space="preserve"> values, Spark was used to examine the dataset schema, record count, categories, products, daily events and perform different analyses. This showed how these two approaches can be applied for different purposes when working with large datasets.</w:t>
       </w:r>
     </w:p>
     <w:p/>
@@ -2945,10 +7165,12 @@
           <w:numId w:val="7"/>
         </w:numPr>
       </w:pPr>
+      <w:bookmarkStart w:id="24" w:name="_Toc240655012"/>
       <w:r>
         <w:lastRenderedPageBreak/>
         <w:t>TASK 4: Analytics and Machine Learning</w:t>
       </w:r>
+      <w:bookmarkEnd w:id="24"/>
     </w:p>
     <w:p>
       <w:pPr>
@@ -2963,8 +7185,109 @@
           <w:numId w:val="7"/>
         </w:numPr>
       </w:pPr>
+      <w:bookmarkStart w:id="25" w:name="_Toc240655013"/>
       <w:r>
         <w:t>Data Quality and Analysis</w:t>
+      </w:r>
+      <w:bookmarkEnd w:id="25"/>
+    </w:p>
+    <w:p>
+      <w:r>
+        <w:t xml:space="preserve">Before starting the relevant analyses, missing values were examined to check the quality of the dataset. The examination showed that there were missing values in the </w:t>
+      </w:r>
+      <w:proofErr w:type="spellStart"/>
+      <w:r>
+        <w:t>category_code</w:t>
+      </w:r>
+      <w:proofErr w:type="spellEnd"/>
+      <w:r>
+        <w:t xml:space="preserve"> and brand columns, while a very small number of missing values were detected in the </w:t>
+      </w:r>
+      <w:proofErr w:type="spellStart"/>
+      <w:r>
+        <w:t>user_session</w:t>
+      </w:r>
+      <w:proofErr w:type="spellEnd"/>
+      <w:r>
+        <w:t xml:space="preserve"> column.</w:t>
+      </w:r>
+    </w:p>
+    <w:p>
+      <w:r>
+        <w:t>Data quality checking is an important step because missing data can significantly affect the results of the analysis. Therefore, the structure of the available data was taken into consideration, missing values were checked and then the analysis stage was started.</w:t>
+      </w:r>
+    </w:p>
+    <w:p>
+      <w:pPr>
+        <w:jc w:val="center"/>
+      </w:pPr>
+      <w:r>
+        <w:rPr>
+          <w:noProof/>
+        </w:rPr>
+        <w:drawing>
+          <wp:inline distT="0" distB="0" distL="0" distR="0" wp14:anchorId="596D9171" wp14:editId="0CACA83A">
+            <wp:extent cx="5759450" cy="2343150"/>
+            <wp:effectExtent l="0" t="0" r="0" b="0"/>
+            <wp:docPr id="725925518" name="Picture 18"/>
+            <wp:cNvGraphicFramePr>
+              <a:graphicFrameLocks xmlns:a="http://schemas.openxmlformats.org/drawingml/2006/main" noChangeAspect="1"/>
+            </wp:cNvGraphicFramePr>
+            <a:graphic xmlns:a="http://schemas.openxmlformats.org/drawingml/2006/main">
+              <a:graphicData uri="http://schemas.openxmlformats.org/drawingml/2006/picture">
+                <pic:pic xmlns:pic="http://schemas.openxmlformats.org/drawingml/2006/picture">
+                  <pic:nvPicPr>
+                    <pic:cNvPr id="0" name="Picture 20"/>
+                    <pic:cNvPicPr>
+                      <a:picLocks noChangeAspect="1" noChangeArrowheads="1"/>
+                    </pic:cNvPicPr>
+                  </pic:nvPicPr>
+                  <pic:blipFill>
+                    <a:blip r:embed="rId26">
+                      <a:extLst>
+                        <a:ext uri="{28A0092B-C50C-407E-A947-70E740481C1C}">
+                          <a14:useLocalDpi xmlns:a14="http://schemas.microsoft.com/office/drawing/2010/main" val="0"/>
+                        </a:ext>
+                      </a:extLst>
+                    </a:blip>
+                    <a:srcRect/>
+                    <a:stretch>
+                      <a:fillRect/>
+                    </a:stretch>
+                  </pic:blipFill>
+                  <pic:spPr bwMode="auto">
+                    <a:xfrm>
+                      <a:off x="0" y="0"/>
+                      <a:ext cx="5759450" cy="2343150"/>
+                    </a:xfrm>
+                    <a:prstGeom prst="rect">
+                      <a:avLst/>
+                    </a:prstGeom>
+                    <a:noFill/>
+                    <a:ln>
+                      <a:noFill/>
+                    </a:ln>
+                  </pic:spPr>
+                </pic:pic>
+              </a:graphicData>
+            </a:graphic>
+          </wp:inline>
+        </w:drawing>
+      </w:r>
+    </w:p>
+    <w:p>
+      <w:pPr>
+        <w:jc w:val="center"/>
+      </w:pPr>
+      <w:r>
+        <w:rPr>
+          <w:b/>
+          <w:bCs/>
+        </w:rPr>
+        <w:t>Figure 17.</w:t>
+      </w:r>
+      <w:r>
+        <w:t xml:space="preserve"> Spark missing value analysis</w:t>
       </w:r>
     </w:p>
     <w:p>
@@ -2975,16 +7298,79 @@
           <w:numId w:val="7"/>
         </w:numPr>
       </w:pPr>
+      <w:bookmarkStart w:id="26" w:name="_Toc240655014"/>
       <w:r>
         <w:t xml:space="preserve">E-commerce </w:t>
       </w:r>
-      <w:r>
-        <w:t>Behavior</w:t>
-      </w:r>
+      <w:proofErr w:type="spellStart"/>
+      <w:r>
+        <w:t>Behavio</w:t>
+      </w:r>
+      <w:r>
+        <w:t>u</w:t>
+      </w:r>
+      <w:r>
+        <w:t>r</w:t>
+      </w:r>
+      <w:proofErr w:type="spellEnd"/>
       <w:r>
         <w:t xml:space="preserve"> Analysis</w:t>
       </w:r>
-    </w:p>
+      <w:bookmarkEnd w:id="26"/>
+    </w:p>
+    <w:p>
+      <w:r>
+        <w:t xml:space="preserve">In this project, the distribution of view, cart and purchase events was </w:t>
+      </w:r>
+      <w:proofErr w:type="spellStart"/>
+      <w:r>
+        <w:t>analysed</w:t>
+      </w:r>
+      <w:proofErr w:type="spellEnd"/>
+      <w:r>
+        <w:t xml:space="preserve"> </w:t>
+      </w:r>
+      <w:r>
+        <w:t xml:space="preserve">to examine e-commerce user </w:t>
+      </w:r>
+      <w:proofErr w:type="spellStart"/>
+      <w:r>
+        <w:t>behavio</w:t>
+      </w:r>
+      <w:r>
+        <w:t>u</w:t>
+      </w:r>
+      <w:r>
+        <w:t>r</w:t>
+      </w:r>
+      <w:proofErr w:type="spellEnd"/>
+      <w:r>
+        <w:t xml:space="preserve">. As a result of this analysis, it was observed that view events were much more frequent than the other event types. </w:t>
+      </w:r>
+      <w:r>
+        <w:t>This shows that product views were much more common than cart and purchase events in the dataset.</w:t>
+      </w:r>
+    </w:p>
+    <w:p>
+      <w:r>
+        <w:t xml:space="preserve">The results obtained show that users’ </w:t>
+      </w:r>
+      <w:proofErr w:type="spellStart"/>
+      <w:r>
+        <w:t>behavio</w:t>
+      </w:r>
+      <w:r>
+        <w:t>u</w:t>
+      </w:r>
+      <w:r>
+        <w:t>r</w:t>
+      </w:r>
+      <w:proofErr w:type="spellEnd"/>
+      <w:r>
+        <w:t xml:space="preserve"> on the e-commerce platform consists of different stages. Examining product views, adding products to the shopping cart and purchases together provides a better understanding of the users’ shopping process.</w:t>
+      </w:r>
+    </w:p>
+    <w:p/>
     <w:p>
       <w:pPr>
         <w:pStyle w:val="Heading2"/>
@@ -2993,8 +7379,274 @@
           <w:numId w:val="7"/>
         </w:numPr>
       </w:pPr>
-      <w:r>
+      <w:bookmarkStart w:id="27" w:name="_Toc240655015"/>
+      <w:r>
+        <w:lastRenderedPageBreak/>
         <w:t>Product, Category and Temporal Analysis</w:t>
+      </w:r>
+      <w:bookmarkEnd w:id="27"/>
+    </w:p>
+    <w:p>
+      <w:r>
+        <w:t xml:space="preserve">The aim of this project is to </w:t>
+      </w:r>
+      <w:proofErr w:type="spellStart"/>
+      <w:r>
+        <w:t>analyse</w:t>
+      </w:r>
+      <w:proofErr w:type="spellEnd"/>
+      <w:r>
+        <w:t xml:space="preserve"> </w:t>
+      </w:r>
+      <w:r>
+        <w:t>users’ product and category preferences. As a result of the analyses carried out for this purpose, it was observed that some product categories received more interest than others.</w:t>
+      </w:r>
+    </w:p>
+    <w:p>
+      <w:pPr>
+        <w:jc w:val="center"/>
+      </w:pPr>
+      <w:r>
+        <w:rPr>
+          <w:noProof/>
+        </w:rPr>
+        <w:drawing>
+          <wp:inline distT="0" distB="0" distL="0" distR="0" wp14:anchorId="3CF8F361" wp14:editId="535048B3">
+            <wp:extent cx="5740400" cy="4191000"/>
+            <wp:effectExtent l="0" t="0" r="0" b="0"/>
+            <wp:docPr id="1519813178" name="Picture 19"/>
+            <wp:cNvGraphicFramePr>
+              <a:graphicFrameLocks xmlns:a="http://schemas.openxmlformats.org/drawingml/2006/main" noChangeAspect="1"/>
+            </wp:cNvGraphicFramePr>
+            <a:graphic xmlns:a="http://schemas.openxmlformats.org/drawingml/2006/main">
+              <a:graphicData uri="http://schemas.openxmlformats.org/drawingml/2006/picture">
+                <pic:pic xmlns:pic="http://schemas.openxmlformats.org/drawingml/2006/picture">
+                  <pic:nvPicPr>
+                    <pic:cNvPr id="0" name="Picture 21"/>
+                    <pic:cNvPicPr>
+                      <a:picLocks noChangeAspect="1" noChangeArrowheads="1"/>
+                    </pic:cNvPicPr>
+                  </pic:nvPicPr>
+                  <pic:blipFill>
+                    <a:blip r:embed="rId27">
+                      <a:extLst>
+                        <a:ext uri="{28A0092B-C50C-407E-A947-70E740481C1C}">
+                          <a14:useLocalDpi xmlns:a14="http://schemas.microsoft.com/office/drawing/2010/main" val="0"/>
+                        </a:ext>
+                      </a:extLst>
+                    </a:blip>
+                    <a:srcRect/>
+                    <a:stretch>
+                      <a:fillRect/>
+                    </a:stretch>
+                  </pic:blipFill>
+                  <pic:spPr bwMode="auto">
+                    <a:xfrm>
+                      <a:off x="0" y="0"/>
+                      <a:ext cx="5740400" cy="4191000"/>
+                    </a:xfrm>
+                    <a:prstGeom prst="rect">
+                      <a:avLst/>
+                    </a:prstGeom>
+                    <a:noFill/>
+                    <a:ln>
+                      <a:noFill/>
+                    </a:ln>
+                  </pic:spPr>
+                </pic:pic>
+              </a:graphicData>
+            </a:graphic>
+          </wp:inline>
+        </w:drawing>
+      </w:r>
+    </w:p>
+    <w:p>
+      <w:pPr>
+        <w:jc w:val="center"/>
+      </w:pPr>
+      <w:r>
+        <w:rPr>
+          <w:b/>
+          <w:bCs/>
+        </w:rPr>
+        <w:t>Figure 18.</w:t>
+      </w:r>
+      <w:r>
+        <w:t xml:space="preserve"> Top product categories</w:t>
+      </w:r>
+    </w:p>
+    <w:p>
+      <w:r>
+        <w:t>In addition, the purchased products were examined and the products with the highest number of purchases were identified. These results help us understand which products and categories users are more interested in on the e-commerce platform.</w:t>
+      </w:r>
+    </w:p>
+    <w:p>
+      <w:pPr>
+        <w:jc w:val="center"/>
+      </w:pPr>
+    </w:p>
+    <w:p>
+      <w:pPr>
+        <w:jc w:val="center"/>
+      </w:pPr>
+      <w:r>
+        <w:rPr>
+          <w:noProof/>
+        </w:rPr>
+        <w:lastRenderedPageBreak/>
+        <w:drawing>
+          <wp:inline distT="0" distB="0" distL="0" distR="0" wp14:anchorId="475EC6AA" wp14:editId="732B81E4">
+            <wp:extent cx="5600700" cy="4114800"/>
+            <wp:effectExtent l="0" t="0" r="0" b="0"/>
+            <wp:docPr id="1360605525" name="Picture 20"/>
+            <wp:cNvGraphicFramePr>
+              <a:graphicFrameLocks xmlns:a="http://schemas.openxmlformats.org/drawingml/2006/main" noChangeAspect="1"/>
+            </wp:cNvGraphicFramePr>
+            <a:graphic xmlns:a="http://schemas.openxmlformats.org/drawingml/2006/main">
+              <a:graphicData uri="http://schemas.openxmlformats.org/drawingml/2006/picture">
+                <pic:pic xmlns:pic="http://schemas.openxmlformats.org/drawingml/2006/picture">
+                  <pic:nvPicPr>
+                    <pic:cNvPr id="0" name="Picture 22"/>
+                    <pic:cNvPicPr>
+                      <a:picLocks noChangeAspect="1" noChangeArrowheads="1"/>
+                    </pic:cNvPicPr>
+                  </pic:nvPicPr>
+                  <pic:blipFill>
+                    <a:blip r:embed="rId28">
+                      <a:extLst>
+                        <a:ext uri="{28A0092B-C50C-407E-A947-70E740481C1C}">
+                          <a14:useLocalDpi xmlns:a14="http://schemas.microsoft.com/office/drawing/2010/main" val="0"/>
+                        </a:ext>
+                      </a:extLst>
+                    </a:blip>
+                    <a:srcRect/>
+                    <a:stretch>
+                      <a:fillRect/>
+                    </a:stretch>
+                  </pic:blipFill>
+                  <pic:spPr bwMode="auto">
+                    <a:xfrm>
+                      <a:off x="0" y="0"/>
+                      <a:ext cx="5600700" cy="4114800"/>
+                    </a:xfrm>
+                    <a:prstGeom prst="rect">
+                      <a:avLst/>
+                    </a:prstGeom>
+                    <a:noFill/>
+                    <a:ln>
+                      <a:noFill/>
+                    </a:ln>
+                  </pic:spPr>
+                </pic:pic>
+              </a:graphicData>
+            </a:graphic>
+          </wp:inline>
+        </w:drawing>
+      </w:r>
+    </w:p>
+    <w:p>
+      <w:pPr>
+        <w:jc w:val="center"/>
+      </w:pPr>
+      <w:r>
+        <w:rPr>
+          <w:b/>
+          <w:bCs/>
+        </w:rPr>
+        <w:t>Figure 19.</w:t>
+      </w:r>
+      <w:r>
+        <w:t xml:space="preserve"> Top purchased products</w:t>
+      </w:r>
+    </w:p>
+    <w:p>
+      <w:r>
+        <w:t xml:space="preserve">The daily distribution of events was also </w:t>
+      </w:r>
+      <w:proofErr w:type="spellStart"/>
+      <w:r>
+        <w:t>analysed</w:t>
+      </w:r>
+      <w:proofErr w:type="spellEnd"/>
+      <w:r>
+        <w:t xml:space="preserve"> </w:t>
+      </w:r>
+      <w:r>
+        <w:t>to examine changes in user activities over time. In this way, changes in view, cart and purchase events across different days were examined.</w:t>
+      </w:r>
+    </w:p>
+    <w:p>
+      <w:pPr>
+        <w:jc w:val="center"/>
+      </w:pPr>
+      <w:r>
+        <w:rPr>
+          <w:noProof/>
+        </w:rPr>
+        <w:lastRenderedPageBreak/>
+        <w:drawing>
+          <wp:inline distT="0" distB="0" distL="0" distR="0" wp14:anchorId="39BA5474" wp14:editId="6BFE16BF">
+            <wp:extent cx="4826000" cy="4445000"/>
+            <wp:effectExtent l="0" t="0" r="0" b="0"/>
+            <wp:docPr id="242410215" name="Picture 21"/>
+            <wp:cNvGraphicFramePr>
+              <a:graphicFrameLocks xmlns:a="http://schemas.openxmlformats.org/drawingml/2006/main" noChangeAspect="1"/>
+            </wp:cNvGraphicFramePr>
+            <a:graphic xmlns:a="http://schemas.openxmlformats.org/drawingml/2006/main">
+              <a:graphicData uri="http://schemas.openxmlformats.org/drawingml/2006/picture">
+                <pic:pic xmlns:pic="http://schemas.openxmlformats.org/drawingml/2006/picture">
+                  <pic:nvPicPr>
+                    <pic:cNvPr id="0" name="Picture 23"/>
+                    <pic:cNvPicPr>
+                      <a:picLocks noChangeAspect="1" noChangeArrowheads="1"/>
+                    </pic:cNvPicPr>
+                  </pic:nvPicPr>
+                  <pic:blipFill>
+                    <a:blip r:embed="rId29">
+                      <a:extLst>
+                        <a:ext uri="{28A0092B-C50C-407E-A947-70E740481C1C}">
+                          <a14:useLocalDpi xmlns:a14="http://schemas.microsoft.com/office/drawing/2010/main" val="0"/>
+                        </a:ext>
+                      </a:extLst>
+                    </a:blip>
+                    <a:srcRect/>
+                    <a:stretch>
+                      <a:fillRect/>
+                    </a:stretch>
+                  </pic:blipFill>
+                  <pic:spPr bwMode="auto">
+                    <a:xfrm>
+                      <a:off x="0" y="0"/>
+                      <a:ext cx="4826000" cy="4445000"/>
+                    </a:xfrm>
+                    <a:prstGeom prst="rect">
+                      <a:avLst/>
+                    </a:prstGeom>
+                    <a:noFill/>
+                    <a:ln>
+                      <a:noFill/>
+                    </a:ln>
+                  </pic:spPr>
+                </pic:pic>
+              </a:graphicData>
+            </a:graphic>
+          </wp:inline>
+        </w:drawing>
+      </w:r>
+    </w:p>
+    <w:p>
+      <w:pPr>
+        <w:jc w:val="center"/>
+      </w:pPr>
+      <w:r>
+        <w:rPr>
+          <w:b/>
+          <w:bCs/>
+        </w:rPr>
+        <w:t>Figure 20.</w:t>
+      </w:r>
+      <w:r>
+        <w:t xml:space="preserve"> Daily event distribution</w:t>
       </w:r>
     </w:p>
     <w:p>
@@ -3005,11 +7657,144 @@
           <w:numId w:val="7"/>
         </w:numPr>
       </w:pPr>
+      <w:bookmarkStart w:id="28" w:name="_Toc240655016"/>
       <w:r>
         <w:t xml:space="preserve">Cart and Purchase </w:t>
       </w:r>
-      <w:r>
-        <w:t>Behavior</w:t>
+      <w:proofErr w:type="spellStart"/>
+      <w:r>
+        <w:t>Behavio</w:t>
+      </w:r>
+      <w:r>
+        <w:t>u</w:t>
+      </w:r>
+      <w:r>
+        <w:t>r</w:t>
+      </w:r>
+      <w:bookmarkEnd w:id="28"/>
+      <w:proofErr w:type="spellEnd"/>
+    </w:p>
+    <w:p>
+      <w:r>
+        <w:t xml:space="preserve">In this part of the project, the relationship between users adding products to their shopping carts and their purchasing </w:t>
+      </w:r>
+      <w:proofErr w:type="spellStart"/>
+      <w:r>
+        <w:t>behavio</w:t>
+      </w:r>
+      <w:r>
+        <w:t>u</w:t>
+      </w:r>
+      <w:r>
+        <w:t>r</w:t>
+      </w:r>
+      <w:proofErr w:type="spellEnd"/>
+      <w:r>
+        <w:t xml:space="preserve"> was examined. As a result of the analyses, it was found that users who added products to their shopping carts had higher purchase rates than users who did not add products to their shopping carts.</w:t>
+      </w:r>
+    </w:p>
+    <w:p>
+      <w:pPr>
+        <w:jc w:val="center"/>
+      </w:pPr>
+      <w:r>
+        <w:rPr>
+          <w:noProof/>
+        </w:rPr>
+        <w:lastRenderedPageBreak/>
+        <w:drawing>
+          <wp:inline distT="0" distB="0" distL="0" distR="0" wp14:anchorId="0025453B" wp14:editId="2D8D2A34">
+            <wp:extent cx="5937250" cy="3530600"/>
+            <wp:effectExtent l="0" t="0" r="6350" b="0"/>
+            <wp:docPr id="1784097249" name="Picture 22"/>
+            <wp:cNvGraphicFramePr>
+              <a:graphicFrameLocks xmlns:a="http://schemas.openxmlformats.org/drawingml/2006/main" noChangeAspect="1"/>
+            </wp:cNvGraphicFramePr>
+            <a:graphic xmlns:a="http://schemas.openxmlformats.org/drawingml/2006/main">
+              <a:graphicData uri="http://schemas.openxmlformats.org/drawingml/2006/picture">
+                <pic:pic xmlns:pic="http://schemas.openxmlformats.org/drawingml/2006/picture">
+                  <pic:nvPicPr>
+                    <pic:cNvPr id="0" name="Picture 24"/>
+                    <pic:cNvPicPr>
+                      <a:picLocks noChangeAspect="1" noChangeArrowheads="1"/>
+                    </pic:cNvPicPr>
+                  </pic:nvPicPr>
+                  <pic:blipFill rotWithShape="1">
+                    <a:blip r:embed="rId30">
+                      <a:extLst>
+                        <a:ext uri="{28A0092B-C50C-407E-A947-70E740481C1C}">
+                          <a14:useLocalDpi xmlns:a14="http://schemas.microsoft.com/office/drawing/2010/main" val="0"/>
+                        </a:ext>
+                      </a:extLst>
+                    </a:blip>
+                    <a:srcRect t="33092"/>
+                    <a:stretch>
+                      <a:fillRect/>
+                    </a:stretch>
+                  </pic:blipFill>
+                  <pic:spPr bwMode="auto">
+                    <a:xfrm>
+                      <a:off x="0" y="0"/>
+                      <a:ext cx="5937250" cy="3530600"/>
+                    </a:xfrm>
+                    <a:prstGeom prst="rect">
+                      <a:avLst/>
+                    </a:prstGeom>
+                    <a:noFill/>
+                    <a:ln>
+                      <a:noFill/>
+                    </a:ln>
+                    <a:extLst>
+                      <a:ext uri="{53640926-AAD7-44D8-BBD7-CCE9431645EC}">
+                        <a14:shadowObscured xmlns:a14="http://schemas.microsoft.com/office/drawing/2010/main"/>
+                      </a:ext>
+                    </a:extLst>
+                  </pic:spPr>
+                </pic:pic>
+              </a:graphicData>
+            </a:graphic>
+          </wp:inline>
+        </w:drawing>
+      </w:r>
+    </w:p>
+    <w:p>
+      <w:pPr>
+        <w:jc w:val="center"/>
+      </w:pPr>
+      <w:r>
+        <w:rPr>
+          <w:b/>
+          <w:bCs/>
+        </w:rPr>
+        <w:t>Figure 21.</w:t>
+      </w:r>
+      <w:r>
+        <w:t xml:space="preserve"> Purchase rate by cart activity</w:t>
+      </w:r>
+    </w:p>
+    <w:p>
+      <w:r>
+        <w:t xml:space="preserve">According to the analysis results, the purchase rate of users who added products to their shopping carts was approximately </w:t>
+      </w:r>
+      <w:r>
+        <w:rPr>
+          <w:b/>
+          <w:bCs/>
+        </w:rPr>
+        <w:t>3.67%</w:t>
+      </w:r>
+      <w:r>
+        <w:t xml:space="preserve">, while the purchase rate of users with no cart activity was approximately </w:t>
+      </w:r>
+      <w:r>
+        <w:rPr>
+          <w:b/>
+          <w:bCs/>
+        </w:rPr>
+        <w:t>2.19%</w:t>
+      </w:r>
+      <w:r>
+        <w:t>. This result shows that there is an association between adding products to the shopping cart and purchasing. However, this result does not directly indicate causality.</w:t>
       </w:r>
     </w:p>
     <w:p>
@@ -3020,8 +7805,619 @@
           <w:numId w:val="7"/>
         </w:numPr>
       </w:pPr>
+      <w:bookmarkStart w:id="29" w:name="_Toc240655017"/>
       <w:r>
         <w:t>Machine Learning Approach and Results</w:t>
+      </w:r>
+      <w:bookmarkEnd w:id="29"/>
+    </w:p>
+    <w:p>
+      <w:r>
+        <w:t xml:space="preserve">In this project, a </w:t>
+      </w:r>
+      <w:r>
+        <w:rPr>
+          <w:b/>
+          <w:bCs/>
+        </w:rPr>
+        <w:t xml:space="preserve">Logistic Regression model was implemented using Spark </w:t>
+      </w:r>
+      <w:proofErr w:type="spellStart"/>
+      <w:r>
+        <w:rPr>
+          <w:b/>
+          <w:bCs/>
+        </w:rPr>
+        <w:t>MLlib</w:t>
+      </w:r>
+      <w:proofErr w:type="spellEnd"/>
+      <w:r>
+        <w:t xml:space="preserve">. The model was applied to predict users' purchasing </w:t>
+      </w:r>
+      <w:proofErr w:type="spellStart"/>
+      <w:r>
+        <w:t>behavio</w:t>
+      </w:r>
+      <w:r>
+        <w:t>u</w:t>
+      </w:r>
+      <w:r>
+        <w:t>r</w:t>
+      </w:r>
+      <w:proofErr w:type="spellEnd"/>
+      <w:r>
+        <w:t xml:space="preserve"> and users' </w:t>
+      </w:r>
+      <w:proofErr w:type="spellStart"/>
+      <w:r>
+        <w:t>view_count</w:t>
+      </w:r>
+      <w:proofErr w:type="spellEnd"/>
+      <w:r>
+        <w:t xml:space="preserve">, </w:t>
+      </w:r>
+      <w:proofErr w:type="spellStart"/>
+      <w:r>
+        <w:t>cart_count</w:t>
+      </w:r>
+      <w:proofErr w:type="spellEnd"/>
+      <w:r>
+        <w:t xml:space="preserve"> and </w:t>
+      </w:r>
+      <w:proofErr w:type="spellStart"/>
+      <w:r>
+        <w:t>average_price</w:t>
+      </w:r>
+      <w:proofErr w:type="spellEnd"/>
+      <w:r>
+        <w:t xml:space="preserve"> values were used as features. Users who made a purchase were labelled as </w:t>
+      </w:r>
+      <w:r>
+        <w:rPr>
+          <w:b/>
+          <w:bCs/>
+        </w:rPr>
+        <w:t>1</w:t>
+      </w:r>
+      <w:r>
+        <w:t xml:space="preserve">, while users who did not make a purchase were labelled as </w:t>
+      </w:r>
+      <w:r>
+        <w:rPr>
+          <w:b/>
+          <w:bCs/>
+        </w:rPr>
+        <w:t>0</w:t>
+      </w:r>
+      <w:r>
+        <w:t xml:space="preserve">. Since resource usage was high, </w:t>
+      </w:r>
+      <w:r>
+        <w:rPr>
+          <w:b/>
+          <w:bCs/>
+        </w:rPr>
+        <w:t>1% of the dataset was used as a sample</w:t>
+      </w:r>
+      <w:r>
+        <w:t xml:space="preserve">, which corresponds to approximately </w:t>
+      </w:r>
+      <w:r>
+        <w:rPr>
+          <w:b/>
+          <w:bCs/>
+        </w:rPr>
+        <w:t>425,322 records</w:t>
+      </w:r>
+      <w:r>
+        <w:t>.</w:t>
+      </w:r>
+    </w:p>
+    <w:p>
+      <w:pPr>
+        <w:jc w:val="center"/>
+      </w:pPr>
+      <w:r>
+        <w:rPr>
+          <w:noProof/>
+        </w:rPr>
+        <w:lastRenderedPageBreak/>
+        <w:drawing>
+          <wp:inline distT="0" distB="0" distL="0" distR="0" wp14:anchorId="3F858095" wp14:editId="197A1CCD">
+            <wp:extent cx="4464050" cy="2006600"/>
+            <wp:effectExtent l="0" t="0" r="0" b="0"/>
+            <wp:docPr id="2032264112" name="Picture 23"/>
+            <wp:cNvGraphicFramePr>
+              <a:graphicFrameLocks xmlns:a="http://schemas.openxmlformats.org/drawingml/2006/main" noChangeAspect="1"/>
+            </wp:cNvGraphicFramePr>
+            <a:graphic xmlns:a="http://schemas.openxmlformats.org/drawingml/2006/main">
+              <a:graphicData uri="http://schemas.openxmlformats.org/drawingml/2006/picture">
+                <pic:pic xmlns:pic="http://schemas.openxmlformats.org/drawingml/2006/picture">
+                  <pic:nvPicPr>
+                    <pic:cNvPr id="0" name="Picture 25"/>
+                    <pic:cNvPicPr>
+                      <a:picLocks noChangeAspect="1" noChangeArrowheads="1"/>
+                    </pic:cNvPicPr>
+                  </pic:nvPicPr>
+                  <pic:blipFill>
+                    <a:blip r:embed="rId31">
+                      <a:extLst>
+                        <a:ext uri="{28A0092B-C50C-407E-A947-70E740481C1C}">
+                          <a14:useLocalDpi xmlns:a14="http://schemas.microsoft.com/office/drawing/2010/main" val="0"/>
+                        </a:ext>
+                      </a:extLst>
+                    </a:blip>
+                    <a:srcRect/>
+                    <a:stretch>
+                      <a:fillRect/>
+                    </a:stretch>
+                  </pic:blipFill>
+                  <pic:spPr bwMode="auto">
+                    <a:xfrm>
+                      <a:off x="0" y="0"/>
+                      <a:ext cx="4464050" cy="2006600"/>
+                    </a:xfrm>
+                    <a:prstGeom prst="rect">
+                      <a:avLst/>
+                    </a:prstGeom>
+                    <a:noFill/>
+                    <a:ln>
+                      <a:noFill/>
+                    </a:ln>
+                  </pic:spPr>
+                </pic:pic>
+              </a:graphicData>
+            </a:graphic>
+          </wp:inline>
+        </w:drawing>
+      </w:r>
+    </w:p>
+    <w:p>
+      <w:pPr>
+        <w:jc w:val="center"/>
+      </w:pPr>
+      <w:r>
+        <w:rPr>
+          <w:b/>
+          <w:bCs/>
+        </w:rPr>
+        <w:t>Figure 22.</w:t>
+      </w:r>
+      <w:r>
+        <w:t xml:space="preserve"> Spark ML model accuracy</w:t>
+      </w:r>
+    </w:p>
+    <w:p>
+      <w:r>
+        <w:t xml:space="preserve">According to the model results, the accuracy on the test data was approximately </w:t>
+      </w:r>
+      <w:r>
+        <w:rPr>
+          <w:b/>
+          <w:bCs/>
+        </w:rPr>
+        <w:t>99.13%</w:t>
+      </w:r>
+      <w:r>
+        <w:t xml:space="preserve">. The weighted precision was </w:t>
+      </w:r>
+      <w:r>
+        <w:rPr>
+          <w:b/>
+          <w:bCs/>
+        </w:rPr>
+        <w:t>0.9914</w:t>
+      </w:r>
+      <w:r>
+        <w:t xml:space="preserve">, the weighted recall was </w:t>
+      </w:r>
+      <w:r>
+        <w:rPr>
+          <w:b/>
+          <w:bCs/>
+        </w:rPr>
+        <w:t>0.9913</w:t>
+      </w:r>
+      <w:r>
+        <w:t xml:space="preserve"> </w:t>
+      </w:r>
+      <w:r>
+        <w:t xml:space="preserve">and the weighted F1 score was </w:t>
+      </w:r>
+      <w:r>
+        <w:rPr>
+          <w:b/>
+          <w:bCs/>
+        </w:rPr>
+        <w:t>0.9903</w:t>
+      </w:r>
+      <w:r>
+        <w:t>.</w:t>
+      </w:r>
+    </w:p>
+    <w:p>
+      <w:pPr>
+        <w:jc w:val="center"/>
+      </w:pPr>
+      <w:r>
+        <w:rPr>
+          <w:noProof/>
+        </w:rPr>
+        <w:drawing>
+          <wp:inline distT="0" distB="0" distL="0" distR="0" wp14:anchorId="764F1E3A" wp14:editId="2769BE26">
+            <wp:extent cx="5943600" cy="3740150"/>
+            <wp:effectExtent l="0" t="0" r="0" b="0"/>
+            <wp:docPr id="1558572215" name="Picture 24"/>
+            <wp:cNvGraphicFramePr>
+              <a:graphicFrameLocks xmlns:a="http://schemas.openxmlformats.org/drawingml/2006/main" noChangeAspect="1"/>
+            </wp:cNvGraphicFramePr>
+            <a:graphic xmlns:a="http://schemas.openxmlformats.org/drawingml/2006/main">
+              <a:graphicData uri="http://schemas.openxmlformats.org/drawingml/2006/picture">
+                <pic:pic xmlns:pic="http://schemas.openxmlformats.org/drawingml/2006/picture">
+                  <pic:nvPicPr>
+                    <pic:cNvPr id="0" name="Picture 26"/>
+                    <pic:cNvPicPr>
+                      <a:picLocks noChangeAspect="1" noChangeArrowheads="1"/>
+                    </pic:cNvPicPr>
+                  </pic:nvPicPr>
+                  <pic:blipFill>
+                    <a:blip r:embed="rId32">
+                      <a:extLst>
+                        <a:ext uri="{28A0092B-C50C-407E-A947-70E740481C1C}">
+                          <a14:useLocalDpi xmlns:a14="http://schemas.microsoft.com/office/drawing/2010/main" val="0"/>
+                        </a:ext>
+                      </a:extLst>
+                    </a:blip>
+                    <a:srcRect/>
+                    <a:stretch>
+                      <a:fillRect/>
+                    </a:stretch>
+                  </pic:blipFill>
+                  <pic:spPr bwMode="auto">
+                    <a:xfrm>
+                      <a:off x="0" y="0"/>
+                      <a:ext cx="5943600" cy="3740150"/>
+                    </a:xfrm>
+                    <a:prstGeom prst="rect">
+                      <a:avLst/>
+                    </a:prstGeom>
+                    <a:noFill/>
+                    <a:ln>
+                      <a:noFill/>
+                    </a:ln>
+                  </pic:spPr>
+                </pic:pic>
+              </a:graphicData>
+            </a:graphic>
+          </wp:inline>
+        </w:drawing>
+      </w:r>
+    </w:p>
+    <w:p/>
+    <w:p>
+      <w:pPr>
+        <w:jc w:val="center"/>
+      </w:pPr>
+      <w:r>
+        <w:rPr>
+          <w:b/>
+          <w:bCs/>
+        </w:rPr>
+        <w:t>Figure 23.</w:t>
+      </w:r>
+      <w:r>
+        <w:t xml:space="preserve"> Spark ML evaluation metrics</w:t>
+      </w:r>
+    </w:p>
+    <w:p>
+      <w:r>
+        <w:t xml:space="preserve">To examine the model's prediction results in more detail, a confusion matrix was created. According to the results, the model correctly classified most of the users who did not make a purchase. For users who made a purchase, the model's </w:t>
+      </w:r>
+      <w:r>
+        <w:rPr>
+          <w:b/>
+          <w:bCs/>
+        </w:rPr>
+        <w:t>recall value was 0.6191</w:t>
+      </w:r>
+      <w:r>
+        <w:t>.</w:t>
+      </w:r>
+    </w:p>
+    <w:p>
+      <w:pPr>
+        <w:jc w:val="center"/>
+      </w:pPr>
+      <w:r>
+        <w:rPr>
+          <w:noProof/>
+        </w:rPr>
+        <w:lastRenderedPageBreak/>
+        <w:drawing>
+          <wp:inline distT="0" distB="0" distL="0" distR="0" wp14:anchorId="18E7FCD8" wp14:editId="5070D8F7">
+            <wp:extent cx="5937250" cy="3333750"/>
+            <wp:effectExtent l="0" t="0" r="6350" b="0"/>
+            <wp:docPr id="217573661" name="Picture 25"/>
+            <wp:cNvGraphicFramePr>
+              <a:graphicFrameLocks xmlns:a="http://schemas.openxmlformats.org/drawingml/2006/main" noChangeAspect="1"/>
+            </wp:cNvGraphicFramePr>
+            <a:graphic xmlns:a="http://schemas.openxmlformats.org/drawingml/2006/main">
+              <a:graphicData uri="http://schemas.openxmlformats.org/drawingml/2006/picture">
+                <pic:pic xmlns:pic="http://schemas.openxmlformats.org/drawingml/2006/picture">
+                  <pic:nvPicPr>
+                    <pic:cNvPr id="0" name="Picture 27"/>
+                    <pic:cNvPicPr>
+                      <a:picLocks noChangeAspect="1" noChangeArrowheads="1"/>
+                    </pic:cNvPicPr>
+                  </pic:nvPicPr>
+                  <pic:blipFill rotWithShape="1">
+                    <a:blip r:embed="rId33">
+                      <a:extLst>
+                        <a:ext uri="{28A0092B-C50C-407E-A947-70E740481C1C}">
+                          <a14:useLocalDpi xmlns:a14="http://schemas.microsoft.com/office/drawing/2010/main" val="0"/>
+                        </a:ext>
+                      </a:extLst>
+                    </a:blip>
+                    <a:srcRect t="46264"/>
+                    <a:stretch>
+                      <a:fillRect/>
+                    </a:stretch>
+                  </pic:blipFill>
+                  <pic:spPr bwMode="auto">
+                    <a:xfrm>
+                      <a:off x="0" y="0"/>
+                      <a:ext cx="5937250" cy="3333750"/>
+                    </a:xfrm>
+                    <a:prstGeom prst="rect">
+                      <a:avLst/>
+                    </a:prstGeom>
+                    <a:noFill/>
+                    <a:ln>
+                      <a:noFill/>
+                    </a:ln>
+                    <a:extLst>
+                      <a:ext uri="{53640926-AAD7-44D8-BBD7-CCE9431645EC}">
+                        <a14:shadowObscured xmlns:a14="http://schemas.microsoft.com/office/drawing/2010/main"/>
+                      </a:ext>
+                    </a:extLst>
+                  </pic:spPr>
+                </pic:pic>
+              </a:graphicData>
+            </a:graphic>
+          </wp:inline>
+        </w:drawing>
+      </w:r>
+    </w:p>
+    <w:p>
+      <w:pPr>
+        <w:jc w:val="center"/>
+      </w:pPr>
+      <w:r>
+        <w:rPr>
+          <w:b/>
+          <w:bCs/>
+        </w:rPr>
+        <w:t>Figure 24.</w:t>
+      </w:r>
+      <w:r>
+        <w:t xml:space="preserve"> Spark ML confusion matrix</w:t>
+      </w:r>
+    </w:p>
+    <w:p>
+      <w:r>
+        <w:t xml:space="preserve">When the distribution of these classes in the dataset was examined, it was found that users who did not make a purchase were the majority. In the sample, approximately </w:t>
+      </w:r>
+      <w:r>
+        <w:rPr>
+          <w:b/>
+          <w:bCs/>
+        </w:rPr>
+        <w:t>97.77%</w:t>
+      </w:r>
+      <w:r>
+        <w:t xml:space="preserve"> of users did not make a purchase, while approximately </w:t>
+      </w:r>
+      <w:r>
+        <w:rPr>
+          <w:b/>
+          <w:bCs/>
+        </w:rPr>
+        <w:t>2.23%</w:t>
+      </w:r>
+      <w:r>
+        <w:t xml:space="preserve"> made a purchase. This shows that there was a </w:t>
+      </w:r>
+      <w:r>
+        <w:rPr>
+          <w:b/>
+          <w:bCs/>
+        </w:rPr>
+        <w:t>class imbalance</w:t>
+      </w:r>
+      <w:r>
+        <w:t xml:space="preserve"> in the dataset.</w:t>
+      </w:r>
+    </w:p>
+    <w:p>
+      <w:pPr>
+        <w:jc w:val="center"/>
+      </w:pPr>
+      <w:r>
+        <w:rPr>
+          <w:noProof/>
+        </w:rPr>
+        <w:drawing>
+          <wp:inline distT="0" distB="0" distL="0" distR="0" wp14:anchorId="31536D4F" wp14:editId="561EA7CF">
+            <wp:extent cx="4140200" cy="2552700"/>
+            <wp:effectExtent l="0" t="0" r="0" b="0"/>
+            <wp:docPr id="39838076" name="Picture 26"/>
+            <wp:cNvGraphicFramePr>
+              <a:graphicFrameLocks xmlns:a="http://schemas.openxmlformats.org/drawingml/2006/main" noChangeAspect="1"/>
+            </wp:cNvGraphicFramePr>
+            <a:graphic xmlns:a="http://schemas.openxmlformats.org/drawingml/2006/main">
+              <a:graphicData uri="http://schemas.openxmlformats.org/drawingml/2006/picture">
+                <pic:pic xmlns:pic="http://schemas.openxmlformats.org/drawingml/2006/picture">
+                  <pic:nvPicPr>
+                    <pic:cNvPr id="0" name="Picture 28"/>
+                    <pic:cNvPicPr>
+                      <a:picLocks noChangeAspect="1" noChangeArrowheads="1"/>
+                    </pic:cNvPicPr>
+                  </pic:nvPicPr>
+                  <pic:blipFill>
+                    <a:blip r:embed="rId34">
+                      <a:extLst>
+                        <a:ext uri="{28A0092B-C50C-407E-A947-70E740481C1C}">
+                          <a14:useLocalDpi xmlns:a14="http://schemas.microsoft.com/office/drawing/2010/main" val="0"/>
+                        </a:ext>
+                      </a:extLst>
+                    </a:blip>
+                    <a:srcRect/>
+                    <a:stretch>
+                      <a:fillRect/>
+                    </a:stretch>
+                  </pic:blipFill>
+                  <pic:spPr bwMode="auto">
+                    <a:xfrm>
+                      <a:off x="0" y="0"/>
+                      <a:ext cx="4140200" cy="2552700"/>
+                    </a:xfrm>
+                    <a:prstGeom prst="rect">
+                      <a:avLst/>
+                    </a:prstGeom>
+                    <a:noFill/>
+                    <a:ln>
+                      <a:noFill/>
+                    </a:ln>
+                  </pic:spPr>
+                </pic:pic>
+              </a:graphicData>
+            </a:graphic>
+          </wp:inline>
+        </w:drawing>
+      </w:r>
+    </w:p>
+    <w:p>
+      <w:pPr>
+        <w:jc w:val="center"/>
+      </w:pPr>
+      <w:r>
+        <w:rPr>
+          <w:b/>
+          <w:bCs/>
+        </w:rPr>
+        <w:t>Figure 25.</w:t>
+      </w:r>
+      <w:r>
+        <w:t xml:space="preserve"> Purchase and non-purchase class distribution</w:t>
+      </w:r>
+    </w:p>
+    <w:p>
+      <w:r>
+        <w:lastRenderedPageBreak/>
+        <w:t xml:space="preserve">For the purchase class specifically, the precision value was </w:t>
+      </w:r>
+      <w:r>
+        <w:rPr>
+          <w:b/>
+          <w:bCs/>
+        </w:rPr>
+        <w:t>1.0000</w:t>
+      </w:r>
+      <w:r>
+        <w:t xml:space="preserve">, the recall value was </w:t>
+      </w:r>
+      <w:r>
+        <w:rPr>
+          <w:b/>
+          <w:bCs/>
+        </w:rPr>
+        <w:t>0.6191</w:t>
+      </w:r>
+      <w:r>
+        <w:t xml:space="preserve"> and the F1 score was </w:t>
+      </w:r>
+      <w:r>
+        <w:rPr>
+          <w:b/>
+          <w:bCs/>
+        </w:rPr>
+        <w:t>0.7647</w:t>
+      </w:r>
+      <w:r>
+        <w:t>. These results show that the model made correct predictions when identifying users who made a purchase, but it could not identify all users who made a purchase.</w:t>
+      </w:r>
+    </w:p>
+    <w:p>
+      <w:pPr>
+        <w:jc w:val="center"/>
+      </w:pPr>
+      <w:r>
+        <w:rPr>
+          <w:noProof/>
+        </w:rPr>
+        <w:drawing>
+          <wp:inline distT="0" distB="0" distL="0" distR="0" wp14:anchorId="7D9CB1AA" wp14:editId="79CC6B02">
+            <wp:extent cx="4064000" cy="1276350"/>
+            <wp:effectExtent l="0" t="0" r="0" b="0"/>
+            <wp:docPr id="1711380160" name="Picture 27"/>
+            <wp:cNvGraphicFramePr>
+              <a:graphicFrameLocks xmlns:a="http://schemas.openxmlformats.org/drawingml/2006/main" noChangeAspect="1"/>
+            </wp:cNvGraphicFramePr>
+            <a:graphic xmlns:a="http://schemas.openxmlformats.org/drawingml/2006/main">
+              <a:graphicData uri="http://schemas.openxmlformats.org/drawingml/2006/picture">
+                <pic:pic xmlns:pic="http://schemas.openxmlformats.org/drawingml/2006/picture">
+                  <pic:nvPicPr>
+                    <pic:cNvPr id="0" name="Picture 29"/>
+                    <pic:cNvPicPr>
+                      <a:picLocks noChangeAspect="1" noChangeArrowheads="1"/>
+                    </pic:cNvPicPr>
+                  </pic:nvPicPr>
+                  <pic:blipFill>
+                    <a:blip r:embed="rId35">
+                      <a:extLst>
+                        <a:ext uri="{28A0092B-C50C-407E-A947-70E740481C1C}">
+                          <a14:useLocalDpi xmlns:a14="http://schemas.microsoft.com/office/drawing/2010/main" val="0"/>
+                        </a:ext>
+                      </a:extLst>
+                    </a:blip>
+                    <a:srcRect/>
+                    <a:stretch>
+                      <a:fillRect/>
+                    </a:stretch>
+                  </pic:blipFill>
+                  <pic:spPr bwMode="auto">
+                    <a:xfrm>
+                      <a:off x="0" y="0"/>
+                      <a:ext cx="4064000" cy="1276350"/>
+                    </a:xfrm>
+                    <a:prstGeom prst="rect">
+                      <a:avLst/>
+                    </a:prstGeom>
+                    <a:noFill/>
+                    <a:ln>
+                      <a:noFill/>
+                    </a:ln>
+                  </pic:spPr>
+                </pic:pic>
+              </a:graphicData>
+            </a:graphic>
+          </wp:inline>
+        </w:drawing>
+      </w:r>
+    </w:p>
+    <w:p>
+      <w:pPr>
+        <w:jc w:val="center"/>
+      </w:pPr>
+      <w:r>
+        <w:rPr>
+          <w:b/>
+          <w:bCs/>
+        </w:rPr>
+        <w:t>Figure 26.</w:t>
+      </w:r>
+      <w:r>
+        <w:t xml:space="preserve"> Purchase class evaluation metrics</w:t>
       </w:r>
     </w:p>
     <w:p>
@@ -3032,11 +8428,268 @@
           <w:numId w:val="7"/>
         </w:numPr>
       </w:pPr>
+      <w:bookmarkStart w:id="30" w:name="_Toc240655018"/>
       <w:r>
         <w:t>Visualizations</w:t>
       </w:r>
       <w:r>
         <w:t xml:space="preserve"> and Business Insights</w:t>
+      </w:r>
+      <w:bookmarkEnd w:id="30"/>
+    </w:p>
+    <w:p>
+      <w:r>
+        <w:t xml:space="preserve">The </w:t>
+      </w:r>
+      <w:r>
+        <w:t>visualizations</w:t>
+      </w:r>
+      <w:r>
+        <w:t xml:space="preserve"> created in this project helped to present the analysis results more clearly and to identify patterns in e-commerce user </w:t>
+      </w:r>
+      <w:proofErr w:type="spellStart"/>
+      <w:r>
+        <w:t>behavio</w:t>
+      </w:r>
+      <w:r>
+        <w:t>u</w:t>
+      </w:r>
+      <w:r>
+        <w:t>r</w:t>
+      </w:r>
+      <w:proofErr w:type="spellEnd"/>
+      <w:r>
+        <w:t xml:space="preserve">. The analysis of purchased categories showed that some categories had considerably higher purchase activity than others. In particular, </w:t>
+      </w:r>
+      <w:proofErr w:type="spellStart"/>
+      <w:proofErr w:type="gramStart"/>
+      <w:r>
+        <w:rPr>
+          <w:b/>
+          <w:bCs/>
+        </w:rPr>
+        <w:t>electronics.smartphone</w:t>
+      </w:r>
+      <w:proofErr w:type="spellEnd"/>
+      <w:proofErr w:type="gramEnd"/>
+      <w:r>
+        <w:t xml:space="preserve"> was the category with the highest number of purchases</w:t>
+      </w:r>
+      <w:r>
+        <w:t>.</w:t>
+      </w:r>
+    </w:p>
+    <w:p>
+      <w:pPr>
+        <w:jc w:val="center"/>
+      </w:pPr>
+      <w:r>
+        <w:rPr>
+          <w:noProof/>
+        </w:rPr>
+        <w:drawing>
+          <wp:inline distT="0" distB="0" distL="0" distR="0" wp14:anchorId="7D3D69B1" wp14:editId="6915E21A">
+            <wp:extent cx="5937250" cy="2800350"/>
+            <wp:effectExtent l="0" t="0" r="6350" b="0"/>
+            <wp:docPr id="1956475378" name="Picture 28"/>
+            <wp:cNvGraphicFramePr>
+              <a:graphicFrameLocks xmlns:a="http://schemas.openxmlformats.org/drawingml/2006/main" noChangeAspect="1"/>
+            </wp:cNvGraphicFramePr>
+            <a:graphic xmlns:a="http://schemas.openxmlformats.org/drawingml/2006/main">
+              <a:graphicData uri="http://schemas.openxmlformats.org/drawingml/2006/picture">
+                <pic:pic xmlns:pic="http://schemas.openxmlformats.org/drawingml/2006/picture">
+                  <pic:nvPicPr>
+                    <pic:cNvPr id="0" name="Picture 30"/>
+                    <pic:cNvPicPr>
+                      <a:picLocks noChangeAspect="1" noChangeArrowheads="1"/>
+                    </pic:cNvPicPr>
+                  </pic:nvPicPr>
+                  <pic:blipFill rotWithShape="1">
+                    <a:blip r:embed="rId36">
+                      <a:extLst>
+                        <a:ext uri="{28A0092B-C50C-407E-A947-70E740481C1C}">
+                          <a14:useLocalDpi xmlns:a14="http://schemas.microsoft.com/office/drawing/2010/main" val="0"/>
+                        </a:ext>
+                      </a:extLst>
+                    </a:blip>
+                    <a:srcRect t="34570"/>
+                    <a:stretch>
+                      <a:fillRect/>
+                    </a:stretch>
+                  </pic:blipFill>
+                  <pic:spPr bwMode="auto">
+                    <a:xfrm>
+                      <a:off x="0" y="0"/>
+                      <a:ext cx="5937250" cy="2800350"/>
+                    </a:xfrm>
+                    <a:prstGeom prst="rect">
+                      <a:avLst/>
+                    </a:prstGeom>
+                    <a:noFill/>
+                    <a:ln>
+                      <a:noFill/>
+                    </a:ln>
+                    <a:extLst>
+                      <a:ext uri="{53640926-AAD7-44D8-BBD7-CCE9431645EC}">
+                        <a14:shadowObscured xmlns:a14="http://schemas.microsoft.com/office/drawing/2010/main"/>
+                      </a:ext>
+                    </a:extLst>
+                  </pic:spPr>
+                </pic:pic>
+              </a:graphicData>
+            </a:graphic>
+          </wp:inline>
+        </w:drawing>
+      </w:r>
+    </w:p>
+    <w:p>
+      <w:pPr>
+        <w:jc w:val="center"/>
+      </w:pPr>
+      <w:r>
+        <w:rPr>
+          <w:b/>
+          <w:bCs/>
+        </w:rPr>
+        <w:t>Figure 27.</w:t>
+      </w:r>
+      <w:r>
+        <w:t xml:space="preserve"> Top purchased categories</w:t>
+      </w:r>
+    </w:p>
+    <w:p>
+      <w:r>
+        <w:t>These results can provide useful information for e-commerce businesses when making decisions about product and category management. Categories with higher purchase activity can be considered when planning product availability and stock levels. The results can also help businesses understand which product categories are more important in terms of customer demand.</w:t>
+      </w:r>
+    </w:p>
+    <w:p>
+      <w:r>
+        <w:lastRenderedPageBreak/>
+        <w:t xml:space="preserve">The average product price for different event types was also </w:t>
+      </w:r>
+      <w:proofErr w:type="spellStart"/>
+      <w:r>
+        <w:t>analysed</w:t>
+      </w:r>
+      <w:proofErr w:type="spellEnd"/>
+      <w:r>
+        <w:t xml:space="preserve">. The average price was </w:t>
+      </w:r>
+      <w:r>
+        <w:rPr>
+          <w:b/>
+          <w:bCs/>
+        </w:rPr>
+        <w:t>€288.98 for views, €333.83 for cart events and €309.56 for purchases</w:t>
+      </w:r>
+      <w:r>
+        <w:t>. This shows that the average prices of products viewed, added to the shopping cart and purchased were different.</w:t>
+      </w:r>
+    </w:p>
+    <w:p>
+      <w:pPr>
+        <w:jc w:val="center"/>
+      </w:pPr>
+      <w:r>
+        <w:rPr>
+          <w:noProof/>
+        </w:rPr>
+        <w:drawing>
+          <wp:inline distT="0" distB="0" distL="0" distR="0" wp14:anchorId="189A2A71" wp14:editId="5EE9D571">
+            <wp:extent cx="4768850" cy="2959100"/>
+            <wp:effectExtent l="0" t="0" r="0" b="0"/>
+            <wp:docPr id="71940792" name="Picture 29"/>
+            <wp:cNvGraphicFramePr>
+              <a:graphicFrameLocks xmlns:a="http://schemas.openxmlformats.org/drawingml/2006/main" noChangeAspect="1"/>
+            </wp:cNvGraphicFramePr>
+            <a:graphic xmlns:a="http://schemas.openxmlformats.org/drawingml/2006/main">
+              <a:graphicData uri="http://schemas.openxmlformats.org/drawingml/2006/picture">
+                <pic:pic xmlns:pic="http://schemas.openxmlformats.org/drawingml/2006/picture">
+                  <pic:nvPicPr>
+                    <pic:cNvPr id="0" name="Picture 31"/>
+                    <pic:cNvPicPr>
+                      <a:picLocks noChangeAspect="1" noChangeArrowheads="1"/>
+                    </pic:cNvPicPr>
+                  </pic:nvPicPr>
+                  <pic:blipFill>
+                    <a:blip r:embed="rId37">
+                      <a:extLst>
+                        <a:ext uri="{28A0092B-C50C-407E-A947-70E740481C1C}">
+                          <a14:useLocalDpi xmlns:a14="http://schemas.microsoft.com/office/drawing/2010/main" val="0"/>
+                        </a:ext>
+                      </a:extLst>
+                    </a:blip>
+                    <a:srcRect/>
+                    <a:stretch>
+                      <a:fillRect/>
+                    </a:stretch>
+                  </pic:blipFill>
+                  <pic:spPr bwMode="auto">
+                    <a:xfrm>
+                      <a:off x="0" y="0"/>
+                      <a:ext cx="4768850" cy="2959100"/>
+                    </a:xfrm>
+                    <a:prstGeom prst="rect">
+                      <a:avLst/>
+                    </a:prstGeom>
+                    <a:noFill/>
+                    <a:ln>
+                      <a:noFill/>
+                    </a:ln>
+                  </pic:spPr>
+                </pic:pic>
+              </a:graphicData>
+            </a:graphic>
+          </wp:inline>
+        </w:drawing>
+      </w:r>
+    </w:p>
+    <w:p>
+      <w:pPr>
+        <w:jc w:val="center"/>
+      </w:pPr>
+      <w:r>
+        <w:rPr>
+          <w:b/>
+          <w:bCs/>
+        </w:rPr>
+        <w:t>Figure 28.</w:t>
+      </w:r>
+      <w:r>
+        <w:t xml:space="preserve"> Average product price by event type</w:t>
+      </w:r>
+    </w:p>
+    <w:p>
+      <w:r>
+        <w:t xml:space="preserve">Overall, the results obtained from the analyses can help e-commerce businesses better understand customer </w:t>
+      </w:r>
+      <w:proofErr w:type="spellStart"/>
+      <w:r>
+        <w:t>behavio</w:t>
+      </w:r>
+      <w:r>
+        <w:t>u</w:t>
+      </w:r>
+      <w:r>
+        <w:t>r</w:t>
+      </w:r>
+      <w:proofErr w:type="spellEnd"/>
+      <w:r>
+        <w:t xml:space="preserve"> and product demand. The findings related to product categories, prices, shopping cart activity and purchasing </w:t>
+      </w:r>
+      <w:proofErr w:type="spellStart"/>
+      <w:r>
+        <w:t>behavio</w:t>
+      </w:r>
+      <w:r>
+        <w:t>u</w:t>
+      </w:r>
+      <w:r>
+        <w:t>r</w:t>
+      </w:r>
+      <w:proofErr w:type="spellEnd"/>
+      <w:r>
+        <w:t xml:space="preserve"> can support data-driven decisions in areas such as product management, stock planning and understanding customer preferences. However, the results are based on the available October 2019 dataset and the machine learning analysis used a 1% sample because of resource limitations. Therefore, the findings should be interpreted within these limitations.</w:t>
       </w:r>
     </w:p>
     <w:p>
@@ -3045,16 +8698,140 @@
         <w:keepLines/>
         <w:pageBreakBefore/>
       </w:pPr>
+      <w:bookmarkStart w:id="31" w:name="_Toc240655019"/>
       <w:r>
         <w:lastRenderedPageBreak/>
         <w:t>CONCLUDING REMARKS</w:t>
       </w:r>
-      <w:bookmarkEnd w:id="2"/>
+      <w:bookmarkEnd w:id="18"/>
+      <w:bookmarkEnd w:id="31"/>
     </w:p>
     <w:p>
       <w:pPr>
         <w:shd w:val="clear" w:color="auto" w:fill="538135"/>
       </w:pPr>
+    </w:p>
+    <w:p>
+      <w:r>
+        <w:t xml:space="preserve">Due to the large size of the e-commerce dataset used in this project, Big Data technologies such as </w:t>
+      </w:r>
+      <w:r>
+        <w:rPr>
+          <w:b/>
+          <w:bCs/>
+        </w:rPr>
+        <w:t>Hadoop HDFS, Hadoop MapReduce and Apache Spark</w:t>
+      </w:r>
+      <w:r>
+        <w:t xml:space="preserve"> were used.</w:t>
+      </w:r>
+    </w:p>
+    <w:p>
+      <w:r>
+        <w:t>During the project, the dataset was transferred to HDFS and the numbers of view, cart and purchase events were calculated using MapReduce. In addition, Apache Spark was used to examine different characteristics of the dataset, product and category preferences, daily user activities and the relationship between shopping cart activity and purchasing.</w:t>
+      </w:r>
+    </w:p>
+    <w:p>
+      <w:r>
+        <w:t xml:space="preserve">Furthermore, a </w:t>
+      </w:r>
+      <w:r>
+        <w:rPr>
+          <w:b/>
+          <w:bCs/>
+        </w:rPr>
+        <w:t>Logistic Regression model</w:t>
+      </w:r>
+      <w:r>
+        <w:t xml:space="preserve"> was implemented using Spark </w:t>
+      </w:r>
+      <w:proofErr w:type="spellStart"/>
+      <w:r>
+        <w:t>MLlib</w:t>
+      </w:r>
+      <w:proofErr w:type="spellEnd"/>
+      <w:r>
+        <w:t xml:space="preserve"> to predict users' purchasing </w:t>
+      </w:r>
+      <w:proofErr w:type="spellStart"/>
+      <w:r>
+        <w:t>behavio</w:t>
+      </w:r>
+      <w:r>
+        <w:t>u</w:t>
+      </w:r>
+      <w:r>
+        <w:t>r</w:t>
+      </w:r>
+      <w:proofErr w:type="spellEnd"/>
+      <w:r>
+        <w:t>. Although the model results showed generally high accuracy rates, some class imbalance was observed because users who made purchases represented a smaller proportion of the dataset. Therefore, it was found that looking only at the accuracy value was not sufficient when evaluating the model results.</w:t>
+      </w:r>
+    </w:p>
+    <w:p>
+      <w:r>
+        <w:t xml:space="preserve">Overall, the project showed how </w:t>
+      </w:r>
+      <w:r>
+        <w:rPr>
+          <w:b/>
+          <w:bCs/>
+        </w:rPr>
+        <w:t>Hadoop and Spark technologies</w:t>
+      </w:r>
+      <w:r>
+        <w:t xml:space="preserve"> can be used to store, process and </w:t>
+      </w:r>
+      <w:proofErr w:type="spellStart"/>
+      <w:r>
+        <w:t>analyse</w:t>
+      </w:r>
+      <w:proofErr w:type="spellEnd"/>
+      <w:r>
+        <w:t xml:space="preserve"> </w:t>
+      </w:r>
+      <w:r>
+        <w:t xml:space="preserve">large amounts of data. The results obtained also provided information that can help e-commerce businesses better understand user </w:t>
+      </w:r>
+      <w:proofErr w:type="spellStart"/>
+      <w:r>
+        <w:t>behavio</w:t>
+      </w:r>
+      <w:r>
+        <w:t>u</w:t>
+      </w:r>
+      <w:r>
+        <w:t>r</w:t>
+      </w:r>
+      <w:proofErr w:type="spellEnd"/>
+      <w:r>
+        <w:t>, product and category preferences and make data-driven decisions.</w:t>
+      </w:r>
+    </w:p>
+    <w:p>
+      <w:r>
+        <w:t xml:space="preserve">The project also has some limitations. The analysis was performed only on the dataset from </w:t>
+      </w:r>
+      <w:r>
+        <w:rPr>
+          <w:b/>
+          <w:bCs/>
+        </w:rPr>
+        <w:t>October 2019</w:t>
+      </w:r>
+      <w:r>
+        <w:t xml:space="preserve"> and the machine learning model was applied using a </w:t>
+      </w:r>
+      <w:r>
+        <w:rPr>
+          <w:b/>
+          <w:bCs/>
+        </w:rPr>
+        <w:t>1% sample of the dataset</w:t>
+      </w:r>
+      <w:r>
+        <w:t xml:space="preserve"> due to resource limitations. Therefore, it may be useful to support these findings with studies using data from longer periods or larger samples.</w:t>
+      </w:r>
     </w:p>
     <w:p/>
     <w:p/>
@@ -3067,7 +8844,8 @@
           <w:lang w:val="el-GR"/>
         </w:rPr>
       </w:pPr>
-      <w:bookmarkStart w:id="3" w:name="_Toc26094244"/>
+      <w:bookmarkStart w:id="32" w:name="_Toc26094244"/>
+      <w:bookmarkStart w:id="33" w:name="_Toc240655020"/>
       <w:r>
         <w:rPr>
           <w:lang w:val="el-GR"/>
@@ -3075,7 +8853,8 @@
         <w:lastRenderedPageBreak/>
         <w:t>BIBLIOGRAPHY</w:t>
       </w:r>
-      <w:bookmarkEnd w:id="3"/>
+      <w:bookmarkEnd w:id="32"/>
+      <w:bookmarkEnd w:id="33"/>
     </w:p>
     <w:p>
       <w:pPr>
@@ -3118,7 +8897,7 @@
       <w:r>
         <w:t xml:space="preserve"> </w:t>
       </w:r>
-      <w:hyperlink r:id="rId25" w:tgtFrame="_new" w:history="1">
+      <w:hyperlink r:id="rId38" w:tgtFrame="_new" w:history="1">
         <w:r>
           <w:rPr>
             <w:rStyle w:val="Hyperlink"/>
@@ -3156,8 +8935,21 @@
           <w:numId w:val="9"/>
         </w:numPr>
       </w:pPr>
-      <w:r>
-        <w:t xml:space="preserve">Jamarani, A., Haddadi, S., Sarvizadeh, R. </w:t>
+      <w:proofErr w:type="spellStart"/>
+      <w:r>
+        <w:t>Jamarani</w:t>
+      </w:r>
+      <w:proofErr w:type="spellEnd"/>
+      <w:r>
+        <w:t xml:space="preserve">, A., Haddadi, S., </w:t>
+      </w:r>
+      <w:proofErr w:type="spellStart"/>
+      <w:r>
+        <w:t>Sarvizadeh</w:t>
+      </w:r>
+      <w:proofErr w:type="spellEnd"/>
+      <w:r>
+        <w:t xml:space="preserve">, R. </w:t>
       </w:r>
       <w:r>
         <w:rPr>
@@ -3188,7 +8980,7 @@
       <w:r>
         <w:t xml:space="preserve">Available at: </w:t>
       </w:r>
-      <w:hyperlink r:id="rId26" w:history="1">
+      <w:hyperlink r:id="rId39" w:history="1">
         <w:r>
           <w:rPr>
             <w:rStyle w:val="Hyperlink"/>
@@ -3230,7 +9022,23 @@
         </w:numPr>
       </w:pPr>
       <w:r>
-        <w:t xml:space="preserve">Munshi, A., Alhindi, A., Qadah, T.M. and Alqurashi, A. (2023) ‘An Electronic Commerce Big Data Analytics Architecture and Platform’, </w:t>
+        <w:t xml:space="preserve">Munshi, A., Alhindi, A., </w:t>
+      </w:r>
+      <w:proofErr w:type="spellStart"/>
+      <w:r>
+        <w:t>Qadah</w:t>
+      </w:r>
+      <w:proofErr w:type="spellEnd"/>
+      <w:r>
+        <w:t xml:space="preserve">, T.M. and </w:t>
+      </w:r>
+      <w:proofErr w:type="spellStart"/>
+      <w:r>
+        <w:t>Alqurashi</w:t>
+      </w:r>
+      <w:proofErr w:type="spellEnd"/>
+      <w:r>
+        <w:t xml:space="preserve">, A. (2023) ‘An Electronic Commerce Big Data Analytics Architecture and Platform’, </w:t>
       </w:r>
       <w:r>
         <w:rPr>
@@ -3251,7 +9059,7 @@
       <w:r>
         <w:t xml:space="preserve">Available at: </w:t>
       </w:r>
-      <w:hyperlink r:id="rId27" w:history="1">
+      <w:hyperlink r:id="rId40" w:history="1">
         <w:r>
           <w:rPr>
             <w:rStyle w:val="Hyperlink"/>
@@ -3314,7 +9122,7 @@
       <w:r>
         <w:t xml:space="preserve">Available at: </w:t>
       </w:r>
-      <w:hyperlink r:id="rId28" w:history="1">
+      <w:hyperlink r:id="rId41" w:history="1">
         <w:r>
           <w:rPr>
             <w:rStyle w:val="Hyperlink"/>
@@ -3371,7 +9179,7 @@
       <w:r>
         <w:t xml:space="preserve">Available at: </w:t>
       </w:r>
-      <w:hyperlink r:id="rId29" w:history="1">
+      <w:hyperlink r:id="rId42" w:history="1">
         <w:r>
           <w:rPr>
             <w:rStyle w:val="Hyperlink"/>
@@ -3394,36 +9202,128 @@
     </w:p>
     <w:p>
       <w:pPr>
-        <w:rPr>
-          <w:lang w:val="el-GR"/>
-        </w:rPr>
-      </w:pPr>
-    </w:p>
-    <w:p>
-      <w:pPr>
-        <w:rPr>
-          <w:lang w:val="el-GR"/>
+        <w:pStyle w:val="ListParagraph"/>
+        <w:numPr>
+          <w:ilvl w:val="0"/>
+          <w:numId w:val="9"/>
+        </w:numPr>
+      </w:pPr>
+      <w:r>
+        <w:t xml:space="preserve">Mkechinov, M. (n.d.) </w:t>
+      </w:r>
+      <w:r>
+        <w:rPr>
+          <w:i/>
+          <w:iCs/>
+        </w:rPr>
+        <w:t>eCommerce behavior data from multi category store</w:t>
+      </w:r>
+      <w:r>
+        <w:t xml:space="preserve">. Kaggle. </w:t>
+      </w:r>
+    </w:p>
+    <w:p>
+      <w:pPr>
+        <w:pStyle w:val="ListParagraph"/>
+        <w:ind w:left="360"/>
+      </w:pPr>
+      <w:r>
+        <w:t xml:space="preserve">Available at: </w:t>
+      </w:r>
+      <w:hyperlink r:id="rId43" w:tgtFrame="_new" w:history="1">
+        <w:r>
+          <w:rPr>
+            <w:rStyle w:val="Hyperlink"/>
+          </w:rPr>
+          <w:t>https://www.kaggle.com/datasets/mkechinov/ecommerce-behavior-data-from-multi-category-store</w:t>
+        </w:r>
+      </w:hyperlink>
+      <w:r>
+        <w:t xml:space="preserve"> </w:t>
+      </w:r>
+    </w:p>
+    <w:p>
+      <w:pPr>
+        <w:pStyle w:val="ListParagraph"/>
+        <w:ind w:left="360"/>
+      </w:pPr>
+      <w:r>
+        <w:t>(Accessed: 18 September 2026).</w:t>
+      </w:r>
+    </w:p>
+    <w:p>
+      <w:pPr>
+        <w:rPr>
+          <w:lang w:val="de-DE"/>
+        </w:rPr>
+      </w:pPr>
+    </w:p>
+    <w:p>
+      <w:pPr>
+        <w:rPr>
+          <w:lang w:val="de-DE"/>
+        </w:rPr>
+      </w:pPr>
+    </w:p>
+    <w:p>
+      <w:pPr>
+        <w:rPr>
+          <w:lang w:val="de-DE"/>
+        </w:rPr>
+      </w:pPr>
+    </w:p>
+    <w:p>
+      <w:pPr>
+        <w:rPr>
+          <w:lang w:val="de-DE"/>
+        </w:rPr>
+      </w:pPr>
+    </w:p>
+    <w:p>
+      <w:pPr>
+        <w:rPr>
+          <w:lang w:val="de-DE"/>
+        </w:rPr>
+      </w:pPr>
+    </w:p>
+    <w:p>
+      <w:pPr>
+        <w:rPr>
+          <w:lang w:val="de-DE"/>
+        </w:rPr>
+      </w:pPr>
+    </w:p>
+    <w:p>
+      <w:pPr>
+        <w:rPr>
+          <w:lang w:val="de-DE"/>
+        </w:rPr>
+      </w:pPr>
+    </w:p>
+    <w:p>
+      <w:pPr>
+        <w:rPr>
+          <w:lang w:val="de-DE"/>
+        </w:rPr>
+      </w:pPr>
+    </w:p>
+    <w:p>
+      <w:pPr>
+        <w:rPr>
+          <w:lang w:val="de-DE"/>
         </w:rPr>
       </w:pPr>
     </w:p>
     <w:p>
       <w:pPr>
         <w:pStyle w:val="Heading1"/>
-        <w:keepLines/>
-        <w:pageBreakBefore/>
-      </w:pPr>
-      <w:bookmarkStart w:id="4" w:name="_Toc26094245"/>
-      <w:r>
-        <w:rPr>
-          <w:lang w:val="el-GR"/>
-        </w:rPr>
+      </w:pPr>
+      <w:bookmarkStart w:id="34" w:name="_Toc240655021"/>
+      <w:r>
         <w:lastRenderedPageBreak/>
         <w:t>APPENDIX</w:t>
       </w:r>
-      <w:bookmarkEnd w:id="4"/>
-      <w:r>
-        <w:t xml:space="preserve"> (if necessary)</w:t>
-      </w:r>
+      <w:bookmarkEnd w:id="34"/>
     </w:p>
     <w:p>
       <w:pPr>
@@ -3434,22 +9334,121 @@
       </w:pPr>
     </w:p>
     <w:p>
-      <w:pPr>
-        <w:rPr>
-          <w:lang w:val="el-GR"/>
-        </w:rPr>
-      </w:pPr>
-    </w:p>
-    <w:p>
-      <w:pPr>
-        <w:rPr>
-          <w:lang w:val="el-GR"/>
-        </w:rPr>
-      </w:pPr>
-    </w:p>
+      <w:r>
+        <w:t xml:space="preserve">The complete project files, source code and </w:t>
+      </w:r>
+      <w:proofErr w:type="spellStart"/>
+      <w:r>
+        <w:t>Jupyter</w:t>
+      </w:r>
+      <w:proofErr w:type="spellEnd"/>
+      <w:r>
+        <w:t xml:space="preserve"> Notebook used in this assignment are available in the project GitHub repository. The repository contains the Hadoop configuration, MapReduce scripts, Spark analysis notebook and project documentation used in this project.</w:t>
+      </w:r>
+    </w:p>
+    <w:p>
+      <w:r>
+        <w:rPr>
+          <w:b/>
+          <w:bCs/>
+        </w:rPr>
+        <w:t>GitHub Repository:</w:t>
+      </w:r>
+    </w:p>
+    <w:p>
+      <w:hyperlink r:id="rId44" w:history="1">
+        <w:r>
+          <w:rPr>
+            <w:rStyle w:val="Hyperlink"/>
+          </w:rPr>
+          <w:t>https://github.com/ecesaruhan/E_commerce_Big_Data_Analytics</w:t>
+        </w:r>
+      </w:hyperlink>
+      <w:r>
+        <w:t xml:space="preserve"> </w:t>
+      </w:r>
+    </w:p>
+    <w:p>
+      <w:r>
+        <w:rPr>
+          <w:b/>
+          <w:bCs/>
+        </w:rPr>
+        <w:t>Project Files Included in the Repository</w:t>
+      </w:r>
+    </w:p>
+    <w:p>
+      <w:pPr>
+        <w:numPr>
+          <w:ilvl w:val="0"/>
+          <w:numId w:val="11"/>
+        </w:numPr>
+      </w:pPr>
+      <w:proofErr w:type="spellStart"/>
+      <w:r>
+        <w:t>hadoop</w:t>
+      </w:r>
+      <w:proofErr w:type="spellEnd"/>
+      <w:r>
+        <w:t xml:space="preserve">/ – Hadoop Docker configuration and MapReduce scripts </w:t>
+      </w:r>
+    </w:p>
+    <w:p>
+      <w:pPr>
+        <w:numPr>
+          <w:ilvl w:val="0"/>
+          <w:numId w:val="11"/>
+        </w:numPr>
+      </w:pPr>
+      <w:r>
+        <w:t xml:space="preserve">spark/ – Apache Spark analysis and </w:t>
+      </w:r>
+      <w:proofErr w:type="spellStart"/>
+      <w:r>
+        <w:t>Jupyter</w:t>
+      </w:r>
+      <w:proofErr w:type="spellEnd"/>
+      <w:r>
+        <w:t xml:space="preserve"> Notebook </w:t>
+      </w:r>
+    </w:p>
+    <w:p>
+      <w:pPr>
+        <w:numPr>
+          <w:ilvl w:val="0"/>
+          <w:numId w:val="11"/>
+        </w:numPr>
+      </w:pPr>
+      <w:r>
+        <w:t xml:space="preserve">data/ – Dataset information and local dataset documentation </w:t>
+      </w:r>
+    </w:p>
+    <w:p>
+      <w:pPr>
+        <w:numPr>
+          <w:ilvl w:val="0"/>
+          <w:numId w:val="11"/>
+        </w:numPr>
+      </w:pPr>
+      <w:r>
+        <w:t xml:space="preserve">screenshots/ – Project implementation screenshots </w:t>
+      </w:r>
+    </w:p>
+    <w:p>
+      <w:pPr>
+        <w:numPr>
+          <w:ilvl w:val="0"/>
+          <w:numId w:val="11"/>
+        </w:numPr>
+      </w:pPr>
+      <w:r>
+        <w:t>README.md – Project description, setup and implementation details</w:t>
+      </w:r>
+    </w:p>
+    <w:p/>
     <w:sectPr>
-      <w:footerReference w:type="even" r:id="rId30"/>
-      <w:footerReference w:type="default" r:id="rId31"/>
+      <w:footerReference w:type="even" r:id="rId45"/>
+      <w:footerReference w:type="default" r:id="rId46"/>
       <w:pgSz w:w="12240" w:h="15840"/>
       <w:pgMar w:top="1440" w:right="1440" w:bottom="1440" w:left="1440" w:header="720" w:footer="720" w:gutter="0"/>
       <w:pgBorders w:display="notFirstPage" w:offsetFrom="page">
@@ -4156,6 +10155,155 @@
     </w:lvl>
   </w:abstractNum>
   <w:abstractNum w:abstractNumId="5" w15:restartNumberingAfterBreak="0">
+    <w:nsid w:val="45145A38"/>
+    <w:multiLevelType w:val="multilevel"/>
+    <w:tmpl w:val="C2D035F4"/>
+    <w:lvl w:ilvl="0">
+      <w:start w:val="1"/>
+      <w:numFmt w:val="bullet"/>
+      <w:lvlText w:val=""/>
+      <w:lvlJc w:val="left"/>
+      <w:pPr>
+        <w:tabs>
+          <w:tab w:val="num" w:pos="720"/>
+        </w:tabs>
+        <w:ind w:left="720" w:hanging="360"/>
+      </w:pPr>
+      <w:rPr>
+        <w:rFonts w:ascii="Symbol" w:hAnsi="Symbol" w:hint="default"/>
+        <w:sz w:val="20"/>
+      </w:rPr>
+    </w:lvl>
+    <w:lvl w:ilvl="1" w:tentative="1">
+      <w:start w:val="1"/>
+      <w:numFmt w:val="bullet"/>
+      <w:lvlText w:val="o"/>
+      <w:lvlJc w:val="left"/>
+      <w:pPr>
+        <w:tabs>
+          <w:tab w:val="num" w:pos="1440"/>
+        </w:tabs>
+        <w:ind w:left="1440" w:hanging="360"/>
+      </w:pPr>
+      <w:rPr>
+        <w:rFonts w:ascii="Courier New" w:hAnsi="Courier New" w:hint="default"/>
+        <w:sz w:val="20"/>
+      </w:rPr>
+    </w:lvl>
+    <w:lvl w:ilvl="2" w:tentative="1">
+      <w:start w:val="1"/>
+      <w:numFmt w:val="bullet"/>
+      <w:lvlText w:val=""/>
+      <w:lvlJc w:val="left"/>
+      <w:pPr>
+        <w:tabs>
+          <w:tab w:val="num" w:pos="2160"/>
+        </w:tabs>
+        <w:ind w:left="2160" w:hanging="360"/>
+      </w:pPr>
+      <w:rPr>
+        <w:rFonts w:ascii="Wingdings" w:hAnsi="Wingdings" w:hint="default"/>
+        <w:sz w:val="20"/>
+      </w:rPr>
+    </w:lvl>
+    <w:lvl w:ilvl="3" w:tentative="1">
+      <w:start w:val="1"/>
+      <w:numFmt w:val="bullet"/>
+      <w:lvlText w:val=""/>
+      <w:lvlJc w:val="left"/>
+      <w:pPr>
+        <w:tabs>
+          <w:tab w:val="num" w:pos="2880"/>
+        </w:tabs>
+        <w:ind w:left="2880" w:hanging="360"/>
+      </w:pPr>
+      <w:rPr>
+        <w:rFonts w:ascii="Wingdings" w:hAnsi="Wingdings" w:hint="default"/>
+        <w:sz w:val="20"/>
+      </w:rPr>
+    </w:lvl>
+    <w:lvl w:ilvl="4" w:tentative="1">
+      <w:start w:val="1"/>
+      <w:numFmt w:val="bullet"/>
+      <w:lvlText w:val=""/>
+      <w:lvlJc w:val="left"/>
+      <w:pPr>
+        <w:tabs>
+          <w:tab w:val="num" w:pos="3600"/>
+        </w:tabs>
+        <w:ind w:left="3600" w:hanging="360"/>
+      </w:pPr>
+      <w:rPr>
+        <w:rFonts w:ascii="Wingdings" w:hAnsi="Wingdings" w:hint="default"/>
+        <w:sz w:val="20"/>
+      </w:rPr>
+    </w:lvl>
+    <w:lvl w:ilvl="5" w:tentative="1">
+      <w:start w:val="1"/>
+      <w:numFmt w:val="bullet"/>
+      <w:lvlText w:val=""/>
+      <w:lvlJc w:val="left"/>
+      <w:pPr>
+        <w:tabs>
+          <w:tab w:val="num" w:pos="4320"/>
+        </w:tabs>
+        <w:ind w:left="4320" w:hanging="360"/>
+      </w:pPr>
+      <w:rPr>
+        <w:rFonts w:ascii="Wingdings" w:hAnsi="Wingdings" w:hint="default"/>
+        <w:sz w:val="20"/>
+      </w:rPr>
+    </w:lvl>
+    <w:lvl w:ilvl="6" w:tentative="1">
+      <w:start w:val="1"/>
+      <w:numFmt w:val="bullet"/>
+      <w:lvlText w:val=""/>
+      <w:lvlJc w:val="left"/>
+      <w:pPr>
+        <w:tabs>
+          <w:tab w:val="num" w:pos="5040"/>
+        </w:tabs>
+        <w:ind w:left="5040" w:hanging="360"/>
+      </w:pPr>
+      <w:rPr>
+        <w:rFonts w:ascii="Wingdings" w:hAnsi="Wingdings" w:hint="default"/>
+        <w:sz w:val="20"/>
+      </w:rPr>
+    </w:lvl>
+    <w:lvl w:ilvl="7" w:tentative="1">
+      <w:start w:val="1"/>
+      <w:numFmt w:val="bullet"/>
+      <w:lvlText w:val=""/>
+      <w:lvlJc w:val="left"/>
+      <w:pPr>
+        <w:tabs>
+          <w:tab w:val="num" w:pos="5760"/>
+        </w:tabs>
+        <w:ind w:left="5760" w:hanging="360"/>
+      </w:pPr>
+      <w:rPr>
+        <w:rFonts w:ascii="Wingdings" w:hAnsi="Wingdings" w:hint="default"/>
+        <w:sz w:val="20"/>
+      </w:rPr>
+    </w:lvl>
+    <w:lvl w:ilvl="8" w:tentative="1">
+      <w:start w:val="1"/>
+      <w:numFmt w:val="bullet"/>
+      <w:lvlText w:val=""/>
+      <w:lvlJc w:val="left"/>
+      <w:pPr>
+        <w:tabs>
+          <w:tab w:val="num" w:pos="6480"/>
+        </w:tabs>
+        <w:ind w:left="6480" w:hanging="360"/>
+      </w:pPr>
+      <w:rPr>
+        <w:rFonts w:ascii="Wingdings" w:hAnsi="Wingdings" w:hint="default"/>
+        <w:sz w:val="20"/>
+      </w:rPr>
+    </w:lvl>
+  </w:abstractNum>
+  <w:abstractNum w:abstractNumId="6" w15:restartNumberingAfterBreak="0">
     <w:nsid w:val="52D3220E"/>
     <w:multiLevelType w:val="multilevel"/>
     <w:tmpl w:val="E5442186"/>
@@ -4284,7 +10432,7 @@
       </w:rPr>
     </w:lvl>
   </w:abstractNum>
-  <w:abstractNum w:abstractNumId="6" w15:restartNumberingAfterBreak="0">
+  <w:abstractNum w:abstractNumId="7" w15:restartNumberingAfterBreak="0">
     <w:nsid w:val="57786EA3"/>
     <w:multiLevelType w:val="multilevel"/>
     <w:tmpl w:val="859E9B26"/>
@@ -4397,7 +10545,7 @@
       </w:rPr>
     </w:lvl>
   </w:abstractNum>
-  <w:abstractNum w:abstractNumId="7" w15:restartNumberingAfterBreak="0">
+  <w:abstractNum w:abstractNumId="8" w15:restartNumberingAfterBreak="0">
     <w:nsid w:val="5AFF42D4"/>
     <w:multiLevelType w:val="multilevel"/>
     <w:tmpl w:val="E1F8A104"/>
@@ -4510,7 +10658,7 @@
       </w:rPr>
     </w:lvl>
   </w:abstractNum>
-  <w:abstractNum w:abstractNumId="8" w15:restartNumberingAfterBreak="0">
+  <w:abstractNum w:abstractNumId="9" w15:restartNumberingAfterBreak="0">
     <w:nsid w:val="6E7A0BAB"/>
     <w:multiLevelType w:val="multilevel"/>
     <w:tmpl w:val="E5442186"/>
@@ -4639,7 +10787,7 @@
       </w:rPr>
     </w:lvl>
   </w:abstractNum>
-  <w:abstractNum w:abstractNumId="9" w15:restartNumberingAfterBreak="0">
+  <w:abstractNum w:abstractNumId="10" w15:restartNumberingAfterBreak="0">
     <w:nsid w:val="73A266F8"/>
     <w:multiLevelType w:val="multilevel"/>
     <w:tmpl w:val="F0E63B48"/>
@@ -4759,28 +10907,31 @@
     <w:abstractNumId w:val="4"/>
   </w:num>
   <w:num w:numId="3" w16cid:durableId="1354727092">
-    <w:abstractNumId w:val="6"/>
+    <w:abstractNumId w:val="7"/>
   </w:num>
   <w:num w:numId="4" w16cid:durableId="334501388">
     <w:abstractNumId w:val="1"/>
   </w:num>
   <w:num w:numId="5" w16cid:durableId="1596476156">
-    <w:abstractNumId w:val="7"/>
+    <w:abstractNumId w:val="8"/>
   </w:num>
   <w:num w:numId="6" w16cid:durableId="1138719581">
     <w:abstractNumId w:val="3"/>
   </w:num>
   <w:num w:numId="7" w16cid:durableId="1416824206">
-    <w:abstractNumId w:val="9"/>
+    <w:abstractNumId w:val="10"/>
   </w:num>
   <w:num w:numId="8" w16cid:durableId="1500271801">
-    <w:abstractNumId w:val="5"/>
+    <w:abstractNumId w:val="6"/>
   </w:num>
   <w:num w:numId="9" w16cid:durableId="644579059">
     <w:abstractNumId w:val="2"/>
   </w:num>
   <w:num w:numId="10" w16cid:durableId="326632397">
-    <w:abstractNumId w:val="8"/>
+    <w:abstractNumId w:val="9"/>
+  </w:num>
+  <w:num w:numId="11" w16cid:durableId="546526562">
+    <w:abstractNumId w:val="5"/>
   </w:num>
 </w:numbering>
 </file>
@@ -5177,7 +11328,7 @@
   <w:style w:type="paragraph" w:default="1" w:styleId="Normal">
     <w:name w:val="Normal"/>
     <w:qFormat/>
-    <w:rsid w:val="00DC5BC2"/>
+    <w:rsid w:val="00FC0A26"/>
     <w:pPr>
       <w:spacing w:after="200" w:line="276" w:lineRule="auto"/>
     </w:pPr>
@@ -5371,14 +11522,15 @@
     <w:unhideWhenUsed/>
     <w:rsid w:val="00D54A78"/>
     <w:pPr>
-      <w:spacing w:before="360" w:after="360"/>
+      <w:spacing w:before="120" w:after="120"/>
     </w:pPr>
     <w:rPr>
-      <w:rFonts w:cs="Calibri"/>
+      <w:rFonts w:asciiTheme="minorHAnsi" w:hAnsiTheme="minorHAnsi" w:cstheme="minorHAnsi"/>
       <w:b/>
       <w:bCs/>
       <w:caps/>
-      <w:u w:val="single"/>
+      <w:sz w:val="20"/>
+      <w:szCs w:val="20"/>
     </w:rPr>
   </w:style>
   <w:style w:type="paragraph" w:styleId="TOC2">
@@ -5391,12 +11543,13 @@
     <w:rsid w:val="00D54A78"/>
     <w:pPr>
       <w:spacing w:after="0"/>
+      <w:ind w:left="220"/>
     </w:pPr>
     <w:rPr>
-      <w:rFonts w:cs="Calibri"/>
-      <w:b/>
-      <w:bCs/>
+      <w:rFonts w:asciiTheme="minorHAnsi" w:hAnsiTheme="minorHAnsi" w:cstheme="minorHAnsi"/>
       <w:smallCaps/>
+      <w:sz w:val="20"/>
+      <w:szCs w:val="20"/>
     </w:rPr>
   </w:style>
   <w:style w:type="paragraph" w:styleId="TOC3">
@@ -5409,10 +11562,14 @@
     <w:rsid w:val="00D54A78"/>
     <w:pPr>
       <w:spacing w:after="0"/>
+      <w:ind w:left="440"/>
     </w:pPr>
     <w:rPr>
-      <w:rFonts w:cs="Calibri"/>
-      <w:smallCaps/>
+      <w:rFonts w:asciiTheme="minorHAnsi" w:hAnsiTheme="minorHAnsi" w:cstheme="minorHAnsi"/>
+      <w:i/>
+      <w:iCs/>
+      <w:sz w:val="20"/>
+      <w:szCs w:val="20"/>
     </w:rPr>
   </w:style>
   <w:style w:type="paragraph" w:styleId="TOC4">
@@ -5425,9 +11582,12 @@
     <w:rsid w:val="00D54A78"/>
     <w:pPr>
       <w:spacing w:after="0"/>
+      <w:ind w:left="660"/>
     </w:pPr>
     <w:rPr>
-      <w:rFonts w:cs="Calibri"/>
+      <w:rFonts w:asciiTheme="minorHAnsi" w:hAnsiTheme="minorHAnsi" w:cstheme="minorHAnsi"/>
+      <w:sz w:val="18"/>
+      <w:szCs w:val="18"/>
     </w:rPr>
   </w:style>
   <w:style w:type="paragraph" w:styleId="TOC5">
@@ -5440,9 +11600,12 @@
     <w:rsid w:val="00D54A78"/>
     <w:pPr>
       <w:spacing w:after="0"/>
+      <w:ind w:left="880"/>
     </w:pPr>
     <w:rPr>
-      <w:rFonts w:cs="Calibri"/>
+      <w:rFonts w:asciiTheme="minorHAnsi" w:hAnsiTheme="minorHAnsi" w:cstheme="minorHAnsi"/>
+      <w:sz w:val="18"/>
+      <w:szCs w:val="18"/>
     </w:rPr>
   </w:style>
   <w:style w:type="paragraph" w:styleId="TOC6">
@@ -5455,9 +11618,12 @@
     <w:rsid w:val="00D54A78"/>
     <w:pPr>
       <w:spacing w:after="0"/>
+      <w:ind w:left="1100"/>
     </w:pPr>
     <w:rPr>
-      <w:rFonts w:cs="Calibri"/>
+      <w:rFonts w:asciiTheme="minorHAnsi" w:hAnsiTheme="minorHAnsi" w:cstheme="minorHAnsi"/>
+      <w:sz w:val="18"/>
+      <w:szCs w:val="18"/>
     </w:rPr>
   </w:style>
   <w:style w:type="paragraph" w:styleId="TOC7">
@@ -5470,9 +11636,12 @@
     <w:rsid w:val="00D54A78"/>
     <w:pPr>
       <w:spacing w:after="0"/>
+      <w:ind w:left="1320"/>
     </w:pPr>
     <w:rPr>
-      <w:rFonts w:cs="Calibri"/>
+      <w:rFonts w:asciiTheme="minorHAnsi" w:hAnsiTheme="minorHAnsi" w:cstheme="minorHAnsi"/>
+      <w:sz w:val="18"/>
+      <w:szCs w:val="18"/>
     </w:rPr>
   </w:style>
   <w:style w:type="paragraph" w:styleId="TOC8">
@@ -5485,9 +11654,12 @@
     <w:rsid w:val="00D54A78"/>
     <w:pPr>
       <w:spacing w:after="0"/>
+      <w:ind w:left="1540"/>
     </w:pPr>
     <w:rPr>
-      <w:rFonts w:cs="Calibri"/>
+      <w:rFonts w:asciiTheme="minorHAnsi" w:hAnsiTheme="minorHAnsi" w:cstheme="minorHAnsi"/>
+      <w:sz w:val="18"/>
+      <w:szCs w:val="18"/>
     </w:rPr>
   </w:style>
   <w:style w:type="paragraph" w:styleId="TOC9">
@@ -5500,9 +11672,12 @@
     <w:rsid w:val="00D54A78"/>
     <w:pPr>
       <w:spacing w:after="0"/>
+      <w:ind w:left="1760"/>
     </w:pPr>
     <w:rPr>
-      <w:rFonts w:cs="Calibri"/>
+      <w:rFonts w:asciiTheme="minorHAnsi" w:hAnsiTheme="minorHAnsi" w:cstheme="minorHAnsi"/>
+      <w:sz w:val="18"/>
+      <w:szCs w:val="18"/>
     </w:rPr>
   </w:style>
   <w:style w:type="character" w:customStyle="1" w:styleId="Heading1Char">
@@ -5953,4 +12128,16 @@
     </a:ext>
   </a:extLst>
 </a:theme>
+</file>
+
+<file path=customXml/item1.xml><?xml version="1.0" encoding="utf-8"?>
+<b:Sources xmlns:b="http://schemas.openxmlformats.org/officeDocument/2006/bibliography" xmlns="http://schemas.openxmlformats.org/officeDocument/2006/bibliography" SelectedStyle="\APASixthEditionOfficeOnline.xsl" StyleName="APA" Version="6"/>
+</file>
+
+<file path=customXml/itemProps1.xml><?xml version="1.0" encoding="utf-8"?>
+<ds:datastoreItem xmlns:ds="http://schemas.openxmlformats.org/officeDocument/2006/customXml" ds:itemID="{BCCBDAE4-84E2-4BCD-8952-71B65C195229}">
+  <ds:schemaRefs>
+    <ds:schemaRef ds:uri="http://schemas.openxmlformats.org/officeDocument/2006/bibliography"/>
+  </ds:schemaRefs>
+</ds:datastoreItem>
 </file>